--- a/Sups/SupplementaryMethods.docx
+++ b/Sups/SupplementaryMethods.docx
@@ -4,7 +4,7 @@
   <w:body>
     <w:p>
       <w:pPr>
-        <w:pStyle w:val="NoSpacing"/>
+        <w:pStyle w:val="SemEspaamento"/>
         <w:jc w:val="both"/>
       </w:pPr>
       <w:r>
@@ -169,8 +169,9 @@
           <w:vertAlign w:val="superscript"/>
           <w:lang w:val="pt-PT"/>
         </w:rPr>
-        <w:t>1,2</w:t>
-      </w:r>
+        <w:t>1,</w:t>
+      </w:r>
+      <w:proofErr w:type="gramStart"/>
       <w:r>
         <w:rPr>
           <w:rFonts w:cs="Arial"/>
@@ -179,6 +180,16 @@
           <w:vertAlign w:val="superscript"/>
           <w:lang w:val="pt-PT"/>
         </w:rPr>
+        <w:t>2</w:t>
+      </w:r>
+      <w:r>
+        <w:rPr>
+          <w:rFonts w:cs="Arial"/>
+          <w:sz w:val="24"/>
+          <w:szCs w:val="24"/>
+          <w:vertAlign w:val="superscript"/>
+          <w:lang w:val="pt-PT"/>
+        </w:rPr>
         <w:t>,</w:t>
       </w:r>
       <w:r>
@@ -190,6 +201,7 @@
         </w:rPr>
         <w:t>*</w:t>
       </w:r>
+      <w:proofErr w:type="gramEnd"/>
       <w:r>
         <w:rPr>
           <w:rFonts w:cs="Arial"/>
@@ -253,7 +265,7 @@
       <w:commentRangeEnd w:id="0"/>
       <w:r>
         <w:rPr>
-          <w:rStyle w:val="CommentReference"/>
+          <w:rStyle w:val="Refdecomentrio"/>
           <w:rFonts w:cs="Arial"/>
           <w:sz w:val="24"/>
           <w:szCs w:val="24"/>
@@ -264,7 +276,7 @@
       <w:commentRangeEnd w:id="1"/>
       <w:r>
         <w:rPr>
-          <w:rStyle w:val="CommentReference"/>
+          <w:rStyle w:val="Refdecomentrio"/>
           <w:rFonts w:cs="Arial"/>
           <w:sz w:val="24"/>
           <w:szCs w:val="24"/>
@@ -309,7 +321,27 @@
           <w:szCs w:val="24"/>
           <w:lang w:val="pt-PT"/>
         </w:rPr>
-        <w:t xml:space="preserve"> Gulbenkian Institute for Molecular Medicine, 1649-0</w:t>
+        <w:t xml:space="preserve"> Gulbenkian </w:t>
+      </w:r>
+      <w:proofErr w:type="spellStart"/>
+      <w:r>
+        <w:rPr>
+          <w:rFonts w:cs="Arial"/>
+          <w:sz w:val="24"/>
+          <w:szCs w:val="24"/>
+          <w:lang w:val="pt-PT"/>
+        </w:rPr>
+        <w:t>Institute</w:t>
+      </w:r>
+      <w:proofErr w:type="spellEnd"/>
+      <w:r>
+        <w:rPr>
+          <w:rFonts w:cs="Arial"/>
+          <w:sz w:val="24"/>
+          <w:szCs w:val="24"/>
+          <w:lang w:val="pt-PT"/>
+        </w:rPr>
+        <w:t xml:space="preserve"> for Molecular Medicine, 1649-0</w:t>
       </w:r>
       <w:r>
         <w:rPr>
@@ -327,7 +359,27 @@
           <w:szCs w:val="24"/>
           <w:lang w:val="pt-PT"/>
         </w:rPr>
-        <w:t xml:space="preserve"> Lisbon, Portugal</w:t>
+        <w:t xml:space="preserve"> </w:t>
+      </w:r>
+      <w:proofErr w:type="spellStart"/>
+      <w:r>
+        <w:rPr>
+          <w:rFonts w:cs="Arial"/>
+          <w:sz w:val="24"/>
+          <w:szCs w:val="24"/>
+          <w:lang w:val="pt-PT"/>
+        </w:rPr>
+        <w:t>Lisbon</w:t>
+      </w:r>
+      <w:proofErr w:type="spellEnd"/>
+      <w:r>
+        <w:rPr>
+          <w:rFonts w:cs="Arial"/>
+          <w:sz w:val="24"/>
+          <w:szCs w:val="24"/>
+          <w:lang w:val="pt-PT"/>
+        </w:rPr>
+        <w:t>, Portugal</w:t>
       </w:r>
     </w:p>
     <w:p>
@@ -357,7 +409,27 @@
           <w:szCs w:val="24"/>
           <w:lang w:val="pt-PT"/>
         </w:rPr>
-        <w:t xml:space="preserve"> Faculdade de Medicina, Universidade de Lisboa, 1649-028 Lisbon, Portugal</w:t>
+        <w:t xml:space="preserve"> Faculdade de Medicina, Universidade de Lisboa, 1649-028 </w:t>
+      </w:r>
+      <w:proofErr w:type="spellStart"/>
+      <w:r>
+        <w:rPr>
+          <w:rFonts w:cs="Arial"/>
+          <w:sz w:val="24"/>
+          <w:szCs w:val="24"/>
+          <w:lang w:val="pt-PT"/>
+        </w:rPr>
+        <w:t>Lisbon</w:t>
+      </w:r>
+      <w:proofErr w:type="spellEnd"/>
+      <w:r>
+        <w:rPr>
+          <w:rFonts w:cs="Arial"/>
+          <w:sz w:val="24"/>
+          <w:szCs w:val="24"/>
+          <w:lang w:val="pt-PT"/>
+        </w:rPr>
+        <w:t>, Portugal</w:t>
       </w:r>
     </w:p>
     <w:p>
@@ -389,14 +461,85 @@
         </w:rPr>
         <w:t xml:space="preserve"> </w:t>
       </w:r>
-      <w:r>
-        <w:rPr>
-          <w:rFonts w:cs="Arial"/>
-          <w:sz w:val="24"/>
-          <w:szCs w:val="24"/>
-          <w:lang w:val="pt-PT"/>
-        </w:rPr>
-        <w:t>Comprehensive Health Research Centre (CHRC), NOVA Medical School|Faculdade de Ciências Médicas, NMS|FCM, Universidade NOVA de Lisboa, 1169-056 Lisbon, Portugal</w:t>
+      <w:proofErr w:type="spellStart"/>
+      <w:r>
+        <w:rPr>
+          <w:rFonts w:cs="Arial"/>
+          <w:sz w:val="24"/>
+          <w:szCs w:val="24"/>
+          <w:lang w:val="pt-PT"/>
+        </w:rPr>
+        <w:t>Comprehensive</w:t>
+      </w:r>
+      <w:proofErr w:type="spellEnd"/>
+      <w:r>
+        <w:rPr>
+          <w:rFonts w:cs="Arial"/>
+          <w:sz w:val="24"/>
+          <w:szCs w:val="24"/>
+          <w:lang w:val="pt-PT"/>
+        </w:rPr>
+        <w:t xml:space="preserve"> </w:t>
+      </w:r>
+      <w:proofErr w:type="spellStart"/>
+      <w:r>
+        <w:rPr>
+          <w:rFonts w:cs="Arial"/>
+          <w:sz w:val="24"/>
+          <w:szCs w:val="24"/>
+          <w:lang w:val="pt-PT"/>
+        </w:rPr>
+        <w:t>Health</w:t>
+      </w:r>
+      <w:proofErr w:type="spellEnd"/>
+      <w:r>
+        <w:rPr>
+          <w:rFonts w:cs="Arial"/>
+          <w:sz w:val="24"/>
+          <w:szCs w:val="24"/>
+          <w:lang w:val="pt-PT"/>
+        </w:rPr>
+        <w:t xml:space="preserve"> Research Centre (CHRC), NOVA Medical </w:t>
+      </w:r>
+      <w:proofErr w:type="spellStart"/>
+      <w:r>
+        <w:rPr>
+          <w:rFonts w:cs="Arial"/>
+          <w:sz w:val="24"/>
+          <w:szCs w:val="24"/>
+          <w:lang w:val="pt-PT"/>
+        </w:rPr>
+        <w:t>School|Faculdade</w:t>
+      </w:r>
+      <w:proofErr w:type="spellEnd"/>
+      <w:r>
+        <w:rPr>
+          <w:rFonts w:cs="Arial"/>
+          <w:sz w:val="24"/>
+          <w:szCs w:val="24"/>
+          <w:lang w:val="pt-PT"/>
+        </w:rPr>
+        <w:t xml:space="preserve"> de Ciências Médicas, NMS|FCM, Universidade NOVA de Lisboa, 1169-056 </w:t>
+      </w:r>
+      <w:proofErr w:type="spellStart"/>
+      <w:r>
+        <w:rPr>
+          <w:rFonts w:cs="Arial"/>
+          <w:sz w:val="24"/>
+          <w:szCs w:val="24"/>
+          <w:lang w:val="pt-PT"/>
+        </w:rPr>
+        <w:t>Lisbon</w:t>
+      </w:r>
+      <w:proofErr w:type="spellEnd"/>
+      <w:r>
+        <w:rPr>
+          <w:rFonts w:cs="Arial"/>
+          <w:sz w:val="24"/>
+          <w:szCs w:val="24"/>
+          <w:lang w:val="pt-PT"/>
+        </w:rPr>
+        <w:t>, Portugal</w:t>
       </w:r>
     </w:p>
     <w:p>
@@ -419,7 +562,7 @@
       <w:hyperlink r:id="rId9" w:history="1">
         <w:r>
           <w:rPr>
-            <w:rStyle w:val="Hyperlink"/>
+            <w:rStyle w:val="Hiperligao"/>
             <w:rFonts w:cs="Arial"/>
             <w:sz w:val="24"/>
             <w:szCs w:val="24"/>
@@ -538,7 +681,7 @@
     </w:p>
     <w:p>
       <w:pPr>
-        <w:pStyle w:val="Heading1"/>
+        <w:pStyle w:val="Ttulo1"/>
       </w:pPr>
       <w:r>
         <w:t>Supplementary Data</w:t>
@@ -546,7 +689,7 @@
     </w:p>
     <w:p>
       <w:pPr>
-        <w:pStyle w:val="Heading2"/>
+        <w:pStyle w:val="Ttulo2"/>
       </w:pPr>
       <w:commentRangeStart w:id="2"/>
       <w:commentRangeStart w:id="3"/>
@@ -571,7 +714,7 @@
       <w:commentRangeEnd w:id="2"/>
       <w:r>
         <w:rPr>
-          <w:rStyle w:val="CommentReference"/>
+          <w:rStyle w:val="Refdecomentrio"/>
           <w:sz w:val="32"/>
           <w:szCs w:val="32"/>
         </w:rPr>
@@ -580,7 +723,7 @@
       <w:commentRangeEnd w:id="3"/>
       <w:r>
         <w:rPr>
-          <w:rStyle w:val="CommentReference"/>
+          <w:rStyle w:val="Refdecomentrio"/>
           <w:sz w:val="32"/>
           <w:szCs w:val="32"/>
         </w:rPr>
@@ -867,23 +1010,23 @@
           <w:sz w:val="24"/>
           <w:szCs w:val="24"/>
         </w:rPr>
-        <w:t> (schematic shown in Figure 2A</w:t>
-      </w:r>
-      <w:r>
-        <w:rPr>
-          <w:rFonts w:ascii="Arial" w:hAnsi="Arial" w:cs="Arial"/>
-          <w:sz w:val="24"/>
-          <w:szCs w:val="24"/>
-        </w:rPr>
-        <w:t>,B</w:t>
-      </w:r>
-      <w:r>
-        <w:rPr>
-          <w:rFonts w:ascii="Arial" w:hAnsi="Arial" w:cs="Arial"/>
-          <w:sz w:val="24"/>
-          <w:szCs w:val="24"/>
-        </w:rPr>
-        <w:t>; v. Methods).</w:t>
+        <w:t> (</w:t>
+      </w:r>
+      <w:r>
+        <w:rPr>
+          <w:rFonts w:ascii="Arial" w:hAnsi="Arial" w:cs="Arial"/>
+          <w:sz w:val="24"/>
+          <w:szCs w:val="24"/>
+        </w:rPr>
+        <w:t>Supplementary Figures 2, 3A</w:t>
+      </w:r>
+      <w:r>
+        <w:rPr>
+          <w:rFonts w:ascii="Arial" w:hAnsi="Arial" w:cs="Arial"/>
+          <w:sz w:val="24"/>
+          <w:szCs w:val="24"/>
+        </w:rPr>
+        <w:t>).</w:t>
       </w:r>
       <w:commentRangeStart w:id="4"/>
       <w:commentRangeStart w:id="5"/>
@@ -899,7 +1042,7 @@
       <w:commentRangeEnd w:id="4"/>
       <w:r>
         <w:rPr>
-          <w:rStyle w:val="CommentReference"/>
+          <w:rStyle w:val="Refdecomentrio"/>
           <w:rFonts w:ascii="Arial" w:hAnsi="Arial" w:cs="Arial"/>
           <w:sz w:val="24"/>
           <w:szCs w:val="24"/>
@@ -909,7 +1052,7 @@
       <w:commentRangeEnd w:id="5"/>
       <w:r>
         <w:rPr>
-          <w:rStyle w:val="CommentReference"/>
+          <w:rStyle w:val="Refdecomentrio"/>
           <w:rFonts w:ascii="Arial" w:hAnsi="Arial" w:cs="Arial"/>
           <w:sz w:val="24"/>
           <w:szCs w:val="24"/>
@@ -954,7 +1097,23 @@
           <w:sz w:val="24"/>
           <w:szCs w:val="24"/>
         </w:rPr>
-        <w:t xml:space="preserve"> demonstrated that fragmentation patterns depended only on the input expression, confirming equivalence of SG and WC fragmentation profiles (Supplementary Figure 2).</w:t>
+        <w:t xml:space="preserve"> demonstrated that fragmentation patterns depended only on the input expression, confirming equivalence of SG and WC fragmentation profiles (Supplementary Figure </w:t>
+      </w:r>
+      <w:r>
+        <w:rPr>
+          <w:rFonts w:ascii="Arial" w:hAnsi="Arial" w:cs="Arial"/>
+          <w:sz w:val="24"/>
+          <w:szCs w:val="24"/>
+        </w:rPr>
+        <w:t>3B</w:t>
+      </w:r>
+      <w:r>
+        <w:rPr>
+          <w:rFonts w:ascii="Arial" w:hAnsi="Arial" w:cs="Arial"/>
+          <w:sz w:val="24"/>
+          <w:szCs w:val="24"/>
+        </w:rPr>
+        <w:t>).</w:t>
       </w:r>
       <w:r>
         <w:rPr>
@@ -970,7 +1129,39 @@
           <w:sz w:val="24"/>
           <w:szCs w:val="24"/>
         </w:rPr>
-        <w:t xml:space="preserve">Finally, we simulated WC and SG samples by drawing reads from the full WC transcriptome, with SG samples representing a 10% subset of that expression. These simulated SG transcriptomes exhibited a negative length bias, in contrast to the positive bias in DC-purified SG transcriptomes (Figure 2C). This </w:t>
+        <w:t>Finally, we simulated WC and SG samples by drawing reads from the full WC transcriptome, with SG samples representing a 10% subset of that expression. These simulated SG transcriptomes exhibited a negative length bias, in contrast to the positive bias in DC-purified SG transcriptomes (</w:t>
+      </w:r>
+      <w:r>
+        <w:rPr>
+          <w:rFonts w:ascii="Arial" w:hAnsi="Arial" w:cs="Arial"/>
+          <w:sz w:val="24"/>
+          <w:szCs w:val="24"/>
+        </w:rPr>
+        <w:t xml:space="preserve">Supplementary </w:t>
+      </w:r>
+      <w:r>
+        <w:rPr>
+          <w:rFonts w:ascii="Arial" w:hAnsi="Arial" w:cs="Arial"/>
+          <w:sz w:val="24"/>
+          <w:szCs w:val="24"/>
+        </w:rPr>
+        <w:t xml:space="preserve">Figure </w:t>
+      </w:r>
+      <w:r>
+        <w:rPr>
+          <w:rFonts w:ascii="Arial" w:hAnsi="Arial" w:cs="Arial"/>
+          <w:sz w:val="24"/>
+          <w:szCs w:val="24"/>
+        </w:rPr>
+        <w:t>3C</w:t>
+      </w:r>
+      <w:r>
+        <w:rPr>
+          <w:rFonts w:ascii="Arial" w:hAnsi="Arial" w:cs="Arial"/>
+          <w:sz w:val="24"/>
+          <w:szCs w:val="24"/>
+        </w:rPr>
+        <w:t xml:space="preserve">). This </w:t>
       </w:r>
       <w:r>
         <w:rPr>
@@ -1129,7 +1320,39 @@
           <w:sz w:val="24"/>
           <w:szCs w:val="24"/>
         </w:rPr>
-        <w:t xml:space="preserve"> (Figure 2D). </w:t>
+        <w:t xml:space="preserve"> (</w:t>
+      </w:r>
+      <w:r>
+        <w:rPr>
+          <w:rFonts w:ascii="Arial" w:hAnsi="Arial" w:cs="Arial"/>
+          <w:sz w:val="24"/>
+          <w:szCs w:val="24"/>
+        </w:rPr>
+        <w:t xml:space="preserve">Supplementary </w:t>
+      </w:r>
+      <w:r>
+        <w:rPr>
+          <w:rFonts w:ascii="Arial" w:hAnsi="Arial" w:cs="Arial"/>
+          <w:sz w:val="24"/>
+          <w:szCs w:val="24"/>
+        </w:rPr>
+        <w:t xml:space="preserve">Figure </w:t>
+      </w:r>
+      <w:r>
+        <w:rPr>
+          <w:rFonts w:ascii="Arial" w:hAnsi="Arial" w:cs="Arial"/>
+          <w:sz w:val="24"/>
+          <w:szCs w:val="24"/>
+        </w:rPr>
+        <w:t>3</w:t>
+      </w:r>
+      <w:r>
+        <w:rPr>
+          <w:rFonts w:ascii="Arial" w:hAnsi="Arial" w:cs="Arial"/>
+          <w:sz w:val="24"/>
+          <w:szCs w:val="24"/>
+        </w:rPr>
+        <w:t xml:space="preserve">D). </w:t>
       </w:r>
     </w:p>
     <w:p>
@@ -1201,7 +1424,7 @@
     </w:p>
     <w:p>
       <w:pPr>
-        <w:pStyle w:val="Heading1"/>
+        <w:pStyle w:val="Ttulo1"/>
       </w:pPr>
       <w:r>
         <w:t>Supplementary Figures</w:t>
@@ -1417,7 +1640,25 @@
           <w:sz w:val="20"/>
           <w:szCs w:val="20"/>
         </w:rPr>
-        <w:t xml:space="preserve"> (X-Axis) cell lines exposed to oxidative stress through arsenite;  genes as circles, density contour lines in dark red, </w:t>
+        <w:t xml:space="preserve"> (X-Axis) cell lines exposed to oxidative stress through </w:t>
+      </w:r>
+      <w:proofErr w:type="spellStart"/>
+      <w:r>
+        <w:rPr>
+          <w:rFonts w:ascii="Arial" w:hAnsi="Arial" w:cs="Arial"/>
+          <w:sz w:val="20"/>
+          <w:szCs w:val="20"/>
+        </w:rPr>
+        <w:t>arsenite</w:t>
+      </w:r>
+      <w:proofErr w:type="spellEnd"/>
+      <w:r>
+        <w:rPr>
+          <w:rFonts w:ascii="Arial" w:hAnsi="Arial" w:cs="Arial"/>
+          <w:sz w:val="20"/>
+          <w:szCs w:val="20"/>
+        </w:rPr>
+        <w:t xml:space="preserve">;  genes as circles, density contour lines in dark red, </w:t>
       </w:r>
       <w:r>
         <w:rPr>
@@ -1652,7 +1893,27 @@
           <w:sz w:val="20"/>
           <w:szCs w:val="20"/>
         </w:rPr>
-        <w:t xml:space="preserve">exposed to oxidative stress through arsenite. </w:t>
+        <w:t xml:space="preserve">exposed to oxidative stress through </w:t>
+      </w:r>
+      <w:proofErr w:type="spellStart"/>
+      <w:r>
+        <w:rPr>
+          <w:rFonts w:ascii="Arial" w:hAnsi="Arial" w:cs="Arial"/>
+          <w:color w:val="000000" w:themeColor="text1"/>
+          <w:sz w:val="20"/>
+          <w:szCs w:val="20"/>
+        </w:rPr>
+        <w:t>arsenite</w:t>
+      </w:r>
+      <w:proofErr w:type="spellEnd"/>
+      <w:r>
+        <w:rPr>
+          <w:rFonts w:ascii="Arial" w:hAnsi="Arial" w:cs="Arial"/>
+          <w:color w:val="000000" w:themeColor="text1"/>
+          <w:sz w:val="20"/>
+          <w:szCs w:val="20"/>
+        </w:rPr>
+        <w:t xml:space="preserve">. </w:t>
       </w:r>
       <w:r>
         <w:rPr>
@@ -1868,7 +2129,7 @@
           <w:noProof/>
         </w:rPr>
         <w:drawing>
-          <wp:inline distT="0" distB="0" distL="0" distR="0" wp14:anchorId="3BEAEE28" wp14:editId="04035C1E">
+          <wp:inline distT="0" distB="0" distL="0" distR="0" wp14:anchorId="3BEAEE28" wp14:editId="2D0BCB52">
             <wp:extent cx="5731510" cy="3696335"/>
             <wp:effectExtent l="0" t="0" r="0" b="0"/>
             <wp:docPr id="2016372262" name="Picture 2"/>
@@ -2112,7 +2373,634 @@
           <w:szCs w:val="20"/>
           <w:lang w:val="en-GB"/>
         </w:rPr>
-        <w:t xml:space="preserve">Supplementary </w:t>
+        <w:t>Supplementary Figure 3. Transcriptomes of DC-isolated SGs show no evidence for RNA fragmentation-associated sampling bias.</w:t>
+      </w:r>
+      <w:r>
+        <w:rPr>
+          <w:rFonts w:ascii="Arial" w:eastAsiaTheme="minorHAnsi" w:hAnsi="Arial" w:cs="Arial"/>
+          <w:kern w:val="0"/>
+          <w:sz w:val="20"/>
+          <w:szCs w:val="20"/>
+          <w:lang w:val="en-GB"/>
+        </w:rPr>
+        <w:t xml:space="preserve"> (A) Relative distribution (density) of fragment</w:t>
+      </w:r>
+      <w:r>
+        <w:rPr>
+          <w:rFonts w:ascii="Arial" w:eastAsiaTheme="minorHAnsi" w:hAnsi="Arial" w:cs="Arial"/>
+          <w:kern w:val="0"/>
+          <w:sz w:val="20"/>
+          <w:szCs w:val="20"/>
+          <w:lang w:val="en-GB"/>
+        </w:rPr>
+        <w:t xml:space="preserve"> </w:t>
+      </w:r>
+      <w:r>
+        <w:rPr>
+          <w:rFonts w:ascii="Arial" w:eastAsiaTheme="minorHAnsi" w:hAnsi="Arial" w:cs="Arial"/>
+          <w:kern w:val="0"/>
+          <w:sz w:val="20"/>
+          <w:szCs w:val="20"/>
+          <w:lang w:val="en-GB"/>
+        </w:rPr>
+        <w:t>length (</w:t>
+      </w:r>
+      <w:proofErr w:type="spellStart"/>
+      <w:r>
+        <w:rPr>
+          <w:rFonts w:ascii="Arial" w:eastAsiaTheme="minorHAnsi" w:hAnsi="Arial" w:cs="Arial"/>
+          <w:kern w:val="0"/>
+          <w:sz w:val="20"/>
+          <w:szCs w:val="20"/>
+          <w:lang w:val="en-GB"/>
+        </w:rPr>
+        <w:t>nt</w:t>
+      </w:r>
+      <w:proofErr w:type="spellEnd"/>
+      <w:r>
+        <w:rPr>
+          <w:rFonts w:ascii="Arial" w:eastAsiaTheme="minorHAnsi" w:hAnsi="Arial" w:cs="Arial"/>
+          <w:kern w:val="0"/>
+          <w:sz w:val="20"/>
+          <w:szCs w:val="20"/>
+          <w:lang w:val="en-GB"/>
+        </w:rPr>
+        <w:t>) in original samples [28] RNA-</w:t>
+      </w:r>
+      <w:proofErr w:type="spellStart"/>
+      <w:r>
+        <w:rPr>
+          <w:rFonts w:ascii="Arial" w:eastAsiaTheme="minorHAnsi" w:hAnsi="Arial" w:cs="Arial"/>
+          <w:kern w:val="0"/>
+          <w:sz w:val="20"/>
+          <w:szCs w:val="20"/>
+          <w:lang w:val="en-GB"/>
+        </w:rPr>
+        <w:t>seq</w:t>
+      </w:r>
+      <w:proofErr w:type="spellEnd"/>
+      <w:r>
+        <w:rPr>
+          <w:rFonts w:ascii="Arial" w:eastAsiaTheme="minorHAnsi" w:hAnsi="Arial" w:cs="Arial"/>
+          <w:kern w:val="0"/>
+          <w:sz w:val="20"/>
+          <w:szCs w:val="20"/>
+          <w:lang w:val="en-GB"/>
+        </w:rPr>
+        <w:t xml:space="preserve"> (Left) and simulated samples (Right).</w:t>
+      </w:r>
+      <w:r>
+        <w:rPr>
+          <w:rFonts w:ascii="Arial" w:eastAsiaTheme="minorHAnsi" w:hAnsi="Arial" w:cs="Arial"/>
+          <w:kern w:val="0"/>
+          <w:sz w:val="20"/>
+          <w:szCs w:val="20"/>
+          <w:lang w:val="en-GB"/>
+        </w:rPr>
+        <w:t xml:space="preserve"> </w:t>
+      </w:r>
+      <w:r>
+        <w:rPr>
+          <w:rFonts w:ascii="Arial" w:eastAsiaTheme="minorHAnsi" w:hAnsi="Arial" w:cs="Arial"/>
+          <w:kern w:val="0"/>
+          <w:sz w:val="20"/>
+          <w:szCs w:val="20"/>
+          <w:lang w:val="en-GB"/>
+        </w:rPr>
+        <w:t>(B) Relative distribution (density) of representative RNA fragment length (</w:t>
+      </w:r>
+      <w:proofErr w:type="spellStart"/>
+      <w:r>
+        <w:rPr>
+          <w:rFonts w:ascii="Arial" w:eastAsiaTheme="minorHAnsi" w:hAnsi="Arial" w:cs="Arial"/>
+          <w:kern w:val="0"/>
+          <w:sz w:val="20"/>
+          <w:szCs w:val="20"/>
+          <w:lang w:val="en-GB"/>
+        </w:rPr>
+        <w:t>nt</w:t>
+      </w:r>
+      <w:proofErr w:type="spellEnd"/>
+      <w:r>
+        <w:rPr>
+          <w:rFonts w:ascii="Arial" w:eastAsiaTheme="minorHAnsi" w:hAnsi="Arial" w:cs="Arial"/>
+          <w:kern w:val="0"/>
+          <w:sz w:val="20"/>
+          <w:szCs w:val="20"/>
+          <w:lang w:val="en-GB"/>
+        </w:rPr>
+        <w:t>) in simulated</w:t>
+      </w:r>
+      <w:r>
+        <w:rPr>
+          <w:rFonts w:ascii="Arial" w:eastAsiaTheme="minorHAnsi" w:hAnsi="Arial" w:cs="Arial"/>
+          <w:kern w:val="0"/>
+          <w:sz w:val="20"/>
+          <w:szCs w:val="20"/>
+          <w:lang w:val="en-GB"/>
+        </w:rPr>
+        <w:t xml:space="preserve"> </w:t>
+      </w:r>
+      <w:r>
+        <w:rPr>
+          <w:rFonts w:ascii="Arial" w:eastAsiaTheme="minorHAnsi" w:hAnsi="Arial" w:cs="Arial"/>
+          <w:kern w:val="0"/>
+          <w:sz w:val="20"/>
+          <w:szCs w:val="20"/>
+          <w:lang w:val="en-GB"/>
+        </w:rPr>
+        <w:t>samples, using WC (Left) or SG (Right) expression as basis, and WC or SG fragmentation</w:t>
+      </w:r>
+      <w:r>
+        <w:rPr>
+          <w:rFonts w:ascii="Arial" w:eastAsiaTheme="minorHAnsi" w:hAnsi="Arial" w:cs="Arial"/>
+          <w:kern w:val="0"/>
+          <w:sz w:val="20"/>
+          <w:szCs w:val="20"/>
+          <w:lang w:val="en-GB"/>
+        </w:rPr>
+        <w:t xml:space="preserve"> </w:t>
+      </w:r>
+      <w:r>
+        <w:rPr>
+          <w:rFonts w:ascii="Arial" w:eastAsiaTheme="minorHAnsi" w:hAnsi="Arial" w:cs="Arial"/>
+          <w:kern w:val="0"/>
+          <w:sz w:val="20"/>
+          <w:szCs w:val="20"/>
+          <w:lang w:val="en-GB"/>
+        </w:rPr>
+        <w:t>distributions as basis. (C) Scatter plot of t-statistics of DGEA between SG and</w:t>
+      </w:r>
+      <w:r>
+        <w:rPr>
+          <w:rFonts w:ascii="Arial" w:eastAsiaTheme="minorHAnsi" w:hAnsi="Arial" w:cs="Arial"/>
+          <w:kern w:val="0"/>
+          <w:sz w:val="20"/>
+          <w:szCs w:val="20"/>
+          <w:lang w:val="en-GB"/>
+        </w:rPr>
+        <w:t xml:space="preserve"> </w:t>
+      </w:r>
+      <w:r>
+        <w:rPr>
+          <w:rFonts w:ascii="Arial" w:eastAsiaTheme="minorHAnsi" w:hAnsi="Arial" w:cs="Arial"/>
+          <w:kern w:val="0"/>
+          <w:sz w:val="20"/>
+          <w:szCs w:val="20"/>
+          <w:lang w:val="en-GB"/>
+        </w:rPr>
+        <w:t>WC simulated</w:t>
+      </w:r>
+      <w:r>
+        <w:rPr>
+          <w:rFonts w:ascii="Arial" w:eastAsiaTheme="minorHAnsi" w:hAnsi="Arial" w:cs="Arial"/>
+          <w:kern w:val="0"/>
+          <w:sz w:val="20"/>
+          <w:szCs w:val="20"/>
+          <w:lang w:val="en-GB"/>
+        </w:rPr>
+        <w:t xml:space="preserve"> </w:t>
+      </w:r>
+      <w:r>
+        <w:rPr>
+          <w:rFonts w:ascii="Arial" w:eastAsiaTheme="minorHAnsi" w:hAnsi="Arial" w:cs="Arial"/>
+          <w:kern w:val="0"/>
+          <w:sz w:val="20"/>
+          <w:szCs w:val="20"/>
+          <w:lang w:val="en-GB"/>
+        </w:rPr>
+        <w:t>samples (Y-Axis) and representative RNA transcript length (</w:t>
+      </w:r>
+      <w:proofErr w:type="spellStart"/>
+      <w:r>
+        <w:rPr>
+          <w:rFonts w:ascii="Arial" w:eastAsiaTheme="minorHAnsi" w:hAnsi="Arial" w:cs="Arial"/>
+          <w:kern w:val="0"/>
+          <w:sz w:val="20"/>
+          <w:szCs w:val="20"/>
+          <w:lang w:val="en-GB"/>
+        </w:rPr>
+        <w:t>nt</w:t>
+      </w:r>
+      <w:proofErr w:type="spellEnd"/>
+      <w:r>
+        <w:rPr>
+          <w:rFonts w:ascii="Arial" w:eastAsiaTheme="minorHAnsi" w:hAnsi="Arial" w:cs="Arial"/>
+          <w:kern w:val="0"/>
+          <w:sz w:val="20"/>
+          <w:szCs w:val="20"/>
+          <w:lang w:val="en-GB"/>
+        </w:rPr>
+        <w:t>) (X-Axis, log scale); genes as</w:t>
+      </w:r>
+      <w:r>
+        <w:rPr>
+          <w:rFonts w:ascii="Arial" w:eastAsiaTheme="minorHAnsi" w:hAnsi="Arial" w:cs="Arial"/>
+          <w:kern w:val="0"/>
+          <w:sz w:val="20"/>
+          <w:szCs w:val="20"/>
+          <w:lang w:val="en-GB"/>
+        </w:rPr>
+        <w:t xml:space="preserve"> </w:t>
+      </w:r>
+      <w:r>
+        <w:rPr>
+          <w:rFonts w:ascii="Arial" w:eastAsiaTheme="minorHAnsi" w:hAnsi="Arial" w:cs="Arial"/>
+          <w:kern w:val="0"/>
+          <w:sz w:val="20"/>
+          <w:szCs w:val="20"/>
+          <w:lang w:val="en-GB"/>
+        </w:rPr>
+        <w:t>circles, density contour lines in dark red, Spearman’s correlation coefficient ρ and associated</w:t>
+      </w:r>
+      <w:r>
+        <w:rPr>
+          <w:rFonts w:ascii="Arial" w:eastAsiaTheme="minorHAnsi" w:hAnsi="Arial" w:cs="Arial"/>
+          <w:kern w:val="0"/>
+          <w:sz w:val="20"/>
+          <w:szCs w:val="20"/>
+          <w:lang w:val="en-GB"/>
+        </w:rPr>
+        <w:t xml:space="preserve"> </w:t>
+      </w:r>
+      <w:r>
+        <w:rPr>
+          <w:rFonts w:ascii="Arial" w:eastAsiaTheme="minorHAnsi" w:hAnsi="Arial" w:cs="Arial"/>
+          <w:kern w:val="0"/>
+          <w:sz w:val="20"/>
+          <w:szCs w:val="20"/>
+          <w:lang w:val="en-GB"/>
+        </w:rPr>
+        <w:t>test’s p-value are also shown. The original WC expression</w:t>
+      </w:r>
+      <w:r>
+        <w:rPr>
+          <w:rFonts w:ascii="Arial" w:hAnsi="Arial" w:cs="Arial"/>
+          <w:sz w:val="20"/>
+          <w:szCs w:val="20"/>
+        </w:rPr>
+        <w:fldChar w:fldCharType="begin"/>
+      </w:r>
+      <w:r>
+        <w:rPr>
+          <w:rFonts w:ascii="Arial" w:hAnsi="Arial" w:cs="Arial"/>
+          <w:sz w:val="20"/>
+          <w:szCs w:val="20"/>
+        </w:rPr>
+        <w:instrText xml:space="preserve"> ADDIN ZOTERO_ITEM CSL_CITATION {"citationID":"bckOrwKO","properties":{"formattedCitation":"\\super 29\\nosupersub{}","plainCitation":"29","noteIndex":0},"citationItems":[{"id":"0qTPcJe2/ICOMNlhS","uris":["http://zotero.org/users/local/1p9EH8ax/items/WPA4SC2G"],"itemData":{"id":"BBFnzxKo/8GC0EoNN","type":"article-journal","container-title":"Molecular Cell","DOI":"10.1016/j.molcel.2017.10.015","ISSN":"10972765","issue":"4","journalAbbreviation":"Molecular Cell","language":"en","page":"808-820.e5","source":"DOI.org (Crossref)","title":"The Stress Granule Transcriptome Reveals Principles of mRNA Accumulation in Stress Granules","volume":"68","author":[{"family":"Khong","given":"Anthony"},{"family":"Matheny","given":"Tyler"},{"family":"Jain","given":"Saumya"},{"family":"Mitchell","given":"Sarah F."},{"family":"Wheeler","given":"Joshua R."},{"family":"Parker","given":"Roy"}],"issued":{"date-parts":[["2017",11]]}}}],"schema":"https://github.com/citation-style-language/schema/raw/master/csl-citation.json"} </w:instrText>
+      </w:r>
+      <w:r>
+        <w:rPr>
+          <w:rFonts w:ascii="Arial" w:hAnsi="Arial" w:cs="Arial"/>
+          <w:sz w:val="20"/>
+          <w:szCs w:val="20"/>
+        </w:rPr>
+        <w:fldChar w:fldCharType="separate"/>
+      </w:r>
+      <w:r>
+        <w:rPr>
+          <w:rFonts w:ascii="Arial" w:hAnsi="Arial" w:cs="Arial"/>
+          <w:kern w:val="0"/>
+          <w:sz w:val="20"/>
+          <w:vertAlign w:val="superscript"/>
+        </w:rPr>
+        <w:t>29</w:t>
+      </w:r>
+      <w:r>
+        <w:rPr>
+          <w:rFonts w:ascii="Arial" w:hAnsi="Arial" w:cs="Arial"/>
+          <w:sz w:val="20"/>
+          <w:szCs w:val="20"/>
+        </w:rPr>
+        <w:fldChar w:fldCharType="end"/>
+      </w:r>
+      <w:r>
+        <w:rPr>
+          <w:rFonts w:ascii="Arial" w:eastAsiaTheme="minorHAnsi" w:hAnsi="Arial" w:cs="Arial"/>
+          <w:kern w:val="0"/>
+          <w:sz w:val="20"/>
+          <w:szCs w:val="20"/>
+          <w:lang w:val="en-GB"/>
+        </w:rPr>
+        <w:t xml:space="preserve"> was used as the basis for both</w:t>
+      </w:r>
+      <w:r>
+        <w:rPr>
+          <w:rFonts w:ascii="Arial" w:eastAsiaTheme="minorHAnsi" w:hAnsi="Arial" w:cs="Arial"/>
+          <w:kern w:val="0"/>
+          <w:sz w:val="20"/>
+          <w:szCs w:val="20"/>
+          <w:lang w:val="en-GB"/>
+        </w:rPr>
+        <w:t xml:space="preserve"> </w:t>
+      </w:r>
+      <w:r>
+        <w:rPr>
+          <w:rFonts w:ascii="Arial" w:eastAsiaTheme="minorHAnsi" w:hAnsi="Arial" w:cs="Arial"/>
+          <w:kern w:val="0"/>
+          <w:sz w:val="20"/>
+          <w:szCs w:val="20"/>
+          <w:lang w:val="en-GB"/>
+        </w:rPr>
+        <w:t>simulated WC and SG samples, with their respective fragment size distribution as the basis.</w:t>
+      </w:r>
+      <w:r>
+        <w:rPr>
+          <w:rFonts w:ascii="Arial" w:eastAsiaTheme="minorHAnsi" w:hAnsi="Arial" w:cs="Arial"/>
+          <w:kern w:val="0"/>
+          <w:sz w:val="20"/>
+          <w:szCs w:val="20"/>
+          <w:lang w:val="en-GB"/>
+        </w:rPr>
+        <w:t xml:space="preserve"> </w:t>
+      </w:r>
+      <w:r>
+        <w:rPr>
+          <w:rFonts w:ascii="Arial" w:eastAsiaTheme="minorHAnsi" w:hAnsi="Arial" w:cs="Arial"/>
+          <w:kern w:val="0"/>
+          <w:sz w:val="20"/>
+          <w:szCs w:val="20"/>
+          <w:lang w:val="en-GB"/>
+        </w:rPr>
+        <w:t>(D) Cumulative distribution of the percentage of RNA-</w:t>
+      </w:r>
+      <w:proofErr w:type="spellStart"/>
+      <w:r>
+        <w:rPr>
+          <w:rFonts w:ascii="Arial" w:eastAsiaTheme="minorHAnsi" w:hAnsi="Arial" w:cs="Arial"/>
+          <w:kern w:val="0"/>
+          <w:sz w:val="20"/>
+          <w:szCs w:val="20"/>
+          <w:lang w:val="en-GB"/>
+        </w:rPr>
+        <w:t>seq</w:t>
+      </w:r>
+      <w:proofErr w:type="spellEnd"/>
+      <w:r>
+        <w:rPr>
+          <w:rFonts w:ascii="Arial" w:eastAsiaTheme="minorHAnsi" w:hAnsi="Arial" w:cs="Arial"/>
+          <w:kern w:val="0"/>
+          <w:sz w:val="20"/>
+          <w:szCs w:val="20"/>
+          <w:lang w:val="en-GB"/>
+        </w:rPr>
+        <w:t xml:space="preserve"> reads mapping to the increasing</w:t>
+      </w:r>
+      <w:r>
+        <w:rPr>
+          <w:rFonts w:ascii="Arial" w:eastAsiaTheme="minorHAnsi" w:hAnsi="Arial" w:cs="Arial"/>
+          <w:kern w:val="0"/>
+          <w:sz w:val="20"/>
+          <w:szCs w:val="20"/>
+          <w:lang w:val="en-GB"/>
+        </w:rPr>
+        <w:t xml:space="preserve"> </w:t>
+      </w:r>
+      <w:r>
+        <w:rPr>
+          <w:rFonts w:ascii="Arial" w:eastAsiaTheme="minorHAnsi" w:hAnsi="Arial" w:cs="Arial"/>
+          <w:kern w:val="0"/>
+          <w:sz w:val="20"/>
+          <w:szCs w:val="20"/>
+          <w:lang w:val="en-GB"/>
+        </w:rPr>
+        <w:t>number of genes, ordered by decreasing read coverage, in the original dataset</w:t>
+      </w:r>
+      <w:r>
+        <w:rPr>
+          <w:rFonts w:ascii="Arial" w:hAnsi="Arial" w:cs="Arial"/>
+          <w:sz w:val="20"/>
+          <w:szCs w:val="20"/>
+        </w:rPr>
+        <w:fldChar w:fldCharType="begin"/>
+      </w:r>
+      <w:r>
+        <w:rPr>
+          <w:rFonts w:ascii="Arial" w:hAnsi="Arial" w:cs="Arial"/>
+          <w:sz w:val="20"/>
+          <w:szCs w:val="20"/>
+        </w:rPr>
+        <w:instrText xml:space="preserve"> ADDIN ZOTERO_ITEM CSL_CITATION {"citationID":"bckOrwKO","properties":{"formattedCitation":"\\super 29\\nosupersub{}","plainCitation":"29","noteIndex":0},"citationItems":[{"id":"0qTPcJe2/ICOMNlhS","uris":["http://zotero.org/users/local/1p9EH8ax/items/WPA4SC2G"],"itemData":{"id":"BBFnzxKo/8GC0EoNN","type":"article-journal","container-title":"Molecular Cell","DOI":"10.1016/j.molcel.2017.10.015","ISSN":"10972765","issue":"4","journalAbbreviation":"Molecular Cell","language":"en","page":"808-820.e5","source":"DOI.org (Crossref)","title":"The Stress Granule Transcriptome Reveals Principles of mRNA Accumulation in Stress Granules","volume":"68","author":[{"family":"Khong","given":"Anthony"},{"family":"Matheny","given":"Tyler"},{"family":"Jain","given":"Saumya"},{"family":"Mitchell","given":"Sarah F."},{"family":"Wheeler","given":"Joshua R."},{"family":"Parker","given":"Roy"}],"issued":{"date-parts":[["2017",11]]}}}],"schema":"https://github.com/citation-style-language/schema/raw/master/csl-citation.json"} </w:instrText>
+      </w:r>
+      <w:r>
+        <w:rPr>
+          <w:rFonts w:ascii="Arial" w:hAnsi="Arial" w:cs="Arial"/>
+          <w:sz w:val="20"/>
+          <w:szCs w:val="20"/>
+        </w:rPr>
+        <w:fldChar w:fldCharType="separate"/>
+      </w:r>
+      <w:r>
+        <w:rPr>
+          <w:rFonts w:ascii="Arial" w:hAnsi="Arial" w:cs="Arial"/>
+          <w:kern w:val="0"/>
+          <w:sz w:val="20"/>
+          <w:vertAlign w:val="superscript"/>
+        </w:rPr>
+        <w:t>29</w:t>
+      </w:r>
+      <w:r>
+        <w:rPr>
+          <w:rFonts w:ascii="Arial" w:hAnsi="Arial" w:cs="Arial"/>
+          <w:sz w:val="20"/>
+          <w:szCs w:val="20"/>
+        </w:rPr>
+        <w:fldChar w:fldCharType="end"/>
+      </w:r>
+      <w:r>
+        <w:rPr>
+          <w:rFonts w:ascii="Arial" w:eastAsiaTheme="minorHAnsi" w:hAnsi="Arial" w:cs="Arial"/>
+          <w:kern w:val="0"/>
+          <w:sz w:val="20"/>
+          <w:szCs w:val="20"/>
+          <w:lang w:val="en-GB"/>
+        </w:rPr>
+        <w:t>. More</w:t>
+      </w:r>
+      <w:r>
+        <w:rPr>
+          <w:rFonts w:ascii="Arial" w:eastAsiaTheme="minorHAnsi" w:hAnsi="Arial" w:cs="Arial"/>
+          <w:kern w:val="0"/>
+          <w:sz w:val="20"/>
+          <w:szCs w:val="20"/>
+          <w:lang w:val="en-GB"/>
+        </w:rPr>
+        <w:t xml:space="preserve"> </w:t>
+      </w:r>
+      <w:r>
+        <w:rPr>
+          <w:rFonts w:ascii="Arial" w:eastAsiaTheme="minorHAnsi" w:hAnsi="Arial" w:cs="Arial"/>
+          <w:kern w:val="0"/>
+          <w:sz w:val="20"/>
+          <w:szCs w:val="20"/>
+          <w:lang w:val="en-GB"/>
+        </w:rPr>
+        <w:t>genes account for 50% of the reads in SG samples than their WC counterparts, suggesting</w:t>
+      </w:r>
+      <w:r>
+        <w:rPr>
+          <w:rFonts w:ascii="Arial" w:eastAsiaTheme="minorHAnsi" w:hAnsi="Arial" w:cs="Arial"/>
+          <w:kern w:val="0"/>
+          <w:sz w:val="20"/>
+          <w:szCs w:val="20"/>
+          <w:lang w:val="en-GB"/>
+        </w:rPr>
+        <w:t xml:space="preserve"> </w:t>
+      </w:r>
+      <w:r>
+        <w:rPr>
+          <w:rFonts w:ascii="Arial" w:eastAsiaTheme="minorHAnsi" w:hAnsi="Arial" w:cs="Arial"/>
+          <w:kern w:val="0"/>
+          <w:sz w:val="20"/>
+          <w:szCs w:val="20"/>
+          <w:lang w:val="en-GB"/>
+        </w:rPr>
+        <w:t>greater RNA library complexity.</w:t>
+      </w:r>
+    </w:p>
+    <w:p/>
+    <w:p>
+      <w:pPr>
+        <w:jc w:val="center"/>
+      </w:pPr>
+      <w:r>
+        <w:rPr>
+          <w:rFonts w:ascii="Arial" w:hAnsi="Arial" w:cs="Arial"/>
+          <w:noProof/>
+          <w:sz w:val="24"/>
+          <w:szCs w:val="24"/>
+        </w:rPr>
+        <w:lastRenderedPageBreak/>
+        <w:drawing>
+          <wp:inline distT="0" distB="0" distL="0" distR="0" wp14:anchorId="35EA26B2" wp14:editId="72DB4823">
+            <wp:extent cx="4537364" cy="2410427"/>
+            <wp:effectExtent l="0" t="0" r="0" b="9525"/>
+            <wp:docPr id="1628893321" name="Picture 3"/>
+            <wp:cNvGraphicFramePr>
+              <a:graphicFrameLocks xmlns:a="http://schemas.openxmlformats.org/drawingml/2006/main" noChangeAspect="1"/>
+            </wp:cNvGraphicFramePr>
+            <a:graphic xmlns:a="http://schemas.openxmlformats.org/drawingml/2006/main">
+              <a:graphicData uri="http://schemas.openxmlformats.org/drawingml/2006/picture">
+                <pic:pic xmlns:pic="http://schemas.openxmlformats.org/drawingml/2006/picture">
+                  <pic:nvPicPr>
+                    <pic:cNvPr id="1628893321" name="Picture 3"/>
+                    <pic:cNvPicPr/>
+                  </pic:nvPicPr>
+                  <pic:blipFill rotWithShape="1">
+                    <a:blip r:embed="rId13" cstate="print">
+                      <a:extLst>
+                        <a:ext uri="{28A0092B-C50C-407E-A947-70E740481C1C}">
+                          <a14:useLocalDpi xmlns:a14="http://schemas.microsoft.com/office/drawing/2010/main" val="0"/>
+                        </a:ext>
+                      </a:extLst>
+                    </a:blip>
+                    <a:srcRect l="5428" t="16521" r="3401" b="12486"/>
+                    <a:stretch>
+                      <a:fillRect/>
+                    </a:stretch>
+                  </pic:blipFill>
+                  <pic:spPr bwMode="auto">
+                    <a:xfrm>
+                      <a:off x="0" y="0"/>
+                      <a:ext cx="4539180" cy="2411392"/>
+                    </a:xfrm>
+                    <a:prstGeom prst="rect">
+                      <a:avLst/>
+                    </a:prstGeom>
+                    <a:ln>
+                      <a:noFill/>
+                    </a:ln>
+                    <a:extLst>
+                      <a:ext uri="{53640926-AAD7-44D8-BBD7-CCE9431645EC}">
+                        <a14:shadowObscured xmlns:a14="http://schemas.microsoft.com/office/drawing/2010/main"/>
+                      </a:ext>
+                    </a:extLst>
+                  </pic:spPr>
+                </pic:pic>
+              </a:graphicData>
+            </a:graphic>
+          </wp:inline>
+        </w:drawing>
+      </w:r>
+    </w:p>
+    <w:p>
+      <w:pPr>
+        <w:jc w:val="both"/>
+        <w:rPr>
+          <w:rFonts w:ascii="Arial" w:hAnsi="Arial" w:cs="Arial"/>
+          <w:b/>
+          <w:bCs/>
+          <w:sz w:val="20"/>
+          <w:szCs w:val="20"/>
+        </w:rPr>
+      </w:pPr>
+      <w:r>
+        <w:rPr>
+          <w:rFonts w:ascii="Arial" w:hAnsi="Arial" w:cs="Arial"/>
+          <w:b/>
+          <w:bCs/>
+          <w:sz w:val="20"/>
+          <w:szCs w:val="20"/>
+        </w:rPr>
+        <w:t xml:space="preserve">Supplementary Figure </w:t>
+      </w:r>
+      <w:r>
+        <w:rPr>
+          <w:rFonts w:ascii="Arial" w:hAnsi="Arial" w:cs="Arial"/>
+          <w:b/>
+          <w:bCs/>
+          <w:sz w:val="20"/>
+          <w:szCs w:val="20"/>
+        </w:rPr>
+        <w:t>4</w:t>
+      </w:r>
+      <w:r>
+        <w:rPr>
+          <w:rFonts w:ascii="Arial" w:hAnsi="Arial" w:cs="Arial"/>
+          <w:sz w:val="20"/>
+          <w:szCs w:val="20"/>
+        </w:rPr>
+        <w:t xml:space="preserve">. </w:t>
+      </w:r>
+      <w:r>
+        <w:rPr>
+          <w:rFonts w:ascii="Arial" w:hAnsi="Arial" w:cs="Arial"/>
+          <w:b/>
+          <w:bCs/>
+          <w:sz w:val="20"/>
+          <w:szCs w:val="20"/>
+        </w:rPr>
+        <w:t>Relative contributions of different sources to gene expression variance in the Matheny 2019</w:t>
+      </w:r>
+      <w:r>
+        <w:rPr>
+          <w:rFonts w:ascii="Arial" w:hAnsi="Arial" w:cs="Arial"/>
+          <w:b/>
+          <w:bCs/>
+          <w:sz w:val="20"/>
+          <w:szCs w:val="20"/>
+        </w:rPr>
+        <w:fldChar w:fldCharType="begin"/>
+      </w:r>
+      <w:r>
+        <w:rPr>
+          <w:rFonts w:ascii="Arial" w:hAnsi="Arial" w:cs="Arial"/>
+          <w:b/>
+          <w:bCs/>
+          <w:sz w:val="20"/>
+          <w:szCs w:val="20"/>
+        </w:rPr>
+        <w:instrText xml:space="preserve"> ADDIN ZOTERO_ITEM CSL_CITATION {"citationID":"FMkoFtK9","properties":{"formattedCitation":"\\super 37\\nosupersub{}","plainCitation":"37","noteIndex":0},"citationItems":[{"id":"0qTPcJe2/1oVivb73","uris":["http://zotero.org/users/local/1p9EH8ax/items/ARLW3CQN"],"itemData":{"id":"3kMMCi5j/Y5AbAQ9p","type":"article-journal","container-title":"Molecular and Cellular Biology","DOI":"10.1128/MCB.00313-19","ISSN":"1098-5549","issue":"24","journalAbbreviation":"Molecular and Cellular Biology","language":"en","page":"e00313-19","source":"DOI.org (Crossref)","title":"Transcriptome-Wide Comparison of Stress Granules and P-Bodies Reveals that Translation Plays a Major Role in RNA Partitioning","volume":"39","author":[{"family":"Matheny","given":"Tyler"},{"family":"Rao","given":"Bhalchandra S."},{"family":"Parker","given":"Roy"}],"issued":{"date-parts":[["2019",12,1]]}}}],"schema":"https://github.com/citation-style-language/schema/raw/master/csl-citation.json"} </w:instrText>
+      </w:r>
+      <w:r>
+        <w:rPr>
+          <w:rFonts w:ascii="Arial" w:hAnsi="Arial" w:cs="Arial"/>
+          <w:b/>
+          <w:bCs/>
+          <w:sz w:val="20"/>
+          <w:szCs w:val="20"/>
+        </w:rPr>
+        <w:fldChar w:fldCharType="separate"/>
       </w:r>
       <w:r>
         <w:rPr>
@@ -2121,261 +3009,1086 @@
           <w:bCs/>
           <w:kern w:val="0"/>
           <w:sz w:val="20"/>
-          <w:szCs w:val="20"/>
+          <w:szCs w:val="24"/>
+          <w:vertAlign w:val="superscript"/>
           <w:lang w:val="en-GB"/>
         </w:rPr>
-        <w:t>Figure 3</w:t>
-      </w:r>
-      <w:r>
-        <w:rPr>
-          <w:rFonts w:ascii="Arial" w:eastAsiaTheme="minorHAnsi" w:hAnsi="Arial" w:cs="Arial"/>
+        <w:t>37</w:t>
+      </w:r>
+      <w:r>
+        <w:rPr>
+          <w:rFonts w:ascii="Arial" w:hAnsi="Arial" w:cs="Arial"/>
           <w:b/>
           <w:bCs/>
-          <w:kern w:val="0"/>
-          <w:sz w:val="20"/>
-          <w:szCs w:val="20"/>
-          <w:lang w:val="en-GB"/>
-        </w:rPr>
-        <w:t>.</w:t>
-      </w:r>
-      <w:r>
-        <w:rPr>
-          <w:rFonts w:ascii="Arial" w:eastAsiaTheme="minorHAnsi" w:hAnsi="Arial" w:cs="Arial"/>
+          <w:sz w:val="20"/>
+          <w:szCs w:val="20"/>
+        </w:rPr>
+        <w:fldChar w:fldCharType="end"/>
+      </w:r>
+      <w:r>
+        <w:rPr>
+          <w:rFonts w:ascii="Arial" w:hAnsi="Arial" w:cs="Arial"/>
           <w:b/>
           <w:bCs/>
-          <w:kern w:val="0"/>
-          <w:sz w:val="20"/>
-          <w:szCs w:val="20"/>
-          <w:lang w:val="en-GB"/>
-        </w:rPr>
-        <w:t xml:space="preserve"> Transcriptomes of DC-isolated SGs show no evidence for RNA</w:t>
-      </w:r>
-      <w:r>
-        <w:rPr>
-          <w:rFonts w:ascii="Arial" w:eastAsiaTheme="minorHAnsi" w:hAnsi="Arial" w:cs="Arial"/>
+          <w:sz w:val="20"/>
+          <w:szCs w:val="20"/>
+        </w:rPr>
+        <w:t xml:space="preserve"> dataset</w:t>
+      </w:r>
+      <w:r>
+        <w:rPr>
+          <w:rFonts w:ascii="Arial" w:hAnsi="Arial" w:cs="Arial"/>
+          <w:sz w:val="20"/>
+          <w:szCs w:val="20"/>
+        </w:rPr>
+        <w:t>.</w:t>
+      </w:r>
+      <w:r>
+        <w:rPr>
+          <w:rFonts w:ascii="Arial" w:hAnsi="Arial" w:cs="Arial"/>
           <w:b/>
           <w:bCs/>
-          <w:kern w:val="0"/>
-          <w:sz w:val="20"/>
-          <w:szCs w:val="20"/>
-          <w:lang w:val="en-GB"/>
+          <w:sz w:val="20"/>
+          <w:szCs w:val="20"/>
         </w:rPr>
         <w:t xml:space="preserve"> </w:t>
       </w:r>
       <w:r>
         <w:rPr>
-          <w:rFonts w:ascii="Arial" w:eastAsiaTheme="minorHAnsi" w:hAnsi="Arial" w:cs="Arial"/>
+          <w:rFonts w:ascii="Arial" w:hAnsi="Arial" w:cs="Arial"/>
+          <w:sz w:val="20"/>
+          <w:szCs w:val="20"/>
+        </w:rPr>
+        <w:t>SG contributes less to gene expression variance than the stress itself or the centrifugation effect.</w:t>
+      </w:r>
+    </w:p>
+    <w:p>
+      <w:r>
+        <w:rPr>
+          <w:noProof/>
+        </w:rPr>
+        <w:lastRenderedPageBreak/>
+        <w:drawing>
+          <wp:inline distT="0" distB="0" distL="0" distR="0" wp14:anchorId="71DC0247" wp14:editId="45FBFA6E">
+            <wp:extent cx="5731510" cy="8302625"/>
+            <wp:effectExtent l="0" t="0" r="2540" b="3175"/>
+            <wp:docPr id="502007837" name="Imagem 1"/>
+            <wp:cNvGraphicFramePr>
+              <a:graphicFrameLocks xmlns:a="http://schemas.openxmlformats.org/drawingml/2006/main" noChangeAspect="1"/>
+            </wp:cNvGraphicFramePr>
+            <a:graphic xmlns:a="http://schemas.openxmlformats.org/drawingml/2006/main">
+              <a:graphicData uri="http://schemas.openxmlformats.org/drawingml/2006/picture">
+                <pic:pic xmlns:pic="http://schemas.openxmlformats.org/drawingml/2006/picture">
+                  <pic:nvPicPr>
+                    <pic:cNvPr id="502007837" name="Imagem 502007837"/>
+                    <pic:cNvPicPr/>
+                  </pic:nvPicPr>
+                  <pic:blipFill>
+                    <a:blip r:embed="rId14">
+                      <a:extLst>
+                        <a:ext uri="{28A0092B-C50C-407E-A947-70E740481C1C}">
+                          <a14:useLocalDpi xmlns:a14="http://schemas.microsoft.com/office/drawing/2010/main" val="0"/>
+                        </a:ext>
+                      </a:extLst>
+                    </a:blip>
+                    <a:stretch>
+                      <a:fillRect/>
+                    </a:stretch>
+                  </pic:blipFill>
+                  <pic:spPr>
+                    <a:xfrm>
+                      <a:off x="0" y="0"/>
+                      <a:ext cx="5731510" cy="8302625"/>
+                    </a:xfrm>
+                    <a:prstGeom prst="rect">
+                      <a:avLst/>
+                    </a:prstGeom>
+                  </pic:spPr>
+                </pic:pic>
+              </a:graphicData>
+            </a:graphic>
+          </wp:inline>
+        </w:drawing>
+      </w:r>
+    </w:p>
+    <w:p>
+      <w:pPr>
+        <w:jc w:val="both"/>
+        <w:rPr>
+          <w:rFonts w:ascii="Arial" w:hAnsi="Arial" w:cs="Arial"/>
+          <w:sz w:val="20"/>
+          <w:szCs w:val="20"/>
+        </w:rPr>
+      </w:pPr>
+      <w:r>
+        <w:rPr>
+          <w:rFonts w:ascii="Arial" w:hAnsi="Arial" w:cs="Arial"/>
           <w:b/>
           <w:bCs/>
-          <w:kern w:val="0"/>
-          <w:sz w:val="20"/>
-          <w:szCs w:val="20"/>
+          <w:sz w:val="20"/>
+          <w:szCs w:val="20"/>
+        </w:rPr>
+        <w:t xml:space="preserve">Supplementary </w:t>
+      </w:r>
+      <w:r>
+        <w:rPr>
+          <w:rFonts w:ascii="Arial" w:hAnsi="Arial" w:cs="Arial"/>
+          <w:b/>
+          <w:bCs/>
+          <w:sz w:val="20"/>
+          <w:szCs w:val="20"/>
+        </w:rPr>
+        <w:t xml:space="preserve">Figure </w:t>
+      </w:r>
+      <w:r>
+        <w:rPr>
+          <w:rFonts w:ascii="Arial" w:hAnsi="Arial" w:cs="Arial"/>
+          <w:b/>
+          <w:bCs/>
+          <w:sz w:val="20"/>
+          <w:szCs w:val="20"/>
+        </w:rPr>
+        <w:t>5</w:t>
+      </w:r>
+      <w:r>
+        <w:rPr>
+          <w:rFonts w:ascii="Arial" w:hAnsi="Arial" w:cs="Arial"/>
+          <w:sz w:val="20"/>
+          <w:szCs w:val="20"/>
+        </w:rPr>
+        <w:t>.</w:t>
+      </w:r>
+      <w:r>
+        <w:rPr>
+          <w:rFonts w:ascii="Arial" w:hAnsi="Arial" w:cs="Arial"/>
+          <w:sz w:val="20"/>
+          <w:szCs w:val="20"/>
+        </w:rPr>
+        <w:t xml:space="preserve"> </w:t>
+      </w:r>
+      <w:r>
+        <w:rPr>
+          <w:rFonts w:ascii="Arial" w:hAnsi="Arial" w:cs="Arial"/>
+          <w:b/>
+          <w:bCs/>
+          <w:sz w:val="20"/>
+          <w:szCs w:val="20"/>
+        </w:rPr>
+        <w:t xml:space="preserve">AC4C, but not m6A, is associated with altered SG transcript enrichment, driven by RNA length. </w:t>
+      </w:r>
+      <w:r>
+        <w:rPr>
+          <w:rFonts w:ascii="Arial" w:hAnsi="Arial" w:cs="Arial"/>
+          <w:sz w:val="20"/>
+          <w:szCs w:val="20"/>
+        </w:rPr>
+        <w:t xml:space="preserve">(A) Scatter plots of t-statistics of differential gene expression in </w:t>
+      </w:r>
+      <w:r>
+        <w:rPr>
+          <w:rFonts w:ascii="Arial" w:hAnsi="Arial" w:cs="Arial"/>
+          <w:sz w:val="20"/>
+          <w:szCs w:val="20"/>
+        </w:rPr>
+        <w:lastRenderedPageBreak/>
+        <w:t>WT SGs vs. WCs (Y-axis) and in SGs vs. WCs in cells without RNA modifications (X-axis)</w:t>
+      </w:r>
+      <w:r>
+        <w:rPr>
+          <w:rFonts w:ascii="Arial" w:hAnsi="Arial" w:cs="Arial"/>
+          <w:sz w:val="20"/>
+          <w:szCs w:val="20"/>
+        </w:rPr>
+        <w:t xml:space="preserve"> -</w:t>
+      </w:r>
+      <w:r>
+        <w:rPr>
+          <w:rFonts w:ascii="Arial" w:hAnsi="Arial" w:cs="Arial"/>
+          <w:sz w:val="20"/>
+          <w:szCs w:val="20"/>
+        </w:rPr>
+        <w:t xml:space="preserve"> ac4C KO</w:t>
+      </w:r>
+      <w:r>
+        <w:rPr>
+          <w:rFonts w:ascii="Arial" w:hAnsi="Arial" w:cs="Arial"/>
+          <w:sz w:val="20"/>
+          <w:szCs w:val="20"/>
+        </w:rPr>
+        <w:fldChar w:fldCharType="begin"/>
+      </w:r>
+      <w:r>
+        <w:rPr>
+          <w:rFonts w:ascii="Arial" w:hAnsi="Arial" w:cs="Arial"/>
+          <w:sz w:val="20"/>
+          <w:szCs w:val="20"/>
+        </w:rPr>
+        <w:instrText xml:space="preserve"> ADDIN ZOTERO_ITEM CSL_CITATION {"citationID":"RbjRwdpw","properties":{"formattedCitation":"\\super 41\\nosupersub{}","plainCitation":"41","noteIndex":0},"citationItems":[{"id":"0qTPcJe2/EjwxLjE9","uris":["http://zotero.org/users/local/1p9EH8ax/items/38B6FF2B"],"itemData":{"id":"Hk0tg6qp/uTTEjUUR","type":"article-journal","abstract":"Abstract\n            Stress granules are an integral part of the stress response that are formed from non-translating mRNAs aggregated with proteins. While much is known about stress granules, the factors that drive their mRNA localization are incompletely described. Modification of mRNA can alter the properties of the nucleobases and affect processes such as translation, splicing and localization of individual transcripts. Here, we show that the RNA modification N4-acetylcytidine (ac4C) on mRNA associates with transcripts enriched in stress granules and that stress granule localized transcripts with ac4C are specifically translationally regulated. We also show that ac4C on mRNA can mediate localization of the protein NOP58 to stress granules. Our results suggest that acetylation of mRNA regulates localization of both stress-sensitive transcripts and RNA-binding proteins to stress granules and adds to our understanding of the molecular mechanisms responsible for stress granule formation.","container-title":"EMBO Reports","DOI":"10.1038/s44319-024-00098-6","ISSN":"1469-3178","issue":"4","journalAbbreviation":"EMBO Rep","language":"en","page":"1814-1834","source":"DOI.org (Crossref)","title":"N4-acetylcytidine (ac4C) promotes mRNA localization to stress granules","volume":"25","author":[{"family":"Kudrin","given":"Pavel"},{"family":"Singh","given":"Ankita"},{"family":"Meierhofer","given":"David"},{"family":"Kuśnierczyk","given":"Anna"},{"family":"Ørom","given":"Ulf Andersson Vang"}],"issued":{"date-parts":[["2024",2,27]]}}}],"schema":"https://github.com/citation-style-language/schema/raw/master/csl-citation.json"} </w:instrText>
+      </w:r>
+      <w:r>
+        <w:rPr>
+          <w:rFonts w:ascii="Arial" w:hAnsi="Arial" w:cs="Arial"/>
+          <w:sz w:val="20"/>
+          <w:szCs w:val="20"/>
+        </w:rPr>
+        <w:fldChar w:fldCharType="separate"/>
+      </w:r>
+      <w:r>
+        <w:rPr>
+          <w:rFonts w:ascii="Arial" w:eastAsiaTheme="minorHAnsi" w:hAnsi="Arial" w:cs="Arial"/>
+          <w:kern w:val="0"/>
+          <w:sz w:val="20"/>
+          <w:szCs w:val="24"/>
+          <w:vertAlign w:val="superscript"/>
           <w:lang w:val="en-GB"/>
         </w:rPr>
-        <w:t>fragmentation-associated sampling bias.</w:t>
+        <w:t>41</w:t>
+      </w:r>
+      <w:r>
+        <w:rPr>
+          <w:rFonts w:ascii="Arial" w:hAnsi="Arial" w:cs="Arial"/>
+          <w:sz w:val="20"/>
+          <w:szCs w:val="20"/>
+        </w:rPr>
+        <w:fldChar w:fldCharType="end"/>
+      </w:r>
+      <w:r>
+        <w:rPr>
+          <w:rFonts w:ascii="Arial" w:hAnsi="Arial" w:cs="Arial"/>
+          <w:sz w:val="20"/>
+          <w:szCs w:val="20"/>
+        </w:rPr>
+        <w:t xml:space="preserve"> (Left) and m6A KO</w:t>
+      </w:r>
+      <w:r>
+        <w:rPr>
+          <w:rFonts w:ascii="Arial" w:hAnsi="Arial" w:cs="Arial"/>
+          <w:sz w:val="20"/>
+          <w:szCs w:val="20"/>
+        </w:rPr>
+        <w:fldChar w:fldCharType="begin"/>
+      </w:r>
+      <w:r>
+        <w:rPr>
+          <w:rFonts w:ascii="Arial" w:hAnsi="Arial" w:cs="Arial"/>
+          <w:sz w:val="20"/>
+          <w:szCs w:val="20"/>
+        </w:rPr>
+        <w:instrText xml:space="preserve"> ADDIN ZOTERO_ITEM CSL_CITATION {"citationID":"aM42RPT8","properties":{"formattedCitation":"\\super 40\\nosupersub{}","plainCitation":"40","noteIndex":0},"citationItems":[{"id":"0qTPcJe2/HdOanmJR","uris":["http://zotero.org/users/local/1p9EH8ax/items/ZR7U6BKW"],"itemData":{"id":"Hk0tg6qp/C4oJjrim","type":"article-journal","abstract":"Abstract\n            \n              Amyotrophic lateral sclerosis (ALS) is a progressive neurodegenerative disease due to gradual motoneurons (MN) degeneration. Among the processes associated to ALS pathogenesis, there is the formation of cytoplasmic inclusions produced by aggregation of mutant proteins, among which the RNA binding protein FUS. Here we show that, in neuronal cells and in iPSC-derived MN expressing mutant FUS, such inclusions are significantly reduced in number and dissolve faster when the RNA m\n              6\n              A content is diminished. Interestingly, stress granules formed in ALS conditions showed a distinctive transcriptome with respect to control cells, which reverted to similar to control after m\n              6\n              A downregulation. Notably, cells expressing mutant FUS were characterized by higher m\n              6\n              A levels suggesting a possible link between m\n              6\n              A homeostasis and pathological aggregates. Finally, we show that FUS inclusions are reduced also in patient-derived fibroblasts treated with STM-2457, an inhibitor of METTL3 activity, paving the way for its possible use for counteracting aggregate formation in ALS.","container-title":"Nature Communications","DOI":"10.1038/s41467-024-49416-5","ISSN":"2041-1723","issue":"1","journalAbbreviation":"Nat Commun","language":"en","page":"5033","source":"DOI.org (Crossref)","title":"M6A reduction relieves FUS-associated ALS granules","volume":"15","author":[{"family":"Di Timoteo","given":"Gaia"},{"family":"Giuliani","given":"Andrea"},{"family":"Setti","given":"Adriano"},{"family":"Biagi","given":"Martina C."},{"family":"Lisi","given":"Michela"},{"family":"Santini","given":"Tiziana"},{"family":"Grandioso","given":"Alessia"},{"family":"Mariani","given":"Davide"},{"family":"Castagnetti","given":"Francesco"},{"family":"Perego","given":"Eleonora"},{"family":"Zappone","given":"Sabrina"},{"family":"Lattante","given":"Serena"},{"family":"Sabatelli","given":"Mario"},{"family":"Rotili","given":"Dante"},{"family":"Vicidomini","given":"Giuseppe"},{"family":"Bozzoni","given":"Irene"}],"issued":{"date-parts":[["2024",6,12]]}}}],"schema":"https://github.com/citation-style-language/schema/raw/master/csl-citation.json"} </w:instrText>
+      </w:r>
+      <w:r>
+        <w:rPr>
+          <w:rFonts w:ascii="Arial" w:hAnsi="Arial" w:cs="Arial"/>
+          <w:sz w:val="20"/>
+          <w:szCs w:val="20"/>
+        </w:rPr>
+        <w:fldChar w:fldCharType="separate"/>
       </w:r>
       <w:r>
         <w:rPr>
           <w:rFonts w:ascii="Arial" w:eastAsiaTheme="minorHAnsi" w:hAnsi="Arial" w:cs="Arial"/>
           <w:kern w:val="0"/>
           <w:sz w:val="20"/>
-          <w:szCs w:val="20"/>
+          <w:szCs w:val="24"/>
+          <w:vertAlign w:val="superscript"/>
           <w:lang w:val="en-GB"/>
         </w:rPr>
-        <w:t xml:space="preserve"> (A) Relative distribution (density) of fragment</w:t>
+        <w:t>40</w:t>
+      </w:r>
+      <w:r>
+        <w:rPr>
+          <w:rFonts w:ascii="Arial" w:hAnsi="Arial" w:cs="Arial"/>
+          <w:sz w:val="20"/>
+          <w:szCs w:val="20"/>
+        </w:rPr>
+        <w:fldChar w:fldCharType="end"/>
+      </w:r>
+      <w:r>
+        <w:rPr>
+          <w:rFonts w:ascii="Arial" w:hAnsi="Arial" w:cs="Arial"/>
+          <w:sz w:val="20"/>
+          <w:szCs w:val="20"/>
+        </w:rPr>
+        <w:t xml:space="preserve"> cells (Right); transcripts as circles, density contour lines in dark red, Spearman’s correlation coefficient ρ and associated test’s p-value on the top left corner. (B) Volcano plots of the transcriptomic effect (given by linear modelling with interaction) of ac4C (Left) and m6A (Right) modifications in SG samples. (C) Violin plots of residuals (the difference between the actual value and the value predicted by the linear model applied for any given transcript) as a function of the number of ac4C modifications per transcript; Spearman’s correlation coefficient ρ and associated test’s p-value shown on the top left corner. (D) Scatter plot of residuals (Y-axis) vs. transcript length (</w:t>
+      </w:r>
+      <w:proofErr w:type="spellStart"/>
+      <w:r>
+        <w:rPr>
+          <w:rFonts w:ascii="Arial" w:hAnsi="Arial" w:cs="Arial"/>
+          <w:sz w:val="20"/>
+          <w:szCs w:val="20"/>
+        </w:rPr>
+        <w:t>nt</w:t>
+      </w:r>
+      <w:proofErr w:type="spellEnd"/>
+      <w:r>
+        <w:rPr>
+          <w:rFonts w:ascii="Arial" w:hAnsi="Arial" w:cs="Arial"/>
+          <w:sz w:val="20"/>
+          <w:szCs w:val="20"/>
+        </w:rPr>
+        <w:t>) (X-axis); transcripts as circles, density contour lines in dark red, Spearman’s correlation coefficient ρ and associated test’s p-value shown on the top left corner. The dashed line corresponds to the least-squares linear regression fit between the two variables (A, D). For all panels concerning ac4C, the GSE212380 dataset was used</w:t>
+      </w:r>
+      <w:r>
+        <w:rPr>
+          <w:rFonts w:ascii="Arial" w:hAnsi="Arial" w:cs="Arial"/>
+          <w:sz w:val="20"/>
+          <w:szCs w:val="20"/>
+        </w:rPr>
+        <w:fldChar w:fldCharType="begin"/>
+      </w:r>
+      <w:r>
+        <w:rPr>
+          <w:rFonts w:ascii="Arial" w:hAnsi="Arial" w:cs="Arial"/>
+          <w:sz w:val="20"/>
+          <w:szCs w:val="20"/>
+        </w:rPr>
+        <w:instrText xml:space="preserve"> ADDIN ZOTERO_ITEM CSL_CITATION {"citationID":"RbjRwdpw","properties":{"formattedCitation":"\\super 41\\nosupersub{}","plainCitation":"41","noteIndex":0},"citationItems":[{"id":"0qTPcJe2/EjwxLjE9","uris":["http://zotero.org/users/local/1p9EH8ax/items/38B6FF2B"],"itemData":{"id":"Hk0tg6qp/uTTEjUUR","type":"article-journal","abstract":"Abstract\n            Stress granules are an integral part of the stress response that are formed from non-translating mRNAs aggregated with proteins. While much is known about stress granules, the factors that drive their mRNA localization are incompletely described. Modification of mRNA can alter the properties of the nucleobases and affect processes such as translation, splicing and localization of individual transcripts. Here, we show that the RNA modification N4-acetylcytidine (ac4C) on mRNA associates with transcripts enriched in stress granules and that stress granule localized transcripts with ac4C are specifically translationally regulated. We also show that ac4C on mRNA can mediate localization of the protein NOP58 to stress granules. Our results suggest that acetylation of mRNA regulates localization of both stress-sensitive transcripts and RNA-binding proteins to stress granules and adds to our understanding of the molecular mechanisms responsible for stress granule formation.","container-title":"EMBO Reports","DOI":"10.1038/s44319-024-00098-6","ISSN":"1469-3178","issue":"4","journalAbbreviation":"EMBO Rep","language":"en","page":"1814-1834","source":"DOI.org (Crossref)","title":"N4-acetylcytidine (ac4C) promotes mRNA localization to stress granules","volume":"25","author":[{"family":"Kudrin","given":"Pavel"},{"family":"Singh","given":"Ankita"},{"family":"Meierhofer","given":"David"},{"family":"Kuśnierczyk","given":"Anna"},{"family":"Ørom","given":"Ulf Andersson Vang"}],"issued":{"date-parts":[["2024",2,27]]}}}],"schema":"https://github.com/citation-style-language/schema/raw/master/csl-citation.json"} </w:instrText>
+      </w:r>
+      <w:r>
+        <w:rPr>
+          <w:rFonts w:ascii="Arial" w:hAnsi="Arial" w:cs="Arial"/>
+          <w:sz w:val="20"/>
+          <w:szCs w:val="20"/>
+        </w:rPr>
+        <w:fldChar w:fldCharType="separate"/>
       </w:r>
       <w:r>
         <w:rPr>
           <w:rFonts w:ascii="Arial" w:eastAsiaTheme="minorHAnsi" w:hAnsi="Arial" w:cs="Arial"/>
           <w:kern w:val="0"/>
           <w:sz w:val="20"/>
-          <w:szCs w:val="20"/>
+          <w:szCs w:val="24"/>
+          <w:vertAlign w:val="superscript"/>
           <w:lang w:val="en-GB"/>
         </w:rPr>
-        <w:t xml:space="preserve"> </w:t>
+        <w:t>41</w:t>
+      </w:r>
+      <w:r>
+        <w:rPr>
+          <w:rFonts w:ascii="Arial" w:hAnsi="Arial" w:cs="Arial"/>
+          <w:sz w:val="20"/>
+          <w:szCs w:val="20"/>
+        </w:rPr>
+        <w:fldChar w:fldCharType="end"/>
+      </w:r>
+      <w:r>
+        <w:rPr>
+          <w:rFonts w:ascii="Arial" w:hAnsi="Arial" w:cs="Arial"/>
+          <w:sz w:val="20"/>
+          <w:szCs w:val="20"/>
+        </w:rPr>
+        <w:t>. For those concerning m6A, the GSE242766 dataset was used</w:t>
+      </w:r>
+      <w:r>
+        <w:rPr>
+          <w:rFonts w:ascii="Arial" w:hAnsi="Arial" w:cs="Arial"/>
+          <w:sz w:val="20"/>
+          <w:szCs w:val="20"/>
+        </w:rPr>
+        <w:fldChar w:fldCharType="begin"/>
+      </w:r>
+      <w:r>
+        <w:rPr>
+          <w:rFonts w:ascii="Arial" w:hAnsi="Arial" w:cs="Arial"/>
+          <w:sz w:val="20"/>
+          <w:szCs w:val="20"/>
+        </w:rPr>
+        <w:instrText xml:space="preserve"> ADDIN ZOTERO_ITEM CSL_CITATION {"citationID":"aM42RPT8","properties":{"formattedCitation":"\\super 40\\nosupersub{}","plainCitation":"40","noteIndex":0},"citationItems":[{"id":"0qTPcJe2/HdOanmJR","uris":["http://zotero.org/users/local/1p9EH8ax/items/ZR7U6BKW"],"itemData":{"id":"Hk0tg6qp/C4oJjrim","type":"article-journal","abstract":"Abstract\n            \n              Amyotrophic lateral sclerosis (ALS) is a progressive neurodegenerative disease due to gradual motoneurons (MN) degeneration. Among the processes associated to ALS pathogenesis, there is the formation of cytoplasmic inclusions produced by aggregation of mutant proteins, among which the RNA binding protein FUS. Here we show that, in neuronal cells and in iPSC-derived MN expressing mutant FUS, such inclusions are significantly reduced in number and dissolve faster when the RNA m\n              6\n              A content is diminished. Interestingly, stress granules formed in ALS conditions showed a distinctive transcriptome with respect to control cells, which reverted to similar to control after m\n              6\n              A downregulation. Notably, cells expressing mutant FUS were characterized by higher m\n              6\n              A levels suggesting a possible link between m\n              6\n              A homeostasis and pathological aggregates. Finally, we show that FUS inclusions are reduced also in patient-derived fibroblasts treated with STM-2457, an inhibitor of METTL3 activity, paving the way for its possible use for counteracting aggregate formation in ALS.","container-title":"Nature Communications","DOI":"10.1038/s41467-024-49416-5","ISSN":"2041-1723","issue":"1","journalAbbreviation":"Nat Commun","language":"en","page":"5033","source":"DOI.org (Crossref)","title":"M6A reduction relieves FUS-associated ALS granules","volume":"15","author":[{"family":"Di Timoteo","given":"Gaia"},{"family":"Giuliani","given":"Andrea"},{"family":"Setti","given":"Adriano"},{"family":"Biagi","given":"Martina C."},{"family":"Lisi","given":"Michela"},{"family":"Santini","given":"Tiziana"},{"family":"Grandioso","given":"Alessia"},{"family":"Mariani","given":"Davide"},{"family":"Castagnetti","given":"Francesco"},{"family":"Perego","given":"Eleonora"},{"family":"Zappone","given":"Sabrina"},{"family":"Lattante","given":"Serena"},{"family":"Sabatelli","given":"Mario"},{"family":"Rotili","given":"Dante"},{"family":"Vicidomini","given":"Giuseppe"},{"family":"Bozzoni","given":"Irene"}],"issued":{"date-parts":[["2024",6,12]]}}}],"schema":"https://github.com/citation-style-language/schema/raw/master/csl-citation.json"} </w:instrText>
+      </w:r>
+      <w:r>
+        <w:rPr>
+          <w:rFonts w:ascii="Arial" w:hAnsi="Arial" w:cs="Arial"/>
+          <w:sz w:val="20"/>
+          <w:szCs w:val="20"/>
+        </w:rPr>
+        <w:fldChar w:fldCharType="separate"/>
       </w:r>
       <w:r>
         <w:rPr>
           <w:rFonts w:ascii="Arial" w:eastAsiaTheme="minorHAnsi" w:hAnsi="Arial" w:cs="Arial"/>
           <w:kern w:val="0"/>
           <w:sz w:val="20"/>
-          <w:szCs w:val="20"/>
+          <w:szCs w:val="24"/>
+          <w:vertAlign w:val="superscript"/>
           <w:lang w:val="en-GB"/>
         </w:rPr>
-        <w:t>length (nt) in original samples [28] RNA-seq (Left) and simulated samples (Right).</w:t>
+        <w:t>40</w:t>
+      </w:r>
+      <w:r>
+        <w:rPr>
+          <w:rFonts w:ascii="Arial" w:hAnsi="Arial" w:cs="Arial"/>
+          <w:sz w:val="20"/>
+          <w:szCs w:val="20"/>
+        </w:rPr>
+        <w:fldChar w:fldCharType="end"/>
+      </w:r>
+      <w:r>
+        <w:rPr>
+          <w:rFonts w:ascii="Arial" w:hAnsi="Arial" w:cs="Arial"/>
+          <w:sz w:val="20"/>
+          <w:szCs w:val="20"/>
+        </w:rPr>
+        <w:t>.</w:t>
+      </w:r>
+    </w:p>
+    <w:p>
+      <w:pPr>
+        <w:jc w:val="both"/>
+        <w:rPr>
+          <w:rFonts w:ascii="Arial" w:hAnsi="Arial" w:cs="Arial"/>
+          <w:sz w:val="20"/>
+          <w:szCs w:val="20"/>
+        </w:rPr>
+      </w:pPr>
+      <w:r>
+        <w:rPr>
+          <w:rFonts w:ascii="Arial" w:hAnsi="Arial" w:cs="Arial"/>
+          <w:noProof/>
+          <w:sz w:val="20"/>
+          <w:szCs w:val="20"/>
+        </w:rPr>
+        <w:drawing>
+          <wp:inline distT="0" distB="0" distL="0" distR="0" wp14:anchorId="4481C99F" wp14:editId="561054D0">
+            <wp:extent cx="5731510" cy="4306570"/>
+            <wp:effectExtent l="0" t="0" r="2540" b="0"/>
+            <wp:docPr id="483701857" name="Imagem 2"/>
+            <wp:cNvGraphicFramePr>
+              <a:graphicFrameLocks xmlns:a="http://schemas.openxmlformats.org/drawingml/2006/main" noChangeAspect="1"/>
+            </wp:cNvGraphicFramePr>
+            <a:graphic xmlns:a="http://schemas.openxmlformats.org/drawingml/2006/main">
+              <a:graphicData uri="http://schemas.openxmlformats.org/drawingml/2006/picture">
+                <pic:pic xmlns:pic="http://schemas.openxmlformats.org/drawingml/2006/picture">
+                  <pic:nvPicPr>
+                    <pic:cNvPr id="483701857" name="Imagem 483701857"/>
+                    <pic:cNvPicPr/>
+                  </pic:nvPicPr>
+                  <pic:blipFill>
+                    <a:blip r:embed="rId15">
+                      <a:extLst>
+                        <a:ext uri="{28A0092B-C50C-407E-A947-70E740481C1C}">
+                          <a14:useLocalDpi xmlns:a14="http://schemas.microsoft.com/office/drawing/2010/main" val="0"/>
+                        </a:ext>
+                      </a:extLst>
+                    </a:blip>
+                    <a:stretch>
+                      <a:fillRect/>
+                    </a:stretch>
+                  </pic:blipFill>
+                  <pic:spPr>
+                    <a:xfrm>
+                      <a:off x="0" y="0"/>
+                      <a:ext cx="5731510" cy="4306570"/>
+                    </a:xfrm>
+                    <a:prstGeom prst="rect">
+                      <a:avLst/>
+                    </a:prstGeom>
+                  </pic:spPr>
+                </pic:pic>
+              </a:graphicData>
+            </a:graphic>
+          </wp:inline>
+        </w:drawing>
+      </w:r>
+    </w:p>
+    <w:p>
+      <w:pPr>
+        <w:jc w:val="both"/>
+        <w:rPr>
+          <w:rFonts w:ascii="Arial" w:hAnsi="Arial" w:cs="Arial"/>
+          <w:sz w:val="20"/>
+          <w:szCs w:val="20"/>
+        </w:rPr>
+      </w:pPr>
+      <w:r>
+        <w:rPr>
+          <w:rFonts w:ascii="Arial" w:hAnsi="Arial" w:cs="Arial"/>
+          <w:b/>
+          <w:bCs/>
+          <w:sz w:val="20"/>
+          <w:szCs w:val="20"/>
+        </w:rPr>
+        <w:t xml:space="preserve">Supplementary </w:t>
+      </w:r>
+      <w:r>
+        <w:rPr>
+          <w:rFonts w:ascii="Arial" w:hAnsi="Arial" w:cs="Arial"/>
+          <w:b/>
+          <w:bCs/>
+          <w:sz w:val="20"/>
+          <w:szCs w:val="20"/>
+        </w:rPr>
+        <w:t xml:space="preserve">Figure </w:t>
+      </w:r>
+      <w:r>
+        <w:rPr>
+          <w:rFonts w:ascii="Arial" w:hAnsi="Arial" w:cs="Arial"/>
+          <w:b/>
+          <w:bCs/>
+          <w:sz w:val="20"/>
+          <w:szCs w:val="20"/>
+        </w:rPr>
+        <w:t>6.</w:t>
+      </w:r>
+      <w:r>
+        <w:rPr>
+          <w:rFonts w:ascii="Arial" w:hAnsi="Arial" w:cs="Arial"/>
+          <w:b/>
+          <w:bCs/>
+          <w:sz w:val="20"/>
+          <w:szCs w:val="20"/>
+        </w:rPr>
+        <w:t xml:space="preserve"> Samples isolated through DC are highly correlated.</w:t>
+      </w:r>
+      <w:r>
+        <w:rPr>
+          <w:rFonts w:ascii="Arial" w:hAnsi="Arial" w:cs="Arial"/>
+          <w:sz w:val="20"/>
+          <w:szCs w:val="20"/>
+        </w:rPr>
+        <w:t xml:space="preserve"> (A) Scatter plot of t-statistics of DGEA in SGs vs. WCs</w:t>
+      </w:r>
+      <w:r>
+        <w:rPr>
+          <w:rFonts w:ascii="Arial" w:hAnsi="Arial" w:cs="Arial"/>
+          <w:sz w:val="20"/>
+          <w:szCs w:val="20"/>
+        </w:rPr>
+        <w:fldChar w:fldCharType="begin"/>
+      </w:r>
+      <w:r>
+        <w:rPr>
+          <w:rFonts w:ascii="Arial" w:hAnsi="Arial" w:cs="Arial"/>
+          <w:sz w:val="20"/>
+          <w:szCs w:val="20"/>
+        </w:rPr>
+        <w:instrText xml:space="preserve"> ADDIN ZOTERO_ITEM CSL_CITATION {"citationID":"Tv4B4706","properties":{"formattedCitation":"\\super 29\\nosupersub{}","plainCitation":"29","noteIndex":0},"citationItems":[{"id":"0qTPcJe2/ICOMNlhS","uris":["http://zotero.org/users/local/1p9EH8ax/items/WPA4SC2G"],"itemData":{"id":"3kMMCi5j/pWyCLjdf","type":"article-journal","container-title":"Molecular Cell","DOI":"10.1016/j.molcel.2017.10.015","ISSN":"10972765","issue":"4","journalAbbreviation":"Molecular Cell","language":"en","page":"808-820.e5","source":"DOI.org (Crossref)","title":"The Stress Granule Transcriptome Reveals Principles of mRNA Accumulation in Stress Granules","volume":"68","author":[{"family":"Khong","given":"Anthony"},{"family":"Matheny","given":"Tyler"},{"family":"Jain","given":"Saumya"},{"family":"Mitchell","given":"Sarah F."},{"family":"Wheeler","given":"Joshua R."},{"family":"Parker","given":"Roy"}],"issued":{"date-parts":[["2017",11]]}}}],"schema":"https://github.com/citation-style-language/schema/raw/master/csl-citation.json"} </w:instrText>
+      </w:r>
+      <w:r>
+        <w:rPr>
+          <w:rFonts w:ascii="Arial" w:hAnsi="Arial" w:cs="Arial"/>
+          <w:sz w:val="20"/>
+          <w:szCs w:val="20"/>
+        </w:rPr>
+        <w:fldChar w:fldCharType="separate"/>
+      </w:r>
+      <w:r>
+        <w:rPr>
+          <w:rFonts w:ascii="Arial" w:hAnsi="Arial" w:cs="Arial"/>
+          <w:kern w:val="0"/>
+          <w:sz w:val="20"/>
+          <w:szCs w:val="20"/>
+          <w:vertAlign w:val="superscript"/>
+        </w:rPr>
+        <w:t>29</w:t>
+      </w:r>
+      <w:r>
+        <w:rPr>
+          <w:rFonts w:ascii="Arial" w:hAnsi="Arial" w:cs="Arial"/>
+          <w:sz w:val="20"/>
+          <w:szCs w:val="20"/>
+        </w:rPr>
+        <w:fldChar w:fldCharType="end"/>
+      </w:r>
+      <w:r>
+        <w:rPr>
+          <w:rFonts w:ascii="Arial" w:hAnsi="Arial" w:cs="Arial"/>
+          <w:sz w:val="20"/>
+          <w:szCs w:val="20"/>
+        </w:rPr>
+        <w:t xml:space="preserve"> (Y-Axis) and in PBs vs. WCs</w:t>
+      </w:r>
+      <w:r>
+        <w:rPr>
+          <w:rFonts w:ascii="Arial" w:hAnsi="Arial" w:cs="Arial"/>
+          <w:sz w:val="20"/>
+          <w:szCs w:val="20"/>
+        </w:rPr>
+        <w:fldChar w:fldCharType="begin"/>
+      </w:r>
+      <w:r>
+        <w:rPr>
+          <w:rFonts w:ascii="Arial" w:hAnsi="Arial" w:cs="Arial"/>
+          <w:sz w:val="20"/>
+          <w:szCs w:val="20"/>
+        </w:rPr>
+        <w:instrText xml:space="preserve"> ADDIN ZOTERO_ITEM CSL_CITATION {"citationID":"jJTISGoO","properties":{"formattedCitation":"\\super 37\\nosupersub{}","plainCitation":"37","noteIndex":0},"citationItems":[{"id":"0qTPcJe2/1oVivb73","uris":["http://zotero.org/users/local/1p9EH8ax/items/ARLW3CQN"],"itemData":{"id":"3kMMCi5j/Y5AbAQ9p","type":"article-journal","container-title":"Molecular and Cellular Biology","DOI":"10.1128/MCB.00313-19","ISSN":"1098-5549","issue":"24","journalAbbreviation":"Molecular and Cellular Biology","language":"en","page":"e00313-19","source":"DOI.org (Crossref)","title":"Transcriptome-Wide Comparison of Stress Granules and P-Bodies Reveals that Translation Plays a Major Role in RNA Partitioning","volume":"39","author":[{"family":"Matheny","given":"Tyler"},{"family":"Rao","given":"Bhalchandra S."},{"family":"Parker","given":"Roy"}],"issued":{"date-parts":[["2019",12,1]]}}}],"schema":"https://github.com/citation-style-language/schema/raw/master/csl-citation.json"} </w:instrText>
+      </w:r>
+      <w:r>
+        <w:rPr>
+          <w:rFonts w:ascii="Arial" w:hAnsi="Arial" w:cs="Arial"/>
+          <w:sz w:val="20"/>
+          <w:szCs w:val="20"/>
+        </w:rPr>
+        <w:fldChar w:fldCharType="separate"/>
       </w:r>
       <w:r>
         <w:rPr>
           <w:rFonts w:ascii="Arial" w:eastAsiaTheme="minorHAnsi" w:hAnsi="Arial" w:cs="Arial"/>
           <w:kern w:val="0"/>
           <w:sz w:val="20"/>
-          <w:szCs w:val="20"/>
+          <w:szCs w:val="24"/>
+          <w:vertAlign w:val="superscript"/>
           <w:lang w:val="en-GB"/>
         </w:rPr>
-        <w:t xml:space="preserve"> </w:t>
+        <w:t>37</w:t>
+      </w:r>
+      <w:r>
+        <w:rPr>
+          <w:rFonts w:ascii="Arial" w:hAnsi="Arial" w:cs="Arial"/>
+          <w:sz w:val="20"/>
+          <w:szCs w:val="20"/>
+        </w:rPr>
+        <w:fldChar w:fldCharType="end"/>
+      </w:r>
+      <w:r>
+        <w:rPr>
+          <w:rFonts w:ascii="Arial" w:hAnsi="Arial" w:cs="Arial"/>
+          <w:sz w:val="20"/>
+          <w:szCs w:val="20"/>
+        </w:rPr>
+        <w:t xml:space="preserve"> (X-Axis). (B) Scatter plot of t-statistics of DGEA in SGs vs. WCs</w:t>
+      </w:r>
+      <w:r>
+        <w:rPr>
+          <w:rFonts w:ascii="Arial" w:hAnsi="Arial" w:cs="Arial"/>
+          <w:sz w:val="20"/>
+          <w:szCs w:val="20"/>
+        </w:rPr>
+        <w:fldChar w:fldCharType="begin"/>
+      </w:r>
+      <w:r>
+        <w:rPr>
+          <w:rFonts w:ascii="Arial" w:hAnsi="Arial" w:cs="Arial"/>
+          <w:sz w:val="20"/>
+          <w:szCs w:val="20"/>
+        </w:rPr>
+        <w:instrText xml:space="preserve"> ADDIN ZOTERO_ITEM CSL_CITATION {"citationID":"Tv4B4706","properties":{"formattedCitation":"\\super 29\\nosupersub{}","plainCitation":"29","noteIndex":0},"citationItems":[{"id":"0qTPcJe2/ICOMNlhS","uris":["http://zotero.org/users/local/1p9EH8ax/items/WPA4SC2G"],"itemData":{"id":"3kMMCi5j/pWyCLjdf","type":"article-journal","container-title":"Molecular Cell","DOI":"10.1016/j.molcel.2017.10.015","ISSN":"10972765","issue":"4","journalAbbreviation":"Molecular Cell","language":"en","page":"808-820.e5","source":"DOI.org (Crossref)","title":"The Stress Granule Transcriptome Reveals Principles of mRNA Accumulation in Stress Granules","volume":"68","author":[{"family":"Khong","given":"Anthony"},{"family":"Matheny","given":"Tyler"},{"family":"Jain","given":"Saumya"},{"family":"Mitchell","given":"Sarah F."},{"family":"Wheeler","given":"Joshua R."},{"family":"Parker","given":"Roy"}],"issued":{"date-parts":[["2017",11]]}}}],"schema":"https://github.com/citation-style-language/schema/raw/master/csl-citation.json"} </w:instrText>
+      </w:r>
+      <w:r>
+        <w:rPr>
+          <w:rFonts w:ascii="Arial" w:hAnsi="Arial" w:cs="Arial"/>
+          <w:sz w:val="20"/>
+          <w:szCs w:val="20"/>
+        </w:rPr>
+        <w:fldChar w:fldCharType="separate"/>
+      </w:r>
+      <w:r>
+        <w:rPr>
+          <w:rFonts w:ascii="Arial" w:hAnsi="Arial" w:cs="Arial"/>
+          <w:kern w:val="0"/>
+          <w:sz w:val="20"/>
+          <w:szCs w:val="20"/>
+          <w:vertAlign w:val="superscript"/>
+        </w:rPr>
+        <w:t>29</w:t>
+      </w:r>
+      <w:r>
+        <w:rPr>
+          <w:rFonts w:ascii="Arial" w:hAnsi="Arial" w:cs="Arial"/>
+          <w:sz w:val="20"/>
+          <w:szCs w:val="20"/>
+        </w:rPr>
+        <w:fldChar w:fldCharType="end"/>
+      </w:r>
+      <w:r>
+        <w:rPr>
+          <w:rFonts w:ascii="Arial" w:hAnsi="Arial" w:cs="Arial"/>
+          <w:sz w:val="20"/>
+          <w:szCs w:val="20"/>
+        </w:rPr>
+        <w:t xml:space="preserve"> (Y-Axis) and in RNP granules vs. WCs</w:t>
+      </w:r>
+      <w:r>
+        <w:rPr>
+          <w:rFonts w:ascii="Arial" w:hAnsi="Arial" w:cs="Arial"/>
+          <w:sz w:val="20"/>
+          <w:szCs w:val="20"/>
+        </w:rPr>
+        <w:fldChar w:fldCharType="begin"/>
+      </w:r>
+      <w:r>
+        <w:rPr>
+          <w:rFonts w:ascii="Arial" w:hAnsi="Arial" w:cs="Arial"/>
+          <w:sz w:val="20"/>
+          <w:szCs w:val="20"/>
+        </w:rPr>
+        <w:instrText xml:space="preserve"> ADDIN ZOTERO_ITEM CSL_CITATION {"citationID":"jJTISGoO","properties":{"formattedCitation":"\\super 37\\nosupersub{}","plainCitation":"37","noteIndex":0},"citationItems":[{"id":"0qTPcJe2/1oVivb73","uris":["http://zotero.org/users/local/1p9EH8ax/items/ARLW3CQN"],"itemData":{"id":"3kMMCi5j/Y5AbAQ9p","type":"article-journal","container-title":"Molecular and Cellular Biology","DOI":"10.1128/MCB.00313-19","ISSN":"1098-5549","issue":"24","journalAbbreviation":"Molecular and Cellular Biology","language":"en","page":"e00313-19","source":"DOI.org (Crossref)","title":"Transcriptome-Wide Comparison of Stress Granules and P-Bodies Reveals that Translation Plays a Major Role in RNA Partitioning","volume":"39","author":[{"family":"Matheny","given":"Tyler"},{"family":"Rao","given":"Bhalchandra S."},{"family":"Parker","given":"Roy"}],"issued":{"date-parts":[["2019",12,1]]}}}],"schema":"https://github.com/citation-style-language/schema/raw/master/csl-citation.json"} </w:instrText>
+      </w:r>
+      <w:r>
+        <w:rPr>
+          <w:rFonts w:ascii="Arial" w:hAnsi="Arial" w:cs="Arial"/>
+          <w:sz w:val="20"/>
+          <w:szCs w:val="20"/>
+        </w:rPr>
+        <w:fldChar w:fldCharType="separate"/>
       </w:r>
       <w:r>
         <w:rPr>
           <w:rFonts w:ascii="Arial" w:eastAsiaTheme="minorHAnsi" w:hAnsi="Arial" w:cs="Arial"/>
           <w:kern w:val="0"/>
           <w:sz w:val="20"/>
-          <w:szCs w:val="20"/>
+          <w:szCs w:val="24"/>
+          <w:vertAlign w:val="superscript"/>
           <w:lang w:val="en-GB"/>
         </w:rPr>
-        <w:t>(B) Relative distribution (density) of representative RNA fragment length (nt) in simulated</w:t>
+        <w:t>37</w:t>
+      </w:r>
+      <w:r>
+        <w:rPr>
+          <w:rFonts w:ascii="Arial" w:hAnsi="Arial" w:cs="Arial"/>
+          <w:sz w:val="20"/>
+          <w:szCs w:val="20"/>
+        </w:rPr>
+        <w:fldChar w:fldCharType="end"/>
+      </w:r>
+      <w:r>
+        <w:rPr>
+          <w:rFonts w:ascii="Arial" w:hAnsi="Arial" w:cs="Arial"/>
+          <w:sz w:val="20"/>
+          <w:szCs w:val="20"/>
+        </w:rPr>
+        <w:t xml:space="preserve"> (X-Axis). (C) Scatter plot of t-statistics of DGEA in PBs vs. WCs</w:t>
+      </w:r>
+      <w:r>
+        <w:rPr>
+          <w:rFonts w:ascii="Arial" w:hAnsi="Arial" w:cs="Arial"/>
+          <w:sz w:val="20"/>
+          <w:szCs w:val="20"/>
+        </w:rPr>
+        <w:fldChar w:fldCharType="begin"/>
+      </w:r>
+      <w:r>
+        <w:rPr>
+          <w:rFonts w:ascii="Arial" w:hAnsi="Arial" w:cs="Arial"/>
+          <w:sz w:val="20"/>
+          <w:szCs w:val="20"/>
+        </w:rPr>
+        <w:instrText xml:space="preserve"> ADDIN ZOTERO_ITEM CSL_CITATION {"citationID":"jJTISGoO","properties":{"formattedCitation":"\\super 37\\nosupersub{}","plainCitation":"37","noteIndex":0},"citationItems":[{"id":"0qTPcJe2/1oVivb73","uris":["http://zotero.org/users/local/1p9EH8ax/items/ARLW3CQN"],"itemData":{"id":"3kMMCi5j/Y5AbAQ9p","type":"article-journal","container-title":"Molecular and Cellular Biology","DOI":"10.1128/MCB.00313-19","ISSN":"1098-5549","issue":"24","journalAbbreviation":"Molecular and Cellular Biology","language":"en","page":"e00313-19","source":"DOI.org (Crossref)","title":"Transcriptome-Wide Comparison of Stress Granules and P-Bodies Reveals that Translation Plays a Major Role in RNA Partitioning","volume":"39","author":[{"family":"Matheny","given":"Tyler"},{"family":"Rao","given":"Bhalchandra S."},{"family":"Parker","given":"Roy"}],"issued":{"date-parts":[["2019",12,1]]}}}],"schema":"https://github.com/citation-style-language/schema/raw/master/csl-citation.json"} </w:instrText>
+      </w:r>
+      <w:r>
+        <w:rPr>
+          <w:rFonts w:ascii="Arial" w:hAnsi="Arial" w:cs="Arial"/>
+          <w:sz w:val="20"/>
+          <w:szCs w:val="20"/>
+        </w:rPr>
+        <w:fldChar w:fldCharType="separate"/>
       </w:r>
       <w:r>
         <w:rPr>
           <w:rFonts w:ascii="Arial" w:eastAsiaTheme="minorHAnsi" w:hAnsi="Arial" w:cs="Arial"/>
           <w:kern w:val="0"/>
           <w:sz w:val="20"/>
-          <w:szCs w:val="20"/>
+          <w:szCs w:val="24"/>
+          <w:vertAlign w:val="superscript"/>
           <w:lang w:val="en-GB"/>
         </w:rPr>
-        <w:t xml:space="preserve"> </w:t>
+        <w:t>37</w:t>
+      </w:r>
+      <w:r>
+        <w:rPr>
+          <w:rFonts w:ascii="Arial" w:hAnsi="Arial" w:cs="Arial"/>
+          <w:sz w:val="20"/>
+          <w:szCs w:val="20"/>
+        </w:rPr>
+        <w:fldChar w:fldCharType="end"/>
+      </w:r>
+      <w:r>
+        <w:rPr>
+          <w:rFonts w:ascii="Arial" w:hAnsi="Arial" w:cs="Arial"/>
+          <w:sz w:val="20"/>
+          <w:szCs w:val="20"/>
+        </w:rPr>
+        <w:t xml:space="preserve"> (Y-Axis) and in RNP granules vs. WCs</w:t>
+      </w:r>
+      <w:r>
+        <w:rPr>
+          <w:rFonts w:ascii="Arial" w:hAnsi="Arial" w:cs="Arial"/>
+          <w:sz w:val="20"/>
+          <w:szCs w:val="20"/>
+        </w:rPr>
+        <w:fldChar w:fldCharType="begin"/>
+      </w:r>
+      <w:r>
+        <w:rPr>
+          <w:rFonts w:ascii="Arial" w:hAnsi="Arial" w:cs="Arial"/>
+          <w:sz w:val="20"/>
+          <w:szCs w:val="20"/>
+        </w:rPr>
+        <w:instrText xml:space="preserve"> ADDIN ZOTERO_ITEM CSL_CITATION {"citationID":"jJTISGoO","properties":{"formattedCitation":"\\super 37\\nosupersub{}","plainCitation":"37","noteIndex":0},"citationItems":[{"id":"0qTPcJe2/1oVivb73","uris":["http://zotero.org/users/local/1p9EH8ax/items/ARLW3CQN"],"itemData":{"id":"3kMMCi5j/Y5AbAQ9p","type":"article-journal","container-title":"Molecular and Cellular Biology","DOI":"10.1128/MCB.00313-19","ISSN":"1098-5549","issue":"24","journalAbbreviation":"Molecular and Cellular Biology","language":"en","page":"e00313-19","source":"DOI.org (Crossref)","title":"Transcriptome-Wide Comparison of Stress Granules and P-Bodies Reveals that Translation Plays a Major Role in RNA Partitioning","volume":"39","author":[{"family":"Matheny","given":"Tyler"},{"family":"Rao","given":"Bhalchandra S."},{"family":"Parker","given":"Roy"}],"issued":{"date-parts":[["2019",12,1]]}}}],"schema":"https://github.com/citation-style-language/schema/raw/master/csl-citation.json"} </w:instrText>
+      </w:r>
+      <w:r>
+        <w:rPr>
+          <w:rFonts w:ascii="Arial" w:hAnsi="Arial" w:cs="Arial"/>
+          <w:sz w:val="20"/>
+          <w:szCs w:val="20"/>
+        </w:rPr>
+        <w:fldChar w:fldCharType="separate"/>
       </w:r>
       <w:r>
         <w:rPr>
           <w:rFonts w:ascii="Arial" w:eastAsiaTheme="minorHAnsi" w:hAnsi="Arial" w:cs="Arial"/>
           <w:kern w:val="0"/>
           <w:sz w:val="20"/>
-          <w:szCs w:val="20"/>
+          <w:szCs w:val="24"/>
+          <w:vertAlign w:val="superscript"/>
           <w:lang w:val="en-GB"/>
         </w:rPr>
-        <w:t>samples, using WC (Left) or SG (Right) expression as basis, and WC or SG fragmentation</w:t>
+        <w:t>37</w:t>
+      </w:r>
+      <w:r>
+        <w:rPr>
+          <w:rFonts w:ascii="Arial" w:hAnsi="Arial" w:cs="Arial"/>
+          <w:sz w:val="20"/>
+          <w:szCs w:val="20"/>
+        </w:rPr>
+        <w:fldChar w:fldCharType="end"/>
+      </w:r>
+      <w:r>
+        <w:rPr>
+          <w:rFonts w:ascii="Arial" w:hAnsi="Arial" w:cs="Arial"/>
+          <w:sz w:val="20"/>
+          <w:szCs w:val="20"/>
+        </w:rPr>
+        <w:t xml:space="preserve"> (X-Axis). (D) Scatter plot of t-statistics of DGEA in PBs purified by FAPS</w:t>
+      </w:r>
+      <w:r>
+        <w:rPr>
+          <w:rFonts w:ascii="Arial" w:hAnsi="Arial" w:cs="Arial"/>
+          <w:sz w:val="20"/>
+          <w:szCs w:val="20"/>
+        </w:rPr>
+        <w:fldChar w:fldCharType="begin"/>
+      </w:r>
+      <w:r>
+        <w:rPr>
+          <w:rFonts w:ascii="Arial" w:hAnsi="Arial" w:cs="Arial"/>
+          <w:sz w:val="20"/>
+          <w:szCs w:val="20"/>
+        </w:rPr>
+        <w:instrText xml:space="preserve"> ADDIN ZOTERO_ITEM CSL_CITATION {"citationID":"u2zGN7jv","properties":{"formattedCitation":"\\super 43\\nosupersub{}","plainCitation":"43","noteIndex":0},"citationItems":[{"id":"0qTPcJe2/a0aGbjmL","uris":["http://zotero.org/users/local/q86rvdj2/items/KSJHQXQ8"],"itemData":{"id":1,"type":"article-journal","abstract":"Post-transcriptional mechanisms are fundamental safeguards of progenitor cell identity and are often dysregulated in cancer. Here, we identified regulators of P-bodies as crucial vulnerabilities in acute myeloid leukaemia (AML) through genome-wide CRISPR screens in normal and malignant haematopoietic progenitors. We found that leukaemia cells harbour aberrantly elevated numbers of P-bodies and show that P-body assembly is crucial for initiation and maintenance of AML. Notably, P-body loss had little effect upon homoeostatic haematopoiesis but impacted regenerative haematopoiesis. Molecular characterization of P-bodies purified from human AML cells unveiled their critical role in sequestering messenger RNAs encoding potent tumour suppressors from the translational machinery. P-body dissolution promoted translation of these mRNAs, which in turn rewired gene expression and chromatin architecture in leukaemia cells. Collectively, our findings highlight the contrasting and unique roles of RNA sequestration in P-bodies during tissue homoeostasis and oncogenesis. These insights open potential avenues for understanding myeloid leukaemia and future therapeutic interventions.","container-title":"Nature Cell Biology","DOI":"10.1038/s41556-024-01489-6","ISSN":"1476-4679","issue":"10","journalAbbreviation":"Nat Cell Biol","language":"eng","note":"PMID: 39169219","page":"1745-1758","source":"PubMed","title":"RNA sequestration in P-bodies sustains myeloid leukaemia","volume":"26","author":[{"family":"Kodali","given":"Srikanth"},{"family":"Proietti","given":"Ludovica"},{"family":"Valcarcel","given":"Gemma"},{"family":"López-Rubio","given":"Anna V."},{"family":"Pessina","given":"Patrizia"},{"family":"Eder","given":"Thomas"},{"family":"Shi","given":"Junchao"},{"family":"Jen","given":"Annie"},{"family":"Lupión-Garcia","given":"Núria"},{"family":"Starner","given":"Anne C."},{"family":"Bartels","given":"Mason D."},{"family":"Cui","given":"Yingzhi"},{"family":"Sands","given":"Caroline M."},{"family":"Planas-Riverola","given":"Ainoa"},{"family":"Martínez","given":"Alba"},{"family":"Velasco-Hernandez","given":"Talia"},{"family":"Tomás-Daza","given":"Laureano"},{"family":"Alber","given":"Bernhard"},{"family":"Manhart","given":"Gabriele"},{"family":"Mayer","given":"Isabella Maria"},{"family":"Kollmann","given":"Karoline"},{"family":"Fatica","given":"Alessandro"},{"family":"Menendez","given":"Pablo"},{"family":"Shishkova","given":"Evgenia"},{"family":"Rau","given":"Rachel E."},{"family":"Javierre","given":"Biola M."},{"family":"Coon","given":"Joshua"},{"family":"Chen","given":"Qi"},{"family":"Van Nostrand","given":"Eric L."},{"family":"Sardina","given":"Jose L."},{"family":"Grebien","given":"Florian"},{"family":"Di Stefano","given":"Bruno"}],"issued":{"date-parts":[["2024",10]]}}}],"schema":"https://github.com/citation-style-language/schema/raw/master/csl-citation.json"} </w:instrText>
+      </w:r>
+      <w:r>
+        <w:rPr>
+          <w:rFonts w:ascii="Arial" w:hAnsi="Arial" w:cs="Arial"/>
+          <w:sz w:val="20"/>
+          <w:szCs w:val="20"/>
+        </w:rPr>
+        <w:fldChar w:fldCharType="separate"/>
       </w:r>
       <w:r>
         <w:rPr>
           <w:rFonts w:ascii="Arial" w:eastAsiaTheme="minorHAnsi" w:hAnsi="Arial" w:cs="Arial"/>
           <w:kern w:val="0"/>
           <w:sz w:val="20"/>
-          <w:szCs w:val="20"/>
+          <w:szCs w:val="24"/>
+          <w:vertAlign w:val="superscript"/>
           <w:lang w:val="en-GB"/>
         </w:rPr>
-        <w:t xml:space="preserve"> </w:t>
+        <w:t>43</w:t>
+      </w:r>
+      <w:r>
+        <w:rPr>
+          <w:rFonts w:ascii="Arial" w:hAnsi="Arial" w:cs="Arial"/>
+          <w:sz w:val="20"/>
+          <w:szCs w:val="20"/>
+        </w:rPr>
+        <w:fldChar w:fldCharType="end"/>
+      </w:r>
+      <w:r>
+        <w:rPr>
+          <w:rFonts w:ascii="Arial" w:hAnsi="Arial" w:cs="Arial"/>
+          <w:sz w:val="20"/>
+          <w:szCs w:val="20"/>
+        </w:rPr>
+        <w:t xml:space="preserve"> (Y-Axis) and by DC</w:t>
+      </w:r>
+      <w:r>
+        <w:rPr>
+          <w:rFonts w:ascii="Arial" w:hAnsi="Arial" w:cs="Arial"/>
+          <w:sz w:val="20"/>
+          <w:szCs w:val="20"/>
+        </w:rPr>
+        <w:fldChar w:fldCharType="begin"/>
+      </w:r>
+      <w:r>
+        <w:rPr>
+          <w:rFonts w:ascii="Arial" w:hAnsi="Arial" w:cs="Arial"/>
+          <w:sz w:val="20"/>
+          <w:szCs w:val="20"/>
+        </w:rPr>
+        <w:instrText xml:space="preserve"> ADDIN ZOTERO_ITEM CSL_CITATION {"citationID":"jJTISGoO","properties":{"formattedCitation":"\\super 37\\nosupersub{}","plainCitation":"37","noteIndex":0},"citationItems":[{"id":"0qTPcJe2/1oVivb73","uris":["http://zotero.org/users/local/1p9EH8ax/items/ARLW3CQN"],"itemData":{"id":"3kMMCi5j/Y5AbAQ9p","type":"article-journal","container-title":"Molecular and Cellular Biology","DOI":"10.1128/MCB.00313-19","ISSN":"1098-5549","issue":"24","journalAbbreviation":"Molecular and Cellular Biology","language":"en","page":"e00313-19","source":"DOI.org (Crossref)","title":"Transcriptome-Wide Comparison of Stress Granules and P-Bodies Reveals that Translation Plays a Major Role in RNA Partitioning","volume":"39","author":[{"family":"Matheny","given":"Tyler"},{"family":"Rao","given":"Bhalchandra S."},{"family":"Parker","given":"Roy"}],"issued":{"date-parts":[["2019",12,1]]}}}],"schema":"https://github.com/citation-style-language/schema/raw/master/csl-citation.json"} </w:instrText>
+      </w:r>
+      <w:r>
+        <w:rPr>
+          <w:rFonts w:ascii="Arial" w:hAnsi="Arial" w:cs="Arial"/>
+          <w:sz w:val="20"/>
+          <w:szCs w:val="20"/>
+        </w:rPr>
+        <w:fldChar w:fldCharType="separate"/>
       </w:r>
       <w:r>
         <w:rPr>
           <w:rFonts w:ascii="Arial" w:eastAsiaTheme="minorHAnsi" w:hAnsi="Arial" w:cs="Arial"/>
           <w:kern w:val="0"/>
           <w:sz w:val="20"/>
-          <w:szCs w:val="20"/>
+          <w:szCs w:val="24"/>
+          <w:vertAlign w:val="superscript"/>
           <w:lang w:val="en-GB"/>
         </w:rPr>
-        <w:t>distributions as basis. (C) Scatter plot of t-statistics of DGEA between SG and</w:t>
+        <w:t>37</w:t>
+      </w:r>
+      <w:r>
+        <w:rPr>
+          <w:rFonts w:ascii="Arial" w:hAnsi="Arial" w:cs="Arial"/>
+          <w:sz w:val="20"/>
+          <w:szCs w:val="20"/>
+        </w:rPr>
+        <w:fldChar w:fldCharType="end"/>
+      </w:r>
+      <w:r>
+        <w:rPr>
+          <w:rFonts w:ascii="Arial" w:hAnsi="Arial" w:cs="Arial"/>
+          <w:sz w:val="20"/>
+          <w:szCs w:val="20"/>
+        </w:rPr>
+        <w:t>, compared to WCs (X-Axis). (E) Scatter plot of t-statistics of DGEA in SGs purified by DC</w:t>
+      </w:r>
+      <w:r>
+        <w:rPr>
+          <w:rFonts w:ascii="Arial" w:hAnsi="Arial" w:cs="Arial"/>
+          <w:sz w:val="20"/>
+          <w:szCs w:val="20"/>
+        </w:rPr>
+        <w:fldChar w:fldCharType="begin"/>
+      </w:r>
+      <w:r>
+        <w:rPr>
+          <w:rFonts w:ascii="Arial" w:hAnsi="Arial" w:cs="Arial"/>
+          <w:sz w:val="20"/>
+          <w:szCs w:val="20"/>
+        </w:rPr>
+        <w:instrText xml:space="preserve"> ADDIN ZOTERO_ITEM CSL_CITATION {"citationID":"Tv4B4706","properties":{"formattedCitation":"\\super 29\\nosupersub{}","plainCitation":"29","noteIndex":0},"citationItems":[{"id":"0qTPcJe2/ICOMNlhS","uris":["http://zotero.org/users/local/1p9EH8ax/items/WPA4SC2G"],"itemData":{"id":"3kMMCi5j/pWyCLjdf","type":"article-journal","container-title":"Molecular Cell","DOI":"10.1016/j.molcel.2017.10.015","ISSN":"10972765","issue":"4","journalAbbreviation":"Molecular Cell","language":"en","page":"808-820.e5","source":"DOI.org (Crossref)","title":"The Stress Granule Transcriptome Reveals Principles of mRNA Accumulation in Stress Granules","volume":"68","author":[{"family":"Khong","given":"Anthony"},{"family":"Matheny","given":"Tyler"},{"family":"Jain","given":"Saumya"},{"family":"Mitchell","given":"Sarah F."},{"family":"Wheeler","given":"Joshua R."},{"family":"Parker","given":"Roy"}],"issued":{"date-parts":[["2017",11]]}}}],"schema":"https://github.com/citation-style-language/schema/raw/master/csl-citation.json"} </w:instrText>
+      </w:r>
+      <w:r>
+        <w:rPr>
+          <w:rFonts w:ascii="Arial" w:hAnsi="Arial" w:cs="Arial"/>
+          <w:sz w:val="20"/>
+          <w:szCs w:val="20"/>
+        </w:rPr>
+        <w:fldChar w:fldCharType="separate"/>
+      </w:r>
+      <w:r>
+        <w:rPr>
+          <w:rFonts w:ascii="Arial" w:hAnsi="Arial" w:cs="Arial"/>
+          <w:kern w:val="0"/>
+          <w:sz w:val="20"/>
+          <w:szCs w:val="20"/>
+          <w:vertAlign w:val="superscript"/>
+        </w:rPr>
+        <w:t>29</w:t>
+      </w:r>
+      <w:r>
+        <w:rPr>
+          <w:rFonts w:ascii="Arial" w:hAnsi="Arial" w:cs="Arial"/>
+          <w:sz w:val="20"/>
+          <w:szCs w:val="20"/>
+        </w:rPr>
+        <w:fldChar w:fldCharType="end"/>
+      </w:r>
+      <w:r>
+        <w:rPr>
+          <w:rFonts w:ascii="Arial" w:hAnsi="Arial" w:cs="Arial"/>
+          <w:sz w:val="20"/>
+          <w:szCs w:val="20"/>
+        </w:rPr>
+        <w:t xml:space="preserve"> (Y-Axis) and by FAPS/FANCI</w:t>
+      </w:r>
+      <w:r>
+        <w:rPr>
+          <w:rFonts w:ascii="Arial" w:hAnsi="Arial" w:cs="Arial"/>
+          <w:sz w:val="20"/>
+          <w:szCs w:val="20"/>
+        </w:rPr>
+        <w:fldChar w:fldCharType="begin"/>
+      </w:r>
+      <w:r>
+        <w:rPr>
+          <w:rFonts w:ascii="Arial" w:hAnsi="Arial" w:cs="Arial"/>
+          <w:sz w:val="20"/>
+          <w:szCs w:val="20"/>
+        </w:rPr>
+        <w:instrText xml:space="preserve"> ADDIN ZOTERO_ITEM CSL_CITATION {"citationID":"bsXZr8ME","properties":{"formattedCitation":"\\super 44\\nosupersub{}","plainCitation":"44","noteIndex":0},"citationItems":[{"id":"0qTPcJe2/Ewl7pojp","uris":["http://zotero.org/users/local/q86rvdj2/items/8CTYDC6C"],"itemData":{"id":31,"type":"article-journal","container-title":"Cell","DOI":"10.1016/j.cell.2024.02.028","ISSN":"00928674","issue":"7","journalAbbreviation":"Cell","language":"en","page":"1701-1718.e28","source":"DOI.org (Crossref)","title":"RNA damage compartmentalization by DHX9 stress granules","volume":"187","author":[{"family":"Zhou","given":"Yilong"},{"family":"Panhale","given":"Amol"},{"family":"Shvedunova","given":"Maria"},{"family":"Balan","given":"Mirela"},{"family":"Gomez-Auli","given":"Alejandro"},{"family":"Holz","given":"Herbert"},{"family":"Seyfferth","given":"Janine"},{"family":"Helmstädter","given":"Martin"},{"family":"Kayser","given":"Séverine"},{"family":"Zhao","given":"Yuling"},{"family":"Erdogdu","given":"Niyazi Umut"},{"family":"Grzadzielewska","given":"Iga"},{"family":"Mittler","given":"Gerhard"},{"family":"Manke","given":"Thomas"},{"family":"Akhtar","given":"Asifa"}],"issued":{"date-parts":[["2024",3]]}}}],"schema":"https://github.com/citation-style-language/schema/raw/master/csl-citation.json"} </w:instrText>
+      </w:r>
+      <w:r>
+        <w:rPr>
+          <w:rFonts w:ascii="Arial" w:hAnsi="Arial" w:cs="Arial"/>
+          <w:sz w:val="20"/>
+          <w:szCs w:val="20"/>
+        </w:rPr>
+        <w:fldChar w:fldCharType="separate"/>
       </w:r>
       <w:r>
         <w:rPr>
           <w:rFonts w:ascii="Arial" w:eastAsiaTheme="minorHAnsi" w:hAnsi="Arial" w:cs="Arial"/>
           <w:kern w:val="0"/>
           <w:sz w:val="20"/>
-          <w:szCs w:val="20"/>
+          <w:szCs w:val="24"/>
+          <w:vertAlign w:val="superscript"/>
           <w:lang w:val="en-GB"/>
         </w:rPr>
-        <w:t xml:space="preserve"> </w:t>
+        <w:t>44</w:t>
+      </w:r>
+      <w:r>
+        <w:rPr>
+          <w:rFonts w:ascii="Arial" w:hAnsi="Arial" w:cs="Arial"/>
+          <w:sz w:val="20"/>
+          <w:szCs w:val="20"/>
+        </w:rPr>
+        <w:fldChar w:fldCharType="end"/>
+      </w:r>
+      <w:r>
+        <w:rPr>
+          <w:rFonts w:ascii="Arial" w:hAnsi="Arial" w:cs="Arial"/>
+          <w:sz w:val="20"/>
+          <w:szCs w:val="20"/>
+        </w:rPr>
+        <w:t xml:space="preserve"> (X-Axis), comparing to WCs, after batch correction for cell type and stress. (F) Scatter plot of t-statistics of DGEA in SG (Y-Axis) and PB (X-Axis) purified by FAPS/FANCI</w:t>
+      </w:r>
+      <w:r>
+        <w:rPr>
+          <w:rFonts w:ascii="Arial" w:hAnsi="Arial" w:cs="Arial"/>
+          <w:sz w:val="20"/>
+          <w:szCs w:val="20"/>
+        </w:rPr>
+        <w:fldChar w:fldCharType="begin"/>
+      </w:r>
+      <w:r>
+        <w:rPr>
+          <w:rFonts w:ascii="Arial" w:hAnsi="Arial" w:cs="Arial"/>
+          <w:sz w:val="20"/>
+          <w:szCs w:val="20"/>
+        </w:rPr>
+        <w:instrText xml:space="preserve"> ADDIN ZOTERO_ITEM CSL_CITATION {"citationID":"Kpoa2zvv","properties":{"formattedCitation":"\\super 43,44\\nosupersub{}","plainCitation":"43,44","noteIndex":0},"citationItems":[{"id":"0qTPcJe2/a0aGbjmL","uris":["http://zotero.org/users/local/q86rvdj2/items/KSJHQXQ8"],"itemData":{"id":1,"type":"article-journal","abstract":"Post-transcriptional mechanisms are fundamental safeguards of progenitor cell identity and are often dysregulated in cancer. Here, we identified regulators of P-bodies as crucial vulnerabilities in acute myeloid leukaemia (AML) through genome-wide CRISPR screens in normal and malignant haematopoietic progenitors. We found that leukaemia cells harbour aberrantly elevated numbers of P-bodies and show that P-body assembly is crucial for initiation and maintenance of AML. Notably, P-body loss had little effect upon homoeostatic haematopoiesis but impacted regenerative haematopoiesis. Molecular characterization of P-bodies purified from human AML cells unveiled their critical role in sequestering messenger RNAs encoding potent tumour suppressors from the translational machinery. P-body dissolution promoted translation of these mRNAs, which in turn rewired gene expression and chromatin architecture in leukaemia cells. Collectively, our findings highlight the contrasting and unique roles of RNA sequestration in P-bodies during tissue homoeostasis and oncogenesis. These insights open potential avenues for understanding myeloid leukaemia and future therapeutic interventions.","container-title":"Nature Cell Biology","DOI":"10.1038/s41556-024-01489-6","ISSN":"1476-4679","issue":"10","journalAbbreviation":"Nat Cell Biol","language":"eng","note":"PMID: 39169219","page":"1745-1758","source":"PubMed","title":"RNA sequestration in P-bodies sustains myeloid leukaemia","volume":"26","author":[{"family":"Kodali","given":"Srikanth"},{"family":"Proietti","given":"Ludovica"},{"family":"Valcarcel","given":"Gemma"},{"family":"López-Rubio","given":"Anna V."},{"family":"Pessina","given":"Patrizia"},{"family":"Eder","given":"Thomas"},{"family":"Shi","given":"Junchao"},{"family":"Jen","given":"Annie"},{"family":"Lupión-Garcia","given":"Núria"},{"family":"Starner","given":"Anne C."},{"family":"Bartels","given":"Mason D."},{"family":"Cui","given":"Yingzhi"},{"family":"Sands","given":"Caroline M."},{"family":"Planas-Riverola","given":"Ainoa"},{"family":"Martínez","given":"Alba"},{"family":"Velasco-Hernandez","given":"Talia"},{"family":"Tomás-Daza","given":"Laureano"},{"family":"Alber","given":"Bernhard"},{"family":"Manhart","given":"Gabriele"},{"family":"Mayer","given":"Isabella Maria"},{"family":"Kollmann","given":"Karoline"},{"family":"Fatica","given":"Alessandro"},{"family":"Menendez","given":"Pablo"},{"family":"Shishkova","given":"Evgenia"},{"family":"Rau","given":"Rachel E."},{"family":"Javierre","given":"Biola M."},{"family":"Coon","given":"Joshua"},{"family":"Chen","given":"Qi"},{"family":"Van Nostrand","given":"Eric L."},{"family":"Sardina","given":"Jose L."},{"family":"Grebien","given":"Florian"},{"family":"Di Stefano","given":"Bruno"}],"issued":{"date-parts":[["2024",10]]}}},{"id":"0qTPcJe2/Ewl7pojp","uris":["http://zotero.org/users/local/q86rvdj2/items/8CTYDC6C"],"itemData":{"id":31,"type":"article-journal","container-title":"Cell","DOI":"10.1016/j.cell.2024.02.028","ISSN":"00928674","issue":"7","journalAbbreviation":"Cell","language":"en","page":"1701-1718.e28","source":"DOI.org (Crossref)","title":"RNA damage compartmentalization by DHX9 stress granules","volume":"187","author":[{"family":"Zhou","given":"Yilong"},{"family":"Panhale","given":"Amol"},{"family":"Shvedunova","given":"Maria"},{"family":"Balan","given":"Mirela"},{"family":"Gomez-Auli","given":"Alejandro"},{"family":"Holz","given":"Herbert"},{"family":"Seyfferth","given":"Janine"},{"family":"Helmstädter","given":"Martin"},{"family":"Kayser","given":"Séverine"},{"family":"Zhao","given":"Yuling"},{"family":"Erdogdu","given":"Niyazi Umut"},{"family":"Grzadzielewska","given":"Iga"},{"family":"Mittler","given":"Gerhard"},{"family":"Manke","given":"Thomas"},{"family":"Akhtar","given":"Asifa"}],"issued":{"date-parts":[["2024",3]]}}}],"schema":"https://github.com/citation-style-language/schema/raw/master/csl-citation.json"} </w:instrText>
+      </w:r>
+      <w:r>
+        <w:rPr>
+          <w:rFonts w:ascii="Arial" w:hAnsi="Arial" w:cs="Arial"/>
+          <w:sz w:val="20"/>
+          <w:szCs w:val="20"/>
+        </w:rPr>
+        <w:fldChar w:fldCharType="separate"/>
       </w:r>
       <w:r>
         <w:rPr>
           <w:rFonts w:ascii="Arial" w:eastAsiaTheme="minorHAnsi" w:hAnsi="Arial" w:cs="Arial"/>
           <w:kern w:val="0"/>
           <w:sz w:val="20"/>
-          <w:szCs w:val="20"/>
+          <w:szCs w:val="24"/>
+          <w:vertAlign w:val="superscript"/>
           <w:lang w:val="en-GB"/>
         </w:rPr>
-        <w:t>WC simulated</w:t>
-      </w:r>
-      <w:r>
-        <w:rPr>
-          <w:rFonts w:ascii="Arial" w:eastAsiaTheme="minorHAnsi" w:hAnsi="Arial" w:cs="Arial"/>
-          <w:kern w:val="0"/>
-          <w:sz w:val="20"/>
-          <w:szCs w:val="20"/>
-          <w:lang w:val="en-GB"/>
-        </w:rPr>
-        <w:t xml:space="preserve"> </w:t>
-      </w:r>
-      <w:r>
-        <w:rPr>
-          <w:rFonts w:ascii="Arial" w:eastAsiaTheme="minorHAnsi" w:hAnsi="Arial" w:cs="Arial"/>
-          <w:kern w:val="0"/>
-          <w:sz w:val="20"/>
-          <w:szCs w:val="20"/>
-          <w:lang w:val="en-GB"/>
-        </w:rPr>
-        <w:t>samples (Y-Axis) and representative RNA transcript length (nt) (X-Axis, log scale); genes as</w:t>
-      </w:r>
-      <w:r>
-        <w:rPr>
-          <w:rFonts w:ascii="Arial" w:eastAsiaTheme="minorHAnsi" w:hAnsi="Arial" w:cs="Arial"/>
-          <w:kern w:val="0"/>
-          <w:sz w:val="20"/>
-          <w:szCs w:val="20"/>
-          <w:lang w:val="en-GB"/>
-        </w:rPr>
-        <w:t xml:space="preserve"> </w:t>
-      </w:r>
-      <w:r>
-        <w:rPr>
-          <w:rFonts w:ascii="Arial" w:eastAsiaTheme="minorHAnsi" w:hAnsi="Arial" w:cs="Arial"/>
-          <w:kern w:val="0"/>
-          <w:sz w:val="20"/>
-          <w:szCs w:val="20"/>
-          <w:lang w:val="en-GB"/>
-        </w:rPr>
-        <w:t>circles, density contour lines in dark red, Spearman’s correlation coefficient ρ and associated</w:t>
-      </w:r>
-      <w:r>
-        <w:rPr>
-          <w:rFonts w:ascii="Arial" w:eastAsiaTheme="minorHAnsi" w:hAnsi="Arial" w:cs="Arial"/>
-          <w:kern w:val="0"/>
-          <w:sz w:val="20"/>
-          <w:szCs w:val="20"/>
-          <w:lang w:val="en-GB"/>
-        </w:rPr>
-        <w:t xml:space="preserve"> </w:t>
-      </w:r>
-      <w:r>
-        <w:rPr>
-          <w:rFonts w:ascii="Arial" w:eastAsiaTheme="minorHAnsi" w:hAnsi="Arial" w:cs="Arial"/>
-          <w:kern w:val="0"/>
-          <w:sz w:val="20"/>
-          <w:szCs w:val="20"/>
-          <w:lang w:val="en-GB"/>
-        </w:rPr>
-        <w:t>test’s p-value are also shown. The original WC expression</w:t>
-      </w:r>
-      <w:r>
-        <w:rPr>
-          <w:rFonts w:ascii="Arial" w:hAnsi="Arial" w:cs="Arial"/>
-          <w:sz w:val="20"/>
-          <w:szCs w:val="20"/>
-        </w:rPr>
-        <w:fldChar w:fldCharType="begin"/>
-      </w:r>
-      <w:r>
-        <w:rPr>
-          <w:rFonts w:ascii="Arial" w:hAnsi="Arial" w:cs="Arial"/>
-          <w:sz w:val="20"/>
-          <w:szCs w:val="20"/>
-        </w:rPr>
-        <w:instrText xml:space="preserve"> ADDIN ZOTERO_ITEM CSL_CITATION {"citationID":"bckOrwKO","properties":{"formattedCitation":"\\super 29\\nosupersub{}","plainCitation":"29","noteIndex":0},"citationItems":[{"id":"0qTPcJe2/ICOMNlhS","uris":["http://zotero.org/users/local/1p9EH8ax/items/WPA4SC2G"],"itemData":{"id":"BBFnzxKo/8GC0EoNN","type":"article-journal","container-title":"Molecular Cell","DOI":"10.1016/j.molcel.2017.10.015","ISSN":"10972765","issue":"4","journalAbbreviation":"Molecular Cell","language":"en","page":"808-820.e5","source":"DOI.org (Crossref)","title":"The Stress Granule Transcriptome Reveals Principles of mRNA Accumulation in Stress Granules","volume":"68","author":[{"family":"Khong","given":"Anthony"},{"family":"Matheny","given":"Tyler"},{"family":"Jain","given":"Saumya"},{"family":"Mitchell","given":"Sarah F."},{"family":"Wheeler","given":"Joshua R."},{"family":"Parker","given":"Roy"}],"issued":{"date-parts":[["2017",11]]}}}],"schema":"https://github.com/citation-style-language/schema/raw/master/csl-citation.json"} </w:instrText>
-      </w:r>
-      <w:r>
-        <w:rPr>
-          <w:rFonts w:ascii="Arial" w:hAnsi="Arial" w:cs="Arial"/>
-          <w:sz w:val="20"/>
-          <w:szCs w:val="20"/>
-        </w:rPr>
-        <w:fldChar w:fldCharType="separate"/>
-      </w:r>
-      <w:r>
-        <w:rPr>
-          <w:rFonts w:ascii="Arial" w:hAnsi="Arial" w:cs="Arial"/>
-          <w:kern w:val="0"/>
-          <w:sz w:val="20"/>
-          <w:vertAlign w:val="superscript"/>
-        </w:rPr>
-        <w:t>29</w:t>
+        <w:t>43,44</w:t>
       </w:r>
       <w:r>
         <w:rPr>
@@ -2387,167 +4100,31 @@
       </w:r>
       <w:r>
         <w:rPr>
-          <w:rFonts w:ascii="Arial" w:eastAsiaTheme="minorHAnsi" w:hAnsi="Arial" w:cs="Arial"/>
-          <w:kern w:val="0"/>
-          <w:sz w:val="20"/>
-          <w:szCs w:val="20"/>
-          <w:lang w:val="en-GB"/>
-        </w:rPr>
-        <w:t xml:space="preserve"> was used as the basis for both</w:t>
-      </w:r>
-      <w:r>
-        <w:rPr>
-          <w:rFonts w:ascii="Arial" w:eastAsiaTheme="minorHAnsi" w:hAnsi="Arial" w:cs="Arial"/>
-          <w:kern w:val="0"/>
-          <w:sz w:val="20"/>
-          <w:szCs w:val="20"/>
-          <w:lang w:val="en-GB"/>
-        </w:rPr>
-        <w:t xml:space="preserve"> </w:t>
-      </w:r>
-      <w:r>
-        <w:rPr>
-          <w:rFonts w:ascii="Arial" w:eastAsiaTheme="minorHAnsi" w:hAnsi="Arial" w:cs="Arial"/>
-          <w:kern w:val="0"/>
-          <w:sz w:val="20"/>
-          <w:szCs w:val="20"/>
-          <w:lang w:val="en-GB"/>
-        </w:rPr>
-        <w:t>simulated WC and SG samples, with their respective fragment size distribution as the basis.</w:t>
-      </w:r>
-      <w:r>
-        <w:rPr>
-          <w:rFonts w:ascii="Arial" w:eastAsiaTheme="minorHAnsi" w:hAnsi="Arial" w:cs="Arial"/>
-          <w:kern w:val="0"/>
-          <w:sz w:val="20"/>
-          <w:szCs w:val="20"/>
-          <w:lang w:val="en-GB"/>
-        </w:rPr>
-        <w:t xml:space="preserve"> </w:t>
-      </w:r>
-      <w:r>
-        <w:rPr>
-          <w:rFonts w:ascii="Arial" w:eastAsiaTheme="minorHAnsi" w:hAnsi="Arial" w:cs="Arial"/>
-          <w:kern w:val="0"/>
-          <w:sz w:val="20"/>
-          <w:szCs w:val="20"/>
-          <w:lang w:val="en-GB"/>
-        </w:rPr>
-        <w:t>(D) Cumulative distribution of the percentage of RNA-seq reads mapping to the increasing</w:t>
-      </w:r>
-      <w:r>
-        <w:rPr>
-          <w:rFonts w:ascii="Arial" w:eastAsiaTheme="minorHAnsi" w:hAnsi="Arial" w:cs="Arial"/>
-          <w:kern w:val="0"/>
-          <w:sz w:val="20"/>
-          <w:szCs w:val="20"/>
-          <w:lang w:val="en-GB"/>
-        </w:rPr>
-        <w:t xml:space="preserve"> </w:t>
-      </w:r>
-      <w:r>
-        <w:rPr>
-          <w:rFonts w:ascii="Arial" w:eastAsiaTheme="minorHAnsi" w:hAnsi="Arial" w:cs="Arial"/>
-          <w:kern w:val="0"/>
-          <w:sz w:val="20"/>
-          <w:szCs w:val="20"/>
-          <w:lang w:val="en-GB"/>
-        </w:rPr>
-        <w:t>number of genes, ordered by decreasing read coverage, in the original dataset</w:t>
-      </w:r>
-      <w:r>
-        <w:rPr>
-          <w:rFonts w:ascii="Arial" w:hAnsi="Arial" w:cs="Arial"/>
-          <w:sz w:val="20"/>
-          <w:szCs w:val="20"/>
-        </w:rPr>
-        <w:fldChar w:fldCharType="begin"/>
-      </w:r>
-      <w:r>
-        <w:rPr>
-          <w:rFonts w:ascii="Arial" w:hAnsi="Arial" w:cs="Arial"/>
-          <w:sz w:val="20"/>
-          <w:szCs w:val="20"/>
-        </w:rPr>
-        <w:instrText xml:space="preserve"> ADDIN ZOTERO_ITEM CSL_CITATION {"citationID":"bckOrwKO","properties":{"formattedCitation":"\\super 29\\nosupersub{}","plainCitation":"29","noteIndex":0},"citationItems":[{"id":"0qTPcJe2/ICOMNlhS","uris":["http://zotero.org/users/local/1p9EH8ax/items/WPA4SC2G"],"itemData":{"id":"BBFnzxKo/8GC0EoNN","type":"article-journal","container-title":"Molecular Cell","DOI":"10.1016/j.molcel.2017.10.015","ISSN":"10972765","issue":"4","journalAbbreviation":"Molecular Cell","language":"en","page":"808-820.e5","source":"DOI.org (Crossref)","title":"The Stress Granule Transcriptome Reveals Principles of mRNA Accumulation in Stress Granules","volume":"68","author":[{"family":"Khong","given":"Anthony"},{"family":"Matheny","given":"Tyler"},{"family":"Jain","given":"Saumya"},{"family":"Mitchell","given":"Sarah F."},{"family":"Wheeler","given":"Joshua R."},{"family":"Parker","given":"Roy"}],"issued":{"date-parts":[["2017",11]]}}}],"schema":"https://github.com/citation-style-language/schema/raw/master/csl-citation.json"} </w:instrText>
-      </w:r>
-      <w:r>
-        <w:rPr>
-          <w:rFonts w:ascii="Arial" w:hAnsi="Arial" w:cs="Arial"/>
-          <w:sz w:val="20"/>
-          <w:szCs w:val="20"/>
-        </w:rPr>
-        <w:fldChar w:fldCharType="separate"/>
-      </w:r>
-      <w:r>
-        <w:rPr>
-          <w:rFonts w:ascii="Arial" w:hAnsi="Arial" w:cs="Arial"/>
-          <w:kern w:val="0"/>
-          <w:sz w:val="20"/>
-          <w:vertAlign w:val="superscript"/>
-        </w:rPr>
-        <w:t>29</w:t>
-      </w:r>
-      <w:r>
-        <w:rPr>
-          <w:rFonts w:ascii="Arial" w:hAnsi="Arial" w:cs="Arial"/>
-          <w:sz w:val="20"/>
-          <w:szCs w:val="20"/>
-        </w:rPr>
-        <w:fldChar w:fldCharType="end"/>
-      </w:r>
-      <w:r>
-        <w:rPr>
-          <w:rFonts w:ascii="Arial" w:eastAsiaTheme="minorHAnsi" w:hAnsi="Arial" w:cs="Arial"/>
-          <w:kern w:val="0"/>
-          <w:sz w:val="20"/>
-          <w:szCs w:val="20"/>
-          <w:lang w:val="en-GB"/>
-        </w:rPr>
-        <w:t>. More</w:t>
-      </w:r>
-      <w:r>
-        <w:rPr>
-          <w:rFonts w:ascii="Arial" w:eastAsiaTheme="minorHAnsi" w:hAnsi="Arial" w:cs="Arial"/>
-          <w:kern w:val="0"/>
-          <w:sz w:val="20"/>
-          <w:szCs w:val="20"/>
-          <w:lang w:val="en-GB"/>
-        </w:rPr>
-        <w:t xml:space="preserve"> </w:t>
-      </w:r>
-      <w:r>
-        <w:rPr>
-          <w:rFonts w:ascii="Arial" w:eastAsiaTheme="minorHAnsi" w:hAnsi="Arial" w:cs="Arial"/>
-          <w:kern w:val="0"/>
-          <w:sz w:val="20"/>
-          <w:szCs w:val="20"/>
-          <w:lang w:val="en-GB"/>
-        </w:rPr>
-        <w:t>genes account for 50% of the reads in SG samples than their WC counterparts, suggesting</w:t>
-      </w:r>
-      <w:r>
-        <w:rPr>
-          <w:rFonts w:ascii="Arial" w:eastAsiaTheme="minorHAnsi" w:hAnsi="Arial" w:cs="Arial"/>
-          <w:kern w:val="0"/>
-          <w:sz w:val="20"/>
-          <w:szCs w:val="20"/>
-          <w:lang w:val="en-GB"/>
-        </w:rPr>
-        <w:t xml:space="preserve"> </w:t>
-      </w:r>
-      <w:r>
-        <w:rPr>
-          <w:rFonts w:ascii="Arial" w:eastAsiaTheme="minorHAnsi" w:hAnsi="Arial" w:cs="Arial"/>
-          <w:kern w:val="0"/>
-          <w:sz w:val="20"/>
-          <w:szCs w:val="20"/>
-          <w:lang w:val="en-GB"/>
-        </w:rPr>
-        <w:t>greater RNA library complexity.</w:t>
+          <w:rFonts w:ascii="Arial" w:hAnsi="Arial" w:cs="Arial"/>
+          <w:sz w:val="20"/>
+          <w:szCs w:val="20"/>
+        </w:rPr>
+        <w:t xml:space="preserve"> comparing to WCs, after batch correction for stress; In all panels, genes as circles colored by RNA length (</w:t>
+      </w:r>
+      <w:proofErr w:type="spellStart"/>
+      <w:r>
+        <w:rPr>
+          <w:rFonts w:ascii="Arial" w:hAnsi="Arial" w:cs="Arial"/>
+          <w:sz w:val="20"/>
+          <w:szCs w:val="20"/>
+        </w:rPr>
+        <w:t>nt</w:t>
+      </w:r>
+      <w:proofErr w:type="spellEnd"/>
+      <w:r>
+        <w:rPr>
+          <w:rFonts w:ascii="Arial" w:hAnsi="Arial" w:cs="Arial"/>
+          <w:sz w:val="20"/>
+          <w:szCs w:val="20"/>
+        </w:rPr>
+        <w:t>); density contour lines in dark red, Spearman’s correlation coefficient ρ and associated test’s p-value on top left corner. The dashed line corresponds to the least-squares linear regression fit between the two variables.</w:t>
       </w:r>
     </w:p>
-    <w:p/>
     <w:sectPr>
       <w:pgSz w:w="11906" w:h="16838"/>
       <w:pgMar w:top="1440" w:right="1440" w:bottom="1440" w:left="1440" w:header="708" w:footer="708" w:gutter="0"/>
@@ -2562,9 +4139,14 @@
 <w:comments xmlns:wpc="http://schemas.microsoft.com/office/word/2010/wordprocessingCanvas" xmlns:cx="http://schemas.microsoft.com/office/drawing/2014/chartex" xmlns:cx1="http://schemas.microsoft.com/office/drawing/2015/9/8/chartex" xmlns:cx2="http://schemas.microsoft.com/office/drawing/2015/10/21/chartex" xmlns:cx3="http://schemas.microsoft.com/office/drawing/2016/5/9/chartex" xmlns:cx4="http://schemas.microsoft.com/office/drawing/2016/5/10/chartex" xmlns:cx5="http://schemas.microsoft.com/office/drawing/2016/5/11/chartex" xmlns:cx6="http://schemas.microsoft.com/office/drawing/2016/5/12/chartex" xmlns:cx7="http://schemas.microsoft.com/office/drawing/2016/5/13/chartex" xmlns:cx8="http://schemas.microsoft.com/office/drawing/2016/5/14/chartex" xmlns:mc="http://schemas.openxmlformats.org/markup-compatibility/2006" xmlns:aink="http://schemas.microsoft.com/office/drawing/2016/ink" xmlns:am3d="http://schemas.microsoft.com/office/drawing/2017/model3d" xmlns:o="urn:schemas-microsoft-com:office:office" xmlns:oel="http://schemas.microsoft.com/office/2019/extlst" xmlns:r="http://schemas.openxmlformats.org/officeDocument/2006/relationships" xmlns:m="http://schemas.openxmlformats.org/officeDocument/2006/math" xmlns:v="urn:schemas-microsoft-com:vml" xmlns:wp14="http://schemas.microsoft.com/office/word/2010/wordprocessingDrawing" xmlns:wp="http://schemas.openxmlformats.org/drawingml/2006/wordprocessingDrawing" xmlns:w10="urn:schemas-microsoft-com:office:word" xmlns:w="http://schemas.openxmlformats.org/wordprocessingml/2006/main" xmlns:w14="http://schemas.microsoft.com/office/word/2010/wordml" xmlns:w15="http://schemas.microsoft.com/office/word/2012/wordml" xmlns:w16cex="http://schemas.microsoft.com/office/word/2018/wordml/cex" xmlns:w16cid="http://schemas.microsoft.com/office/word/2016/wordml/cid" xmlns:w16="http://schemas.microsoft.com/office/word/2018/wordml" xmlns:w16du="http://schemas.microsoft.com/office/word/2023/wordml/word16du" xmlns:w16sdtdh="http://schemas.microsoft.com/office/word/2020/wordml/sdtdatahash" xmlns:w16sdtfl="http://schemas.microsoft.com/office/word/2024/wordml/sdtformatlock" xmlns:w16se="http://schemas.microsoft.com/office/word/2015/wordml/symex" xmlns:wpg="http://schemas.microsoft.com/office/word/2010/wordprocessingGroup" xmlns:wpi="http://schemas.microsoft.com/office/word/2010/wordprocessingInk" xmlns:wne="http://schemas.microsoft.com/office/word/2006/wordml" xmlns:wps="http://schemas.microsoft.com/office/word/2010/wordprocessingShape" mc:Ignorable="w14 w15 w16se w16cid w16 w16cex w16sdtdh w16sdtfl w16du wp14">
   <w:comment w:id="0" w:author="Rita Martins-Silva" w:date="2025-08-11T10:39:00Z" w:initials="RMS">
     <w:p>
-      <w:r>
-        <w:rPr>
-          <w:rStyle w:val="CommentReference"/>
+      <w:pPr>
+        <w:rPr>
+          <w:lang w:val="pt-PT"/>
+        </w:rPr>
+      </w:pPr>
+      <w:r>
+        <w:rPr>
+          <w:rStyle w:val="Refdecomentrio"/>
         </w:rPr>
         <w:annotationRef/>
       </w:r>
@@ -2572,6 +4154,7 @@
         <w:rPr>
           <w:sz w:val="20"/>
           <w:szCs w:val="20"/>
+          <w:lang w:val="pt-PT"/>
         </w:rPr>
         <w:t>Não tens legenda para o que significam estes dois asteriscos</w:t>
       </w:r>
@@ -2580,7 +4163,7 @@
   <w:comment w:id="1" w:author="Alexandre Miguel Kaizeler Guedes da Silva Afonso" w:date="2025-09-01T12:45:00Z" w:initials="AA">
     <w:p>
       <w:pPr>
-        <w:pStyle w:val="CommentText"/>
+        <w:pStyle w:val="Textodecomentrio"/>
         <w:numPr>
           <w:ilvl w:val="0"/>
           <w:numId w:val="1"/>
@@ -2589,26 +4172,293 @@
       </w:pPr>
       <w:r>
         <w:rPr>
-          <w:rStyle w:val="CommentReference"/>
+          <w:rStyle w:val="Refdecomentrio"/>
         </w:rPr>
         <w:annotationRef/>
       </w:r>
       <w:r>
-        <w:t>Na pagina da cell obrigam o ultimo autor a ser correspondente, mas também têm esta observação “</w:t>
-      </w:r>
+        <w:rPr>
+          <w:lang w:val="pt-PT"/>
+        </w:rPr>
+        <w:t xml:space="preserve">Na </w:t>
+      </w:r>
+      <w:proofErr w:type="gramStart"/>
+      <w:r>
+        <w:rPr>
+          <w:lang w:val="pt-PT"/>
+        </w:rPr>
+        <w:t>pagina</w:t>
+      </w:r>
+      <w:proofErr w:type="gramEnd"/>
+      <w:r>
+        <w:rPr>
+          <w:lang w:val="pt-PT"/>
+        </w:rPr>
+        <w:t xml:space="preserve"> da </w:t>
+      </w:r>
+      <w:proofErr w:type="spellStart"/>
+      <w:r>
+        <w:rPr>
+          <w:lang w:val="pt-PT"/>
+        </w:rPr>
+        <w:t>cell</w:t>
+      </w:r>
+      <w:proofErr w:type="spellEnd"/>
+      <w:r>
+        <w:rPr>
+          <w:lang w:val="pt-PT"/>
+        </w:rPr>
+        <w:t xml:space="preserve"> obrigam o </w:t>
+      </w:r>
+      <w:proofErr w:type="gramStart"/>
+      <w:r>
+        <w:rPr>
+          <w:lang w:val="pt-PT"/>
+        </w:rPr>
+        <w:t>ultimo</w:t>
+      </w:r>
+      <w:proofErr w:type="gramEnd"/>
+      <w:r>
+        <w:rPr>
+          <w:lang w:val="pt-PT"/>
+        </w:rPr>
+        <w:t xml:space="preserve"> autor a ser correspondente, mas também têm esta observação “</w:t>
+      </w:r>
+      <w:proofErr w:type="spellStart"/>
       <w:r>
         <w:rPr>
           <w:color w:val="333F48"/>
           <w:highlight w:val="white"/>
-        </w:rPr>
-        <w:t>All corresponding authors should be indicated with an asterisk (*) in the author list. Use 2 asterisks (**) for the second-listed corresponding author, 3 (***) for the third-listed, and so on.</w:t>
+          <w:lang w:val="pt-PT"/>
+        </w:rPr>
+        <w:t>All</w:t>
+      </w:r>
+      <w:proofErr w:type="spellEnd"/>
+      <w:r>
+        <w:rPr>
+          <w:color w:val="333F48"/>
+          <w:highlight w:val="white"/>
+          <w:lang w:val="pt-PT"/>
+        </w:rPr>
+        <w:t xml:space="preserve"> </w:t>
+      </w:r>
+      <w:proofErr w:type="spellStart"/>
+      <w:r>
+        <w:rPr>
+          <w:color w:val="333F48"/>
+          <w:highlight w:val="white"/>
+          <w:lang w:val="pt-PT"/>
+        </w:rPr>
+        <w:t>corresponding</w:t>
+      </w:r>
+      <w:proofErr w:type="spellEnd"/>
+      <w:r>
+        <w:rPr>
+          <w:color w:val="333F48"/>
+          <w:highlight w:val="white"/>
+          <w:lang w:val="pt-PT"/>
+        </w:rPr>
+        <w:t xml:space="preserve"> </w:t>
+      </w:r>
+      <w:proofErr w:type="spellStart"/>
+      <w:r>
+        <w:rPr>
+          <w:color w:val="333F48"/>
+          <w:highlight w:val="white"/>
+          <w:lang w:val="pt-PT"/>
+        </w:rPr>
+        <w:t>authors</w:t>
+      </w:r>
+      <w:proofErr w:type="spellEnd"/>
+      <w:r>
+        <w:rPr>
+          <w:color w:val="333F48"/>
+          <w:highlight w:val="white"/>
+          <w:lang w:val="pt-PT"/>
+        </w:rPr>
+        <w:t xml:space="preserve"> </w:t>
+      </w:r>
+      <w:proofErr w:type="spellStart"/>
+      <w:r>
+        <w:rPr>
+          <w:color w:val="333F48"/>
+          <w:highlight w:val="white"/>
+          <w:lang w:val="pt-PT"/>
+        </w:rPr>
+        <w:t>should</w:t>
+      </w:r>
+      <w:proofErr w:type="spellEnd"/>
+      <w:r>
+        <w:rPr>
+          <w:color w:val="333F48"/>
+          <w:highlight w:val="white"/>
+          <w:lang w:val="pt-PT"/>
+        </w:rPr>
+        <w:t xml:space="preserve"> </w:t>
+      </w:r>
+      <w:proofErr w:type="spellStart"/>
+      <w:r>
+        <w:rPr>
+          <w:color w:val="333F48"/>
+          <w:highlight w:val="white"/>
+          <w:lang w:val="pt-PT"/>
+        </w:rPr>
+        <w:t>be</w:t>
+      </w:r>
+      <w:proofErr w:type="spellEnd"/>
+      <w:r>
+        <w:rPr>
+          <w:color w:val="333F48"/>
+          <w:highlight w:val="white"/>
+          <w:lang w:val="pt-PT"/>
+        </w:rPr>
+        <w:t xml:space="preserve"> </w:t>
+      </w:r>
+      <w:proofErr w:type="spellStart"/>
+      <w:r>
+        <w:rPr>
+          <w:color w:val="333F48"/>
+          <w:highlight w:val="white"/>
+          <w:lang w:val="pt-PT"/>
+        </w:rPr>
+        <w:t>indicated</w:t>
+      </w:r>
+      <w:proofErr w:type="spellEnd"/>
+      <w:r>
+        <w:rPr>
+          <w:color w:val="333F48"/>
+          <w:highlight w:val="white"/>
+          <w:lang w:val="pt-PT"/>
+        </w:rPr>
+        <w:t xml:space="preserve"> </w:t>
+      </w:r>
+      <w:proofErr w:type="spellStart"/>
+      <w:r>
+        <w:rPr>
+          <w:color w:val="333F48"/>
+          <w:highlight w:val="white"/>
+          <w:lang w:val="pt-PT"/>
+        </w:rPr>
+        <w:t>with</w:t>
+      </w:r>
+      <w:proofErr w:type="spellEnd"/>
+      <w:r>
+        <w:rPr>
+          <w:color w:val="333F48"/>
+          <w:highlight w:val="white"/>
+          <w:lang w:val="pt-PT"/>
+        </w:rPr>
+        <w:t xml:space="preserve"> </w:t>
+      </w:r>
+      <w:proofErr w:type="spellStart"/>
+      <w:r>
+        <w:rPr>
+          <w:color w:val="333F48"/>
+          <w:highlight w:val="white"/>
+          <w:lang w:val="pt-PT"/>
+        </w:rPr>
+        <w:t>an</w:t>
+      </w:r>
+      <w:proofErr w:type="spellEnd"/>
+      <w:r>
+        <w:rPr>
+          <w:color w:val="333F48"/>
+          <w:highlight w:val="white"/>
+          <w:lang w:val="pt-PT"/>
+        </w:rPr>
+        <w:t xml:space="preserve"> </w:t>
+      </w:r>
+      <w:proofErr w:type="spellStart"/>
+      <w:r>
+        <w:rPr>
+          <w:color w:val="333F48"/>
+          <w:highlight w:val="white"/>
+          <w:lang w:val="pt-PT"/>
+        </w:rPr>
+        <w:t>asterisk</w:t>
+      </w:r>
+      <w:proofErr w:type="spellEnd"/>
+      <w:r>
+        <w:rPr>
+          <w:color w:val="333F48"/>
+          <w:highlight w:val="white"/>
+          <w:lang w:val="pt-PT"/>
+        </w:rPr>
+        <w:t xml:space="preserve"> (*) in </w:t>
+      </w:r>
+      <w:proofErr w:type="spellStart"/>
+      <w:r>
+        <w:rPr>
+          <w:color w:val="333F48"/>
+          <w:highlight w:val="white"/>
+          <w:lang w:val="pt-PT"/>
+        </w:rPr>
+        <w:t>the</w:t>
+      </w:r>
+      <w:proofErr w:type="spellEnd"/>
+      <w:r>
+        <w:rPr>
+          <w:color w:val="333F48"/>
+          <w:highlight w:val="white"/>
+          <w:lang w:val="pt-PT"/>
+        </w:rPr>
+        <w:t xml:space="preserve"> </w:t>
+      </w:r>
+      <w:proofErr w:type="spellStart"/>
+      <w:r>
+        <w:rPr>
+          <w:color w:val="333F48"/>
+          <w:highlight w:val="white"/>
+          <w:lang w:val="pt-PT"/>
+        </w:rPr>
+        <w:t>author</w:t>
+      </w:r>
+      <w:proofErr w:type="spellEnd"/>
+      <w:r>
+        <w:rPr>
+          <w:color w:val="333F48"/>
+          <w:highlight w:val="white"/>
+          <w:lang w:val="pt-PT"/>
+        </w:rPr>
+        <w:t xml:space="preserve"> </w:t>
+      </w:r>
+      <w:proofErr w:type="spellStart"/>
+      <w:r>
+        <w:rPr>
+          <w:color w:val="333F48"/>
+          <w:highlight w:val="white"/>
+          <w:lang w:val="pt-PT"/>
+        </w:rPr>
+        <w:t>list</w:t>
+      </w:r>
+      <w:proofErr w:type="spellEnd"/>
+      <w:r>
+        <w:rPr>
+          <w:color w:val="333F48"/>
+          <w:highlight w:val="white"/>
+          <w:lang w:val="pt-PT"/>
+        </w:rPr>
+        <w:t xml:space="preserve">. </w:t>
+      </w:r>
+      <w:r>
+        <w:rPr>
+          <w:color w:val="333F48"/>
+          <w:highlight w:val="white"/>
+        </w:rPr>
+        <w:t>Use 2 asterisks (**) for the second-listed corresponding author, 3 (***) for the third-listed, and so on.</w:t>
       </w:r>
     </w:p>
     <w:p>
       <w:pPr>
-        <w:pStyle w:val="CommentText"/>
+        <w:pStyle w:val="Textodecomentrio"/>
+        <w:rPr>
+          <w:lang w:val="pt-PT"/>
+        </w:rPr>
       </w:pPr>
       <w:r>
+        <w:rPr>
+          <w:lang w:val="pt-PT"/>
+        </w:rPr>
         <w:t>“</w:t>
       </w:r>
     </w:p>
@@ -2616,24 +4466,179 @@
   <w:comment w:id="2" w:author="Alexandre Miguel Kaizeler Guedes da Silva Afonso" w:date="2025-09-02T11:35:00Z" w:initials="AA">
     <w:p>
       <w:pPr>
-        <w:pStyle w:val="CommentText"/>
+        <w:pStyle w:val="Textodecomentrio"/>
+        <w:rPr>
+          <w:lang w:val="pt-PT"/>
+        </w:rPr>
       </w:pPr>
       <w:r>
         <w:rPr>
-          <w:rStyle w:val="CommentReference"/>
+          <w:rStyle w:val="Refdecomentrio"/>
         </w:rPr>
         <w:annotationRef/>
       </w:r>
       <w:r>
-        <w:t>Continuo unsure da importãncia desta secção. Acho que podiamos colocar como supplementary data e deixar apenas uma frase do tipo “</w:t>
+        <w:rPr>
+          <w:lang w:val="pt-PT"/>
+        </w:rPr>
+        <w:t xml:space="preserve">Continuo </w:t>
+      </w:r>
+      <w:proofErr w:type="spellStart"/>
+      <w:r>
+        <w:rPr>
+          <w:lang w:val="pt-PT"/>
+        </w:rPr>
+        <w:t>unsure</w:t>
+      </w:r>
+      <w:proofErr w:type="spellEnd"/>
+      <w:r>
+        <w:rPr>
+          <w:lang w:val="pt-PT"/>
+        </w:rPr>
+        <w:t xml:space="preserve"> da </w:t>
+      </w:r>
+      <w:proofErr w:type="spellStart"/>
+      <w:r>
+        <w:rPr>
+          <w:lang w:val="pt-PT"/>
+        </w:rPr>
+        <w:t>importãncia</w:t>
+      </w:r>
+      <w:proofErr w:type="spellEnd"/>
+      <w:r>
+        <w:rPr>
+          <w:lang w:val="pt-PT"/>
+        </w:rPr>
+        <w:t xml:space="preserve"> desta secção. Acho que </w:t>
+      </w:r>
+      <w:proofErr w:type="spellStart"/>
+      <w:r>
+        <w:rPr>
+          <w:lang w:val="pt-PT"/>
+        </w:rPr>
+        <w:t>podiamos</w:t>
+      </w:r>
+      <w:proofErr w:type="spellEnd"/>
+      <w:r>
+        <w:rPr>
+          <w:lang w:val="pt-PT"/>
+        </w:rPr>
+        <w:t xml:space="preserve"> colocar como </w:t>
+      </w:r>
+      <w:proofErr w:type="spellStart"/>
+      <w:r>
+        <w:rPr>
+          <w:lang w:val="pt-PT"/>
+        </w:rPr>
+        <w:t>supplementary</w:t>
+      </w:r>
+      <w:proofErr w:type="spellEnd"/>
+      <w:r>
+        <w:rPr>
+          <w:lang w:val="pt-PT"/>
+        </w:rPr>
+        <w:t xml:space="preserve"> data e deixar apenas uma frase do tipo “</w:t>
       </w:r>
       <w:r>
         <w:rPr>
           <w:color w:val="D1D2D3"/>
-        </w:rPr>
-        <w:t>Colocámos a hipótese de o enriquecimento em longer RNAs ser puramente técnico pelo próprio processo de RNA-seq, mas mesmo assim fazendo uma simulação simples que maximizaria esse resultado temos resultados que sugerem que não é o caso, pelo que o enriquecimento em longer RNAs vem mesmo das samples isoladas de SG e não do processo de RNA-seq</w:t>
-      </w:r>
-      <w:r>
+          <w:lang w:val="pt-PT"/>
+        </w:rPr>
+        <w:t xml:space="preserve">Colocámos a hipótese de o enriquecimento em </w:t>
+      </w:r>
+      <w:proofErr w:type="spellStart"/>
+      <w:r>
+        <w:rPr>
+          <w:color w:val="D1D2D3"/>
+          <w:lang w:val="pt-PT"/>
+        </w:rPr>
+        <w:t>longer</w:t>
+      </w:r>
+      <w:proofErr w:type="spellEnd"/>
+      <w:r>
+        <w:rPr>
+          <w:color w:val="D1D2D3"/>
+          <w:lang w:val="pt-PT"/>
+        </w:rPr>
+        <w:t xml:space="preserve"> </w:t>
+      </w:r>
+      <w:proofErr w:type="spellStart"/>
+      <w:r>
+        <w:rPr>
+          <w:color w:val="D1D2D3"/>
+          <w:lang w:val="pt-PT"/>
+        </w:rPr>
+        <w:t>RNAs</w:t>
+      </w:r>
+      <w:proofErr w:type="spellEnd"/>
+      <w:r>
+        <w:rPr>
+          <w:color w:val="D1D2D3"/>
+          <w:lang w:val="pt-PT"/>
+        </w:rPr>
+        <w:t xml:space="preserve"> ser puramente técnico pelo próprio processo de RNA-</w:t>
+      </w:r>
+      <w:proofErr w:type="spellStart"/>
+      <w:r>
+        <w:rPr>
+          <w:color w:val="D1D2D3"/>
+          <w:lang w:val="pt-PT"/>
+        </w:rPr>
+        <w:t>seq</w:t>
+      </w:r>
+      <w:proofErr w:type="spellEnd"/>
+      <w:r>
+        <w:rPr>
+          <w:color w:val="D1D2D3"/>
+          <w:lang w:val="pt-PT"/>
+        </w:rPr>
+        <w:t xml:space="preserve">, mas mesmo assim fazendo uma simulação simples que maximizaria esse resultado temos resultados que sugerem que não é o caso, pelo que o enriquecimento em </w:t>
+      </w:r>
+      <w:proofErr w:type="spellStart"/>
+      <w:r>
+        <w:rPr>
+          <w:color w:val="D1D2D3"/>
+          <w:lang w:val="pt-PT"/>
+        </w:rPr>
+        <w:t>longer</w:t>
+      </w:r>
+      <w:proofErr w:type="spellEnd"/>
+      <w:r>
+        <w:rPr>
+          <w:color w:val="D1D2D3"/>
+          <w:lang w:val="pt-PT"/>
+        </w:rPr>
+        <w:t xml:space="preserve"> </w:t>
+      </w:r>
+      <w:proofErr w:type="spellStart"/>
+      <w:r>
+        <w:rPr>
+          <w:color w:val="D1D2D3"/>
+          <w:lang w:val="pt-PT"/>
+        </w:rPr>
+        <w:t>RNAs</w:t>
+      </w:r>
+      <w:proofErr w:type="spellEnd"/>
+      <w:r>
+        <w:rPr>
+          <w:color w:val="D1D2D3"/>
+          <w:lang w:val="pt-PT"/>
+        </w:rPr>
+        <w:t xml:space="preserve"> vem mesmo das samples isoladas de SG e não do processo de RNA-</w:t>
+      </w:r>
+      <w:proofErr w:type="spellStart"/>
+      <w:r>
+        <w:rPr>
+          <w:color w:val="D1D2D3"/>
+          <w:lang w:val="pt-PT"/>
+        </w:rPr>
+        <w:t>seq</w:t>
+      </w:r>
+      <w:proofErr w:type="spellEnd"/>
+      <w:r>
+        <w:rPr>
+          <w:lang w:val="pt-PT"/>
+        </w:rPr>
         <w:t xml:space="preserve"> “</w:t>
       </w:r>
     </w:p>
@@ -2642,7 +4647,7 @@
     <w:p>
       <w:r>
         <w:rPr>
-          <w:rStyle w:val="CommentReference"/>
+          <w:rStyle w:val="Refdecomentrio"/>
         </w:rPr>
         <w:annotationRef/>
       </w:r>
@@ -2669,7 +4674,23 @@
           <w:sz w:val="20"/>
           <w:szCs w:val="20"/>
         </w:rPr>
-        <w:t>2. If you have more instances like this, i.e., several paragraphs of results that could be in a suplementary document, just create a structured Supplementary Materials file to which you can transfer this extra sections. In this case, you can even have the panels from Figs. 2 and S2 next to the text.</w:t>
+        <w:t xml:space="preserve">2. If you have more instances like this, i.e., several paragraphs of results that could be in a </w:t>
+      </w:r>
+      <w:proofErr w:type="spellStart"/>
+      <w:r>
+        <w:rPr>
+          <w:sz w:val="20"/>
+          <w:szCs w:val="20"/>
+        </w:rPr>
+        <w:t>suplementary</w:t>
+      </w:r>
+      <w:proofErr w:type="spellEnd"/>
+      <w:r>
+        <w:rPr>
+          <w:sz w:val="20"/>
+          <w:szCs w:val="20"/>
+        </w:rPr>
+        <w:t xml:space="preserve"> document, just create a structured Supplementary Materials file to which you can transfer this extra sections. In this case, you can even have the panels from Figs. 2 and S2 next to the text.</w:t>
       </w:r>
     </w:p>
   </w:comment>
@@ -2677,7 +4698,7 @@
     <w:p>
       <w:r>
         <w:rPr>
-          <w:rStyle w:val="CommentReference"/>
+          <w:rStyle w:val="Refdecomentrio"/>
         </w:rPr>
         <w:annotationRef/>
       </w:r>
@@ -2694,7 +4715,7 @@
     <w:p>
       <w:r>
         <w:rPr>
-          <w:rStyle w:val="CommentReference"/>
+          <w:rStyle w:val="Refdecomentrio"/>
         </w:rPr>
         <w:annotationRef/>
       </w:r>
@@ -2887,7 +4908,7 @@
         <w:kern w:val="2"/>
         <w:sz w:val="24"/>
         <w:szCs w:val="24"/>
-        <w:lang w:val="en-PT" w:eastAsia="en-US" w:bidi="ar-SA"/>
+        <w:lang w:val="pt-PT" w:eastAsia="en-US" w:bidi="ar-SA"/>
         <w14:ligatures w14:val="standardContextual"/>
       </w:rPr>
     </w:rPrDefault>
@@ -3289,11 +5310,11 @@
       <w:lang w:val="en-US"/>
     </w:rPr>
   </w:style>
-  <w:style w:type="paragraph" w:styleId="Heading1">
+  <w:style w:type="paragraph" w:styleId="Ttulo1">
     <w:name w:val="heading 1"/>
     <w:basedOn w:val="Normal"/>
     <w:next w:val="Normal"/>
-    <w:link w:val="Heading1Char"/>
+    <w:link w:val="Ttulo1Carter"/>
     <w:uiPriority w:val="9"/>
     <w:qFormat/>
     <w:rsid w:val="00B21F49"/>
@@ -3310,11 +5331,11 @@
       <w:szCs w:val="40"/>
     </w:rPr>
   </w:style>
-  <w:style w:type="paragraph" w:styleId="Heading2">
+  <w:style w:type="paragraph" w:styleId="Ttulo2">
     <w:name w:val="heading 2"/>
     <w:basedOn w:val="Normal"/>
     <w:next w:val="Normal"/>
-    <w:link w:val="Heading2Char"/>
+    <w:link w:val="Ttulo2Carter"/>
     <w:uiPriority w:val="9"/>
     <w:unhideWhenUsed/>
     <w:qFormat/>
@@ -3332,11 +5353,11 @@
       <w:szCs w:val="32"/>
     </w:rPr>
   </w:style>
-  <w:style w:type="paragraph" w:styleId="Heading3">
+  <w:style w:type="paragraph" w:styleId="Ttulo3">
     <w:name w:val="heading 3"/>
     <w:basedOn w:val="Normal"/>
     <w:next w:val="Normal"/>
-    <w:link w:val="Heading3Char"/>
+    <w:link w:val="Ttulo3Carter"/>
     <w:uiPriority w:val="9"/>
     <w:semiHidden/>
     <w:unhideWhenUsed/>
@@ -3355,11 +5376,11 @@
       <w:szCs w:val="28"/>
     </w:rPr>
   </w:style>
-  <w:style w:type="paragraph" w:styleId="Heading4">
+  <w:style w:type="paragraph" w:styleId="Ttulo4">
     <w:name w:val="heading 4"/>
     <w:basedOn w:val="Normal"/>
     <w:next w:val="Normal"/>
-    <w:link w:val="Heading4Char"/>
+    <w:link w:val="Ttulo4Carter"/>
     <w:uiPriority w:val="9"/>
     <w:semiHidden/>
     <w:unhideWhenUsed/>
@@ -3378,11 +5399,11 @@
       <w:color w:val="0F4761" w:themeColor="accent1" w:themeShade="BF"/>
     </w:rPr>
   </w:style>
-  <w:style w:type="paragraph" w:styleId="Heading5">
+  <w:style w:type="paragraph" w:styleId="Ttulo5">
     <w:name w:val="heading 5"/>
     <w:basedOn w:val="Normal"/>
     <w:next w:val="Normal"/>
-    <w:link w:val="Heading5Char"/>
+    <w:link w:val="Ttulo5Carter"/>
     <w:uiPriority w:val="9"/>
     <w:semiHidden/>
     <w:unhideWhenUsed/>
@@ -3399,11 +5420,11 @@
       <w:color w:val="0F4761" w:themeColor="accent1" w:themeShade="BF"/>
     </w:rPr>
   </w:style>
-  <w:style w:type="paragraph" w:styleId="Heading6">
+  <w:style w:type="paragraph" w:styleId="Ttulo6">
     <w:name w:val="heading 6"/>
     <w:basedOn w:val="Normal"/>
     <w:next w:val="Normal"/>
-    <w:link w:val="Heading6Char"/>
+    <w:link w:val="Ttulo6Carter"/>
     <w:uiPriority w:val="9"/>
     <w:semiHidden/>
     <w:unhideWhenUsed/>
@@ -3422,11 +5443,11 @@
       <w:color w:val="595959" w:themeColor="text1" w:themeTint="A6"/>
     </w:rPr>
   </w:style>
-  <w:style w:type="paragraph" w:styleId="Heading7">
+  <w:style w:type="paragraph" w:styleId="Ttulo7">
     <w:name w:val="heading 7"/>
     <w:basedOn w:val="Normal"/>
     <w:next w:val="Normal"/>
-    <w:link w:val="Heading7Char"/>
+    <w:link w:val="Ttulo7Carter"/>
     <w:uiPriority w:val="9"/>
     <w:semiHidden/>
     <w:unhideWhenUsed/>
@@ -3443,11 +5464,11 @@
       <w:color w:val="595959" w:themeColor="text1" w:themeTint="A6"/>
     </w:rPr>
   </w:style>
-  <w:style w:type="paragraph" w:styleId="Heading8">
+  <w:style w:type="paragraph" w:styleId="Ttulo8">
     <w:name w:val="heading 8"/>
     <w:basedOn w:val="Normal"/>
     <w:next w:val="Normal"/>
-    <w:link w:val="Heading8Char"/>
+    <w:link w:val="Ttulo8Carter"/>
     <w:uiPriority w:val="9"/>
     <w:semiHidden/>
     <w:unhideWhenUsed/>
@@ -3466,11 +5487,11 @@
       <w:color w:val="272727" w:themeColor="text1" w:themeTint="D8"/>
     </w:rPr>
   </w:style>
-  <w:style w:type="paragraph" w:styleId="Heading9">
+  <w:style w:type="paragraph" w:styleId="Ttulo9">
     <w:name w:val="heading 9"/>
     <w:basedOn w:val="Normal"/>
     <w:next w:val="Normal"/>
-    <w:link w:val="Heading9Char"/>
+    <w:link w:val="Ttulo9Carter"/>
     <w:uiPriority w:val="9"/>
     <w:semiHidden/>
     <w:unhideWhenUsed/>
@@ -3487,13 +5508,12 @@
       <w:color w:val="272727" w:themeColor="text1" w:themeTint="D8"/>
     </w:rPr>
   </w:style>
-  <w:style w:type="character" w:default="1" w:styleId="DefaultParagraphFont">
+  <w:style w:type="character" w:default="1" w:styleId="Tipodeletrapredefinidodopargrafo">
     <w:name w:val="Default Paragraph Font"/>
     <w:uiPriority w:val="1"/>
-    <w:semiHidden/>
     <w:unhideWhenUsed/>
   </w:style>
-  <w:style w:type="table" w:default="1" w:styleId="TableNormal">
+  <w:style w:type="table" w:default="1" w:styleId="Tabelanormal">
     <w:name w:val="Normal Table"/>
     <w:uiPriority w:val="99"/>
     <w:semiHidden/>
@@ -3508,16 +5528,16 @@
       </w:tblCellMar>
     </w:tblPr>
   </w:style>
-  <w:style w:type="numbering" w:default="1" w:styleId="NoList">
+  <w:style w:type="numbering" w:default="1" w:styleId="Semlista">
     <w:name w:val="No List"/>
     <w:uiPriority w:val="99"/>
     <w:semiHidden/>
     <w:unhideWhenUsed/>
   </w:style>
-  <w:style w:type="character" w:customStyle="1" w:styleId="Heading1Char">
-    <w:name w:val="Heading 1 Char"/>
-    <w:basedOn w:val="DefaultParagraphFont"/>
-    <w:link w:val="Heading1"/>
+  <w:style w:type="character" w:customStyle="1" w:styleId="Ttulo1Carter">
+    <w:name w:val="Título 1 Caráter"/>
+    <w:basedOn w:val="Tipodeletrapredefinidodopargrafo"/>
+    <w:link w:val="Ttulo1"/>
     <w:uiPriority w:val="9"/>
     <w:rsid w:val="00B21F49"/>
     <w:rPr>
@@ -3527,10 +5547,10 @@
       <w:szCs w:val="40"/>
     </w:rPr>
   </w:style>
-  <w:style w:type="character" w:customStyle="1" w:styleId="Heading2Char">
-    <w:name w:val="Heading 2 Char"/>
-    <w:basedOn w:val="DefaultParagraphFont"/>
-    <w:link w:val="Heading2"/>
+  <w:style w:type="character" w:customStyle="1" w:styleId="Ttulo2Carter">
+    <w:name w:val="Título 2 Caráter"/>
+    <w:basedOn w:val="Tipodeletrapredefinidodopargrafo"/>
+    <w:link w:val="Ttulo2"/>
     <w:uiPriority w:val="9"/>
     <w:rsid w:val="00B21F49"/>
     <w:rPr>
@@ -3540,10 +5560,10 @@
       <w:szCs w:val="32"/>
     </w:rPr>
   </w:style>
-  <w:style w:type="character" w:customStyle="1" w:styleId="Heading3Char">
-    <w:name w:val="Heading 3 Char"/>
-    <w:basedOn w:val="DefaultParagraphFont"/>
-    <w:link w:val="Heading3"/>
+  <w:style w:type="character" w:customStyle="1" w:styleId="Ttulo3Carter">
+    <w:name w:val="Título 3 Caráter"/>
+    <w:basedOn w:val="Tipodeletrapredefinidodopargrafo"/>
+    <w:link w:val="Ttulo3"/>
     <w:uiPriority w:val="9"/>
     <w:semiHidden/>
     <w:rsid w:val="00B21F49"/>
@@ -3554,10 +5574,10 @@
       <w:szCs w:val="28"/>
     </w:rPr>
   </w:style>
-  <w:style w:type="character" w:customStyle="1" w:styleId="Heading4Char">
-    <w:name w:val="Heading 4 Char"/>
-    <w:basedOn w:val="DefaultParagraphFont"/>
-    <w:link w:val="Heading4"/>
+  <w:style w:type="character" w:customStyle="1" w:styleId="Ttulo4Carter">
+    <w:name w:val="Título 4 Caráter"/>
+    <w:basedOn w:val="Tipodeletrapredefinidodopargrafo"/>
+    <w:link w:val="Ttulo4"/>
     <w:uiPriority w:val="9"/>
     <w:semiHidden/>
     <w:rsid w:val="00B21F49"/>
@@ -3568,10 +5588,10 @@
       <w:color w:val="0F4761" w:themeColor="accent1" w:themeShade="BF"/>
     </w:rPr>
   </w:style>
-  <w:style w:type="character" w:customStyle="1" w:styleId="Heading5Char">
-    <w:name w:val="Heading 5 Char"/>
-    <w:basedOn w:val="DefaultParagraphFont"/>
-    <w:link w:val="Heading5"/>
+  <w:style w:type="character" w:customStyle="1" w:styleId="Ttulo5Carter">
+    <w:name w:val="Título 5 Caráter"/>
+    <w:basedOn w:val="Tipodeletrapredefinidodopargrafo"/>
+    <w:link w:val="Ttulo5"/>
     <w:uiPriority w:val="9"/>
     <w:semiHidden/>
     <w:rsid w:val="00B21F49"/>
@@ -3580,10 +5600,10 @@
       <w:color w:val="0F4761" w:themeColor="accent1" w:themeShade="BF"/>
     </w:rPr>
   </w:style>
-  <w:style w:type="character" w:customStyle="1" w:styleId="Heading6Char">
-    <w:name w:val="Heading 6 Char"/>
-    <w:basedOn w:val="DefaultParagraphFont"/>
-    <w:link w:val="Heading6"/>
+  <w:style w:type="character" w:customStyle="1" w:styleId="Ttulo6Carter">
+    <w:name w:val="Título 6 Caráter"/>
+    <w:basedOn w:val="Tipodeletrapredefinidodopargrafo"/>
+    <w:link w:val="Ttulo6"/>
     <w:uiPriority w:val="9"/>
     <w:semiHidden/>
     <w:rsid w:val="00B21F49"/>
@@ -3594,10 +5614,10 @@
       <w:color w:val="595959" w:themeColor="text1" w:themeTint="A6"/>
     </w:rPr>
   </w:style>
-  <w:style w:type="character" w:customStyle="1" w:styleId="Heading7Char">
-    <w:name w:val="Heading 7 Char"/>
-    <w:basedOn w:val="DefaultParagraphFont"/>
-    <w:link w:val="Heading7"/>
+  <w:style w:type="character" w:customStyle="1" w:styleId="Ttulo7Carter">
+    <w:name w:val="Título 7 Caráter"/>
+    <w:basedOn w:val="Tipodeletrapredefinidodopargrafo"/>
+    <w:link w:val="Ttulo7"/>
     <w:uiPriority w:val="9"/>
     <w:semiHidden/>
     <w:rsid w:val="00B21F49"/>
@@ -3606,10 +5626,10 @@
       <w:color w:val="595959" w:themeColor="text1" w:themeTint="A6"/>
     </w:rPr>
   </w:style>
-  <w:style w:type="character" w:customStyle="1" w:styleId="Heading8Char">
-    <w:name w:val="Heading 8 Char"/>
-    <w:basedOn w:val="DefaultParagraphFont"/>
-    <w:link w:val="Heading8"/>
+  <w:style w:type="character" w:customStyle="1" w:styleId="Ttulo8Carter">
+    <w:name w:val="Título 8 Caráter"/>
+    <w:basedOn w:val="Tipodeletrapredefinidodopargrafo"/>
+    <w:link w:val="Ttulo8"/>
     <w:uiPriority w:val="9"/>
     <w:semiHidden/>
     <w:rsid w:val="00B21F49"/>
@@ -3620,10 +5640,10 @@
       <w:color w:val="272727" w:themeColor="text1" w:themeTint="D8"/>
     </w:rPr>
   </w:style>
-  <w:style w:type="character" w:customStyle="1" w:styleId="Heading9Char">
-    <w:name w:val="Heading 9 Char"/>
-    <w:basedOn w:val="DefaultParagraphFont"/>
-    <w:link w:val="Heading9"/>
+  <w:style w:type="character" w:customStyle="1" w:styleId="Ttulo9Carter">
+    <w:name w:val="Título 9 Caráter"/>
+    <w:basedOn w:val="Tipodeletrapredefinidodopargrafo"/>
+    <w:link w:val="Ttulo9"/>
     <w:uiPriority w:val="9"/>
     <w:semiHidden/>
     <w:rsid w:val="00B21F49"/>
@@ -3632,11 +5652,11 @@
       <w:color w:val="272727" w:themeColor="text1" w:themeTint="D8"/>
     </w:rPr>
   </w:style>
-  <w:style w:type="paragraph" w:styleId="Title">
+  <w:style w:type="paragraph" w:styleId="Ttulo">
     <w:name w:val="Title"/>
     <w:basedOn w:val="Normal"/>
     <w:next w:val="Normal"/>
-    <w:link w:val="TitleChar"/>
+    <w:link w:val="TtuloCarter"/>
     <w:uiPriority w:val="10"/>
     <w:qFormat/>
     <w:rsid w:val="00B21F49"/>
@@ -3652,10 +5672,10 @@
       <w:szCs w:val="56"/>
     </w:rPr>
   </w:style>
-  <w:style w:type="character" w:customStyle="1" w:styleId="TitleChar">
-    <w:name w:val="Title Char"/>
-    <w:basedOn w:val="DefaultParagraphFont"/>
-    <w:link w:val="Title"/>
+  <w:style w:type="character" w:customStyle="1" w:styleId="TtuloCarter">
+    <w:name w:val="Título Caráter"/>
+    <w:basedOn w:val="Tipodeletrapredefinidodopargrafo"/>
+    <w:link w:val="Ttulo"/>
     <w:uiPriority w:val="10"/>
     <w:rsid w:val="00B21F49"/>
     <w:rPr>
@@ -3666,11 +5686,11 @@
       <w:szCs w:val="56"/>
     </w:rPr>
   </w:style>
-  <w:style w:type="paragraph" w:styleId="Subtitle">
+  <w:style w:type="paragraph" w:styleId="Subttulo">
     <w:name w:val="Subtitle"/>
     <w:basedOn w:val="Normal"/>
     <w:next w:val="Normal"/>
-    <w:link w:val="SubtitleChar"/>
+    <w:link w:val="SubttuloCarter"/>
     <w:uiPriority w:val="11"/>
     <w:qFormat/>
     <w:rsid w:val="00B21F49"/>
@@ -3687,10 +5707,10 @@
       <w:szCs w:val="28"/>
     </w:rPr>
   </w:style>
-  <w:style w:type="character" w:customStyle="1" w:styleId="SubtitleChar">
-    <w:name w:val="Subtitle Char"/>
-    <w:basedOn w:val="DefaultParagraphFont"/>
-    <w:link w:val="Subtitle"/>
+  <w:style w:type="character" w:customStyle="1" w:styleId="SubttuloCarter">
+    <w:name w:val="Subtítulo Caráter"/>
+    <w:basedOn w:val="Tipodeletrapredefinidodopargrafo"/>
+    <w:link w:val="Subttulo"/>
     <w:uiPriority w:val="11"/>
     <w:rsid w:val="00B21F49"/>
     <w:rPr>
@@ -3701,11 +5721,11 @@
       <w:szCs w:val="28"/>
     </w:rPr>
   </w:style>
-  <w:style w:type="paragraph" w:styleId="Quote">
+  <w:style w:type="paragraph" w:styleId="Citao">
     <w:name w:val="Quote"/>
     <w:basedOn w:val="Normal"/>
     <w:next w:val="Normal"/>
-    <w:link w:val="QuoteChar"/>
+    <w:link w:val="CitaoCarter"/>
     <w:uiPriority w:val="29"/>
     <w:qFormat/>
     <w:rsid w:val="00B21F49"/>
@@ -3719,10 +5739,10 @@
       <w:color w:val="404040" w:themeColor="text1" w:themeTint="BF"/>
     </w:rPr>
   </w:style>
-  <w:style w:type="character" w:customStyle="1" w:styleId="QuoteChar">
-    <w:name w:val="Quote Char"/>
-    <w:basedOn w:val="DefaultParagraphFont"/>
-    <w:link w:val="Quote"/>
+  <w:style w:type="character" w:customStyle="1" w:styleId="CitaoCarter">
+    <w:name w:val="Citação Caráter"/>
+    <w:basedOn w:val="Tipodeletrapredefinidodopargrafo"/>
+    <w:link w:val="Citao"/>
     <w:uiPriority w:val="29"/>
     <w:rsid w:val="00B21F49"/>
     <w:rPr>
@@ -3731,7 +5751,7 @@
       <w:color w:val="404040" w:themeColor="text1" w:themeTint="BF"/>
     </w:rPr>
   </w:style>
-  <w:style w:type="paragraph" w:styleId="ListParagraph">
+  <w:style w:type="paragraph" w:styleId="PargrafodaLista">
     <w:name w:val="List Paragraph"/>
     <w:basedOn w:val="Normal"/>
     <w:uiPriority w:val="34"/>
@@ -3742,9 +5762,9 @@
       <w:contextualSpacing/>
     </w:pPr>
   </w:style>
-  <w:style w:type="character" w:styleId="IntenseEmphasis">
+  <w:style w:type="character" w:styleId="nfaseIntensa">
     <w:name w:val="Intense Emphasis"/>
-    <w:basedOn w:val="DefaultParagraphFont"/>
+    <w:basedOn w:val="Tipodeletrapredefinidodopargrafo"/>
     <w:uiPriority w:val="21"/>
     <w:qFormat/>
     <w:rsid w:val="00B21F49"/>
@@ -3754,11 +5774,11 @@
       <w:color w:val="0F4761" w:themeColor="accent1" w:themeShade="BF"/>
     </w:rPr>
   </w:style>
-  <w:style w:type="paragraph" w:styleId="IntenseQuote">
+  <w:style w:type="paragraph" w:styleId="CitaoIntensa">
     <w:name w:val="Intense Quote"/>
     <w:basedOn w:val="Normal"/>
     <w:next w:val="Normal"/>
-    <w:link w:val="IntenseQuoteChar"/>
+    <w:link w:val="CitaoIntensaCarter"/>
     <w:uiPriority w:val="30"/>
     <w:qFormat/>
     <w:rsid w:val="00B21F49"/>
@@ -3777,10 +5797,10 @@
       <w:color w:val="0F4761" w:themeColor="accent1" w:themeShade="BF"/>
     </w:rPr>
   </w:style>
-  <w:style w:type="character" w:customStyle="1" w:styleId="IntenseQuoteChar">
-    <w:name w:val="Intense Quote Char"/>
-    <w:basedOn w:val="DefaultParagraphFont"/>
-    <w:link w:val="IntenseQuote"/>
+  <w:style w:type="character" w:customStyle="1" w:styleId="CitaoIntensaCarter">
+    <w:name w:val="Citação Intensa Caráter"/>
+    <w:basedOn w:val="Tipodeletrapredefinidodopargrafo"/>
+    <w:link w:val="CitaoIntensa"/>
     <w:uiPriority w:val="30"/>
     <w:rsid w:val="00B21F49"/>
     <w:rPr>
@@ -3789,9 +5809,9 @@
       <w:color w:val="0F4761" w:themeColor="accent1" w:themeShade="BF"/>
     </w:rPr>
   </w:style>
-  <w:style w:type="character" w:styleId="IntenseReference">
+  <w:style w:type="character" w:styleId="RefernciaIntensa">
     <w:name w:val="Intense Reference"/>
-    <w:basedOn w:val="DefaultParagraphFont"/>
+    <w:basedOn w:val="Tipodeletrapredefinidodopargrafo"/>
     <w:uiPriority w:val="32"/>
     <w:qFormat/>
     <w:rsid w:val="00B21F49"/>
@@ -3803,9 +5823,9 @@
       <w:spacing w:val="5"/>
     </w:rPr>
   </w:style>
-  <w:style w:type="character" w:styleId="CommentReference">
+  <w:style w:type="character" w:styleId="Refdecomentrio">
     <w:name w:val="annotation reference"/>
-    <w:basedOn w:val="DefaultParagraphFont"/>
+    <w:basedOn w:val="Tipodeletrapredefinidodopargrafo"/>
     <w:uiPriority w:val="99"/>
     <w:semiHidden/>
     <w:unhideWhenUsed/>
@@ -3815,10 +5835,10 @@
       <w:szCs w:val="16"/>
     </w:rPr>
   </w:style>
-  <w:style w:type="paragraph" w:styleId="CommentText">
+  <w:style w:type="paragraph" w:styleId="Textodecomentrio">
     <w:name w:val="annotation text"/>
     <w:basedOn w:val="Normal"/>
-    <w:link w:val="CommentTextChar"/>
+    <w:link w:val="TextodecomentrioCarter"/>
     <w:uiPriority w:val="99"/>
     <w:unhideWhenUsed/>
     <w:rsid w:val="00B21F49"/>
@@ -3830,10 +5850,10 @@
       <w:szCs w:val="20"/>
     </w:rPr>
   </w:style>
-  <w:style w:type="character" w:customStyle="1" w:styleId="CommentTextChar">
-    <w:name w:val="Comment Text Char"/>
-    <w:basedOn w:val="DefaultParagraphFont"/>
-    <w:link w:val="CommentText"/>
+  <w:style w:type="character" w:customStyle="1" w:styleId="TextodecomentrioCarter">
+    <w:name w:val="Texto de comentário Caráter"/>
+    <w:basedOn w:val="Tipodeletrapredefinidodopargrafo"/>
+    <w:link w:val="Textodecomentrio"/>
     <w:uiPriority w:val="99"/>
     <w:rsid w:val="00B21F49"/>
     <w:rPr>
@@ -3843,9 +5863,9 @@
       <w:lang w:val="en-US"/>
     </w:rPr>
   </w:style>
-  <w:style w:type="character" w:styleId="Hyperlink">
+  <w:style w:type="character" w:styleId="Hiperligao">
     <w:name w:val="Hyperlink"/>
-    <w:basedOn w:val="DefaultParagraphFont"/>
+    <w:basedOn w:val="Tipodeletrapredefinidodopargrafo"/>
     <w:uiPriority w:val="99"/>
     <w:unhideWhenUsed/>
     <w:rsid w:val="00B21F49"/>
@@ -3854,7 +5874,7 @@
       <w:u w:val="single"/>
     </w:rPr>
   </w:style>
-  <w:style w:type="paragraph" w:styleId="NoSpacing">
+  <w:style w:type="paragraph" w:styleId="SemEspaamento">
     <w:name w:val="No Spacing"/>
     <w:uiPriority w:val="1"/>
     <w:qFormat/>

--- a/Sups/SupplementaryMethods.docx
+++ b/Sups/SupplementaryMethods.docx
@@ -4,7 +4,7 @@
   <w:body>
     <w:p>
       <w:pPr>
-        <w:pStyle w:val="SemEspaamento"/>
+        <w:pStyle w:val="NoSpacing"/>
         <w:jc w:val="both"/>
       </w:pPr>
       <w:r>
@@ -169,9 +169,8 @@
           <w:vertAlign w:val="superscript"/>
           <w:lang w:val="pt-PT"/>
         </w:rPr>
-        <w:t>1,</w:t>
-      </w:r>
-      <w:proofErr w:type="gramStart"/>
+        <w:t>1,2</w:t>
+      </w:r>
       <w:r>
         <w:rPr>
           <w:rFonts w:cs="Arial"/>
@@ -180,28 +179,17 @@
           <w:vertAlign w:val="superscript"/>
           <w:lang w:val="pt-PT"/>
         </w:rPr>
-        <w:t>2</w:t>
+        <w:t>,</w:t>
       </w:r>
       <w:r>
         <w:rPr>
           <w:rFonts w:cs="Arial"/>
           <w:sz w:val="24"/>
           <w:szCs w:val="24"/>
-          <w:vertAlign w:val="superscript"/>
           <w:lang w:val="pt-PT"/>
         </w:rPr>
-        <w:t>,</w:t>
-      </w:r>
-      <w:r>
-        <w:rPr>
-          <w:rFonts w:cs="Arial"/>
-          <w:sz w:val="24"/>
-          <w:szCs w:val="24"/>
-          <w:lang w:val="pt-PT"/>
-        </w:rPr>
         <w:t>*</w:t>
       </w:r>
-      <w:proofErr w:type="gramEnd"/>
       <w:r>
         <w:rPr>
           <w:rFonts w:cs="Arial"/>
@@ -265,7 +253,7 @@
       <w:commentRangeEnd w:id="0"/>
       <w:r>
         <w:rPr>
-          <w:rStyle w:val="Refdecomentrio"/>
+          <w:rStyle w:val="CommentReference"/>
           <w:rFonts w:cs="Arial"/>
           <w:sz w:val="24"/>
           <w:szCs w:val="24"/>
@@ -276,7 +264,7 @@
       <w:commentRangeEnd w:id="1"/>
       <w:r>
         <w:rPr>
-          <w:rStyle w:val="Refdecomentrio"/>
+          <w:rStyle w:val="CommentReference"/>
           <w:rFonts w:cs="Arial"/>
           <w:sz w:val="24"/>
           <w:szCs w:val="24"/>
@@ -321,9 +309,8 @@
           <w:szCs w:val="24"/>
           <w:lang w:val="pt-PT"/>
         </w:rPr>
-        <w:t xml:space="preserve"> Gulbenkian </w:t>
-      </w:r>
-      <w:proofErr w:type="spellStart"/>
+        <w:t xml:space="preserve"> Gulbenkian Institute for Molecular Medicine, 1649-0</w:t>
+      </w:r>
       <w:r>
         <w:rPr>
           <w:rFonts w:cs="Arial"/>
@@ -331,9 +318,8 @@
           <w:szCs w:val="24"/>
           <w:lang w:val="pt-PT"/>
         </w:rPr>
-        <w:t>Institute</w:t>
-      </w:r>
-      <w:proofErr w:type="spellEnd"/>
+        <w:t>28</w:t>
+      </w:r>
       <w:r>
         <w:rPr>
           <w:rFonts w:cs="Arial"/>
@@ -341,45 +327,7 @@
           <w:szCs w:val="24"/>
           <w:lang w:val="pt-PT"/>
         </w:rPr>
-        <w:t xml:space="preserve"> for Molecular Medicine, 1649-0</w:t>
-      </w:r>
-      <w:r>
-        <w:rPr>
-          <w:rFonts w:cs="Arial"/>
-          <w:sz w:val="24"/>
-          <w:szCs w:val="24"/>
-          <w:lang w:val="pt-PT"/>
-        </w:rPr>
-        <w:t>28</w:t>
-      </w:r>
-      <w:r>
-        <w:rPr>
-          <w:rFonts w:cs="Arial"/>
-          <w:sz w:val="24"/>
-          <w:szCs w:val="24"/>
-          <w:lang w:val="pt-PT"/>
-        </w:rPr>
-        <w:t xml:space="preserve"> </w:t>
-      </w:r>
-      <w:proofErr w:type="spellStart"/>
-      <w:r>
-        <w:rPr>
-          <w:rFonts w:cs="Arial"/>
-          <w:sz w:val="24"/>
-          <w:szCs w:val="24"/>
-          <w:lang w:val="pt-PT"/>
-        </w:rPr>
-        <w:t>Lisbon</w:t>
-      </w:r>
-      <w:proofErr w:type="spellEnd"/>
-      <w:r>
-        <w:rPr>
-          <w:rFonts w:cs="Arial"/>
-          <w:sz w:val="24"/>
-          <w:szCs w:val="24"/>
-          <w:lang w:val="pt-PT"/>
-        </w:rPr>
-        <w:t>, Portugal</w:t>
+        <w:t xml:space="preserve"> Lisbon, Portugal</w:t>
       </w:r>
     </w:p>
     <w:p>
@@ -409,27 +357,7 @@
           <w:szCs w:val="24"/>
           <w:lang w:val="pt-PT"/>
         </w:rPr>
-        <w:t xml:space="preserve"> Faculdade de Medicina, Universidade de Lisboa, 1649-028 </w:t>
-      </w:r>
-      <w:proofErr w:type="spellStart"/>
-      <w:r>
-        <w:rPr>
-          <w:rFonts w:cs="Arial"/>
-          <w:sz w:val="24"/>
-          <w:szCs w:val="24"/>
-          <w:lang w:val="pt-PT"/>
-        </w:rPr>
-        <w:t>Lisbon</w:t>
-      </w:r>
-      <w:proofErr w:type="spellEnd"/>
-      <w:r>
-        <w:rPr>
-          <w:rFonts w:cs="Arial"/>
-          <w:sz w:val="24"/>
-          <w:szCs w:val="24"/>
-          <w:lang w:val="pt-PT"/>
-        </w:rPr>
-        <w:t>, Portugal</w:t>
+        <w:t xml:space="preserve"> Faculdade de Medicina, Universidade de Lisboa, 1649-028 Lisbon, Portugal</w:t>
       </w:r>
     </w:p>
     <w:p>
@@ -461,7 +389,6 @@
         </w:rPr>
         <w:t xml:space="preserve"> </w:t>
       </w:r>
-      <w:proofErr w:type="spellStart"/>
       <w:r>
         <w:rPr>
           <w:rFonts w:cs="Arial"/>
@@ -469,77 +396,7 @@
           <w:szCs w:val="24"/>
           <w:lang w:val="pt-PT"/>
         </w:rPr>
-        <w:t>Comprehensive</w:t>
-      </w:r>
-      <w:proofErr w:type="spellEnd"/>
-      <w:r>
-        <w:rPr>
-          <w:rFonts w:cs="Arial"/>
-          <w:sz w:val="24"/>
-          <w:szCs w:val="24"/>
-          <w:lang w:val="pt-PT"/>
-        </w:rPr>
-        <w:t xml:space="preserve"> </w:t>
-      </w:r>
-      <w:proofErr w:type="spellStart"/>
-      <w:r>
-        <w:rPr>
-          <w:rFonts w:cs="Arial"/>
-          <w:sz w:val="24"/>
-          <w:szCs w:val="24"/>
-          <w:lang w:val="pt-PT"/>
-        </w:rPr>
-        <w:t>Health</w:t>
-      </w:r>
-      <w:proofErr w:type="spellEnd"/>
-      <w:r>
-        <w:rPr>
-          <w:rFonts w:cs="Arial"/>
-          <w:sz w:val="24"/>
-          <w:szCs w:val="24"/>
-          <w:lang w:val="pt-PT"/>
-        </w:rPr>
-        <w:t xml:space="preserve"> Research Centre (CHRC), NOVA Medical </w:t>
-      </w:r>
-      <w:proofErr w:type="spellStart"/>
-      <w:r>
-        <w:rPr>
-          <w:rFonts w:cs="Arial"/>
-          <w:sz w:val="24"/>
-          <w:szCs w:val="24"/>
-          <w:lang w:val="pt-PT"/>
-        </w:rPr>
-        <w:t>School|Faculdade</w:t>
-      </w:r>
-      <w:proofErr w:type="spellEnd"/>
-      <w:r>
-        <w:rPr>
-          <w:rFonts w:cs="Arial"/>
-          <w:sz w:val="24"/>
-          <w:szCs w:val="24"/>
-          <w:lang w:val="pt-PT"/>
-        </w:rPr>
-        <w:t xml:space="preserve"> de Ciências Médicas, NMS|FCM, Universidade NOVA de Lisboa, 1169-056 </w:t>
-      </w:r>
-      <w:proofErr w:type="spellStart"/>
-      <w:r>
-        <w:rPr>
-          <w:rFonts w:cs="Arial"/>
-          <w:sz w:val="24"/>
-          <w:szCs w:val="24"/>
-          <w:lang w:val="pt-PT"/>
-        </w:rPr>
-        <w:t>Lisbon</w:t>
-      </w:r>
-      <w:proofErr w:type="spellEnd"/>
-      <w:r>
-        <w:rPr>
-          <w:rFonts w:cs="Arial"/>
-          <w:sz w:val="24"/>
-          <w:szCs w:val="24"/>
-          <w:lang w:val="pt-PT"/>
-        </w:rPr>
-        <w:t>, Portugal</w:t>
+        <w:t>Comprehensive Health Research Centre (CHRC), NOVA Medical School|Faculdade de Ciências Médicas, NMS|FCM, Universidade NOVA de Lisboa, 1169-056 Lisbon, Portugal</w:t>
       </w:r>
     </w:p>
     <w:p>
@@ -562,7 +419,7 @@
       <w:hyperlink r:id="rId9" w:history="1">
         <w:r>
           <w:rPr>
-            <w:rStyle w:val="Hiperligao"/>
+            <w:rStyle w:val="Hyperlink"/>
             <w:rFonts w:cs="Arial"/>
             <w:sz w:val="24"/>
             <w:szCs w:val="24"/>
@@ -681,7 +538,7 @@
     </w:p>
     <w:p>
       <w:pPr>
-        <w:pStyle w:val="Ttulo1"/>
+        <w:pStyle w:val="Heading1"/>
       </w:pPr>
       <w:r>
         <w:t>Supplementary Data</w:t>
@@ -689,7 +546,7 @@
     </w:p>
     <w:p>
       <w:pPr>
-        <w:pStyle w:val="Ttulo2"/>
+        <w:pStyle w:val="Heading2"/>
       </w:pPr>
       <w:commentRangeStart w:id="2"/>
       <w:commentRangeStart w:id="3"/>
@@ -714,7 +571,7 @@
       <w:commentRangeEnd w:id="2"/>
       <w:r>
         <w:rPr>
-          <w:rStyle w:val="Refdecomentrio"/>
+          <w:rStyle w:val="CommentReference"/>
           <w:sz w:val="32"/>
           <w:szCs w:val="32"/>
         </w:rPr>
@@ -723,7 +580,7 @@
       <w:commentRangeEnd w:id="3"/>
       <w:r>
         <w:rPr>
-          <w:rStyle w:val="Refdecomentrio"/>
+          <w:rStyle w:val="CommentReference"/>
           <w:sz w:val="32"/>
           <w:szCs w:val="32"/>
         </w:rPr>
@@ -1042,7 +899,7 @@
       <w:commentRangeEnd w:id="4"/>
       <w:r>
         <w:rPr>
-          <w:rStyle w:val="Refdecomentrio"/>
+          <w:rStyle w:val="CommentReference"/>
           <w:rFonts w:ascii="Arial" w:hAnsi="Arial" w:cs="Arial"/>
           <w:sz w:val="24"/>
           <w:szCs w:val="24"/>
@@ -1052,7 +909,7 @@
       <w:commentRangeEnd w:id="5"/>
       <w:r>
         <w:rPr>
-          <w:rStyle w:val="Refdecomentrio"/>
+          <w:rStyle w:val="CommentReference"/>
           <w:rFonts w:ascii="Arial" w:hAnsi="Arial" w:cs="Arial"/>
           <w:sz w:val="24"/>
           <w:szCs w:val="24"/>
@@ -1424,7 +1281,7 @@
     </w:p>
     <w:p>
       <w:pPr>
-        <w:pStyle w:val="Ttulo1"/>
+        <w:pStyle w:val="Heading1"/>
       </w:pPr>
       <w:r>
         <w:t>Supplementary Figures</w:t>
@@ -1640,25 +1497,7 @@
           <w:sz w:val="20"/>
           <w:szCs w:val="20"/>
         </w:rPr>
-        <w:t xml:space="preserve"> (X-Axis) cell lines exposed to oxidative stress through </w:t>
-      </w:r>
-      <w:proofErr w:type="spellStart"/>
-      <w:r>
-        <w:rPr>
-          <w:rFonts w:ascii="Arial" w:hAnsi="Arial" w:cs="Arial"/>
-          <w:sz w:val="20"/>
-          <w:szCs w:val="20"/>
-        </w:rPr>
-        <w:t>arsenite</w:t>
-      </w:r>
-      <w:proofErr w:type="spellEnd"/>
-      <w:r>
-        <w:rPr>
-          <w:rFonts w:ascii="Arial" w:hAnsi="Arial" w:cs="Arial"/>
-          <w:sz w:val="20"/>
-          <w:szCs w:val="20"/>
-        </w:rPr>
-        <w:t xml:space="preserve">;  genes as circles, density contour lines in dark red, </w:t>
+        <w:t xml:space="preserve"> (X-Axis) cell lines exposed to oxidative stress through arsenite;  genes as circles, density contour lines in dark red, </w:t>
       </w:r>
       <w:r>
         <w:rPr>
@@ -1893,27 +1732,7 @@
           <w:sz w:val="20"/>
           <w:szCs w:val="20"/>
         </w:rPr>
-        <w:t xml:space="preserve">exposed to oxidative stress through </w:t>
-      </w:r>
-      <w:proofErr w:type="spellStart"/>
-      <w:r>
-        <w:rPr>
-          <w:rFonts w:ascii="Arial" w:hAnsi="Arial" w:cs="Arial"/>
-          <w:color w:val="000000" w:themeColor="text1"/>
-          <w:sz w:val="20"/>
-          <w:szCs w:val="20"/>
-        </w:rPr>
-        <w:t>arsenite</w:t>
-      </w:r>
-      <w:proofErr w:type="spellEnd"/>
-      <w:r>
-        <w:rPr>
-          <w:rFonts w:ascii="Arial" w:hAnsi="Arial" w:cs="Arial"/>
-          <w:color w:val="000000" w:themeColor="text1"/>
-          <w:sz w:val="20"/>
-          <w:szCs w:val="20"/>
-        </w:rPr>
-        <w:t xml:space="preserve">. </w:t>
+        <w:t xml:space="preserve">exposed to oxidative stress through arsenite. </w:t>
       </w:r>
       <w:r>
         <w:rPr>
@@ -2403,9 +2222,8 @@
           <w:szCs w:val="20"/>
           <w:lang w:val="en-GB"/>
         </w:rPr>
-        <w:t>length (</w:t>
-      </w:r>
-      <w:proofErr w:type="spellStart"/>
+        <w:t>length (nt) in original samples [28] RNA-seq (Left) and simulated samples (Right).</w:t>
+      </w:r>
       <w:r>
         <w:rPr>
           <w:rFonts w:ascii="Arial" w:eastAsiaTheme="minorHAnsi" w:hAnsi="Arial" w:cs="Arial"/>
@@ -2414,9 +2232,8 @@
           <w:szCs w:val="20"/>
           <w:lang w:val="en-GB"/>
         </w:rPr>
-        <w:t>nt</w:t>
-      </w:r>
-      <w:proofErr w:type="spellEnd"/>
+        <w:t xml:space="preserve"> </w:t>
+      </w:r>
       <w:r>
         <w:rPr>
           <w:rFonts w:ascii="Arial" w:eastAsiaTheme="minorHAnsi" w:hAnsi="Arial" w:cs="Arial"/>
@@ -2425,9 +2242,8 @@
           <w:szCs w:val="20"/>
           <w:lang w:val="en-GB"/>
         </w:rPr>
-        <w:t>) in original samples [28] RNA-</w:t>
-      </w:r>
-      <w:proofErr w:type="spellStart"/>
+        <w:t>(B) Relative distribution (density) of representative RNA fragment length (nt) in simulated</w:t>
+      </w:r>
       <w:r>
         <w:rPr>
           <w:rFonts w:ascii="Arial" w:eastAsiaTheme="minorHAnsi" w:hAnsi="Arial" w:cs="Arial"/>
@@ -2436,9 +2252,8 @@
           <w:szCs w:val="20"/>
           <w:lang w:val="en-GB"/>
         </w:rPr>
-        <w:t>seq</w:t>
-      </w:r>
-      <w:proofErr w:type="spellEnd"/>
+        <w:t xml:space="preserve"> </w:t>
+      </w:r>
       <w:r>
         <w:rPr>
           <w:rFonts w:ascii="Arial" w:eastAsiaTheme="minorHAnsi" w:hAnsi="Arial" w:cs="Arial"/>
@@ -2447,7 +2262,7 @@
           <w:szCs w:val="20"/>
           <w:lang w:val="en-GB"/>
         </w:rPr>
-        <w:t xml:space="preserve"> (Left) and simulated samples (Right).</w:t>
+        <w:t>samples, using WC (Left) or SG (Right) expression as basis, and WC or SG fragmentation</w:t>
       </w:r>
       <w:r>
         <w:rPr>
@@ -2467,9 +2282,8 @@
           <w:szCs w:val="20"/>
           <w:lang w:val="en-GB"/>
         </w:rPr>
-        <w:t>(B) Relative distribution (density) of representative RNA fragment length (</w:t>
-      </w:r>
-      <w:proofErr w:type="spellStart"/>
+        <w:t>distributions as basis. (C) Scatter plot of t-statistics of DGEA between SG and</w:t>
+      </w:r>
       <w:r>
         <w:rPr>
           <w:rFonts w:ascii="Arial" w:eastAsiaTheme="minorHAnsi" w:hAnsi="Arial" w:cs="Arial"/>
@@ -2478,9 +2292,8 @@
           <w:szCs w:val="20"/>
           <w:lang w:val="en-GB"/>
         </w:rPr>
-        <w:t>nt</w:t>
-      </w:r>
-      <w:proofErr w:type="spellEnd"/>
+        <w:t xml:space="preserve"> </w:t>
+      </w:r>
       <w:r>
         <w:rPr>
           <w:rFonts w:ascii="Arial" w:eastAsiaTheme="minorHAnsi" w:hAnsi="Arial" w:cs="Arial"/>
@@ -2489,7 +2302,7 @@
           <w:szCs w:val="20"/>
           <w:lang w:val="en-GB"/>
         </w:rPr>
-        <w:t>) in simulated</w:t>
+        <w:t>WC simulated</w:t>
       </w:r>
       <w:r>
         <w:rPr>
@@ -2509,7 +2322,7 @@
           <w:szCs w:val="20"/>
           <w:lang w:val="en-GB"/>
         </w:rPr>
-        <w:t>samples, using WC (Left) or SG (Right) expression as basis, and WC or SG fragmentation</w:t>
+        <w:t>samples (Y-Axis) and representative RNA transcript length (nt) (X-Axis, log scale); genes as</w:t>
       </w:r>
       <w:r>
         <w:rPr>
@@ -2529,7 +2342,7 @@
           <w:szCs w:val="20"/>
           <w:lang w:val="en-GB"/>
         </w:rPr>
-        <w:t>distributions as basis. (C) Scatter plot of t-statistics of DGEA between SG and</w:t>
+        <w:t>circles, density contour lines in dark red, Spearman’s correlation coefficient ρ and associated</w:t>
       </w:r>
       <w:r>
         <w:rPr>
@@ -2549,7 +2362,48 @@
           <w:szCs w:val="20"/>
           <w:lang w:val="en-GB"/>
         </w:rPr>
-        <w:t>WC simulated</w:t>
+        <w:t>test’s p-value are also shown. The original WC expression</w:t>
+      </w:r>
+      <w:r>
+        <w:rPr>
+          <w:rFonts w:ascii="Arial" w:hAnsi="Arial" w:cs="Arial"/>
+          <w:sz w:val="20"/>
+          <w:szCs w:val="20"/>
+        </w:rPr>
+        <w:fldChar w:fldCharType="begin"/>
+      </w:r>
+      <w:r>
+        <w:rPr>
+          <w:rFonts w:ascii="Arial" w:hAnsi="Arial" w:cs="Arial"/>
+          <w:sz w:val="20"/>
+          <w:szCs w:val="20"/>
+        </w:rPr>
+        <w:instrText xml:space="preserve"> ADDIN ZOTERO_ITEM CSL_CITATION {"citationID":"bckOrwKO","properties":{"formattedCitation":"\\super 29\\nosupersub{}","plainCitation":"29","noteIndex":0},"citationItems":[{"id":"0qTPcJe2/ICOMNlhS","uris":["http://zotero.org/users/local/1p9EH8ax/items/WPA4SC2G"],"itemData":{"id":"BBFnzxKo/8GC0EoNN","type":"article-journal","container-title":"Molecular Cell","DOI":"10.1016/j.molcel.2017.10.015","ISSN":"10972765","issue":"4","journalAbbreviation":"Molecular Cell","language":"en","page":"808-820.e5","source":"DOI.org (Crossref)","title":"The Stress Granule Transcriptome Reveals Principles of mRNA Accumulation in Stress Granules","volume":"68","author":[{"family":"Khong","given":"Anthony"},{"family":"Matheny","given":"Tyler"},{"family":"Jain","given":"Saumya"},{"family":"Mitchell","given":"Sarah F."},{"family":"Wheeler","given":"Joshua R."},{"family":"Parker","given":"Roy"}],"issued":{"date-parts":[["2017",11]]}}}],"schema":"https://github.com/citation-style-language/schema/raw/master/csl-citation.json"} </w:instrText>
+      </w:r>
+      <w:r>
+        <w:rPr>
+          <w:rFonts w:ascii="Arial" w:hAnsi="Arial" w:cs="Arial"/>
+          <w:sz w:val="20"/>
+          <w:szCs w:val="20"/>
+        </w:rPr>
+        <w:fldChar w:fldCharType="separate"/>
+      </w:r>
+      <w:r>
+        <w:rPr>
+          <w:rFonts w:ascii="Arial" w:hAnsi="Arial" w:cs="Arial"/>
+          <w:kern w:val="0"/>
+          <w:sz w:val="20"/>
+          <w:vertAlign w:val="superscript"/>
+        </w:rPr>
+        <w:t>29</w:t>
+      </w:r>
+      <w:r>
+        <w:rPr>
+          <w:rFonts w:ascii="Arial" w:hAnsi="Arial" w:cs="Arial"/>
+          <w:sz w:val="20"/>
+          <w:szCs w:val="20"/>
+        </w:rPr>
+        <w:fldChar w:fldCharType="end"/>
       </w:r>
       <w:r>
         <w:rPr>
@@ -2559,7 +2413,7 @@
           <w:szCs w:val="20"/>
           <w:lang w:val="en-GB"/>
         </w:rPr>
-        <w:t xml:space="preserve"> </w:t>
+        <w:t xml:space="preserve"> was used as the basis for both</w:t>
       </w:r>
       <w:r>
         <w:rPr>
@@ -2569,9 +2423,8 @@
           <w:szCs w:val="20"/>
           <w:lang w:val="en-GB"/>
         </w:rPr>
-        <w:t>samples (Y-Axis) and representative RNA transcript length (</w:t>
-      </w:r>
-      <w:proofErr w:type="spellStart"/>
+        <w:t xml:space="preserve"> </w:t>
+      </w:r>
       <w:r>
         <w:rPr>
           <w:rFonts w:ascii="Arial" w:eastAsiaTheme="minorHAnsi" w:hAnsi="Arial" w:cs="Arial"/>
@@ -2580,9 +2433,8 @@
           <w:szCs w:val="20"/>
           <w:lang w:val="en-GB"/>
         </w:rPr>
-        <w:t>nt</w:t>
-      </w:r>
-      <w:proofErr w:type="spellEnd"/>
+        <w:t>simulated WC and SG samples, with their respective fragment size distribution as the basis.</w:t>
+      </w:r>
       <w:r>
         <w:rPr>
           <w:rFonts w:ascii="Arial" w:eastAsiaTheme="minorHAnsi" w:hAnsi="Arial" w:cs="Arial"/>
@@ -2591,7 +2443,7 @@
           <w:szCs w:val="20"/>
           <w:lang w:val="en-GB"/>
         </w:rPr>
-        <w:t>) (X-Axis, log scale); genes as</w:t>
+        <w:t xml:space="preserve"> </w:t>
       </w:r>
       <w:r>
         <w:rPr>
@@ -2601,150 +2453,7 @@
           <w:szCs w:val="20"/>
           <w:lang w:val="en-GB"/>
         </w:rPr>
-        <w:t xml:space="preserve"> </w:t>
-      </w:r>
-      <w:r>
-        <w:rPr>
-          <w:rFonts w:ascii="Arial" w:eastAsiaTheme="minorHAnsi" w:hAnsi="Arial" w:cs="Arial"/>
-          <w:kern w:val="0"/>
-          <w:sz w:val="20"/>
-          <w:szCs w:val="20"/>
-          <w:lang w:val="en-GB"/>
-        </w:rPr>
-        <w:t>circles, density contour lines in dark red, Spearman’s correlation coefficient ρ and associated</w:t>
-      </w:r>
-      <w:r>
-        <w:rPr>
-          <w:rFonts w:ascii="Arial" w:eastAsiaTheme="minorHAnsi" w:hAnsi="Arial" w:cs="Arial"/>
-          <w:kern w:val="0"/>
-          <w:sz w:val="20"/>
-          <w:szCs w:val="20"/>
-          <w:lang w:val="en-GB"/>
-        </w:rPr>
-        <w:t xml:space="preserve"> </w:t>
-      </w:r>
-      <w:r>
-        <w:rPr>
-          <w:rFonts w:ascii="Arial" w:eastAsiaTheme="minorHAnsi" w:hAnsi="Arial" w:cs="Arial"/>
-          <w:kern w:val="0"/>
-          <w:sz w:val="20"/>
-          <w:szCs w:val="20"/>
-          <w:lang w:val="en-GB"/>
-        </w:rPr>
-        <w:t>test’s p-value are also shown. The original WC expression</w:t>
-      </w:r>
-      <w:r>
-        <w:rPr>
-          <w:rFonts w:ascii="Arial" w:hAnsi="Arial" w:cs="Arial"/>
-          <w:sz w:val="20"/>
-          <w:szCs w:val="20"/>
-        </w:rPr>
-        <w:fldChar w:fldCharType="begin"/>
-      </w:r>
-      <w:r>
-        <w:rPr>
-          <w:rFonts w:ascii="Arial" w:hAnsi="Arial" w:cs="Arial"/>
-          <w:sz w:val="20"/>
-          <w:szCs w:val="20"/>
-        </w:rPr>
-        <w:instrText xml:space="preserve"> ADDIN ZOTERO_ITEM CSL_CITATION {"citationID":"bckOrwKO","properties":{"formattedCitation":"\\super 29\\nosupersub{}","plainCitation":"29","noteIndex":0},"citationItems":[{"id":"0qTPcJe2/ICOMNlhS","uris":["http://zotero.org/users/local/1p9EH8ax/items/WPA4SC2G"],"itemData":{"id":"BBFnzxKo/8GC0EoNN","type":"article-journal","container-title":"Molecular Cell","DOI":"10.1016/j.molcel.2017.10.015","ISSN":"10972765","issue":"4","journalAbbreviation":"Molecular Cell","language":"en","page":"808-820.e5","source":"DOI.org (Crossref)","title":"The Stress Granule Transcriptome Reveals Principles of mRNA Accumulation in Stress Granules","volume":"68","author":[{"family":"Khong","given":"Anthony"},{"family":"Matheny","given":"Tyler"},{"family":"Jain","given":"Saumya"},{"family":"Mitchell","given":"Sarah F."},{"family":"Wheeler","given":"Joshua R."},{"family":"Parker","given":"Roy"}],"issued":{"date-parts":[["2017",11]]}}}],"schema":"https://github.com/citation-style-language/schema/raw/master/csl-citation.json"} </w:instrText>
-      </w:r>
-      <w:r>
-        <w:rPr>
-          <w:rFonts w:ascii="Arial" w:hAnsi="Arial" w:cs="Arial"/>
-          <w:sz w:val="20"/>
-          <w:szCs w:val="20"/>
-        </w:rPr>
-        <w:fldChar w:fldCharType="separate"/>
-      </w:r>
-      <w:r>
-        <w:rPr>
-          <w:rFonts w:ascii="Arial" w:hAnsi="Arial" w:cs="Arial"/>
-          <w:kern w:val="0"/>
-          <w:sz w:val="20"/>
-          <w:vertAlign w:val="superscript"/>
-        </w:rPr>
-        <w:t>29</w:t>
-      </w:r>
-      <w:r>
-        <w:rPr>
-          <w:rFonts w:ascii="Arial" w:hAnsi="Arial" w:cs="Arial"/>
-          <w:sz w:val="20"/>
-          <w:szCs w:val="20"/>
-        </w:rPr>
-        <w:fldChar w:fldCharType="end"/>
-      </w:r>
-      <w:r>
-        <w:rPr>
-          <w:rFonts w:ascii="Arial" w:eastAsiaTheme="minorHAnsi" w:hAnsi="Arial" w:cs="Arial"/>
-          <w:kern w:val="0"/>
-          <w:sz w:val="20"/>
-          <w:szCs w:val="20"/>
-          <w:lang w:val="en-GB"/>
-        </w:rPr>
-        <w:t xml:space="preserve"> was used as the basis for both</w:t>
-      </w:r>
-      <w:r>
-        <w:rPr>
-          <w:rFonts w:ascii="Arial" w:eastAsiaTheme="minorHAnsi" w:hAnsi="Arial" w:cs="Arial"/>
-          <w:kern w:val="0"/>
-          <w:sz w:val="20"/>
-          <w:szCs w:val="20"/>
-          <w:lang w:val="en-GB"/>
-        </w:rPr>
-        <w:t xml:space="preserve"> </w:t>
-      </w:r>
-      <w:r>
-        <w:rPr>
-          <w:rFonts w:ascii="Arial" w:eastAsiaTheme="minorHAnsi" w:hAnsi="Arial" w:cs="Arial"/>
-          <w:kern w:val="0"/>
-          <w:sz w:val="20"/>
-          <w:szCs w:val="20"/>
-          <w:lang w:val="en-GB"/>
-        </w:rPr>
-        <w:t>simulated WC and SG samples, with their respective fragment size distribution as the basis.</w:t>
-      </w:r>
-      <w:r>
-        <w:rPr>
-          <w:rFonts w:ascii="Arial" w:eastAsiaTheme="minorHAnsi" w:hAnsi="Arial" w:cs="Arial"/>
-          <w:kern w:val="0"/>
-          <w:sz w:val="20"/>
-          <w:szCs w:val="20"/>
-          <w:lang w:val="en-GB"/>
-        </w:rPr>
-        <w:t xml:space="preserve"> </w:t>
-      </w:r>
-      <w:r>
-        <w:rPr>
-          <w:rFonts w:ascii="Arial" w:eastAsiaTheme="minorHAnsi" w:hAnsi="Arial" w:cs="Arial"/>
-          <w:kern w:val="0"/>
-          <w:sz w:val="20"/>
-          <w:szCs w:val="20"/>
-          <w:lang w:val="en-GB"/>
-        </w:rPr>
-        <w:t>(D) Cumulative distribution of the percentage of RNA-</w:t>
-      </w:r>
-      <w:proofErr w:type="spellStart"/>
-      <w:r>
-        <w:rPr>
-          <w:rFonts w:ascii="Arial" w:eastAsiaTheme="minorHAnsi" w:hAnsi="Arial" w:cs="Arial"/>
-          <w:kern w:val="0"/>
-          <w:sz w:val="20"/>
-          <w:szCs w:val="20"/>
-          <w:lang w:val="en-GB"/>
-        </w:rPr>
-        <w:t>seq</w:t>
-      </w:r>
-      <w:proofErr w:type="spellEnd"/>
-      <w:r>
-        <w:rPr>
-          <w:rFonts w:ascii="Arial" w:eastAsiaTheme="minorHAnsi" w:hAnsi="Arial" w:cs="Arial"/>
-          <w:kern w:val="0"/>
-          <w:sz w:val="20"/>
-          <w:szCs w:val="20"/>
-          <w:lang w:val="en-GB"/>
-        </w:rPr>
-        <w:t xml:space="preserve"> reads mapping to the increasing</w:t>
+        <w:t>(D) Cumulative distribution of the percentage of RNA-seq reads mapping to the increasing</w:t>
       </w:r>
       <w:r>
         <w:rPr>
@@ -3128,7 +2837,15 @@
           <w:sz w:val="20"/>
           <w:szCs w:val="20"/>
         </w:rPr>
-        <w:t xml:space="preserve">Supplementary </w:t>
+        <w:t>Supplementary Figure 5</w:t>
+      </w:r>
+      <w:r>
+        <w:rPr>
+          <w:rFonts w:ascii="Arial" w:hAnsi="Arial" w:cs="Arial"/>
+          <w:sz w:val="20"/>
+          <w:szCs w:val="20"/>
+        </w:rPr>
+        <w:t xml:space="preserve">. </w:t>
       </w:r>
       <w:r>
         <w:rPr>
@@ -3138,42 +2855,6 @@
           <w:sz w:val="20"/>
           <w:szCs w:val="20"/>
         </w:rPr>
-        <w:t xml:space="preserve">Figure </w:t>
-      </w:r>
-      <w:r>
-        <w:rPr>
-          <w:rFonts w:ascii="Arial" w:hAnsi="Arial" w:cs="Arial"/>
-          <w:b/>
-          <w:bCs/>
-          <w:sz w:val="20"/>
-          <w:szCs w:val="20"/>
-        </w:rPr>
-        <w:t>5</w:t>
-      </w:r>
-      <w:r>
-        <w:rPr>
-          <w:rFonts w:ascii="Arial" w:hAnsi="Arial" w:cs="Arial"/>
-          <w:sz w:val="20"/>
-          <w:szCs w:val="20"/>
-        </w:rPr>
-        <w:t>.</w:t>
-      </w:r>
-      <w:r>
-        <w:rPr>
-          <w:rFonts w:ascii="Arial" w:hAnsi="Arial" w:cs="Arial"/>
-          <w:sz w:val="20"/>
-          <w:szCs w:val="20"/>
-        </w:rPr>
-        <w:t xml:space="preserve"> </w:t>
-      </w:r>
-      <w:r>
-        <w:rPr>
-          <w:rFonts w:ascii="Arial" w:hAnsi="Arial" w:cs="Arial"/>
-          <w:b/>
-          <w:bCs/>
-          <w:sz w:val="20"/>
-          <w:szCs w:val="20"/>
-        </w:rPr>
         <w:t xml:space="preserve">AC4C, but not m6A, is associated with altered SG transcript enrichment, driven by RNA length. </w:t>
       </w:r>
       <w:r>
@@ -3309,25 +2990,7 @@
           <w:sz w:val="20"/>
           <w:szCs w:val="20"/>
         </w:rPr>
-        <w:t xml:space="preserve"> cells (Right); transcripts as circles, density contour lines in dark red, Spearman’s correlation coefficient ρ and associated test’s p-value on the top left corner. (B) Volcano plots of the transcriptomic effect (given by linear modelling with interaction) of ac4C (Left) and m6A (Right) modifications in SG samples. (C) Violin plots of residuals (the difference between the actual value and the value predicted by the linear model applied for any given transcript) as a function of the number of ac4C modifications per transcript; Spearman’s correlation coefficient ρ and associated test’s p-value shown on the top left corner. (D) Scatter plot of residuals (Y-axis) vs. transcript length (</w:t>
-      </w:r>
-      <w:proofErr w:type="spellStart"/>
-      <w:r>
-        <w:rPr>
-          <w:rFonts w:ascii="Arial" w:hAnsi="Arial" w:cs="Arial"/>
-          <w:sz w:val="20"/>
-          <w:szCs w:val="20"/>
-        </w:rPr>
-        <w:t>nt</w:t>
-      </w:r>
-      <w:proofErr w:type="spellEnd"/>
-      <w:r>
-        <w:rPr>
-          <w:rFonts w:ascii="Arial" w:hAnsi="Arial" w:cs="Arial"/>
-          <w:sz w:val="20"/>
-          <w:szCs w:val="20"/>
-        </w:rPr>
-        <w:t>) (X-axis); transcripts as circles, density contour lines in dark red, Spearman’s correlation coefficient ρ and associated test’s p-value shown on the top left corner. The dashed line corresponds to the least-squares linear regression fit between the two variables (A, D). For all panels concerning ac4C, the GSE212380 dataset was used</w:t>
+        <w:t xml:space="preserve"> cells (Right); transcripts as circles, density contour lines in dark red, Spearman’s correlation coefficient ρ and associated test’s p-value on the top left corner. (B) Volcano plots of the transcriptomic effect (given by linear modelling with interaction) of ac4C (Left) and m6A (Right) modifications in SG samples. (C) Violin plots of residuals (the difference between the actual value and the value predicted by the linear model applied for any given transcript) as a function of the number of ac4C modifications per transcript; Spearman’s correlation coefficient ρ and associated test’s p-value shown on the top left corner. (D) Scatter plot of residuals (Y-axis) vs. transcript length (nt) (X-axis); transcripts as circles, density contour lines in dark red, Spearman’s correlation coefficient ρ and associated test’s p-value shown on the top left corner. The dashed line corresponds to the least-squares linear regression fit between the two variables (A, D). For all panels concerning ac4C, the GSE212380 dataset was used</w:t>
       </w:r>
       <w:r>
         <w:rPr>
@@ -3508,8 +3171,654 @@
           <w:sz w:val="20"/>
           <w:szCs w:val="20"/>
         </w:rPr>
-        <w:t xml:space="preserve">Supplementary </w:t>
-      </w:r>
+        <w:t>Supplementary Figure 6. Samples isolated through DC are highly correlated.</w:t>
+      </w:r>
+      <w:r>
+        <w:rPr>
+          <w:rFonts w:ascii="Arial" w:hAnsi="Arial" w:cs="Arial"/>
+          <w:sz w:val="20"/>
+          <w:szCs w:val="20"/>
+        </w:rPr>
+        <w:t xml:space="preserve"> (A) Scatter plot of t-statistics of DGEA in SGs vs. WCs</w:t>
+      </w:r>
+      <w:r>
+        <w:rPr>
+          <w:rFonts w:ascii="Arial" w:hAnsi="Arial" w:cs="Arial"/>
+          <w:sz w:val="20"/>
+          <w:szCs w:val="20"/>
+        </w:rPr>
+        <w:fldChar w:fldCharType="begin"/>
+      </w:r>
+      <w:r>
+        <w:rPr>
+          <w:rFonts w:ascii="Arial" w:hAnsi="Arial" w:cs="Arial"/>
+          <w:sz w:val="20"/>
+          <w:szCs w:val="20"/>
+        </w:rPr>
+        <w:instrText xml:space="preserve"> ADDIN ZOTERO_ITEM CSL_CITATION {"citationID":"Tv4B4706","properties":{"formattedCitation":"\\super 29\\nosupersub{}","plainCitation":"29","noteIndex":0},"citationItems":[{"id":"0qTPcJe2/ICOMNlhS","uris":["http://zotero.org/users/local/1p9EH8ax/items/WPA4SC2G"],"itemData":{"id":"3kMMCi5j/pWyCLjdf","type":"article-journal","container-title":"Molecular Cell","DOI":"10.1016/j.molcel.2017.10.015","ISSN":"10972765","issue":"4","journalAbbreviation":"Molecular Cell","language":"en","page":"808-820.e5","source":"DOI.org (Crossref)","title":"The Stress Granule Transcriptome Reveals Principles of mRNA Accumulation in Stress Granules","volume":"68","author":[{"family":"Khong","given":"Anthony"},{"family":"Matheny","given":"Tyler"},{"family":"Jain","given":"Saumya"},{"family":"Mitchell","given":"Sarah F."},{"family":"Wheeler","given":"Joshua R."},{"family":"Parker","given":"Roy"}],"issued":{"date-parts":[["2017",11]]}}}],"schema":"https://github.com/citation-style-language/schema/raw/master/csl-citation.json"} </w:instrText>
+      </w:r>
+      <w:r>
+        <w:rPr>
+          <w:rFonts w:ascii="Arial" w:hAnsi="Arial" w:cs="Arial"/>
+          <w:sz w:val="20"/>
+          <w:szCs w:val="20"/>
+        </w:rPr>
+        <w:fldChar w:fldCharType="separate"/>
+      </w:r>
+      <w:r>
+        <w:rPr>
+          <w:rFonts w:ascii="Arial" w:hAnsi="Arial" w:cs="Arial"/>
+          <w:kern w:val="0"/>
+          <w:sz w:val="20"/>
+          <w:szCs w:val="20"/>
+          <w:vertAlign w:val="superscript"/>
+        </w:rPr>
+        <w:t>29</w:t>
+      </w:r>
+      <w:r>
+        <w:rPr>
+          <w:rFonts w:ascii="Arial" w:hAnsi="Arial" w:cs="Arial"/>
+          <w:sz w:val="20"/>
+          <w:szCs w:val="20"/>
+        </w:rPr>
+        <w:fldChar w:fldCharType="end"/>
+      </w:r>
+      <w:r>
+        <w:rPr>
+          <w:rFonts w:ascii="Arial" w:hAnsi="Arial" w:cs="Arial"/>
+          <w:sz w:val="20"/>
+          <w:szCs w:val="20"/>
+        </w:rPr>
+        <w:t xml:space="preserve"> (Y-Axis) and in PBs vs. WCs</w:t>
+      </w:r>
+      <w:r>
+        <w:rPr>
+          <w:rFonts w:ascii="Arial" w:hAnsi="Arial" w:cs="Arial"/>
+          <w:sz w:val="20"/>
+          <w:szCs w:val="20"/>
+        </w:rPr>
+        <w:fldChar w:fldCharType="begin"/>
+      </w:r>
+      <w:r>
+        <w:rPr>
+          <w:rFonts w:ascii="Arial" w:hAnsi="Arial" w:cs="Arial"/>
+          <w:sz w:val="20"/>
+          <w:szCs w:val="20"/>
+        </w:rPr>
+        <w:instrText xml:space="preserve"> ADDIN ZOTERO_ITEM CSL_CITATION {"citationID":"jJTISGoO","properties":{"formattedCitation":"\\super 37\\nosupersub{}","plainCitation":"37","noteIndex":0},"citationItems":[{"id":"0qTPcJe2/1oVivb73","uris":["http://zotero.org/users/local/1p9EH8ax/items/ARLW3CQN"],"itemData":{"id":"3kMMCi5j/Y5AbAQ9p","type":"article-journal","container-title":"Molecular and Cellular Biology","DOI":"10.1128/MCB.00313-19","ISSN":"1098-5549","issue":"24","journalAbbreviation":"Molecular and Cellular Biology","language":"en","page":"e00313-19","source":"DOI.org (Crossref)","title":"Transcriptome-Wide Comparison of Stress Granules and P-Bodies Reveals that Translation Plays a Major Role in RNA Partitioning","volume":"39","author":[{"family":"Matheny","given":"Tyler"},{"family":"Rao","given":"Bhalchandra S."},{"family":"Parker","given":"Roy"}],"issued":{"date-parts":[["2019",12,1]]}}}],"schema":"https://github.com/citation-style-language/schema/raw/master/csl-citation.json"} </w:instrText>
+      </w:r>
+      <w:r>
+        <w:rPr>
+          <w:rFonts w:ascii="Arial" w:hAnsi="Arial" w:cs="Arial"/>
+          <w:sz w:val="20"/>
+          <w:szCs w:val="20"/>
+        </w:rPr>
+        <w:fldChar w:fldCharType="separate"/>
+      </w:r>
+      <w:r>
+        <w:rPr>
+          <w:rFonts w:ascii="Arial" w:eastAsiaTheme="minorHAnsi" w:hAnsi="Arial" w:cs="Arial"/>
+          <w:kern w:val="0"/>
+          <w:sz w:val="20"/>
+          <w:szCs w:val="24"/>
+          <w:vertAlign w:val="superscript"/>
+          <w:lang w:val="en-GB"/>
+        </w:rPr>
+        <w:t>37</w:t>
+      </w:r>
+      <w:r>
+        <w:rPr>
+          <w:rFonts w:ascii="Arial" w:hAnsi="Arial" w:cs="Arial"/>
+          <w:sz w:val="20"/>
+          <w:szCs w:val="20"/>
+        </w:rPr>
+        <w:fldChar w:fldCharType="end"/>
+      </w:r>
+      <w:r>
+        <w:rPr>
+          <w:rFonts w:ascii="Arial" w:hAnsi="Arial" w:cs="Arial"/>
+          <w:sz w:val="20"/>
+          <w:szCs w:val="20"/>
+        </w:rPr>
+        <w:t xml:space="preserve"> (X-Axis). (B) Scatter plot of t-statistics of DGEA in SGs vs. WCs</w:t>
+      </w:r>
+      <w:r>
+        <w:rPr>
+          <w:rFonts w:ascii="Arial" w:hAnsi="Arial" w:cs="Arial"/>
+          <w:sz w:val="20"/>
+          <w:szCs w:val="20"/>
+        </w:rPr>
+        <w:fldChar w:fldCharType="begin"/>
+      </w:r>
+      <w:r>
+        <w:rPr>
+          <w:rFonts w:ascii="Arial" w:hAnsi="Arial" w:cs="Arial"/>
+          <w:sz w:val="20"/>
+          <w:szCs w:val="20"/>
+        </w:rPr>
+        <w:instrText xml:space="preserve"> ADDIN ZOTERO_ITEM CSL_CITATION {"citationID":"Tv4B4706","properties":{"formattedCitation":"\\super 29\\nosupersub{}","plainCitation":"29","noteIndex":0},"citationItems":[{"id":"0qTPcJe2/ICOMNlhS","uris":["http://zotero.org/users/local/1p9EH8ax/items/WPA4SC2G"],"itemData":{"id":"3kMMCi5j/pWyCLjdf","type":"article-journal","container-title":"Molecular Cell","DOI":"10.1016/j.molcel.2017.10.015","ISSN":"10972765","issue":"4","journalAbbreviation":"Molecular Cell","language":"en","page":"808-820.e5","source":"DOI.org (Crossref)","title":"The Stress Granule Transcriptome Reveals Principles of mRNA Accumulation in Stress Granules","volume":"68","author":[{"family":"Khong","given":"Anthony"},{"family":"Matheny","given":"Tyler"},{"family":"Jain","given":"Saumya"},{"family":"Mitchell","given":"Sarah F."},{"family":"Wheeler","given":"Joshua R."},{"family":"Parker","given":"Roy"}],"issued":{"date-parts":[["2017",11]]}}}],"schema":"https://github.com/citation-style-language/schema/raw/master/csl-citation.json"} </w:instrText>
+      </w:r>
+      <w:r>
+        <w:rPr>
+          <w:rFonts w:ascii="Arial" w:hAnsi="Arial" w:cs="Arial"/>
+          <w:sz w:val="20"/>
+          <w:szCs w:val="20"/>
+        </w:rPr>
+        <w:fldChar w:fldCharType="separate"/>
+      </w:r>
+      <w:r>
+        <w:rPr>
+          <w:rFonts w:ascii="Arial" w:hAnsi="Arial" w:cs="Arial"/>
+          <w:kern w:val="0"/>
+          <w:sz w:val="20"/>
+          <w:szCs w:val="20"/>
+          <w:vertAlign w:val="superscript"/>
+        </w:rPr>
+        <w:t>29</w:t>
+      </w:r>
+      <w:r>
+        <w:rPr>
+          <w:rFonts w:ascii="Arial" w:hAnsi="Arial" w:cs="Arial"/>
+          <w:sz w:val="20"/>
+          <w:szCs w:val="20"/>
+        </w:rPr>
+        <w:fldChar w:fldCharType="end"/>
+      </w:r>
+      <w:r>
+        <w:rPr>
+          <w:rFonts w:ascii="Arial" w:hAnsi="Arial" w:cs="Arial"/>
+          <w:sz w:val="20"/>
+          <w:szCs w:val="20"/>
+        </w:rPr>
+        <w:t xml:space="preserve"> (Y-Axis) and in RNP granules vs. WCs</w:t>
+      </w:r>
+      <w:r>
+        <w:rPr>
+          <w:rFonts w:ascii="Arial" w:hAnsi="Arial" w:cs="Arial"/>
+          <w:sz w:val="20"/>
+          <w:szCs w:val="20"/>
+        </w:rPr>
+        <w:fldChar w:fldCharType="begin"/>
+      </w:r>
+      <w:r>
+        <w:rPr>
+          <w:rFonts w:ascii="Arial" w:hAnsi="Arial" w:cs="Arial"/>
+          <w:sz w:val="20"/>
+          <w:szCs w:val="20"/>
+        </w:rPr>
+        <w:instrText xml:space="preserve"> ADDIN ZOTERO_ITEM CSL_CITATION {"citationID":"jJTISGoO","properties":{"formattedCitation":"\\super 37\\nosupersub{}","plainCitation":"37","noteIndex":0},"citationItems":[{"id":"0qTPcJe2/1oVivb73","uris":["http://zotero.org/users/local/1p9EH8ax/items/ARLW3CQN"],"itemData":{"id":"3kMMCi5j/Y5AbAQ9p","type":"article-journal","container-title":"Molecular and Cellular Biology","DOI":"10.1128/MCB.00313-19","ISSN":"1098-5549","issue":"24","journalAbbreviation":"Molecular and Cellular Biology","language":"en","page":"e00313-19","source":"DOI.org (Crossref)","title":"Transcriptome-Wide Comparison of Stress Granules and P-Bodies Reveals that Translation Plays a Major Role in RNA Partitioning","volume":"39","author":[{"family":"Matheny","given":"Tyler"},{"family":"Rao","given":"Bhalchandra S."},{"family":"Parker","given":"Roy"}],"issued":{"date-parts":[["2019",12,1]]}}}],"schema":"https://github.com/citation-style-language/schema/raw/master/csl-citation.json"} </w:instrText>
+      </w:r>
+      <w:r>
+        <w:rPr>
+          <w:rFonts w:ascii="Arial" w:hAnsi="Arial" w:cs="Arial"/>
+          <w:sz w:val="20"/>
+          <w:szCs w:val="20"/>
+        </w:rPr>
+        <w:fldChar w:fldCharType="separate"/>
+      </w:r>
+      <w:r>
+        <w:rPr>
+          <w:rFonts w:ascii="Arial" w:eastAsiaTheme="minorHAnsi" w:hAnsi="Arial" w:cs="Arial"/>
+          <w:kern w:val="0"/>
+          <w:sz w:val="20"/>
+          <w:szCs w:val="24"/>
+          <w:vertAlign w:val="superscript"/>
+          <w:lang w:val="en-GB"/>
+        </w:rPr>
+        <w:t>37</w:t>
+      </w:r>
+      <w:r>
+        <w:rPr>
+          <w:rFonts w:ascii="Arial" w:hAnsi="Arial" w:cs="Arial"/>
+          <w:sz w:val="20"/>
+          <w:szCs w:val="20"/>
+        </w:rPr>
+        <w:fldChar w:fldCharType="end"/>
+      </w:r>
+      <w:r>
+        <w:rPr>
+          <w:rFonts w:ascii="Arial" w:hAnsi="Arial" w:cs="Arial"/>
+          <w:sz w:val="20"/>
+          <w:szCs w:val="20"/>
+        </w:rPr>
+        <w:t xml:space="preserve"> (X-Axis). (C) Scatter plot of t-statistics of DGEA in PBs vs. WCs</w:t>
+      </w:r>
+      <w:r>
+        <w:rPr>
+          <w:rFonts w:ascii="Arial" w:hAnsi="Arial" w:cs="Arial"/>
+          <w:sz w:val="20"/>
+          <w:szCs w:val="20"/>
+        </w:rPr>
+        <w:fldChar w:fldCharType="begin"/>
+      </w:r>
+      <w:r>
+        <w:rPr>
+          <w:rFonts w:ascii="Arial" w:hAnsi="Arial" w:cs="Arial"/>
+          <w:sz w:val="20"/>
+          <w:szCs w:val="20"/>
+        </w:rPr>
+        <w:instrText xml:space="preserve"> ADDIN ZOTERO_ITEM CSL_CITATION {"citationID":"jJTISGoO","properties":{"formattedCitation":"\\super 37\\nosupersub{}","plainCitation":"37","noteIndex":0},"citationItems":[{"id":"0qTPcJe2/1oVivb73","uris":["http://zotero.org/users/local/1p9EH8ax/items/ARLW3CQN"],"itemData":{"id":"3kMMCi5j/Y5AbAQ9p","type":"article-journal","container-title":"Molecular and Cellular Biology","DOI":"10.1128/MCB.00313-19","ISSN":"1098-5549","issue":"24","journalAbbreviation":"Molecular and Cellular Biology","language":"en","page":"e00313-19","source":"DOI.org (Crossref)","title":"Transcriptome-Wide Comparison of Stress Granules and P-Bodies Reveals that Translation Plays a Major Role in RNA Partitioning","volume":"39","author":[{"family":"Matheny","given":"Tyler"},{"family":"Rao","given":"Bhalchandra S."},{"family":"Parker","given":"Roy"}],"issued":{"date-parts":[["2019",12,1]]}}}],"schema":"https://github.com/citation-style-language/schema/raw/master/csl-citation.json"} </w:instrText>
+      </w:r>
+      <w:r>
+        <w:rPr>
+          <w:rFonts w:ascii="Arial" w:hAnsi="Arial" w:cs="Arial"/>
+          <w:sz w:val="20"/>
+          <w:szCs w:val="20"/>
+        </w:rPr>
+        <w:fldChar w:fldCharType="separate"/>
+      </w:r>
+      <w:r>
+        <w:rPr>
+          <w:rFonts w:ascii="Arial" w:eastAsiaTheme="minorHAnsi" w:hAnsi="Arial" w:cs="Arial"/>
+          <w:kern w:val="0"/>
+          <w:sz w:val="20"/>
+          <w:szCs w:val="24"/>
+          <w:vertAlign w:val="superscript"/>
+          <w:lang w:val="en-GB"/>
+        </w:rPr>
+        <w:t>37</w:t>
+      </w:r>
+      <w:r>
+        <w:rPr>
+          <w:rFonts w:ascii="Arial" w:hAnsi="Arial" w:cs="Arial"/>
+          <w:sz w:val="20"/>
+          <w:szCs w:val="20"/>
+        </w:rPr>
+        <w:fldChar w:fldCharType="end"/>
+      </w:r>
+      <w:r>
+        <w:rPr>
+          <w:rFonts w:ascii="Arial" w:hAnsi="Arial" w:cs="Arial"/>
+          <w:sz w:val="20"/>
+          <w:szCs w:val="20"/>
+        </w:rPr>
+        <w:t xml:space="preserve"> (Y-Axis) and in RNP granules vs. WCs</w:t>
+      </w:r>
+      <w:r>
+        <w:rPr>
+          <w:rFonts w:ascii="Arial" w:hAnsi="Arial" w:cs="Arial"/>
+          <w:sz w:val="20"/>
+          <w:szCs w:val="20"/>
+        </w:rPr>
+        <w:fldChar w:fldCharType="begin"/>
+      </w:r>
+      <w:r>
+        <w:rPr>
+          <w:rFonts w:ascii="Arial" w:hAnsi="Arial" w:cs="Arial"/>
+          <w:sz w:val="20"/>
+          <w:szCs w:val="20"/>
+        </w:rPr>
+        <w:instrText xml:space="preserve"> ADDIN ZOTERO_ITEM CSL_CITATION {"citationID":"jJTISGoO","properties":{"formattedCitation":"\\super 37\\nosupersub{}","plainCitation":"37","noteIndex":0},"citationItems":[{"id":"0qTPcJe2/1oVivb73","uris":["http://zotero.org/users/local/1p9EH8ax/items/ARLW3CQN"],"itemData":{"id":"3kMMCi5j/Y5AbAQ9p","type":"article-journal","container-title":"Molecular and Cellular Biology","DOI":"10.1128/MCB.00313-19","ISSN":"1098-5549","issue":"24","journalAbbreviation":"Molecular and Cellular Biology","language":"en","page":"e00313-19","source":"DOI.org (Crossref)","title":"Transcriptome-Wide Comparison of Stress Granules and P-Bodies Reveals that Translation Plays a Major Role in RNA Partitioning","volume":"39","author":[{"family":"Matheny","given":"Tyler"},{"family":"Rao","given":"Bhalchandra S."},{"family":"Parker","given":"Roy"}],"issued":{"date-parts":[["2019",12,1]]}}}],"schema":"https://github.com/citation-style-language/schema/raw/master/csl-citation.json"} </w:instrText>
+      </w:r>
+      <w:r>
+        <w:rPr>
+          <w:rFonts w:ascii="Arial" w:hAnsi="Arial" w:cs="Arial"/>
+          <w:sz w:val="20"/>
+          <w:szCs w:val="20"/>
+        </w:rPr>
+        <w:fldChar w:fldCharType="separate"/>
+      </w:r>
+      <w:r>
+        <w:rPr>
+          <w:rFonts w:ascii="Arial" w:eastAsiaTheme="minorHAnsi" w:hAnsi="Arial" w:cs="Arial"/>
+          <w:kern w:val="0"/>
+          <w:sz w:val="20"/>
+          <w:szCs w:val="24"/>
+          <w:vertAlign w:val="superscript"/>
+          <w:lang w:val="en-GB"/>
+        </w:rPr>
+        <w:t>37</w:t>
+      </w:r>
+      <w:r>
+        <w:rPr>
+          <w:rFonts w:ascii="Arial" w:hAnsi="Arial" w:cs="Arial"/>
+          <w:sz w:val="20"/>
+          <w:szCs w:val="20"/>
+        </w:rPr>
+        <w:fldChar w:fldCharType="end"/>
+      </w:r>
+      <w:r>
+        <w:rPr>
+          <w:rFonts w:ascii="Arial" w:hAnsi="Arial" w:cs="Arial"/>
+          <w:sz w:val="20"/>
+          <w:szCs w:val="20"/>
+        </w:rPr>
+        <w:t xml:space="preserve"> (X-Axis). (D) Scatter plot of t-statistics of DGEA in PBs purified by FAPS</w:t>
+      </w:r>
+      <w:r>
+        <w:rPr>
+          <w:rFonts w:ascii="Arial" w:hAnsi="Arial" w:cs="Arial"/>
+          <w:sz w:val="20"/>
+          <w:szCs w:val="20"/>
+        </w:rPr>
+        <w:fldChar w:fldCharType="begin"/>
+      </w:r>
+      <w:r>
+        <w:rPr>
+          <w:rFonts w:ascii="Arial" w:hAnsi="Arial" w:cs="Arial"/>
+          <w:sz w:val="20"/>
+          <w:szCs w:val="20"/>
+        </w:rPr>
+        <w:instrText xml:space="preserve"> ADDIN ZOTERO_ITEM CSL_CITATION {"citationID":"u2zGN7jv","properties":{"formattedCitation":"\\super 43\\nosupersub{}","plainCitation":"43","noteIndex":0},"citationItems":[{"id":"0qTPcJe2/a0aGbjmL","uris":["http://zotero.org/users/local/q86rvdj2/items/KSJHQXQ8"],"itemData":{"id":1,"type":"article-journal","abstract":"Post-transcriptional mechanisms are fundamental safeguards of progenitor cell identity and are often dysregulated in cancer. Here, we identified regulators of P-bodies as crucial vulnerabilities in acute myeloid leukaemia (AML) through genome-wide CRISPR screens in normal and malignant haematopoietic progenitors. We found that leukaemia cells harbour aberrantly elevated numbers of P-bodies and show that P-body assembly is crucial for initiation and maintenance of AML. Notably, P-body loss had little effect upon homoeostatic haematopoiesis but impacted regenerative haematopoiesis. Molecular characterization of P-bodies purified from human AML cells unveiled their critical role in sequestering messenger RNAs encoding potent tumour suppressors from the translational machinery. P-body dissolution promoted translation of these mRNAs, which in turn rewired gene expression and chromatin architecture in leukaemia cells. Collectively, our findings highlight the contrasting and unique roles of RNA sequestration in P-bodies during tissue homoeostasis and oncogenesis. These insights open potential avenues for understanding myeloid leukaemia and future therapeutic interventions.","container-title":"Nature Cell Biology","DOI":"10.1038/s41556-024-01489-6","ISSN":"1476-4679","issue":"10","journalAbbreviation":"Nat Cell Biol","language":"eng","note":"PMID: 39169219","page":"1745-1758","source":"PubMed","title":"RNA sequestration in P-bodies sustains myeloid leukaemia","volume":"26","author":[{"family":"Kodali","given":"Srikanth"},{"family":"Proietti","given":"Ludovica"},{"family":"Valcarcel","given":"Gemma"},{"family":"López-Rubio","given":"Anna V."},{"family":"Pessina","given":"Patrizia"},{"family":"Eder","given":"Thomas"},{"family":"Shi","given":"Junchao"},{"family":"Jen","given":"Annie"},{"family":"Lupión-Garcia","given":"Núria"},{"family":"Starner","given":"Anne C."},{"family":"Bartels","given":"Mason D."},{"family":"Cui","given":"Yingzhi"},{"family":"Sands","given":"Caroline M."},{"family":"Planas-Riverola","given":"Ainoa"},{"family":"Martínez","given":"Alba"},{"family":"Velasco-Hernandez","given":"Talia"},{"family":"Tomás-Daza","given":"Laureano"},{"family":"Alber","given":"Bernhard"},{"family":"Manhart","given":"Gabriele"},{"family":"Mayer","given":"Isabella Maria"},{"family":"Kollmann","given":"Karoline"},{"family":"Fatica","given":"Alessandro"},{"family":"Menendez","given":"Pablo"},{"family":"Shishkova","given":"Evgenia"},{"family":"Rau","given":"Rachel E."},{"family":"Javierre","given":"Biola M."},{"family":"Coon","given":"Joshua"},{"family":"Chen","given":"Qi"},{"family":"Van Nostrand","given":"Eric L."},{"family":"Sardina","given":"Jose L."},{"family":"Grebien","given":"Florian"},{"family":"Di Stefano","given":"Bruno"}],"issued":{"date-parts":[["2024",10]]}}}],"schema":"https://github.com/citation-style-language/schema/raw/master/csl-citation.json"} </w:instrText>
+      </w:r>
+      <w:r>
+        <w:rPr>
+          <w:rFonts w:ascii="Arial" w:hAnsi="Arial" w:cs="Arial"/>
+          <w:sz w:val="20"/>
+          <w:szCs w:val="20"/>
+        </w:rPr>
+        <w:fldChar w:fldCharType="separate"/>
+      </w:r>
+      <w:r>
+        <w:rPr>
+          <w:rFonts w:ascii="Arial" w:eastAsiaTheme="minorHAnsi" w:hAnsi="Arial" w:cs="Arial"/>
+          <w:kern w:val="0"/>
+          <w:sz w:val="20"/>
+          <w:szCs w:val="24"/>
+          <w:vertAlign w:val="superscript"/>
+          <w:lang w:val="en-GB"/>
+        </w:rPr>
+        <w:t>43</w:t>
+      </w:r>
+      <w:r>
+        <w:rPr>
+          <w:rFonts w:ascii="Arial" w:hAnsi="Arial" w:cs="Arial"/>
+          <w:sz w:val="20"/>
+          <w:szCs w:val="20"/>
+        </w:rPr>
+        <w:fldChar w:fldCharType="end"/>
+      </w:r>
+      <w:r>
+        <w:rPr>
+          <w:rFonts w:ascii="Arial" w:hAnsi="Arial" w:cs="Arial"/>
+          <w:sz w:val="20"/>
+          <w:szCs w:val="20"/>
+        </w:rPr>
+        <w:t xml:space="preserve"> (Y-Axis) and by DC</w:t>
+      </w:r>
+      <w:r>
+        <w:rPr>
+          <w:rFonts w:ascii="Arial" w:hAnsi="Arial" w:cs="Arial"/>
+          <w:sz w:val="20"/>
+          <w:szCs w:val="20"/>
+        </w:rPr>
+        <w:fldChar w:fldCharType="begin"/>
+      </w:r>
+      <w:r>
+        <w:rPr>
+          <w:rFonts w:ascii="Arial" w:hAnsi="Arial" w:cs="Arial"/>
+          <w:sz w:val="20"/>
+          <w:szCs w:val="20"/>
+        </w:rPr>
+        <w:instrText xml:space="preserve"> ADDIN ZOTERO_ITEM CSL_CITATION {"citationID":"jJTISGoO","properties":{"formattedCitation":"\\super 37\\nosupersub{}","plainCitation":"37","noteIndex":0},"citationItems":[{"id":"0qTPcJe2/1oVivb73","uris":["http://zotero.org/users/local/1p9EH8ax/items/ARLW3CQN"],"itemData":{"id":"3kMMCi5j/Y5AbAQ9p","type":"article-journal","container-title":"Molecular and Cellular Biology","DOI":"10.1128/MCB.00313-19","ISSN":"1098-5549","issue":"24","journalAbbreviation":"Molecular and Cellular Biology","language":"en","page":"e00313-19","source":"DOI.org (Crossref)","title":"Transcriptome-Wide Comparison of Stress Granules and P-Bodies Reveals that Translation Plays a Major Role in RNA Partitioning","volume":"39","author":[{"family":"Matheny","given":"Tyler"},{"family":"Rao","given":"Bhalchandra S."},{"family":"Parker","given":"Roy"}],"issued":{"date-parts":[["2019",12,1]]}}}],"schema":"https://github.com/citation-style-language/schema/raw/master/csl-citation.json"} </w:instrText>
+      </w:r>
+      <w:r>
+        <w:rPr>
+          <w:rFonts w:ascii="Arial" w:hAnsi="Arial" w:cs="Arial"/>
+          <w:sz w:val="20"/>
+          <w:szCs w:val="20"/>
+        </w:rPr>
+        <w:fldChar w:fldCharType="separate"/>
+      </w:r>
+      <w:r>
+        <w:rPr>
+          <w:rFonts w:ascii="Arial" w:eastAsiaTheme="minorHAnsi" w:hAnsi="Arial" w:cs="Arial"/>
+          <w:kern w:val="0"/>
+          <w:sz w:val="20"/>
+          <w:szCs w:val="24"/>
+          <w:vertAlign w:val="superscript"/>
+          <w:lang w:val="en-GB"/>
+        </w:rPr>
+        <w:t>37</w:t>
+      </w:r>
+      <w:r>
+        <w:rPr>
+          <w:rFonts w:ascii="Arial" w:hAnsi="Arial" w:cs="Arial"/>
+          <w:sz w:val="20"/>
+          <w:szCs w:val="20"/>
+        </w:rPr>
+        <w:fldChar w:fldCharType="end"/>
+      </w:r>
+      <w:r>
+        <w:rPr>
+          <w:rFonts w:ascii="Arial" w:hAnsi="Arial" w:cs="Arial"/>
+          <w:sz w:val="20"/>
+          <w:szCs w:val="20"/>
+        </w:rPr>
+        <w:t>, compared to WCs (X-Axis). (E) Scatter plot of t-statistics of DGEA in SGs purified by DC</w:t>
+      </w:r>
+      <w:r>
+        <w:rPr>
+          <w:rFonts w:ascii="Arial" w:hAnsi="Arial" w:cs="Arial"/>
+          <w:sz w:val="20"/>
+          <w:szCs w:val="20"/>
+        </w:rPr>
+        <w:fldChar w:fldCharType="begin"/>
+      </w:r>
+      <w:r>
+        <w:rPr>
+          <w:rFonts w:ascii="Arial" w:hAnsi="Arial" w:cs="Arial"/>
+          <w:sz w:val="20"/>
+          <w:szCs w:val="20"/>
+        </w:rPr>
+        <w:instrText xml:space="preserve"> ADDIN ZOTERO_ITEM CSL_CITATION {"citationID":"Tv4B4706","properties":{"formattedCitation":"\\super 29\\nosupersub{}","plainCitation":"29","noteIndex":0},"citationItems":[{"id":"0qTPcJe2/ICOMNlhS","uris":["http://zotero.org/users/local/1p9EH8ax/items/WPA4SC2G"],"itemData":{"id":"3kMMCi5j/pWyCLjdf","type":"article-journal","container-title":"Molecular Cell","DOI":"10.1016/j.molcel.2017.10.015","ISSN":"10972765","issue":"4","journalAbbreviation":"Molecular Cell","language":"en","page":"808-820.e5","source":"DOI.org (Crossref)","title":"The Stress Granule Transcriptome Reveals Principles of mRNA Accumulation in Stress Granules","volume":"68","author":[{"family":"Khong","given":"Anthony"},{"family":"Matheny","given":"Tyler"},{"family":"Jain","given":"Saumya"},{"family":"Mitchell","given":"Sarah F."},{"family":"Wheeler","given":"Joshua R."},{"family":"Parker","given":"Roy"}],"issued":{"date-parts":[["2017",11]]}}}],"schema":"https://github.com/citation-style-language/schema/raw/master/csl-citation.json"} </w:instrText>
+      </w:r>
+      <w:r>
+        <w:rPr>
+          <w:rFonts w:ascii="Arial" w:hAnsi="Arial" w:cs="Arial"/>
+          <w:sz w:val="20"/>
+          <w:szCs w:val="20"/>
+        </w:rPr>
+        <w:fldChar w:fldCharType="separate"/>
+      </w:r>
+      <w:r>
+        <w:rPr>
+          <w:rFonts w:ascii="Arial" w:hAnsi="Arial" w:cs="Arial"/>
+          <w:kern w:val="0"/>
+          <w:sz w:val="20"/>
+          <w:szCs w:val="20"/>
+          <w:vertAlign w:val="superscript"/>
+        </w:rPr>
+        <w:t>29</w:t>
+      </w:r>
+      <w:r>
+        <w:rPr>
+          <w:rFonts w:ascii="Arial" w:hAnsi="Arial" w:cs="Arial"/>
+          <w:sz w:val="20"/>
+          <w:szCs w:val="20"/>
+        </w:rPr>
+        <w:fldChar w:fldCharType="end"/>
+      </w:r>
+      <w:r>
+        <w:rPr>
+          <w:rFonts w:ascii="Arial" w:hAnsi="Arial" w:cs="Arial"/>
+          <w:sz w:val="20"/>
+          <w:szCs w:val="20"/>
+        </w:rPr>
+        <w:t xml:space="preserve"> (Y-Axis) and by FAPS/FANCI</w:t>
+      </w:r>
+      <w:r>
+        <w:rPr>
+          <w:rFonts w:ascii="Arial" w:hAnsi="Arial" w:cs="Arial"/>
+          <w:sz w:val="20"/>
+          <w:szCs w:val="20"/>
+        </w:rPr>
+        <w:fldChar w:fldCharType="begin"/>
+      </w:r>
+      <w:r>
+        <w:rPr>
+          <w:rFonts w:ascii="Arial" w:hAnsi="Arial" w:cs="Arial"/>
+          <w:sz w:val="20"/>
+          <w:szCs w:val="20"/>
+        </w:rPr>
+        <w:instrText xml:space="preserve"> ADDIN ZOTERO_ITEM CSL_CITATION {"citationID":"bsXZr8ME","properties":{"formattedCitation":"\\super 44\\nosupersub{}","plainCitation":"44","noteIndex":0},"citationItems":[{"id":"0qTPcJe2/Ewl7pojp","uris":["http://zotero.org/users/local/q86rvdj2/items/8CTYDC6C"],"itemData":{"id":31,"type":"article-journal","container-title":"Cell","DOI":"10.1016/j.cell.2024.02.028","ISSN":"00928674","issue":"7","journalAbbreviation":"Cell","language":"en","page":"1701-1718.e28","source":"DOI.org (Crossref)","title":"RNA damage compartmentalization by DHX9 stress granules","volume":"187","author":[{"family":"Zhou","given":"Yilong"},{"family":"Panhale","given":"Amol"},{"family":"Shvedunova","given":"Maria"},{"family":"Balan","given":"Mirela"},{"family":"Gomez-Auli","given":"Alejandro"},{"family":"Holz","given":"Herbert"},{"family":"Seyfferth","given":"Janine"},{"family":"Helmstädter","given":"Martin"},{"family":"Kayser","given":"Séverine"},{"family":"Zhao","given":"Yuling"},{"family":"Erdogdu","given":"Niyazi Umut"},{"family":"Grzadzielewska","given":"Iga"},{"family":"Mittler","given":"Gerhard"},{"family":"Manke","given":"Thomas"},{"family":"Akhtar","given":"Asifa"}],"issued":{"date-parts":[["2024",3]]}}}],"schema":"https://github.com/citation-style-language/schema/raw/master/csl-citation.json"} </w:instrText>
+      </w:r>
+      <w:r>
+        <w:rPr>
+          <w:rFonts w:ascii="Arial" w:hAnsi="Arial" w:cs="Arial"/>
+          <w:sz w:val="20"/>
+          <w:szCs w:val="20"/>
+        </w:rPr>
+        <w:fldChar w:fldCharType="separate"/>
+      </w:r>
+      <w:r>
+        <w:rPr>
+          <w:rFonts w:ascii="Arial" w:eastAsiaTheme="minorHAnsi" w:hAnsi="Arial" w:cs="Arial"/>
+          <w:kern w:val="0"/>
+          <w:sz w:val="20"/>
+          <w:szCs w:val="24"/>
+          <w:vertAlign w:val="superscript"/>
+          <w:lang w:val="en-GB"/>
+        </w:rPr>
+        <w:t>44</w:t>
+      </w:r>
+      <w:r>
+        <w:rPr>
+          <w:rFonts w:ascii="Arial" w:hAnsi="Arial" w:cs="Arial"/>
+          <w:sz w:val="20"/>
+          <w:szCs w:val="20"/>
+        </w:rPr>
+        <w:fldChar w:fldCharType="end"/>
+      </w:r>
+      <w:r>
+        <w:rPr>
+          <w:rFonts w:ascii="Arial" w:hAnsi="Arial" w:cs="Arial"/>
+          <w:sz w:val="20"/>
+          <w:szCs w:val="20"/>
+        </w:rPr>
+        <w:t xml:space="preserve"> (X-Axis), comparing to WCs, after batch correction for cell type and stress. (F) Scatter plot of t-statistics of DGEA in SG (Y-Axis) and PB (X-Axis) purified by FAPS/FANCI</w:t>
+      </w:r>
+      <w:r>
+        <w:rPr>
+          <w:rFonts w:ascii="Arial" w:hAnsi="Arial" w:cs="Arial"/>
+          <w:sz w:val="20"/>
+          <w:szCs w:val="20"/>
+        </w:rPr>
+        <w:fldChar w:fldCharType="begin"/>
+      </w:r>
+      <w:r>
+        <w:rPr>
+          <w:rFonts w:ascii="Arial" w:hAnsi="Arial" w:cs="Arial"/>
+          <w:sz w:val="20"/>
+          <w:szCs w:val="20"/>
+        </w:rPr>
+        <w:instrText xml:space="preserve"> ADDIN ZOTERO_ITEM CSL_CITATION {"citationID":"Kpoa2zvv","properties":{"formattedCitation":"\\super 43,44\\nosupersub{}","plainCitation":"43,44","noteIndex":0},"citationItems":[{"id":"0qTPcJe2/a0aGbjmL","uris":["http://zotero.org/users/local/q86rvdj2/items/KSJHQXQ8"],"itemData":{"id":1,"type":"article-journal","abstract":"Post-transcriptional mechanisms are fundamental safeguards of progenitor cell identity and are often dysregulated in cancer. Here, we identified regulators of P-bodies as crucial vulnerabilities in acute myeloid leukaemia (AML) through genome-wide CRISPR screens in normal and malignant haematopoietic progenitors. We found that leukaemia cells harbour aberrantly elevated numbers of P-bodies and show that P-body assembly is crucial for initiation and maintenance of AML. Notably, P-body loss had little effect upon homoeostatic haematopoiesis but impacted regenerative haematopoiesis. Molecular characterization of P-bodies purified from human AML cells unveiled their critical role in sequestering messenger RNAs encoding potent tumour suppressors from the translational machinery. P-body dissolution promoted translation of these mRNAs, which in turn rewired gene expression and chromatin architecture in leukaemia cells. Collectively, our findings highlight the contrasting and unique roles of RNA sequestration in P-bodies during tissue homoeostasis and oncogenesis. These insights open potential avenues for understanding myeloid leukaemia and future therapeutic interventions.","container-title":"Nature Cell Biology","DOI":"10.1038/s41556-024-01489-6","ISSN":"1476-4679","issue":"10","journalAbbreviation":"Nat Cell Biol","language":"eng","note":"PMID: 39169219","page":"1745-1758","source":"PubMed","title":"RNA sequestration in P-bodies sustains myeloid leukaemia","volume":"26","author":[{"family":"Kodali","given":"Srikanth"},{"family":"Proietti","given":"Ludovica"},{"family":"Valcarcel","given":"Gemma"},{"family":"López-Rubio","given":"Anna V."},{"family":"Pessina","given":"Patrizia"},{"family":"Eder","given":"Thomas"},{"family":"Shi","given":"Junchao"},{"family":"Jen","given":"Annie"},{"family":"Lupión-Garcia","given":"Núria"},{"family":"Starner","given":"Anne C."},{"family":"Bartels","given":"Mason D."},{"family":"Cui","given":"Yingzhi"},{"family":"Sands","given":"Caroline M."},{"family":"Planas-Riverola","given":"Ainoa"},{"family":"Martínez","given":"Alba"},{"family":"Velasco-Hernandez","given":"Talia"},{"family":"Tomás-Daza","given":"Laureano"},{"family":"Alber","given":"Bernhard"},{"family":"Manhart","given":"Gabriele"},{"family":"Mayer","given":"Isabella Maria"},{"family":"Kollmann","given":"Karoline"},{"family":"Fatica","given":"Alessandro"},{"family":"Menendez","given":"Pablo"},{"family":"Shishkova","given":"Evgenia"},{"family":"Rau","given":"Rachel E."},{"family":"Javierre","given":"Biola M."},{"family":"Coon","given":"Joshua"},{"family":"Chen","given":"Qi"},{"family":"Van Nostrand","given":"Eric L."},{"family":"Sardina","given":"Jose L."},{"family":"Grebien","given":"Florian"},{"family":"Di Stefano","given":"Bruno"}],"issued":{"date-parts":[["2024",10]]}}},{"id":"0qTPcJe2/Ewl7pojp","uris":["http://zotero.org/users/local/q86rvdj2/items/8CTYDC6C"],"itemData":{"id":31,"type":"article-journal","container-title":"Cell","DOI":"10.1016/j.cell.2024.02.028","ISSN":"00928674","issue":"7","journalAbbreviation":"Cell","language":"en","page":"1701-1718.e28","source":"DOI.org (Crossref)","title":"RNA damage compartmentalization by DHX9 stress granules","volume":"187","author":[{"family":"Zhou","given":"Yilong"},{"family":"Panhale","given":"Amol"},{"family":"Shvedunova","given":"Maria"},{"family":"Balan","given":"Mirela"},{"family":"Gomez-Auli","given":"Alejandro"},{"family":"Holz","given":"Herbert"},{"family":"Seyfferth","given":"Janine"},{"family":"Helmstädter","given":"Martin"},{"family":"Kayser","given":"Séverine"},{"family":"Zhao","given":"Yuling"},{"family":"Erdogdu","given":"Niyazi Umut"},{"family":"Grzadzielewska","given":"Iga"},{"family":"Mittler","given":"Gerhard"},{"family":"Manke","given":"Thomas"},{"family":"Akhtar","given":"Asifa"}],"issued":{"date-parts":[["2024",3]]}}}],"schema":"https://github.com/citation-style-language/schema/raw/master/csl-citation.json"} </w:instrText>
+      </w:r>
+      <w:r>
+        <w:rPr>
+          <w:rFonts w:ascii="Arial" w:hAnsi="Arial" w:cs="Arial"/>
+          <w:sz w:val="20"/>
+          <w:szCs w:val="20"/>
+        </w:rPr>
+        <w:fldChar w:fldCharType="separate"/>
+      </w:r>
+      <w:r>
+        <w:rPr>
+          <w:rFonts w:ascii="Arial" w:eastAsiaTheme="minorHAnsi" w:hAnsi="Arial" w:cs="Arial"/>
+          <w:kern w:val="0"/>
+          <w:sz w:val="20"/>
+          <w:szCs w:val="24"/>
+          <w:vertAlign w:val="superscript"/>
+          <w:lang w:val="en-GB"/>
+        </w:rPr>
+        <w:t>43,44</w:t>
+      </w:r>
+      <w:r>
+        <w:rPr>
+          <w:rFonts w:ascii="Arial" w:hAnsi="Arial" w:cs="Arial"/>
+          <w:sz w:val="20"/>
+          <w:szCs w:val="20"/>
+        </w:rPr>
+        <w:fldChar w:fldCharType="end"/>
+      </w:r>
+      <w:r>
+        <w:rPr>
+          <w:rFonts w:ascii="Arial" w:hAnsi="Arial" w:cs="Arial"/>
+          <w:sz w:val="20"/>
+          <w:szCs w:val="20"/>
+        </w:rPr>
+        <w:t xml:space="preserve"> comparing to WCs, after batch correction for stress; In all panels, genes as circles colored by RNA length (nt); density contour lines in dark red, Spearman’s correlation coefficient ρ and associated test’s p-value on top left corner. The dashed line corresponds to the least-squares linear regression fit between the two variables.</w:t>
+      </w:r>
+    </w:p>
+    <w:p>
+      <w:pPr>
+        <w:jc w:val="both"/>
+        <w:rPr>
+          <w:rFonts w:ascii="Arial" w:hAnsi="Arial" w:cs="Arial"/>
+          <w:sz w:val="20"/>
+          <w:szCs w:val="20"/>
+        </w:rPr>
+      </w:pPr>
+    </w:p>
+    <w:p>
+      <w:pPr>
+        <w:jc w:val="both"/>
+        <w:rPr>
+          <w:rFonts w:ascii="Arial" w:hAnsi="Arial" w:cs="Arial"/>
+          <w:sz w:val="20"/>
+          <w:szCs w:val="20"/>
+        </w:rPr>
+      </w:pPr>
+      <w:r>
+        <w:rPr>
+          <w:rFonts w:ascii="Arial" w:hAnsi="Arial" w:cs="Arial"/>
+          <w:noProof/>
+          <w:sz w:val="20"/>
+          <w:szCs w:val="20"/>
+        </w:rPr>
+        <w:lastRenderedPageBreak/>
+        <w:drawing>
+          <wp:inline distT="0" distB="0" distL="0" distR="0" wp14:anchorId="6509F7CD" wp14:editId="6BC3DA60">
+            <wp:extent cx="5731510" cy="7809865"/>
+            <wp:effectExtent l="0" t="0" r="0" b="635"/>
+            <wp:docPr id="1056399587" name="Picture 1"/>
+            <wp:cNvGraphicFramePr>
+              <a:graphicFrameLocks xmlns:a="http://schemas.openxmlformats.org/drawingml/2006/main" noChangeAspect="1"/>
+            </wp:cNvGraphicFramePr>
+            <a:graphic xmlns:a="http://schemas.openxmlformats.org/drawingml/2006/main">
+              <a:graphicData uri="http://schemas.openxmlformats.org/drawingml/2006/picture">
+                <pic:pic xmlns:pic="http://schemas.openxmlformats.org/drawingml/2006/picture">
+                  <pic:nvPicPr>
+                    <pic:cNvPr id="1056399587" name="Picture 1056399587"/>
+                    <pic:cNvPicPr/>
+                  </pic:nvPicPr>
+                  <pic:blipFill>
+                    <a:blip r:embed="rId16" cstate="print">
+                      <a:extLst>
+                        <a:ext uri="{28A0092B-C50C-407E-A947-70E740481C1C}">
+                          <a14:useLocalDpi xmlns:a14="http://schemas.microsoft.com/office/drawing/2010/main" val="0"/>
+                        </a:ext>
+                      </a:extLst>
+                    </a:blip>
+                    <a:stretch>
+                      <a:fillRect/>
+                    </a:stretch>
+                  </pic:blipFill>
+                  <pic:spPr>
+                    <a:xfrm>
+                      <a:off x="0" y="0"/>
+                      <a:ext cx="5731510" cy="7809865"/>
+                    </a:xfrm>
+                    <a:prstGeom prst="rect">
+                      <a:avLst/>
+                    </a:prstGeom>
+                  </pic:spPr>
+                </pic:pic>
+              </a:graphicData>
+            </a:graphic>
+          </wp:inline>
+        </w:drawing>
+      </w:r>
+    </w:p>
+    <w:p>
+      <w:pPr>
+        <w:jc w:val="both"/>
+        <w:rPr>
+          <w:rFonts w:ascii="Arial" w:hAnsi="Arial" w:cs="Arial"/>
+          <w:sz w:val="20"/>
+          <w:szCs w:val="20"/>
+        </w:rPr>
+      </w:pPr>
       <w:r>
         <w:rPr>
           <w:rFonts w:ascii="Arial" w:hAnsi="Arial" w:cs="Arial"/>
@@ -3518,7 +3827,7 @@
           <w:sz w:val="20"/>
           <w:szCs w:val="20"/>
         </w:rPr>
-        <w:t xml:space="preserve">Figure </w:t>
+        <w:t xml:space="preserve">Supplementary Figure </w:t>
       </w:r>
       <w:r>
         <w:rPr>
@@ -3528,7 +3837,7 @@
           <w:sz w:val="20"/>
           <w:szCs w:val="20"/>
         </w:rPr>
-        <w:t>6.</w:t>
+        <w:t>7</w:t>
       </w:r>
       <w:r>
         <w:rPr>
@@ -3538,15 +3847,270 @@
           <w:sz w:val="20"/>
           <w:szCs w:val="20"/>
         </w:rPr>
-        <w:t xml:space="preserve"> Samples isolated through DC are highly correlated.</w:t>
-      </w:r>
-      <w:r>
-        <w:rPr>
-          <w:rFonts w:ascii="Arial" w:hAnsi="Arial" w:cs="Arial"/>
-          <w:sz w:val="20"/>
-          <w:szCs w:val="20"/>
-        </w:rPr>
-        <w:t xml:space="preserve"> (A) Scatter plot of t-statistics of DGEA in SGs vs. WCs</w:t>
+        <w:t xml:space="preserve">. </w:t>
+      </w:r>
+      <w:r>
+        <w:rPr>
+          <w:rFonts w:ascii="Arial" w:hAnsi="Arial" w:cs="Arial"/>
+          <w:sz w:val="20"/>
+          <w:szCs w:val="20"/>
+        </w:rPr>
+        <w:t>(A)</w:t>
+      </w:r>
+      <w:r>
+        <w:rPr>
+          <w:rFonts w:ascii="Arial" w:hAnsi="Arial" w:cs="Arial"/>
+          <w:sz w:val="20"/>
+          <w:szCs w:val="20"/>
+        </w:rPr>
+        <w:t xml:space="preserve"> </w:t>
+      </w:r>
+      <w:r>
+        <w:rPr>
+          <w:rFonts w:ascii="Arial" w:hAnsi="Arial" w:cs="Arial"/>
+          <w:sz w:val="20"/>
+          <w:szCs w:val="20"/>
+        </w:rPr>
+        <w:t>Scatter plot of t-statistics</w:t>
+      </w:r>
+      <w:r>
+        <w:rPr>
+          <w:rFonts w:ascii="Arial" w:hAnsi="Arial" w:cs="Arial"/>
+          <w:sz w:val="20"/>
+          <w:szCs w:val="20"/>
+        </w:rPr>
+        <w:t xml:space="preserve"> of DGE</w:t>
+      </w:r>
+      <w:r>
+        <w:rPr>
+          <w:rFonts w:ascii="Arial" w:hAnsi="Arial" w:cs="Arial"/>
+          <w:sz w:val="20"/>
+          <w:szCs w:val="20"/>
+        </w:rPr>
+        <w:t xml:space="preserve"> of simulated yeast SG </w:t>
+      </w:r>
+      <w:r>
+        <w:rPr>
+          <w:rFonts w:ascii="Arial" w:hAnsi="Arial" w:cs="Arial"/>
+          <w:i/>
+          <w:iCs/>
+          <w:sz w:val="20"/>
+          <w:szCs w:val="20"/>
+        </w:rPr>
+        <w:t>versus</w:t>
+      </w:r>
+      <w:r>
+        <w:rPr>
+          <w:rFonts w:ascii="Arial" w:hAnsi="Arial" w:cs="Arial"/>
+          <w:sz w:val="20"/>
+          <w:szCs w:val="20"/>
+        </w:rPr>
+        <w:t xml:space="preserve"> WC</w:t>
+      </w:r>
+      <w:r>
+        <w:rPr>
+          <w:rFonts w:ascii="Arial" w:hAnsi="Arial" w:cs="Arial"/>
+          <w:sz w:val="20"/>
+          <w:szCs w:val="20"/>
+        </w:rPr>
+        <w:t xml:space="preserve"> (Y-Axis)</w:t>
+      </w:r>
+      <w:r>
+        <w:rPr>
+          <w:rFonts w:ascii="Arial" w:hAnsi="Arial" w:cs="Arial"/>
+          <w:sz w:val="20"/>
+          <w:szCs w:val="20"/>
+        </w:rPr>
+        <w:t xml:space="preserve">, with </w:t>
+      </w:r>
+      <w:r>
+        <w:rPr>
+          <w:rFonts w:ascii="Arial" w:hAnsi="Arial" w:cs="Arial"/>
+          <w:i/>
+          <w:iCs/>
+          <w:sz w:val="20"/>
+          <w:szCs w:val="20"/>
+        </w:rPr>
+        <w:t>S</w:t>
+      </w:r>
+      <w:r>
+        <w:rPr>
+          <w:rFonts w:ascii="Arial" w:hAnsi="Arial" w:cs="Arial"/>
+          <w:sz w:val="20"/>
+          <w:szCs w:val="20"/>
+        </w:rPr>
+        <w:t xml:space="preserve"> estimations based on Sed-seq data</w:t>
+      </w:r>
+      <w:r>
+        <w:rPr>
+          <w:rFonts w:ascii="Arial" w:hAnsi="Arial" w:cs="Arial"/>
+          <w:sz w:val="20"/>
+          <w:szCs w:val="20"/>
+          <w:vertAlign w:val="superscript"/>
+        </w:rPr>
+        <w:t>31</w:t>
+      </w:r>
+      <w:r>
+        <w:rPr>
+          <w:rFonts w:ascii="Arial" w:hAnsi="Arial" w:cs="Arial"/>
+          <w:sz w:val="20"/>
+          <w:szCs w:val="20"/>
+        </w:rPr>
+        <w:t xml:space="preserve">, and </w:t>
+      </w:r>
+      <w:r>
+        <w:rPr>
+          <w:rFonts w:ascii="Arial" w:hAnsi="Arial" w:cs="Arial"/>
+          <w:sz w:val="20"/>
+          <w:szCs w:val="20"/>
+        </w:rPr>
+        <w:t>t-statistics of DGE</w:t>
+      </w:r>
+      <w:r>
+        <w:rPr>
+          <w:rFonts w:ascii="Arial" w:hAnsi="Arial" w:cs="Arial"/>
+          <w:sz w:val="20"/>
+          <w:szCs w:val="20"/>
+        </w:rPr>
+        <w:t xml:space="preserve"> in yeast SGs purified by DC</w:t>
+      </w:r>
+      <w:r>
+        <w:rPr>
+          <w:rFonts w:ascii="Arial" w:hAnsi="Arial" w:cs="Arial"/>
+          <w:sz w:val="20"/>
+          <w:szCs w:val="20"/>
+          <w:vertAlign w:val="superscript"/>
+        </w:rPr>
+        <w:t>29</w:t>
+      </w:r>
+      <w:r>
+        <w:rPr>
+          <w:rFonts w:ascii="Arial" w:hAnsi="Arial" w:cs="Arial"/>
+          <w:sz w:val="20"/>
+          <w:szCs w:val="20"/>
+        </w:rPr>
+        <w:t xml:space="preserve"> (X-Axis); </w:t>
+      </w:r>
+      <w:r>
+        <w:rPr>
+          <w:rFonts w:ascii="Arial" w:hAnsi="Arial" w:cs="Arial"/>
+          <w:sz w:val="20"/>
+          <w:szCs w:val="20"/>
+        </w:rPr>
+        <w:t>transcripts</w:t>
+      </w:r>
+      <w:r>
+        <w:rPr>
+          <w:rFonts w:ascii="Arial" w:hAnsi="Arial" w:cs="Arial"/>
+          <w:sz w:val="20"/>
+          <w:szCs w:val="20"/>
+        </w:rPr>
+        <w:t xml:space="preserve"> as circles coloured by RNA length; density contour lines in dark red, Spearman’s correlation coefficient </w:t>
+      </w:r>
+      <w:r>
+        <w:rPr>
+          <w:rFonts w:ascii="Symbol" w:eastAsia="Symbol" w:hAnsi="Symbol" w:cs="Symbol"/>
+          <w:sz w:val="20"/>
+          <w:szCs w:val="20"/>
+        </w:rPr>
+        <w:t>r</w:t>
+      </w:r>
+      <w:r>
+        <w:rPr>
+          <w:rFonts w:ascii="Arial" w:hAnsi="Arial" w:cs="Arial"/>
+          <w:sz w:val="20"/>
+          <w:szCs w:val="20"/>
+        </w:rPr>
+        <w:t xml:space="preserve"> and associated test’s p-value on top left corner.</w:t>
+      </w:r>
+      <w:r>
+        <w:rPr>
+          <w:rStyle w:val="CommentReference"/>
+          <w:rFonts w:ascii="Arial" w:hAnsi="Arial" w:cs="Arial"/>
+          <w:sz w:val="20"/>
+          <w:szCs w:val="20"/>
+        </w:rPr>
+        <w:t xml:space="preserve"> (B)</w:t>
+      </w:r>
+      <w:r>
+        <w:rPr>
+          <w:rFonts w:ascii="Arial" w:hAnsi="Arial" w:cs="Arial"/>
+          <w:sz w:val="20"/>
+          <w:szCs w:val="20"/>
+        </w:rPr>
+        <w:t xml:space="preserve"> </w:t>
+      </w:r>
+      <w:r>
+        <w:rPr>
+          <w:rFonts w:ascii="Arial" w:hAnsi="Arial" w:cs="Arial"/>
+          <w:sz w:val="20"/>
+          <w:szCs w:val="20"/>
+        </w:rPr>
+        <w:t>V</w:t>
+      </w:r>
+      <w:r>
+        <w:rPr>
+          <w:rFonts w:ascii="Arial" w:hAnsi="Arial" w:cs="Arial"/>
+          <w:sz w:val="20"/>
+          <w:szCs w:val="20"/>
+        </w:rPr>
+        <w:t xml:space="preserve">olcano plot of </w:t>
+      </w:r>
+      <w:r>
+        <w:rPr>
+          <w:rFonts w:ascii="Arial" w:hAnsi="Arial" w:cs="Arial"/>
+          <w:sz w:val="20"/>
+          <w:szCs w:val="20"/>
+        </w:rPr>
+        <w:t>DGEA</w:t>
+      </w:r>
+      <w:r>
+        <w:rPr>
+          <w:rFonts w:ascii="Arial" w:hAnsi="Arial" w:cs="Arial"/>
+          <w:sz w:val="20"/>
+          <w:szCs w:val="20"/>
+        </w:rPr>
+        <w:t xml:space="preserve"> (Y-Axis – B-Statistic</w:t>
+      </w:r>
+      <w:r>
+        <w:rPr>
+          <w:rFonts w:ascii="Arial" w:hAnsi="Arial" w:cs="Arial"/>
+          <w:sz w:val="20"/>
+          <w:szCs w:val="20"/>
+        </w:rPr>
+        <w:t xml:space="preserve">; </w:t>
+      </w:r>
+      <w:r>
+        <w:rPr>
+          <w:rFonts w:ascii="Arial" w:hAnsi="Arial" w:cs="Arial"/>
+          <w:sz w:val="20"/>
+          <w:szCs w:val="20"/>
+        </w:rPr>
+        <w:t xml:space="preserve">X-Axis - </w:t>
+      </w:r>
+      <w:r>
+        <w:rPr>
+          <w:rFonts w:ascii="Arial" w:hAnsi="Arial" w:cs="Arial"/>
+          <w:sz w:val="20"/>
+          <w:szCs w:val="20"/>
+        </w:rPr>
+        <w:t>l</w:t>
+      </w:r>
+      <w:r>
+        <w:rPr>
+          <w:rFonts w:ascii="Arial" w:hAnsi="Arial" w:cs="Arial"/>
+          <w:sz w:val="20"/>
+          <w:szCs w:val="20"/>
+        </w:rPr>
+        <w:t>og2 Fold-Change) between original SG</w:t>
+      </w:r>
+      <w:r>
+        <w:rPr>
+          <w:rFonts w:ascii="Arial" w:hAnsi="Arial" w:cs="Arial"/>
+          <w:sz w:val="20"/>
+          <w:szCs w:val="20"/>
+        </w:rPr>
+        <w:t>s</w:t>
       </w:r>
       <w:r>
         <w:rPr>
@@ -3562,7 +4126,7 @@
           <w:sz w:val="20"/>
           <w:szCs w:val="20"/>
         </w:rPr>
-        <w:instrText xml:space="preserve"> ADDIN ZOTERO_ITEM CSL_CITATION {"citationID":"Tv4B4706","properties":{"formattedCitation":"\\super 29\\nosupersub{}","plainCitation":"29","noteIndex":0},"citationItems":[{"id":"0qTPcJe2/ICOMNlhS","uris":["http://zotero.org/users/local/1p9EH8ax/items/WPA4SC2G"],"itemData":{"id":"3kMMCi5j/pWyCLjdf","type":"article-journal","container-title":"Molecular Cell","DOI":"10.1016/j.molcel.2017.10.015","ISSN":"10972765","issue":"4","journalAbbreviation":"Molecular Cell","language":"en","page":"808-820.e5","source":"DOI.org (Crossref)","title":"The Stress Granule Transcriptome Reveals Principles of mRNA Accumulation in Stress Granules","volume":"68","author":[{"family":"Khong","given":"Anthony"},{"family":"Matheny","given":"Tyler"},{"family":"Jain","given":"Saumya"},{"family":"Mitchell","given":"Sarah F."},{"family":"Wheeler","given":"Joshua R."},{"family":"Parker","given":"Roy"}],"issued":{"date-parts":[["2017",11]]}}}],"schema":"https://github.com/citation-style-language/schema/raw/master/csl-citation.json"} </w:instrText>
+        <w:instrText xml:space="preserve"> ADDIN ZOTERO_ITEM CSL_CITATION {"citationID":"A8mayxbu","properties":{"formattedCitation":"\\super 29\\nosupersub{}","plainCitation":"29","noteIndex":0},"citationItems":[{"id":"0qTPcJe2/ICOMNlhS","uris":["http://zotero.org/users/local/1p9EH8ax/items/WPA4SC2G"],"itemData":{"id":"3kMMCi5j/pWyCLjdf","type":"article-journal","container-title":"Molecular Cell","DOI":"10.1016/j.molcel.2017.10.015","ISSN":"10972765","issue":"4","journalAbbreviation":"Molecular Cell","language":"en","page":"808-820.e5","source":"DOI.org (Crossref)","title":"The Stress Granule Transcriptome Reveals Principles of mRNA Accumulation in Stress Granules","volume":"68","author":[{"family":"Khong","given":"Anthony"},{"family":"Matheny","given":"Tyler"},{"family":"Jain","given":"Saumya"},{"family":"Mitchell","given":"Sarah F."},{"family":"Wheeler","given":"Joshua R."},{"family":"Parker","given":"Roy"}],"issued":{"date-parts":[["2017",11]]}}}],"schema":"https://github.com/citation-style-language/schema/raw/master/csl-citation.json"} </w:instrText>
       </w:r>
       <w:r>
         <w:rPr>
@@ -3577,7 +4141,6 @@
           <w:rFonts w:ascii="Arial" w:hAnsi="Arial" w:cs="Arial"/>
           <w:kern w:val="0"/>
           <w:sz w:val="20"/>
-          <w:szCs w:val="20"/>
           <w:vertAlign w:val="superscript"/>
         </w:rPr>
         <w:t>29</w:t>
@@ -3596,7 +4159,32 @@
           <w:sz w:val="20"/>
           <w:szCs w:val="20"/>
         </w:rPr>
-        <w:t xml:space="preserve"> (Y-Axis) and in PBs vs. WCs</w:t>
+        <w:t xml:space="preserve"> and simulated SG</w:t>
+      </w:r>
+      <w:r>
+        <w:rPr>
+          <w:rFonts w:ascii="Arial" w:hAnsi="Arial" w:cs="Arial"/>
+          <w:sz w:val="20"/>
+          <w:szCs w:val="20"/>
+        </w:rPr>
+        <w:t>s</w:t>
+      </w:r>
+      <w:r>
+        <w:rPr>
+          <w:rFonts w:ascii="Arial" w:hAnsi="Arial" w:cs="Arial"/>
+          <w:sz w:val="20"/>
+          <w:szCs w:val="20"/>
+        </w:rPr>
+        <w:t xml:space="preserve">, based on </w:t>
+      </w:r>
+      <w:r>
+        <w:rPr>
+          <w:rFonts w:ascii="Arial" w:hAnsi="Arial" w:cs="Arial"/>
+          <w:sz w:val="20"/>
+          <w:szCs w:val="20"/>
+        </w:rPr>
+        <w:lastRenderedPageBreak/>
+        <w:t>Sed-Seq</w:t>
       </w:r>
       <w:r>
         <w:rPr>
@@ -3612,7 +4200,226 @@
           <w:sz w:val="20"/>
           <w:szCs w:val="20"/>
         </w:rPr>
-        <w:instrText xml:space="preserve"> ADDIN ZOTERO_ITEM CSL_CITATION {"citationID":"jJTISGoO","properties":{"formattedCitation":"\\super 37\\nosupersub{}","plainCitation":"37","noteIndex":0},"citationItems":[{"id":"0qTPcJe2/1oVivb73","uris":["http://zotero.org/users/local/1p9EH8ax/items/ARLW3CQN"],"itemData":{"id":"3kMMCi5j/Y5AbAQ9p","type":"article-journal","container-title":"Molecular and Cellular Biology","DOI":"10.1128/MCB.00313-19","ISSN":"1098-5549","issue":"24","journalAbbreviation":"Molecular and Cellular Biology","language":"en","page":"e00313-19","source":"DOI.org (Crossref)","title":"Transcriptome-Wide Comparison of Stress Granules and P-Bodies Reveals that Translation Plays a Major Role in RNA Partitioning","volume":"39","author":[{"family":"Matheny","given":"Tyler"},{"family":"Rao","given":"Bhalchandra S."},{"family":"Parker","given":"Roy"}],"issued":{"date-parts":[["2019",12,1]]}}}],"schema":"https://github.com/citation-style-language/schema/raw/master/csl-citation.json"} </w:instrText>
+        <w:instrText xml:space="preserve"> ADDIN ZOTERO_ITEM CSL_CITATION {"citationID":"SmWPZyln","properties":{"formattedCitation":"\\super 31\\nosupersub{}","plainCitation":"31","noteIndex":0},"citationItems":[{"id":"0qTPcJe2/RdCc6Ym3","uris":["http://zotero.org/users/local/1p9EH8ax/items/76HJKWHJ"],"itemData":{"id":"3kMMCi5j/xhMQ1lj6","type":"article","abstract":"Abstract\n          Stress-induced condensation of mRNA and proteins into stress granules is conserved across eukaryotes, yet the function, formation mechanisms, and relation to well-studied conserved transcriptional responses remain largely unresolved. Stress-induced exposure of ribosome-free mRNA following translational shutoff is thought to cause condensation by allowing new multivalent RNA-dependent interactions, with RNA length and associated interaction capacity driving increased condensation. Here we show that, in striking contrast, virtually all mRNA species condense in response to multiple unrelated stresses in budding yeast, length plays a minor role, and instead, stress-induced transcripts are preferentially excluded from condensates, enabling their selective translation. Using both endogenous genes and reporter constructs, we show that translation initiation blockade, rather than resulting ribosome-free RNA, causes condensation. These translation initiation-inhibited condensates (TIICs) are biochemically detectable even when stress granules, defined as microscopically visible foci, are absent or blocked. TIICs occur in unstressed yeast cells, and, during stress, grow before the appearance of visible stress granules. Stress-induced transcripts are excluded from TIICs primarily due to the timing of their expression, rather than their sequence features. Together, our results reveal a simple system by which cells redirect translational activity to newly synthesized transcripts during stress, with broad implications for cellular regulation in changing conditions.","DOI":"10.1101/2024.04.15.589678","language":"en","source":"Cell Biology","title":"Transcriptome-wide mRNA condensation precedes stress granule formation and excludes stress-induced transcripts","URL":"http://biorxiv.org/lookup/doi/10.1101/2024.04.15.589678","author":[{"family":"Glauninger","given":"Hendrik"},{"family":"Bard","given":"Jared A.M."},{"family":"Wong Hickernell","given":"Caitlin J."},{"family":"Airoldi","given":"Edo M."},{"family":"Li","given":"Weihan"},{"family":"Singer","given":"Robert H."},{"family":"Paul","given":"Sneha"},{"family":"Fei","given":"Jingyi"},{"family":"Sosnick","given":"Tobin R."},{"family":"Wallace","given":"Edward W. J."},{"family":"Drummond","given":"D. Allan"}],"accessed":{"date-parts":[["2024",8,26]]},"issued":{"date-parts":[["2024",4,16]]}}}],"schema":"https://github.com/citation-style-language/schema/raw/master/csl-citation.json"} </w:instrText>
+      </w:r>
+      <w:r>
+        <w:rPr>
+          <w:rFonts w:ascii="Arial" w:hAnsi="Arial" w:cs="Arial"/>
+          <w:sz w:val="20"/>
+          <w:szCs w:val="20"/>
+        </w:rPr>
+        <w:fldChar w:fldCharType="separate"/>
+      </w:r>
+      <w:r>
+        <w:rPr>
+          <w:rFonts w:ascii="Arial" w:hAnsi="Arial" w:cs="Arial"/>
+          <w:kern w:val="0"/>
+          <w:sz w:val="20"/>
+          <w:szCs w:val="20"/>
+          <w:vertAlign w:val="superscript"/>
+        </w:rPr>
+        <w:t>31</w:t>
+      </w:r>
+      <w:r>
+        <w:rPr>
+          <w:rFonts w:ascii="Arial" w:hAnsi="Arial" w:cs="Arial"/>
+          <w:sz w:val="20"/>
+          <w:szCs w:val="20"/>
+        </w:rPr>
+        <w:fldChar w:fldCharType="end"/>
+      </w:r>
+      <w:r>
+        <w:rPr>
+          <w:rFonts w:ascii="Arial" w:hAnsi="Arial" w:cs="Arial"/>
+          <w:sz w:val="20"/>
+          <w:szCs w:val="20"/>
+        </w:rPr>
+        <w:t xml:space="preserve"> data; transcripts as circles, with commonly used RNA FISH controls</w:t>
+      </w:r>
+      <w:r>
+        <w:rPr>
+          <w:rFonts w:ascii="Arial" w:hAnsi="Arial" w:cs="Arial"/>
+          <w:sz w:val="20"/>
+          <w:szCs w:val="20"/>
+        </w:rPr>
+        <w:fldChar w:fldCharType="begin"/>
+      </w:r>
+      <w:r>
+        <w:rPr>
+          <w:rFonts w:ascii="Arial" w:hAnsi="Arial" w:cs="Arial"/>
+          <w:sz w:val="20"/>
+          <w:szCs w:val="20"/>
+        </w:rPr>
+        <w:instrText xml:space="preserve"> ADDIN ZOTERO_ITEM CSL_CITATION {"citationID":"iW4pQBwQ","properties":{"formattedCitation":"\\super 29\\nosupersub{}","plainCitation":"29","noteIndex":0},"citationItems":[{"id":"0qTPcJe2/ICOMNlhS","uris":["http://zotero.org/users/local/1p9EH8ax/items/WPA4SC2G"],"itemData":{"id":"3kMMCi5j/pWyCLjdf","type":"article-journal","container-title":"Molecular Cell","DOI":"10.1016/j.molcel.2017.10.015","ISSN":"10972765","issue":"4","journalAbbreviation":"Molecular Cell","language":"en","page":"808-820.e5","source":"DOI.org (Crossref)","title":"The Stress Granule Transcriptome Reveals Principles of mRNA Accumulation in Stress Granules","volume":"68","author":[{"family":"Khong","given":"Anthony"},{"family":"Matheny","given":"Tyler"},{"family":"Jain","given":"Saumya"},{"family":"Mitchell","given":"Sarah F."},{"family":"Wheeler","given":"Joshua R."},{"family":"Parker","given":"Roy"}],"issued":{"date-parts":[["2017",11]]}}}],"schema":"https://github.com/citation-style-language/schema/raw/master/csl-citation.json"} </w:instrText>
+      </w:r>
+      <w:r>
+        <w:rPr>
+          <w:rFonts w:ascii="Arial" w:hAnsi="Arial" w:cs="Arial"/>
+          <w:sz w:val="20"/>
+          <w:szCs w:val="20"/>
+        </w:rPr>
+        <w:fldChar w:fldCharType="separate"/>
+      </w:r>
+      <w:r>
+        <w:rPr>
+          <w:rFonts w:ascii="Arial" w:hAnsi="Arial" w:cs="Arial"/>
+          <w:kern w:val="0"/>
+          <w:sz w:val="20"/>
+          <w:vertAlign w:val="superscript"/>
+        </w:rPr>
+        <w:t>29</w:t>
+      </w:r>
+      <w:r>
+        <w:rPr>
+          <w:rFonts w:ascii="Arial" w:hAnsi="Arial" w:cs="Arial"/>
+          <w:sz w:val="20"/>
+          <w:szCs w:val="20"/>
+        </w:rPr>
+        <w:fldChar w:fldCharType="end"/>
+      </w:r>
+      <w:r>
+        <w:rPr>
+          <w:rFonts w:ascii="Arial" w:hAnsi="Arial" w:cs="Arial"/>
+          <w:sz w:val="20"/>
+          <w:szCs w:val="20"/>
+        </w:rPr>
+        <w:t xml:space="preserve"> in red. Vertical dashed lines correspond to -</w:t>
+      </w:r>
+      <w:r>
+        <w:rPr>
+          <w:rFonts w:ascii="Arial" w:hAnsi="Arial" w:cs="Arial"/>
+          <w:sz w:val="20"/>
+          <w:szCs w:val="20"/>
+        </w:rPr>
+        <w:t>0.75</w:t>
+      </w:r>
+      <w:r>
+        <w:rPr>
+          <w:rFonts w:ascii="Arial" w:hAnsi="Arial" w:cs="Arial"/>
+          <w:sz w:val="20"/>
+          <w:szCs w:val="20"/>
+        </w:rPr>
+        <w:t xml:space="preserve"> and </w:t>
+      </w:r>
+      <w:r>
+        <w:rPr>
+          <w:rFonts w:ascii="Arial" w:hAnsi="Arial" w:cs="Arial"/>
+          <w:sz w:val="20"/>
+          <w:szCs w:val="20"/>
+        </w:rPr>
+        <w:t>0.75</w:t>
+      </w:r>
+      <w:r>
+        <w:rPr>
+          <w:rFonts w:ascii="Arial" w:hAnsi="Arial" w:cs="Arial"/>
+          <w:sz w:val="20"/>
+          <w:szCs w:val="20"/>
+        </w:rPr>
+        <w:t xml:space="preserve"> </w:t>
+      </w:r>
+      <w:r>
+        <w:rPr>
+          <w:rFonts w:ascii="Arial" w:hAnsi="Arial" w:cs="Arial"/>
+          <w:sz w:val="20"/>
+          <w:szCs w:val="20"/>
+        </w:rPr>
+        <w:t>log 2FC.</w:t>
+      </w:r>
+      <w:r>
+        <w:rPr>
+          <w:rFonts w:ascii="Arial" w:hAnsi="Arial" w:cs="Arial"/>
+          <w:sz w:val="20"/>
+          <w:szCs w:val="20"/>
+        </w:rPr>
+        <w:t xml:space="preserve"> Horizontal dashed line corresponds to B-statistic = 0.</w:t>
+      </w:r>
+      <w:r>
+        <w:rPr>
+          <w:rFonts w:ascii="Arial" w:hAnsi="Arial" w:cs="Arial"/>
+          <w:sz w:val="20"/>
+          <w:szCs w:val="20"/>
+        </w:rPr>
+        <w:t xml:space="preserve"> (C) </w:t>
+      </w:r>
+      <w:r>
+        <w:rPr>
+          <w:rFonts w:ascii="Arial" w:hAnsi="Arial" w:cs="Arial"/>
+          <w:sz w:val="20"/>
+          <w:szCs w:val="20"/>
+        </w:rPr>
+        <w:t>V</w:t>
+      </w:r>
+      <w:r>
+        <w:rPr>
+          <w:rFonts w:ascii="Arial" w:hAnsi="Arial" w:cs="Arial"/>
+          <w:sz w:val="20"/>
+          <w:szCs w:val="20"/>
+        </w:rPr>
+        <w:t xml:space="preserve">olcano plot of </w:t>
+      </w:r>
+      <w:r>
+        <w:rPr>
+          <w:rFonts w:ascii="Arial" w:hAnsi="Arial" w:cs="Arial"/>
+          <w:sz w:val="20"/>
+          <w:szCs w:val="20"/>
+        </w:rPr>
+        <w:t>DGEA</w:t>
+      </w:r>
+      <w:r>
+        <w:rPr>
+          <w:rFonts w:ascii="Arial" w:hAnsi="Arial" w:cs="Arial"/>
+          <w:sz w:val="20"/>
+          <w:szCs w:val="20"/>
+        </w:rPr>
+        <w:t xml:space="preserve"> (Y-Axis – B-Statistic</w:t>
+      </w:r>
+      <w:r>
+        <w:rPr>
+          <w:rFonts w:ascii="Arial" w:hAnsi="Arial" w:cs="Arial"/>
+          <w:sz w:val="20"/>
+          <w:szCs w:val="20"/>
+        </w:rPr>
+        <w:t xml:space="preserve">; </w:t>
+      </w:r>
+      <w:r>
+        <w:rPr>
+          <w:rFonts w:ascii="Arial" w:hAnsi="Arial" w:cs="Arial"/>
+          <w:sz w:val="20"/>
+          <w:szCs w:val="20"/>
+        </w:rPr>
+        <w:t>X-Axis - Log2 Fold-Change)</w:t>
+      </w:r>
+      <w:r>
+        <w:rPr>
+          <w:rFonts w:ascii="Arial" w:hAnsi="Arial" w:cs="Arial"/>
+          <w:sz w:val="20"/>
+          <w:szCs w:val="20"/>
+        </w:rPr>
+        <w:t xml:space="preserve"> </w:t>
+      </w:r>
+      <w:r>
+        <w:rPr>
+          <w:rFonts w:ascii="Arial" w:hAnsi="Arial" w:cs="Arial"/>
+          <w:sz w:val="20"/>
+          <w:szCs w:val="20"/>
+        </w:rPr>
+        <w:t>of interception of stress with RNP sample types, given by linear modeling (i.e., corresponding to DC-isolated RNP granules stress specific sequestration)</w:t>
+      </w:r>
+      <w:r>
+        <w:rPr>
+          <w:rFonts w:ascii="Arial" w:hAnsi="Arial" w:cs="Arial"/>
+          <w:sz w:val="20"/>
+          <w:szCs w:val="20"/>
+        </w:rPr>
+        <w:fldChar w:fldCharType="begin"/>
+      </w:r>
+      <w:r>
+        <w:rPr>
+          <w:rFonts w:ascii="Arial" w:hAnsi="Arial" w:cs="Arial"/>
+          <w:sz w:val="20"/>
+          <w:szCs w:val="20"/>
+        </w:rPr>
+        <w:instrText xml:space="preserve"> ADDIN ZOTERO_ITEM CSL_CITATION {"citationID":"DLpziUq2","properties":{"formattedCitation":"\\super 37\\nosupersub{}","plainCitation":"37","noteIndex":0},"citationItems":[{"id":"0qTPcJe2/1oVivb73","uris":["http://zotero.org/users/local/1p9EH8ax/items/ARLW3CQN"],"itemData":{"id":"3kMMCi5j/Y5AbAQ9p","type":"article-journal","container-title":"Molecular and Cellular Biology","DOI":"10.1128/MCB.00313-19","ISSN":"1098-5549","issue":"24","journalAbbreviation":"Molecular and Cellular Biology","language":"en","page":"e00313-19","source":"DOI.org (Crossref)","title":"Transcriptome-Wide Comparison of Stress Granules and P-Bodies Reveals that Translation Plays a Major Role in RNA Partitioning","volume":"39","author":[{"family":"Matheny","given":"Tyler"},{"family":"Rao","given":"Bhalchandra S."},{"family":"Parker","given":"Roy"}],"issued":{"date-parts":[["2019",12,1]]}}}],"schema":"https://github.com/citation-style-language/schema/raw/master/csl-citation.json"} </w:instrText>
       </w:r>
       <w:r>
         <w:rPr>
@@ -3647,7 +4454,7 @@
           <w:sz w:val="20"/>
           <w:szCs w:val="20"/>
         </w:rPr>
-        <w:t xml:space="preserve"> (X-Axis). (B) Scatter plot of t-statistics of DGEA in SGs vs. WCs</w:t>
+        <w:t>; transcripts as circles, with commonly used RNA FISH controls</w:t>
       </w:r>
       <w:r>
         <w:rPr>
@@ -3663,7 +4470,7 @@
           <w:sz w:val="20"/>
           <w:szCs w:val="20"/>
         </w:rPr>
-        <w:instrText xml:space="preserve"> ADDIN ZOTERO_ITEM CSL_CITATION {"citationID":"Tv4B4706","properties":{"formattedCitation":"\\super 29\\nosupersub{}","plainCitation":"29","noteIndex":0},"citationItems":[{"id":"0qTPcJe2/ICOMNlhS","uris":["http://zotero.org/users/local/1p9EH8ax/items/WPA4SC2G"],"itemData":{"id":"3kMMCi5j/pWyCLjdf","type":"article-journal","container-title":"Molecular Cell","DOI":"10.1016/j.molcel.2017.10.015","ISSN":"10972765","issue":"4","journalAbbreviation":"Molecular Cell","language":"en","page":"808-820.e5","source":"DOI.org (Crossref)","title":"The Stress Granule Transcriptome Reveals Principles of mRNA Accumulation in Stress Granules","volume":"68","author":[{"family":"Khong","given":"Anthony"},{"family":"Matheny","given":"Tyler"},{"family":"Jain","given":"Saumya"},{"family":"Mitchell","given":"Sarah F."},{"family":"Wheeler","given":"Joshua R."},{"family":"Parker","given":"Roy"}],"issued":{"date-parts":[["2017",11]]}}}],"schema":"https://github.com/citation-style-language/schema/raw/master/csl-citation.json"} </w:instrText>
+        <w:instrText xml:space="preserve"> ADDIN ZOTERO_ITEM CSL_CITATION {"citationID":"YhjfzwBD","properties":{"formattedCitation":"\\super 29\\nosupersub{}","plainCitation":"29","noteIndex":0},"citationItems":[{"id":"0qTPcJe2/ICOMNlhS","uris":["http://zotero.org/users/local/1p9EH8ax/items/WPA4SC2G"],"itemData":{"id":"3kMMCi5j/pWyCLjdf","type":"article-journal","container-title":"Molecular Cell","DOI":"10.1016/j.molcel.2017.10.015","ISSN":"10972765","issue":"4","journalAbbreviation":"Molecular Cell","language":"en","page":"808-820.e5","source":"DOI.org (Crossref)","title":"The Stress Granule Transcriptome Reveals Principles of mRNA Accumulation in Stress Granules","volume":"68","author":[{"family":"Khong","given":"Anthony"},{"family":"Matheny","given":"Tyler"},{"family":"Jain","given":"Saumya"},{"family":"Mitchell","given":"Sarah F."},{"family":"Wheeler","given":"Joshua R."},{"family":"Parker","given":"Roy"}],"issued":{"date-parts":[["2017",11]]}}}],"schema":"https://github.com/citation-style-language/schema/raw/master/csl-citation.json"} </w:instrText>
       </w:r>
       <w:r>
         <w:rPr>
@@ -3697,7 +4504,113 @@
           <w:sz w:val="20"/>
           <w:szCs w:val="20"/>
         </w:rPr>
-        <w:t xml:space="preserve"> (Y-Axis) and in RNP granules vs. WCs</w:t>
+        <w:t xml:space="preserve"> in red. Vertical dashed lines correspond to -</w:t>
+      </w:r>
+      <w:r>
+        <w:rPr>
+          <w:rFonts w:ascii="Arial" w:hAnsi="Arial" w:cs="Arial"/>
+          <w:sz w:val="20"/>
+          <w:szCs w:val="20"/>
+        </w:rPr>
+        <w:t>1</w:t>
+      </w:r>
+      <w:r>
+        <w:rPr>
+          <w:rFonts w:ascii="Arial" w:hAnsi="Arial" w:cs="Arial"/>
+          <w:sz w:val="20"/>
+          <w:szCs w:val="20"/>
+        </w:rPr>
+        <w:t xml:space="preserve"> and </w:t>
+      </w:r>
+      <w:r>
+        <w:rPr>
+          <w:rFonts w:ascii="Arial" w:hAnsi="Arial" w:cs="Arial"/>
+          <w:sz w:val="20"/>
+          <w:szCs w:val="20"/>
+        </w:rPr>
+        <w:t>1</w:t>
+      </w:r>
+      <w:r>
+        <w:rPr>
+          <w:rFonts w:ascii="Arial" w:hAnsi="Arial" w:cs="Arial"/>
+          <w:sz w:val="20"/>
+          <w:szCs w:val="20"/>
+        </w:rPr>
+        <w:t xml:space="preserve"> log2FC</w:t>
+      </w:r>
+      <w:r>
+        <w:rPr>
+          <w:rFonts w:ascii="Arial" w:hAnsi="Arial" w:cs="Arial"/>
+          <w:sz w:val="20"/>
+          <w:szCs w:val="20"/>
+        </w:rPr>
+        <w:t>.</w:t>
+      </w:r>
+      <w:r>
+        <w:rPr>
+          <w:rFonts w:ascii="Arial" w:hAnsi="Arial" w:cs="Arial"/>
+          <w:sz w:val="20"/>
+          <w:szCs w:val="20"/>
+        </w:rPr>
+        <w:t xml:space="preserve"> Horizontal dashed line corresponds to B-statistic = 0.</w:t>
+      </w:r>
+      <w:r>
+        <w:rPr>
+          <w:rFonts w:ascii="Arial" w:hAnsi="Arial" w:cs="Arial"/>
+          <w:b/>
+          <w:bCs/>
+          <w:sz w:val="20"/>
+          <w:szCs w:val="20"/>
+        </w:rPr>
+        <w:t xml:space="preserve"> </w:t>
+      </w:r>
+      <w:r>
+        <w:rPr>
+          <w:rFonts w:ascii="Arial" w:hAnsi="Arial" w:cs="Arial"/>
+          <w:sz w:val="20"/>
+          <w:szCs w:val="20"/>
+        </w:rPr>
+        <w:t>(</w:t>
+      </w:r>
+      <w:r>
+        <w:rPr>
+          <w:rFonts w:ascii="Arial" w:hAnsi="Arial" w:cs="Arial"/>
+          <w:sz w:val="20"/>
+          <w:szCs w:val="20"/>
+        </w:rPr>
+        <w:t>D</w:t>
+      </w:r>
+      <w:r>
+        <w:rPr>
+          <w:rFonts w:ascii="Arial" w:hAnsi="Arial" w:cs="Arial"/>
+          <w:sz w:val="20"/>
+          <w:szCs w:val="20"/>
+        </w:rPr>
+        <w:t xml:space="preserve">) Scatter plot of t-statistics of </w:t>
+      </w:r>
+      <w:r>
+        <w:rPr>
+          <w:rFonts w:ascii="Arial" w:hAnsi="Arial" w:cs="Arial"/>
+          <w:sz w:val="20"/>
+          <w:szCs w:val="20"/>
+        </w:rPr>
+        <w:t>DGE</w:t>
+      </w:r>
+      <w:r>
+        <w:rPr>
+          <w:rFonts w:ascii="Arial" w:hAnsi="Arial" w:cs="Arial"/>
+          <w:sz w:val="20"/>
+          <w:szCs w:val="20"/>
+        </w:rPr>
+        <w:t xml:space="preserve"> in linear modelled DC-isolated RNP granules</w:t>
+      </w:r>
+      <w:r>
+        <w:rPr>
+          <w:rFonts w:ascii="Arial" w:hAnsi="Arial" w:cs="Arial"/>
+          <w:sz w:val="20"/>
+          <w:szCs w:val="20"/>
+        </w:rPr>
+        <w:t xml:space="preserve"> stress-specific sequestration</w:t>
       </w:r>
       <w:r>
         <w:rPr>
@@ -3713,7 +4626,7 @@
           <w:sz w:val="20"/>
           <w:szCs w:val="20"/>
         </w:rPr>
-        <w:instrText xml:space="preserve"> ADDIN ZOTERO_ITEM CSL_CITATION {"citationID":"jJTISGoO","properties":{"formattedCitation":"\\super 37\\nosupersub{}","plainCitation":"37","noteIndex":0},"citationItems":[{"id":"0qTPcJe2/1oVivb73","uris":["http://zotero.org/users/local/1p9EH8ax/items/ARLW3CQN"],"itemData":{"id":"3kMMCi5j/Y5AbAQ9p","type":"article-journal","container-title":"Molecular and Cellular Biology","DOI":"10.1128/MCB.00313-19","ISSN":"1098-5549","issue":"24","journalAbbreviation":"Molecular and Cellular Biology","language":"en","page":"e00313-19","source":"DOI.org (Crossref)","title":"Transcriptome-Wide Comparison of Stress Granules and P-Bodies Reveals that Translation Plays a Major Role in RNA Partitioning","volume":"39","author":[{"family":"Matheny","given":"Tyler"},{"family":"Rao","given":"Bhalchandra S."},{"family":"Parker","given":"Roy"}],"issued":{"date-parts":[["2019",12,1]]}}}],"schema":"https://github.com/citation-style-language/schema/raw/master/csl-citation.json"} </w:instrText>
+        <w:instrText xml:space="preserve"> ADDIN ZOTERO_ITEM CSL_CITATION {"citationID":"9NhLMlsm","properties":{"formattedCitation":"\\super 37\\nosupersub{}","plainCitation":"37","noteIndex":0},"citationItems":[{"id":"0qTPcJe2/1oVivb73","uris":["http://zotero.org/users/local/1p9EH8ax/items/ARLW3CQN"],"itemData":{"id":"3kMMCi5j/Y5AbAQ9p","type":"article-journal","container-title":"Molecular and Cellular Biology","DOI":"10.1128/MCB.00313-19","ISSN":"1098-5549","issue":"24","journalAbbreviation":"Molecular and Cellular Biology","language":"en","page":"e00313-19","source":"DOI.org (Crossref)","title":"Transcriptome-Wide Comparison of Stress Granules and P-Bodies Reveals that Translation Plays a Major Role in RNA Partitioning","volume":"39","author":[{"family":"Matheny","given":"Tyler"},{"family":"Rao","given":"Bhalchandra S."},{"family":"Parker","given":"Roy"}],"issued":{"date-parts":[["2019",12,1]]}}}],"schema":"https://github.com/citation-style-language/schema/raw/master/csl-citation.json"} </w:instrText>
       </w:r>
       <w:r>
         <w:rPr>
@@ -3748,7 +4661,120 @@
           <w:sz w:val="20"/>
           <w:szCs w:val="20"/>
         </w:rPr>
-        <w:t xml:space="preserve"> (X-Axis). (C) Scatter plot of t-statistics of DGEA in PBs vs. WCs</w:t>
+        <w:t xml:space="preserve"> (</w:t>
+      </w:r>
+      <w:r>
+        <w:rPr>
+          <w:rFonts w:ascii="Arial" w:hAnsi="Arial" w:cs="Arial"/>
+          <w:sz w:val="20"/>
+          <w:szCs w:val="20"/>
+        </w:rPr>
+        <w:t>Y</w:t>
+      </w:r>
+      <w:r>
+        <w:rPr>
+          <w:rFonts w:ascii="Arial" w:hAnsi="Arial" w:cs="Arial"/>
+          <w:sz w:val="20"/>
+          <w:szCs w:val="20"/>
+        </w:rPr>
+        <w:t>-Axis) and RNA length (</w:t>
+      </w:r>
+      <w:r>
+        <w:rPr>
+          <w:rFonts w:ascii="Arial" w:hAnsi="Arial" w:cs="Arial"/>
+          <w:sz w:val="20"/>
+          <w:szCs w:val="20"/>
+        </w:rPr>
+        <w:t>X</w:t>
+      </w:r>
+      <w:r>
+        <w:rPr>
+          <w:rFonts w:ascii="Arial" w:hAnsi="Arial" w:cs="Arial"/>
+          <w:sz w:val="20"/>
+          <w:szCs w:val="20"/>
+        </w:rPr>
+        <w:t xml:space="preserve">-Axis); transcripts as circles; density contour lines in dark red, Spearman’s </w:t>
+      </w:r>
+      <w:r>
+        <w:rPr>
+          <w:rFonts w:ascii="Arial" w:hAnsi="Arial" w:cs="Arial"/>
+          <w:sz w:val="20"/>
+          <w:szCs w:val="20"/>
+        </w:rPr>
+        <w:t xml:space="preserve">correlation coefficient </w:t>
+      </w:r>
+      <w:r>
+        <w:rPr>
+          <w:rFonts w:ascii="Arial" w:eastAsia="Symbol" w:hAnsi="Arial" w:cs="Arial"/>
+          <w:sz w:val="20"/>
+          <w:szCs w:val="20"/>
+        </w:rPr>
+        <w:t>r</w:t>
+      </w:r>
+      <w:r>
+        <w:rPr>
+          <w:rFonts w:ascii="Arial" w:hAnsi="Arial" w:cs="Arial"/>
+          <w:sz w:val="20"/>
+          <w:szCs w:val="20"/>
+        </w:rPr>
+        <w:t xml:space="preserve"> and associated test’s p-value on top left corner. </w:t>
+      </w:r>
+      <w:r>
+        <w:rPr>
+          <w:rFonts w:ascii="Arial" w:hAnsi="Arial" w:cs="Arial"/>
+          <w:sz w:val="20"/>
+          <w:szCs w:val="20"/>
+        </w:rPr>
+        <w:t xml:space="preserve">Dashed line </w:t>
+      </w:r>
+      <w:r>
+        <w:rPr>
+          <w:rFonts w:ascii="Arial" w:hAnsi="Arial" w:cs="Arial"/>
+          <w:sz w:val="20"/>
+          <w:szCs w:val="20"/>
+        </w:rPr>
+        <w:t>corresponds</w:t>
+      </w:r>
+      <w:r>
+        <w:rPr>
+          <w:rFonts w:ascii="Arial" w:hAnsi="Arial" w:cs="Arial"/>
+          <w:sz w:val="20"/>
+          <w:szCs w:val="20"/>
+        </w:rPr>
+        <w:t xml:space="preserve"> to the least-squares </w:t>
+      </w:r>
+      <w:r>
+        <w:rPr>
+          <w:rFonts w:ascii="Arial" w:hAnsi="Arial" w:cs="Arial"/>
+          <w:sz w:val="20"/>
+          <w:szCs w:val="20"/>
+        </w:rPr>
+        <w:t xml:space="preserve">linear regression fit between the two variables. </w:t>
+      </w:r>
+      <w:r>
+        <w:rPr>
+          <w:rFonts w:ascii="Arial" w:hAnsi="Arial" w:cs="Arial"/>
+          <w:sz w:val="20"/>
+          <w:szCs w:val="20"/>
+        </w:rPr>
+        <w:t xml:space="preserve">(E) </w:t>
+      </w:r>
+      <w:r>
+        <w:rPr>
+          <w:rFonts w:ascii="Arial" w:hAnsi="Arial" w:cs="Arial"/>
+          <w:color w:val="000000" w:themeColor="text1"/>
+          <w:sz w:val="20"/>
+          <w:szCs w:val="20"/>
+        </w:rPr>
+        <w:t xml:space="preserve">GSEA NES of Hallmark gene sets, ranked by t-statistic, in </w:t>
+      </w:r>
+      <w:r>
+        <w:rPr>
+          <w:rFonts w:ascii="Arial" w:hAnsi="Arial" w:cs="Arial"/>
+          <w:sz w:val="20"/>
+          <w:szCs w:val="20"/>
+        </w:rPr>
+        <w:t>linear modelled DC-isolated RNP granules stress-specific sequestration</w:t>
       </w:r>
       <w:r>
         <w:rPr>
@@ -3764,7 +4790,7 @@
           <w:sz w:val="20"/>
           <w:szCs w:val="20"/>
         </w:rPr>
-        <w:instrText xml:space="preserve"> ADDIN ZOTERO_ITEM CSL_CITATION {"citationID":"jJTISGoO","properties":{"formattedCitation":"\\super 37\\nosupersub{}","plainCitation":"37","noteIndex":0},"citationItems":[{"id":"0qTPcJe2/1oVivb73","uris":["http://zotero.org/users/local/1p9EH8ax/items/ARLW3CQN"],"itemData":{"id":"3kMMCi5j/Y5AbAQ9p","type":"article-journal","container-title":"Molecular and Cellular Biology","DOI":"10.1128/MCB.00313-19","ISSN":"1098-5549","issue":"24","journalAbbreviation":"Molecular and Cellular Biology","language":"en","page":"e00313-19","source":"DOI.org (Crossref)","title":"Transcriptome-Wide Comparison of Stress Granules and P-Bodies Reveals that Translation Plays a Major Role in RNA Partitioning","volume":"39","author":[{"family":"Matheny","given":"Tyler"},{"family":"Rao","given":"Bhalchandra S."},{"family":"Parker","given":"Roy"}],"issued":{"date-parts":[["2019",12,1]]}}}],"schema":"https://github.com/citation-style-language/schema/raw/master/csl-citation.json"} </w:instrText>
+        <w:instrText xml:space="preserve"> ADDIN ZOTERO_ITEM CSL_CITATION {"citationID":"7g9GtdMJ","properties":{"formattedCitation":"\\super 37\\nosupersub{}","plainCitation":"37","noteIndex":0},"citationItems":[{"id":"0qTPcJe2/1oVivb73","uris":["http://zotero.org/users/local/1p9EH8ax/items/ARLW3CQN"],"itemData":{"id":"3kMMCi5j/Y5AbAQ9p","type":"article-journal","container-title":"Molecular and Cellular Biology","DOI":"10.1128/MCB.00313-19","ISSN":"1098-5549","issue":"24","journalAbbreviation":"Molecular and Cellular Biology","language":"en","page":"e00313-19","source":"DOI.org (Crossref)","title":"Transcriptome-Wide Comparison of Stress Granules and P-Bodies Reveals that Translation Plays a Major Role in RNA Partitioning","volume":"39","author":[{"family":"Matheny","given":"Tyler"},{"family":"Rao","given":"Bhalchandra S."},{"family":"Parker","given":"Roy"}],"issued":{"date-parts":[["2019",12,1]]}}}],"schema":"https://github.com/citation-style-language/schema/raw/master/csl-citation.json"} </w:instrText>
       </w:r>
       <w:r>
         <w:rPr>
@@ -3799,7 +4825,50 @@
           <w:sz w:val="20"/>
           <w:szCs w:val="20"/>
         </w:rPr>
-        <w:t xml:space="preserve"> (Y-Axis) and in RNP granules vs. WCs</w:t>
+        <w:t xml:space="preserve">. (F) </w:t>
+      </w:r>
+      <w:r>
+        <w:rPr>
+          <w:rFonts w:ascii="Arial" w:hAnsi="Arial" w:cs="Arial"/>
+          <w:color w:val="000000" w:themeColor="text1"/>
+          <w:sz w:val="20"/>
+          <w:szCs w:val="20"/>
+        </w:rPr>
+        <w:t xml:space="preserve">GSEA NES of Hallmark gene sets, ranked by t-statistic, in </w:t>
+      </w:r>
+      <w:r>
+        <w:rPr>
+          <w:rFonts w:ascii="Arial" w:hAnsi="Arial" w:cs="Arial"/>
+          <w:sz w:val="20"/>
+          <w:szCs w:val="20"/>
+        </w:rPr>
+        <w:t>SG-bearing WC samples</w:t>
+      </w:r>
+      <w:r>
+        <w:rPr>
+          <w:rFonts w:ascii="Arial" w:hAnsi="Arial" w:cs="Arial"/>
+          <w:sz w:val="20"/>
+          <w:szCs w:val="20"/>
+        </w:rPr>
+        <w:t xml:space="preserve"> </w:t>
+      </w:r>
+      <w:r>
+        <w:rPr>
+          <w:rFonts w:ascii="Arial" w:hAnsi="Arial" w:cs="Arial"/>
+          <w:i/>
+          <w:iCs/>
+          <w:sz w:val="20"/>
+          <w:szCs w:val="20"/>
+        </w:rPr>
+        <w:t>versus</w:t>
+      </w:r>
+      <w:r>
+        <w:rPr>
+          <w:rFonts w:ascii="Arial" w:hAnsi="Arial" w:cs="Arial"/>
+          <w:sz w:val="20"/>
+          <w:szCs w:val="20"/>
+        </w:rPr>
+        <w:t xml:space="preserve"> their Non-SG-bearing counterparts</w:t>
       </w:r>
       <w:r>
         <w:rPr>
@@ -3815,7 +4884,7 @@
           <w:sz w:val="20"/>
           <w:szCs w:val="20"/>
         </w:rPr>
-        <w:instrText xml:space="preserve"> ADDIN ZOTERO_ITEM CSL_CITATION {"citationID":"jJTISGoO","properties":{"formattedCitation":"\\super 37\\nosupersub{}","plainCitation":"37","noteIndex":0},"citationItems":[{"id":"0qTPcJe2/1oVivb73","uris":["http://zotero.org/users/local/1p9EH8ax/items/ARLW3CQN"],"itemData":{"id":"3kMMCi5j/Y5AbAQ9p","type":"article-journal","container-title":"Molecular and Cellular Biology","DOI":"10.1128/MCB.00313-19","ISSN":"1098-5549","issue":"24","journalAbbreviation":"Molecular and Cellular Biology","language":"en","page":"e00313-19","source":"DOI.org (Crossref)","title":"Transcriptome-Wide Comparison of Stress Granules and P-Bodies Reveals that Translation Plays a Major Role in RNA Partitioning","volume":"39","author":[{"family":"Matheny","given":"Tyler"},{"family":"Rao","given":"Bhalchandra S."},{"family":"Parker","given":"Roy"}],"issued":{"date-parts":[["2019",12,1]]}}}],"schema":"https://github.com/citation-style-language/schema/raw/master/csl-citation.json"} </w:instrText>
+        <w:instrText xml:space="preserve"> ADDIN ZOTERO_ITEM CSL_CITATION {"citationID":"76dVljmg","properties":{"formattedCitation":"\\super 37,46\\nosupersub{}","plainCitation":"37,46","noteIndex":0},"citationItems":[{"id":"0qTPcJe2/1oVivb73","uris":["http://zotero.org/users/local/1p9EH8ax/items/ARLW3CQN"],"itemData":{"id":"3kMMCi5j/Y5AbAQ9p","type":"article-journal","container-title":"Molecular and Cellular Biology","DOI":"10.1128/MCB.00313-19","ISSN":"1098-5549","issue":"24","journalAbbreviation":"Molecular and Cellular Biology","language":"en","page":"e00313-19","source":"DOI.org (Crossref)","title":"Transcriptome-Wide Comparison of Stress Granules and P-Bodies Reveals that Translation Plays a Major Role in RNA Partitioning","volume":"39","author":[{"family":"Matheny","given":"Tyler"},{"family":"Rao","given":"Bhalchandra S."},{"family":"Parker","given":"Roy"}],"issued":{"date-parts":[["2019",12,1]]}}},{"id":"0qTPcJe2/c3BwT2qi","uris":["http://zotero.org/users/local/1p9EH8ax/items/JRJEKK4Q"],"itemData":{"id":"3kMMCi5j/bmm8KRav","type":"article-journal","abstract":"Stress granules (SGs) are stress-induced RNA–protein assemblies formed from a complex transcriptome of untranslating ribonucleoproteins (RNPs). Although RNAs can be either enriched or depleted from SGs, the rules that dictate RNA partitioning into SGs are unknown. We demonstrate that the SG-enriched NORAD RNA is sufficient to enrich a reporter RNA within SGs through the combined effects of multiple elements. Moreover, artificial tethering of G3BP1, TIA1, or FMRP can target mRNAs into SGs in a dose-dependent manner with numerous interactions required for efficient SG partitioning, which suggests individual protein interactions have small effects on the SG partitioning of mRNPs. This is supported by the observation that the SG transcriptome is largely unchanged in cell lines lacking the abundant SG RNA-binding proteins G3BP1 and G3BP2. We suggest the targeting of RNPs into SGs is due to a summation of potential RNA–protein, protein–protein, and RNA–RNA interactions with no single interaction dominating RNP recruitment into SGs.","container-title":"RNA","DOI":"10.1261/rna.078204.120","ISSN":"1355-8382, 1469-9001","issue":"2","journalAbbreviation":"RNA","language":"en","page":"174-189","source":"DOI.org (Crossref)","title":"RNA partitioning into stress granules is based on the summation of multiple interactions","volume":"27","author":[{"family":"Matheny","given":"Tyler"},{"family":"Van Treeck","given":"Briana"},{"family":"Huynh","given":"Thao Ngoc"},{"family":"Parker","given":"Roy"}],"issued":{"date-parts":[["2021",2]]}}}],"schema":"https://github.com/citation-style-language/schema/raw/master/csl-citation.json"} </w:instrText>
       </w:r>
       <w:r>
         <w:rPr>
@@ -3834,7 +4903,7 @@
           <w:vertAlign w:val="superscript"/>
           <w:lang w:val="en-GB"/>
         </w:rPr>
-        <w:t>37</w:t>
+        <w:t>37,46</w:t>
       </w:r>
       <w:r>
         <w:rPr>
@@ -3850,279 +4919,178 @@
           <w:sz w:val="20"/>
           <w:szCs w:val="20"/>
         </w:rPr>
-        <w:t xml:space="preserve"> (X-Axis). (D) Scatter plot of t-statistics of DGEA in PBs purified by FAPS</w:t>
-      </w:r>
-      <w:r>
-        <w:rPr>
-          <w:rFonts w:ascii="Arial" w:hAnsi="Arial" w:cs="Arial"/>
-          <w:sz w:val="20"/>
-          <w:szCs w:val="20"/>
-        </w:rPr>
-        <w:fldChar w:fldCharType="begin"/>
-      </w:r>
-      <w:r>
-        <w:rPr>
-          <w:rFonts w:ascii="Arial" w:hAnsi="Arial" w:cs="Arial"/>
-          <w:sz w:val="20"/>
-          <w:szCs w:val="20"/>
-        </w:rPr>
-        <w:instrText xml:space="preserve"> ADDIN ZOTERO_ITEM CSL_CITATION {"citationID":"u2zGN7jv","properties":{"formattedCitation":"\\super 43\\nosupersub{}","plainCitation":"43","noteIndex":0},"citationItems":[{"id":"0qTPcJe2/a0aGbjmL","uris":["http://zotero.org/users/local/q86rvdj2/items/KSJHQXQ8"],"itemData":{"id":1,"type":"article-journal","abstract":"Post-transcriptional mechanisms are fundamental safeguards of progenitor cell identity and are often dysregulated in cancer. Here, we identified regulators of P-bodies as crucial vulnerabilities in acute myeloid leukaemia (AML) through genome-wide CRISPR screens in normal and malignant haematopoietic progenitors. We found that leukaemia cells harbour aberrantly elevated numbers of P-bodies and show that P-body assembly is crucial for initiation and maintenance of AML. Notably, P-body loss had little effect upon homoeostatic haematopoiesis but impacted regenerative haematopoiesis. Molecular characterization of P-bodies purified from human AML cells unveiled their critical role in sequestering messenger RNAs encoding potent tumour suppressors from the translational machinery. P-body dissolution promoted translation of these mRNAs, which in turn rewired gene expression and chromatin architecture in leukaemia cells. Collectively, our findings highlight the contrasting and unique roles of RNA sequestration in P-bodies during tissue homoeostasis and oncogenesis. These insights open potential avenues for understanding myeloid leukaemia and future therapeutic interventions.","container-title":"Nature Cell Biology","DOI":"10.1038/s41556-024-01489-6","ISSN":"1476-4679","issue":"10","journalAbbreviation":"Nat Cell Biol","language":"eng","note":"PMID: 39169219","page":"1745-1758","source":"PubMed","title":"RNA sequestration in P-bodies sustains myeloid leukaemia","volume":"26","author":[{"family":"Kodali","given":"Srikanth"},{"family":"Proietti","given":"Ludovica"},{"family":"Valcarcel","given":"Gemma"},{"family":"López-Rubio","given":"Anna V."},{"family":"Pessina","given":"Patrizia"},{"family":"Eder","given":"Thomas"},{"family":"Shi","given":"Junchao"},{"family":"Jen","given":"Annie"},{"family":"Lupión-Garcia","given":"Núria"},{"family":"Starner","given":"Anne C."},{"family":"Bartels","given":"Mason D."},{"family":"Cui","given":"Yingzhi"},{"family":"Sands","given":"Caroline M."},{"family":"Planas-Riverola","given":"Ainoa"},{"family":"Martínez","given":"Alba"},{"family":"Velasco-Hernandez","given":"Talia"},{"family":"Tomás-Daza","given":"Laureano"},{"family":"Alber","given":"Bernhard"},{"family":"Manhart","given":"Gabriele"},{"family":"Mayer","given":"Isabella Maria"},{"family":"Kollmann","given":"Karoline"},{"family":"Fatica","given":"Alessandro"},{"family":"Menendez","given":"Pablo"},{"family":"Shishkova","given":"Evgenia"},{"family":"Rau","given":"Rachel E."},{"family":"Javierre","given":"Biola M."},{"family":"Coon","given":"Joshua"},{"family":"Chen","given":"Qi"},{"family":"Van Nostrand","given":"Eric L."},{"family":"Sardina","given":"Jose L."},{"family":"Grebien","given":"Florian"},{"family":"Di Stefano","given":"Bruno"}],"issued":{"date-parts":[["2024",10]]}}}],"schema":"https://github.com/citation-style-language/schema/raw/master/csl-citation.json"} </w:instrText>
-      </w:r>
-      <w:r>
-        <w:rPr>
-          <w:rFonts w:ascii="Arial" w:hAnsi="Arial" w:cs="Arial"/>
-          <w:sz w:val="20"/>
-          <w:szCs w:val="20"/>
-        </w:rPr>
-        <w:fldChar w:fldCharType="separate"/>
-      </w:r>
-      <w:r>
-        <w:rPr>
-          <w:rFonts w:ascii="Arial" w:eastAsiaTheme="minorHAnsi" w:hAnsi="Arial" w:cs="Arial"/>
-          <w:kern w:val="0"/>
-          <w:sz w:val="20"/>
-          <w:szCs w:val="24"/>
-          <w:vertAlign w:val="superscript"/>
-          <w:lang w:val="en-GB"/>
-        </w:rPr>
-        <w:t>43</w:t>
-      </w:r>
-      <w:r>
-        <w:rPr>
-          <w:rFonts w:ascii="Arial" w:hAnsi="Arial" w:cs="Arial"/>
-          <w:sz w:val="20"/>
-          <w:szCs w:val="20"/>
-        </w:rPr>
-        <w:fldChar w:fldCharType="end"/>
-      </w:r>
-      <w:r>
-        <w:rPr>
-          <w:rFonts w:ascii="Arial" w:hAnsi="Arial" w:cs="Arial"/>
-          <w:sz w:val="20"/>
-          <w:szCs w:val="20"/>
-        </w:rPr>
-        <w:t xml:space="preserve"> (Y-Axis) and by DC</w:t>
-      </w:r>
-      <w:r>
-        <w:rPr>
-          <w:rFonts w:ascii="Arial" w:hAnsi="Arial" w:cs="Arial"/>
-          <w:sz w:val="20"/>
-          <w:szCs w:val="20"/>
-        </w:rPr>
-        <w:fldChar w:fldCharType="begin"/>
-      </w:r>
-      <w:r>
-        <w:rPr>
-          <w:rFonts w:ascii="Arial" w:hAnsi="Arial" w:cs="Arial"/>
-          <w:sz w:val="20"/>
-          <w:szCs w:val="20"/>
-        </w:rPr>
-        <w:instrText xml:space="preserve"> ADDIN ZOTERO_ITEM CSL_CITATION {"citationID":"jJTISGoO","properties":{"formattedCitation":"\\super 37\\nosupersub{}","plainCitation":"37","noteIndex":0},"citationItems":[{"id":"0qTPcJe2/1oVivb73","uris":["http://zotero.org/users/local/1p9EH8ax/items/ARLW3CQN"],"itemData":{"id":"3kMMCi5j/Y5AbAQ9p","type":"article-journal","container-title":"Molecular and Cellular Biology","DOI":"10.1128/MCB.00313-19","ISSN":"1098-5549","issue":"24","journalAbbreviation":"Molecular and Cellular Biology","language":"en","page":"e00313-19","source":"DOI.org (Crossref)","title":"Transcriptome-Wide Comparison of Stress Granules and P-Bodies Reveals that Translation Plays a Major Role in RNA Partitioning","volume":"39","author":[{"family":"Matheny","given":"Tyler"},{"family":"Rao","given":"Bhalchandra S."},{"family":"Parker","given":"Roy"}],"issued":{"date-parts":[["2019",12,1]]}}}],"schema":"https://github.com/citation-style-language/schema/raw/master/csl-citation.json"} </w:instrText>
-      </w:r>
-      <w:r>
-        <w:rPr>
-          <w:rFonts w:ascii="Arial" w:hAnsi="Arial" w:cs="Arial"/>
-          <w:sz w:val="20"/>
-          <w:szCs w:val="20"/>
-        </w:rPr>
-        <w:fldChar w:fldCharType="separate"/>
-      </w:r>
-      <w:r>
-        <w:rPr>
-          <w:rFonts w:ascii="Arial" w:eastAsiaTheme="minorHAnsi" w:hAnsi="Arial" w:cs="Arial"/>
-          <w:kern w:val="0"/>
-          <w:sz w:val="20"/>
-          <w:szCs w:val="24"/>
-          <w:vertAlign w:val="superscript"/>
-          <w:lang w:val="en-GB"/>
-        </w:rPr>
-        <w:t>37</w:t>
-      </w:r>
-      <w:r>
-        <w:rPr>
-          <w:rFonts w:ascii="Arial" w:hAnsi="Arial" w:cs="Arial"/>
-          <w:sz w:val="20"/>
-          <w:szCs w:val="20"/>
-        </w:rPr>
-        <w:fldChar w:fldCharType="end"/>
-      </w:r>
-      <w:r>
-        <w:rPr>
-          <w:rFonts w:ascii="Arial" w:hAnsi="Arial" w:cs="Arial"/>
-          <w:sz w:val="20"/>
-          <w:szCs w:val="20"/>
-        </w:rPr>
-        <w:t>, compared to WCs (X-Axis). (E) Scatter plot of t-statistics of DGEA in SGs purified by DC</w:t>
-      </w:r>
-      <w:r>
-        <w:rPr>
-          <w:rFonts w:ascii="Arial" w:hAnsi="Arial" w:cs="Arial"/>
-          <w:sz w:val="20"/>
-          <w:szCs w:val="20"/>
-        </w:rPr>
-        <w:fldChar w:fldCharType="begin"/>
-      </w:r>
-      <w:r>
-        <w:rPr>
-          <w:rFonts w:ascii="Arial" w:hAnsi="Arial" w:cs="Arial"/>
-          <w:sz w:val="20"/>
-          <w:szCs w:val="20"/>
-        </w:rPr>
-        <w:instrText xml:space="preserve"> ADDIN ZOTERO_ITEM CSL_CITATION {"citationID":"Tv4B4706","properties":{"formattedCitation":"\\super 29\\nosupersub{}","plainCitation":"29","noteIndex":0},"citationItems":[{"id":"0qTPcJe2/ICOMNlhS","uris":["http://zotero.org/users/local/1p9EH8ax/items/WPA4SC2G"],"itemData":{"id":"3kMMCi5j/pWyCLjdf","type":"article-journal","container-title":"Molecular Cell","DOI":"10.1016/j.molcel.2017.10.015","ISSN":"10972765","issue":"4","journalAbbreviation":"Molecular Cell","language":"en","page":"808-820.e5","source":"DOI.org (Crossref)","title":"The Stress Granule Transcriptome Reveals Principles of mRNA Accumulation in Stress Granules","volume":"68","author":[{"family":"Khong","given":"Anthony"},{"family":"Matheny","given":"Tyler"},{"family":"Jain","given":"Saumya"},{"family":"Mitchell","given":"Sarah F."},{"family":"Wheeler","given":"Joshua R."},{"family":"Parker","given":"Roy"}],"issued":{"date-parts":[["2017",11]]}}}],"schema":"https://github.com/citation-style-language/schema/raw/master/csl-citation.json"} </w:instrText>
-      </w:r>
-      <w:r>
-        <w:rPr>
-          <w:rFonts w:ascii="Arial" w:hAnsi="Arial" w:cs="Arial"/>
-          <w:sz w:val="20"/>
-          <w:szCs w:val="20"/>
-        </w:rPr>
-        <w:fldChar w:fldCharType="separate"/>
-      </w:r>
-      <w:r>
-        <w:rPr>
-          <w:rFonts w:ascii="Arial" w:hAnsi="Arial" w:cs="Arial"/>
-          <w:kern w:val="0"/>
-          <w:sz w:val="20"/>
-          <w:szCs w:val="20"/>
-          <w:vertAlign w:val="superscript"/>
-        </w:rPr>
-        <w:t>29</w:t>
-      </w:r>
-      <w:r>
-        <w:rPr>
-          <w:rFonts w:ascii="Arial" w:hAnsi="Arial" w:cs="Arial"/>
-          <w:sz w:val="20"/>
-          <w:szCs w:val="20"/>
-        </w:rPr>
-        <w:fldChar w:fldCharType="end"/>
-      </w:r>
-      <w:r>
-        <w:rPr>
-          <w:rFonts w:ascii="Arial" w:hAnsi="Arial" w:cs="Arial"/>
-          <w:sz w:val="20"/>
-          <w:szCs w:val="20"/>
-        </w:rPr>
-        <w:t xml:space="preserve"> (Y-Axis) and by FAPS/FANCI</w:t>
-      </w:r>
-      <w:r>
-        <w:rPr>
-          <w:rFonts w:ascii="Arial" w:hAnsi="Arial" w:cs="Arial"/>
-          <w:sz w:val="20"/>
-          <w:szCs w:val="20"/>
-        </w:rPr>
-        <w:fldChar w:fldCharType="begin"/>
-      </w:r>
-      <w:r>
-        <w:rPr>
-          <w:rFonts w:ascii="Arial" w:hAnsi="Arial" w:cs="Arial"/>
-          <w:sz w:val="20"/>
-          <w:szCs w:val="20"/>
-        </w:rPr>
-        <w:instrText xml:space="preserve"> ADDIN ZOTERO_ITEM CSL_CITATION {"citationID":"bsXZr8ME","properties":{"formattedCitation":"\\super 44\\nosupersub{}","plainCitation":"44","noteIndex":0},"citationItems":[{"id":"0qTPcJe2/Ewl7pojp","uris":["http://zotero.org/users/local/q86rvdj2/items/8CTYDC6C"],"itemData":{"id":31,"type":"article-journal","container-title":"Cell","DOI":"10.1016/j.cell.2024.02.028","ISSN":"00928674","issue":"7","journalAbbreviation":"Cell","language":"en","page":"1701-1718.e28","source":"DOI.org (Crossref)","title":"RNA damage compartmentalization by DHX9 stress granules","volume":"187","author":[{"family":"Zhou","given":"Yilong"},{"family":"Panhale","given":"Amol"},{"family":"Shvedunova","given":"Maria"},{"family":"Balan","given":"Mirela"},{"family":"Gomez-Auli","given":"Alejandro"},{"family":"Holz","given":"Herbert"},{"family":"Seyfferth","given":"Janine"},{"family":"Helmstädter","given":"Martin"},{"family":"Kayser","given":"Séverine"},{"family":"Zhao","given":"Yuling"},{"family":"Erdogdu","given":"Niyazi Umut"},{"family":"Grzadzielewska","given":"Iga"},{"family":"Mittler","given":"Gerhard"},{"family":"Manke","given":"Thomas"},{"family":"Akhtar","given":"Asifa"}],"issued":{"date-parts":[["2024",3]]}}}],"schema":"https://github.com/citation-style-language/schema/raw/master/csl-citation.json"} </w:instrText>
-      </w:r>
-      <w:r>
-        <w:rPr>
-          <w:rFonts w:ascii="Arial" w:hAnsi="Arial" w:cs="Arial"/>
-          <w:sz w:val="20"/>
-          <w:szCs w:val="20"/>
-        </w:rPr>
-        <w:fldChar w:fldCharType="separate"/>
-      </w:r>
-      <w:r>
-        <w:rPr>
-          <w:rFonts w:ascii="Arial" w:eastAsiaTheme="minorHAnsi" w:hAnsi="Arial" w:cs="Arial"/>
-          <w:kern w:val="0"/>
-          <w:sz w:val="20"/>
-          <w:szCs w:val="24"/>
-          <w:vertAlign w:val="superscript"/>
-          <w:lang w:val="en-GB"/>
-        </w:rPr>
-        <w:t>44</w:t>
-      </w:r>
-      <w:r>
-        <w:rPr>
-          <w:rFonts w:ascii="Arial" w:hAnsi="Arial" w:cs="Arial"/>
-          <w:sz w:val="20"/>
-          <w:szCs w:val="20"/>
-        </w:rPr>
-        <w:fldChar w:fldCharType="end"/>
-      </w:r>
-      <w:r>
-        <w:rPr>
-          <w:rFonts w:ascii="Arial" w:hAnsi="Arial" w:cs="Arial"/>
-          <w:sz w:val="20"/>
-          <w:szCs w:val="20"/>
-        </w:rPr>
-        <w:t xml:space="preserve"> (X-Axis), comparing to WCs, after batch correction for cell type and stress. (F) Scatter plot of t-statistics of DGEA in SG (Y-Axis) and PB (X-Axis) purified by FAPS/FANCI</w:t>
-      </w:r>
-      <w:r>
-        <w:rPr>
-          <w:rFonts w:ascii="Arial" w:hAnsi="Arial" w:cs="Arial"/>
-          <w:sz w:val="20"/>
-          <w:szCs w:val="20"/>
-        </w:rPr>
-        <w:fldChar w:fldCharType="begin"/>
-      </w:r>
-      <w:r>
-        <w:rPr>
-          <w:rFonts w:ascii="Arial" w:hAnsi="Arial" w:cs="Arial"/>
-          <w:sz w:val="20"/>
-          <w:szCs w:val="20"/>
-        </w:rPr>
-        <w:instrText xml:space="preserve"> ADDIN ZOTERO_ITEM CSL_CITATION {"citationID":"Kpoa2zvv","properties":{"formattedCitation":"\\super 43,44\\nosupersub{}","plainCitation":"43,44","noteIndex":0},"citationItems":[{"id":"0qTPcJe2/a0aGbjmL","uris":["http://zotero.org/users/local/q86rvdj2/items/KSJHQXQ8"],"itemData":{"id":1,"type":"article-journal","abstract":"Post-transcriptional mechanisms are fundamental safeguards of progenitor cell identity and are often dysregulated in cancer. Here, we identified regulators of P-bodies as crucial vulnerabilities in acute myeloid leukaemia (AML) through genome-wide CRISPR screens in normal and malignant haematopoietic progenitors. We found that leukaemia cells harbour aberrantly elevated numbers of P-bodies and show that P-body assembly is crucial for initiation and maintenance of AML. Notably, P-body loss had little effect upon homoeostatic haematopoiesis but impacted regenerative haematopoiesis. Molecular characterization of P-bodies purified from human AML cells unveiled their critical role in sequestering messenger RNAs encoding potent tumour suppressors from the translational machinery. P-body dissolution promoted translation of these mRNAs, which in turn rewired gene expression and chromatin architecture in leukaemia cells. Collectively, our findings highlight the contrasting and unique roles of RNA sequestration in P-bodies during tissue homoeostasis and oncogenesis. These insights open potential avenues for understanding myeloid leukaemia and future therapeutic interventions.","container-title":"Nature Cell Biology","DOI":"10.1038/s41556-024-01489-6","ISSN":"1476-4679","issue":"10","journalAbbreviation":"Nat Cell Biol","language":"eng","note":"PMID: 39169219","page":"1745-1758","source":"PubMed","title":"RNA sequestration in P-bodies sustains myeloid leukaemia","volume":"26","author":[{"family":"Kodali","given":"Srikanth"},{"family":"Proietti","given":"Ludovica"},{"family":"Valcarcel","given":"Gemma"},{"family":"López-Rubio","given":"Anna V."},{"family":"Pessina","given":"Patrizia"},{"family":"Eder","given":"Thomas"},{"family":"Shi","given":"Junchao"},{"family":"Jen","given":"Annie"},{"family":"Lupión-Garcia","given":"Núria"},{"family":"Starner","given":"Anne C."},{"family":"Bartels","given":"Mason D."},{"family":"Cui","given":"Yingzhi"},{"family":"Sands","given":"Caroline M."},{"family":"Planas-Riverola","given":"Ainoa"},{"family":"Martínez","given":"Alba"},{"family":"Velasco-Hernandez","given":"Talia"},{"family":"Tomás-Daza","given":"Laureano"},{"family":"Alber","given":"Bernhard"},{"family":"Manhart","given":"Gabriele"},{"family":"Mayer","given":"Isabella Maria"},{"family":"Kollmann","given":"Karoline"},{"family":"Fatica","given":"Alessandro"},{"family":"Menendez","given":"Pablo"},{"family":"Shishkova","given":"Evgenia"},{"family":"Rau","given":"Rachel E."},{"family":"Javierre","given":"Biola M."},{"family":"Coon","given":"Joshua"},{"family":"Chen","given":"Qi"},{"family":"Van Nostrand","given":"Eric L."},{"family":"Sardina","given":"Jose L."},{"family":"Grebien","given":"Florian"},{"family":"Di Stefano","given":"Bruno"}],"issued":{"date-parts":[["2024",10]]}}},{"id":"0qTPcJe2/Ewl7pojp","uris":["http://zotero.org/users/local/q86rvdj2/items/8CTYDC6C"],"itemData":{"id":31,"type":"article-journal","container-title":"Cell","DOI":"10.1016/j.cell.2024.02.028","ISSN":"00928674","issue":"7","journalAbbreviation":"Cell","language":"en","page":"1701-1718.e28","source":"DOI.org (Crossref)","title":"RNA damage compartmentalization by DHX9 stress granules","volume":"187","author":[{"family":"Zhou","given":"Yilong"},{"family":"Panhale","given":"Amol"},{"family":"Shvedunova","given":"Maria"},{"family":"Balan","given":"Mirela"},{"family":"Gomez-Auli","given":"Alejandro"},{"family":"Holz","given":"Herbert"},{"family":"Seyfferth","given":"Janine"},{"family":"Helmstädter","given":"Martin"},{"family":"Kayser","given":"Séverine"},{"family":"Zhao","given":"Yuling"},{"family":"Erdogdu","given":"Niyazi Umut"},{"family":"Grzadzielewska","given":"Iga"},{"family":"Mittler","given":"Gerhard"},{"family":"Manke","given":"Thomas"},{"family":"Akhtar","given":"Asifa"}],"issued":{"date-parts":[["2024",3]]}}}],"schema":"https://github.com/citation-style-language/schema/raw/master/csl-citation.json"} </w:instrText>
-      </w:r>
-      <w:r>
-        <w:rPr>
-          <w:rFonts w:ascii="Arial" w:hAnsi="Arial" w:cs="Arial"/>
-          <w:sz w:val="20"/>
-          <w:szCs w:val="20"/>
-        </w:rPr>
-        <w:fldChar w:fldCharType="separate"/>
-      </w:r>
-      <w:r>
-        <w:rPr>
-          <w:rFonts w:ascii="Arial" w:eastAsiaTheme="minorHAnsi" w:hAnsi="Arial" w:cs="Arial"/>
-          <w:kern w:val="0"/>
-          <w:sz w:val="20"/>
-          <w:szCs w:val="24"/>
-          <w:vertAlign w:val="superscript"/>
-          <w:lang w:val="en-GB"/>
-        </w:rPr>
-        <w:t>43,44</w:t>
-      </w:r>
-      <w:r>
-        <w:rPr>
-          <w:rFonts w:ascii="Arial" w:hAnsi="Arial" w:cs="Arial"/>
-          <w:sz w:val="20"/>
-          <w:szCs w:val="20"/>
-        </w:rPr>
-        <w:fldChar w:fldCharType="end"/>
-      </w:r>
-      <w:r>
-        <w:rPr>
-          <w:rFonts w:ascii="Arial" w:hAnsi="Arial" w:cs="Arial"/>
-          <w:sz w:val="20"/>
-          <w:szCs w:val="20"/>
-        </w:rPr>
-        <w:t xml:space="preserve"> comparing to WCs, after batch correction for stress; In all panels, genes as circles colored by RNA length (</w:t>
-      </w:r>
-      <w:proofErr w:type="spellStart"/>
-      <w:r>
-        <w:rPr>
-          <w:rFonts w:ascii="Arial" w:hAnsi="Arial" w:cs="Arial"/>
-          <w:sz w:val="20"/>
-          <w:szCs w:val="20"/>
-        </w:rPr>
-        <w:t>nt</w:t>
-      </w:r>
-      <w:proofErr w:type="spellEnd"/>
-      <w:r>
-        <w:rPr>
-          <w:rFonts w:ascii="Arial" w:hAnsi="Arial" w:cs="Arial"/>
-          <w:sz w:val="20"/>
-          <w:szCs w:val="20"/>
-        </w:rPr>
-        <w:t>); density contour lines in dark red, Spearman’s correlation coefficient ρ and associated test’s p-value on top left corner. The dashed line corresponds to the least-squares linear regression fit between the two variables.</w:t>
+        <w:t>.</w:t>
+      </w:r>
+    </w:p>
+    <w:p>
+      <w:pPr>
+        <w:jc w:val="both"/>
+        <w:rPr>
+          <w:rFonts w:ascii="Arial" w:hAnsi="Arial" w:cs="Arial"/>
+          <w:sz w:val="20"/>
+          <w:szCs w:val="20"/>
+        </w:rPr>
+      </w:pPr>
+      <w:r>
+        <w:rPr>
+          <w:rFonts w:ascii="Arial" w:hAnsi="Arial" w:cs="Arial"/>
+          <w:noProof/>
+          <w:sz w:val="20"/>
+          <w:szCs w:val="20"/>
+        </w:rPr>
+        <w:lastRenderedPageBreak/>
+        <w:drawing>
+          <wp:inline distT="0" distB="0" distL="0" distR="0" wp14:anchorId="6F013FBD" wp14:editId="7FA422FC">
+            <wp:extent cx="5731510" cy="8268335"/>
+            <wp:effectExtent l="0" t="0" r="0" b="0"/>
+            <wp:docPr id="270570309" name="Picture 3"/>
+            <wp:cNvGraphicFramePr>
+              <a:graphicFrameLocks xmlns:a="http://schemas.openxmlformats.org/drawingml/2006/main" noChangeAspect="1"/>
+            </wp:cNvGraphicFramePr>
+            <a:graphic xmlns:a="http://schemas.openxmlformats.org/drawingml/2006/main">
+              <a:graphicData uri="http://schemas.openxmlformats.org/drawingml/2006/picture">
+                <pic:pic xmlns:pic="http://schemas.openxmlformats.org/drawingml/2006/picture">
+                  <pic:nvPicPr>
+                    <pic:cNvPr id="270570309" name="Picture 270570309"/>
+                    <pic:cNvPicPr/>
+                  </pic:nvPicPr>
+                  <pic:blipFill>
+                    <a:blip r:embed="rId17" cstate="print">
+                      <a:extLst>
+                        <a:ext uri="{28A0092B-C50C-407E-A947-70E740481C1C}">
+                          <a14:useLocalDpi xmlns:a14="http://schemas.microsoft.com/office/drawing/2010/main" val="0"/>
+                        </a:ext>
+                      </a:extLst>
+                    </a:blip>
+                    <a:stretch>
+                      <a:fillRect/>
+                    </a:stretch>
+                  </pic:blipFill>
+                  <pic:spPr>
+                    <a:xfrm>
+                      <a:off x="0" y="0"/>
+                      <a:ext cx="5731510" cy="8268335"/>
+                    </a:xfrm>
+                    <a:prstGeom prst="rect">
+                      <a:avLst/>
+                    </a:prstGeom>
+                  </pic:spPr>
+                </pic:pic>
+              </a:graphicData>
+            </a:graphic>
+          </wp:inline>
+        </w:drawing>
+      </w:r>
+    </w:p>
+    <w:p>
+      <w:pPr>
+        <w:jc w:val="both"/>
+        <w:rPr>
+          <w:rFonts w:ascii="Arial" w:hAnsi="Arial" w:cs="Arial"/>
+          <w:sz w:val="20"/>
+          <w:szCs w:val="20"/>
+        </w:rPr>
+      </w:pPr>
+      <w:r>
+        <w:rPr>
+          <w:rFonts w:ascii="Arial" w:hAnsi="Arial" w:cs="Arial"/>
+          <w:b/>
+          <w:bCs/>
+          <w:sz w:val="20"/>
+          <w:szCs w:val="20"/>
+        </w:rPr>
+        <w:t xml:space="preserve">Supplementary Figure 8. </w:t>
+      </w:r>
+      <w:r>
+        <w:rPr>
+          <w:rFonts w:ascii="Arial" w:hAnsi="Arial" w:cs="Arial"/>
+          <w:b/>
+          <w:bCs/>
+          <w:sz w:val="20"/>
+          <w:szCs w:val="20"/>
+        </w:rPr>
+        <w:t>Mitochondrial RNA Enrichment Across SG Transcriptomes.</w:t>
+      </w:r>
+      <w:r>
+        <w:rPr>
+          <w:rFonts w:ascii="Arial" w:hAnsi="Arial" w:cs="Arial"/>
+          <w:sz w:val="20"/>
+          <w:szCs w:val="20"/>
+        </w:rPr>
+        <w:t xml:space="preserve"> (A) (Left) NES from GSEA using Hallmark gene sets, based on genes ranked by t-statistic from differential gene expression between corrected/controlled SGs and WCs across multiple studies. (Right) Paired half-</w:t>
+      </w:r>
+      <w:r>
+        <w:rPr>
+          <w:rFonts w:ascii="Arial" w:hAnsi="Arial" w:cs="Arial"/>
+          <w:sz w:val="20"/>
+          <w:szCs w:val="20"/>
+        </w:rPr>
+        <w:lastRenderedPageBreak/>
+        <w:t>violin plots showing the distribution of NES values obtained from GSEA using 1000 size-matched random gene sets (violins), for mitochondrially encoded (darker shades) or nuclear-encoded mitochondrially locali</w:t>
+      </w:r>
+      <w:r>
+        <w:rPr>
+          <w:rFonts w:ascii="Arial" w:hAnsi="Arial" w:cs="Arial"/>
+          <w:sz w:val="20"/>
+          <w:szCs w:val="20"/>
+        </w:rPr>
+        <w:t>z</w:t>
+      </w:r>
+      <w:r>
+        <w:rPr>
+          <w:rFonts w:ascii="Arial" w:hAnsi="Arial" w:cs="Arial"/>
+          <w:sz w:val="20"/>
+          <w:szCs w:val="20"/>
+        </w:rPr>
+        <w:t xml:space="preserve">ed genes (lighter shades), across the transcriptomic profiles of corrected/controlled SGs from different studies. The observed NES for each gene set is shown as a large dot; filled dots indicate empirical FPR &lt; 0.05. Numbers adjacent to each dot indicate the percentile of the observed NES within the corresponding null distribution. Color of each violin indicates SG purification method, as indicated above the image. (B) Average t-statistic enrichment plotted against variance across SG-isolated datasets; transcripts as circles, colored green if mitochondrial encoded, blue if </w:t>
+      </w:r>
+      <w:r>
+        <w:rPr>
+          <w:rFonts w:ascii="Arial" w:hAnsi="Arial" w:cs="Arial"/>
+          <w:sz w:val="20"/>
+          <w:szCs w:val="20"/>
+        </w:rPr>
+        <w:t>“</w:t>
+      </w:r>
+      <w:r>
+        <w:rPr>
+          <w:rFonts w:ascii="Arial" w:hAnsi="Arial" w:cs="Arial"/>
+          <w:sz w:val="20"/>
+          <w:szCs w:val="20"/>
+        </w:rPr>
+        <w:t xml:space="preserve">strongly depleted" (Variance &lt; 150 and Average Enrichment &lt; -9), and red if </w:t>
+      </w:r>
+      <w:r>
+        <w:rPr>
+          <w:rFonts w:ascii="Arial" w:hAnsi="Arial" w:cs="Arial"/>
+          <w:sz w:val="20"/>
+          <w:szCs w:val="20"/>
+        </w:rPr>
+        <w:t>“</w:t>
+      </w:r>
+      <w:r>
+        <w:rPr>
+          <w:rFonts w:ascii="Arial" w:hAnsi="Arial" w:cs="Arial"/>
+          <w:sz w:val="20"/>
+          <w:szCs w:val="20"/>
+        </w:rPr>
+        <w:t>`strongly enriched" (Variance &lt; 150 and Average Enrichment &gt; 7.5) (</w:t>
+      </w:r>
+      <w:r>
+        <w:rPr>
+          <w:rFonts w:ascii="Arial" w:hAnsi="Arial" w:cs="Arial"/>
+          <w:sz w:val="20"/>
+          <w:szCs w:val="20"/>
+        </w:rPr>
+        <w:t>C</w:t>
+      </w:r>
+      <w:r>
+        <w:rPr>
+          <w:rFonts w:ascii="Arial" w:hAnsi="Arial" w:cs="Arial"/>
+          <w:sz w:val="20"/>
+          <w:szCs w:val="20"/>
+        </w:rPr>
+        <w:t>) GSEA NES of Hallmark gene sets ranked by the average t-statistic from the same datasets; only gene sets with adjusted p-value &lt;0.05 and empirical FPR &lt; 0.05 based on 100 random gene sets of matched size are shown.</w:t>
       </w:r>
     </w:p>
     <w:sectPr>
@@ -4146,7 +5114,7 @@
       </w:pPr>
       <w:r>
         <w:rPr>
-          <w:rStyle w:val="Refdecomentrio"/>
+          <w:rStyle w:val="CommentReference"/>
         </w:rPr>
         <w:annotationRef/>
       </w:r>
@@ -4163,7 +5131,7 @@
   <w:comment w:id="1" w:author="Alexandre Miguel Kaizeler Guedes da Silva Afonso" w:date="2025-09-01T12:45:00Z" w:initials="AA">
     <w:p>
       <w:pPr>
-        <w:pStyle w:val="Textodecomentrio"/>
+        <w:pStyle w:val="CommentText"/>
         <w:numPr>
           <w:ilvl w:val="0"/>
           <w:numId w:val="1"/>
@@ -4172,7 +5140,7 @@
       </w:pPr>
       <w:r>
         <w:rPr>
-          <w:rStyle w:val="Refdecomentrio"/>
+          <w:rStyle w:val="CommentReference"/>
         </w:rPr>
         <w:annotationRef/>
       </w:r>
@@ -4180,265 +5148,15 @@
         <w:rPr>
           <w:lang w:val="pt-PT"/>
         </w:rPr>
-        <w:t xml:space="preserve">Na </w:t>
-      </w:r>
-      <w:proofErr w:type="gramStart"/>
-      <w:r>
-        <w:rPr>
-          <w:lang w:val="pt-PT"/>
-        </w:rPr>
-        <w:t>pagina</w:t>
-      </w:r>
-      <w:proofErr w:type="gramEnd"/>
-      <w:r>
-        <w:rPr>
-          <w:lang w:val="pt-PT"/>
-        </w:rPr>
-        <w:t xml:space="preserve"> da </w:t>
-      </w:r>
-      <w:proofErr w:type="spellStart"/>
-      <w:r>
-        <w:rPr>
-          <w:lang w:val="pt-PT"/>
-        </w:rPr>
-        <w:t>cell</w:t>
-      </w:r>
-      <w:proofErr w:type="spellEnd"/>
-      <w:r>
-        <w:rPr>
-          <w:lang w:val="pt-PT"/>
-        </w:rPr>
-        <w:t xml:space="preserve"> obrigam o </w:t>
-      </w:r>
-      <w:proofErr w:type="gramStart"/>
-      <w:r>
-        <w:rPr>
-          <w:lang w:val="pt-PT"/>
-        </w:rPr>
-        <w:t>ultimo</w:t>
-      </w:r>
-      <w:proofErr w:type="gramEnd"/>
-      <w:r>
-        <w:rPr>
-          <w:lang w:val="pt-PT"/>
-        </w:rPr>
-        <w:t xml:space="preserve"> autor a ser correspondente, mas também têm esta observação “</w:t>
-      </w:r>
-      <w:proofErr w:type="spellStart"/>
+        <w:t>Na pagina da cell obrigam o ultimo autor a ser correspondente, mas também têm esta observação “</w:t>
+      </w:r>
       <w:r>
         <w:rPr>
           <w:color w:val="333F48"/>
           <w:highlight w:val="white"/>
           <w:lang w:val="pt-PT"/>
         </w:rPr>
-        <w:t>All</w:t>
-      </w:r>
-      <w:proofErr w:type="spellEnd"/>
-      <w:r>
-        <w:rPr>
-          <w:color w:val="333F48"/>
-          <w:highlight w:val="white"/>
-          <w:lang w:val="pt-PT"/>
-        </w:rPr>
-        <w:t xml:space="preserve"> </w:t>
-      </w:r>
-      <w:proofErr w:type="spellStart"/>
-      <w:r>
-        <w:rPr>
-          <w:color w:val="333F48"/>
-          <w:highlight w:val="white"/>
-          <w:lang w:val="pt-PT"/>
-        </w:rPr>
-        <w:t>corresponding</w:t>
-      </w:r>
-      <w:proofErr w:type="spellEnd"/>
-      <w:r>
-        <w:rPr>
-          <w:color w:val="333F48"/>
-          <w:highlight w:val="white"/>
-          <w:lang w:val="pt-PT"/>
-        </w:rPr>
-        <w:t xml:space="preserve"> </w:t>
-      </w:r>
-      <w:proofErr w:type="spellStart"/>
-      <w:r>
-        <w:rPr>
-          <w:color w:val="333F48"/>
-          <w:highlight w:val="white"/>
-          <w:lang w:val="pt-PT"/>
-        </w:rPr>
-        <w:t>authors</w:t>
-      </w:r>
-      <w:proofErr w:type="spellEnd"/>
-      <w:r>
-        <w:rPr>
-          <w:color w:val="333F48"/>
-          <w:highlight w:val="white"/>
-          <w:lang w:val="pt-PT"/>
-        </w:rPr>
-        <w:t xml:space="preserve"> </w:t>
-      </w:r>
-      <w:proofErr w:type="spellStart"/>
-      <w:r>
-        <w:rPr>
-          <w:color w:val="333F48"/>
-          <w:highlight w:val="white"/>
-          <w:lang w:val="pt-PT"/>
-        </w:rPr>
-        <w:t>should</w:t>
-      </w:r>
-      <w:proofErr w:type="spellEnd"/>
-      <w:r>
-        <w:rPr>
-          <w:color w:val="333F48"/>
-          <w:highlight w:val="white"/>
-          <w:lang w:val="pt-PT"/>
-        </w:rPr>
-        <w:t xml:space="preserve"> </w:t>
-      </w:r>
-      <w:proofErr w:type="spellStart"/>
-      <w:r>
-        <w:rPr>
-          <w:color w:val="333F48"/>
-          <w:highlight w:val="white"/>
-          <w:lang w:val="pt-PT"/>
-        </w:rPr>
-        <w:t>be</w:t>
-      </w:r>
-      <w:proofErr w:type="spellEnd"/>
-      <w:r>
-        <w:rPr>
-          <w:color w:val="333F48"/>
-          <w:highlight w:val="white"/>
-          <w:lang w:val="pt-PT"/>
-        </w:rPr>
-        <w:t xml:space="preserve"> </w:t>
-      </w:r>
-      <w:proofErr w:type="spellStart"/>
-      <w:r>
-        <w:rPr>
-          <w:color w:val="333F48"/>
-          <w:highlight w:val="white"/>
-          <w:lang w:val="pt-PT"/>
-        </w:rPr>
-        <w:t>indicated</w:t>
-      </w:r>
-      <w:proofErr w:type="spellEnd"/>
-      <w:r>
-        <w:rPr>
-          <w:color w:val="333F48"/>
-          <w:highlight w:val="white"/>
-          <w:lang w:val="pt-PT"/>
-        </w:rPr>
-        <w:t xml:space="preserve"> </w:t>
-      </w:r>
-      <w:proofErr w:type="spellStart"/>
-      <w:r>
-        <w:rPr>
-          <w:color w:val="333F48"/>
-          <w:highlight w:val="white"/>
-          <w:lang w:val="pt-PT"/>
-        </w:rPr>
-        <w:t>with</w:t>
-      </w:r>
-      <w:proofErr w:type="spellEnd"/>
-      <w:r>
-        <w:rPr>
-          <w:color w:val="333F48"/>
-          <w:highlight w:val="white"/>
-          <w:lang w:val="pt-PT"/>
-        </w:rPr>
-        <w:t xml:space="preserve"> </w:t>
-      </w:r>
-      <w:proofErr w:type="spellStart"/>
-      <w:r>
-        <w:rPr>
-          <w:color w:val="333F48"/>
-          <w:highlight w:val="white"/>
-          <w:lang w:val="pt-PT"/>
-        </w:rPr>
-        <w:t>an</w:t>
-      </w:r>
-      <w:proofErr w:type="spellEnd"/>
-      <w:r>
-        <w:rPr>
-          <w:color w:val="333F48"/>
-          <w:highlight w:val="white"/>
-          <w:lang w:val="pt-PT"/>
-        </w:rPr>
-        <w:t xml:space="preserve"> </w:t>
-      </w:r>
-      <w:proofErr w:type="spellStart"/>
-      <w:r>
-        <w:rPr>
-          <w:color w:val="333F48"/>
-          <w:highlight w:val="white"/>
-          <w:lang w:val="pt-PT"/>
-        </w:rPr>
-        <w:t>asterisk</w:t>
-      </w:r>
-      <w:proofErr w:type="spellEnd"/>
-      <w:r>
-        <w:rPr>
-          <w:color w:val="333F48"/>
-          <w:highlight w:val="white"/>
-          <w:lang w:val="pt-PT"/>
-        </w:rPr>
-        <w:t xml:space="preserve"> (*) in </w:t>
-      </w:r>
-      <w:proofErr w:type="spellStart"/>
-      <w:r>
-        <w:rPr>
-          <w:color w:val="333F48"/>
-          <w:highlight w:val="white"/>
-          <w:lang w:val="pt-PT"/>
-        </w:rPr>
-        <w:t>the</w:t>
-      </w:r>
-      <w:proofErr w:type="spellEnd"/>
-      <w:r>
-        <w:rPr>
-          <w:color w:val="333F48"/>
-          <w:highlight w:val="white"/>
-          <w:lang w:val="pt-PT"/>
-        </w:rPr>
-        <w:t xml:space="preserve"> </w:t>
-      </w:r>
-      <w:proofErr w:type="spellStart"/>
-      <w:r>
-        <w:rPr>
-          <w:color w:val="333F48"/>
-          <w:highlight w:val="white"/>
-          <w:lang w:val="pt-PT"/>
-        </w:rPr>
-        <w:t>author</w:t>
-      </w:r>
-      <w:proofErr w:type="spellEnd"/>
-      <w:r>
-        <w:rPr>
-          <w:color w:val="333F48"/>
-          <w:highlight w:val="white"/>
-          <w:lang w:val="pt-PT"/>
-        </w:rPr>
-        <w:t xml:space="preserve"> </w:t>
-      </w:r>
-      <w:proofErr w:type="spellStart"/>
-      <w:r>
-        <w:rPr>
-          <w:color w:val="333F48"/>
-          <w:highlight w:val="white"/>
-          <w:lang w:val="pt-PT"/>
-        </w:rPr>
-        <w:t>list</w:t>
-      </w:r>
-      <w:proofErr w:type="spellEnd"/>
-      <w:r>
-        <w:rPr>
-          <w:color w:val="333F48"/>
-          <w:highlight w:val="white"/>
-          <w:lang w:val="pt-PT"/>
-        </w:rPr>
-        <w:t xml:space="preserve">. </w:t>
+        <w:t xml:space="preserve">All corresponding authors should be indicated with an asterisk (*) in the author list. </w:t>
       </w:r>
       <w:r>
         <w:rPr>
@@ -4450,7 +5168,7 @@
     </w:p>
     <w:p>
       <w:pPr>
-        <w:pStyle w:val="Textodecomentrio"/>
+        <w:pStyle w:val="CommentText"/>
         <w:rPr>
           <w:lang w:val="pt-PT"/>
         </w:rPr>
@@ -4466,14 +5184,14 @@
   <w:comment w:id="2" w:author="Alexandre Miguel Kaizeler Guedes da Silva Afonso" w:date="2025-09-02T11:35:00Z" w:initials="AA">
     <w:p>
       <w:pPr>
-        <w:pStyle w:val="Textodecomentrio"/>
+        <w:pStyle w:val="CommentText"/>
         <w:rPr>
           <w:lang w:val="pt-PT"/>
         </w:rPr>
       </w:pPr>
       <w:r>
         <w:rPr>
-          <w:rStyle w:val="Refdecomentrio"/>
+          <w:rStyle w:val="CommentReference"/>
         </w:rPr>
         <w:annotationRef/>
       </w:r>
@@ -4481,160 +5199,15 @@
         <w:rPr>
           <w:lang w:val="pt-PT"/>
         </w:rPr>
-        <w:t xml:space="preserve">Continuo </w:t>
-      </w:r>
-      <w:proofErr w:type="spellStart"/>
-      <w:r>
-        <w:rPr>
-          <w:lang w:val="pt-PT"/>
-        </w:rPr>
-        <w:t>unsure</w:t>
-      </w:r>
-      <w:proofErr w:type="spellEnd"/>
-      <w:r>
-        <w:rPr>
-          <w:lang w:val="pt-PT"/>
-        </w:rPr>
-        <w:t xml:space="preserve"> da </w:t>
-      </w:r>
-      <w:proofErr w:type="spellStart"/>
-      <w:r>
-        <w:rPr>
-          <w:lang w:val="pt-PT"/>
-        </w:rPr>
-        <w:t>importãncia</w:t>
-      </w:r>
-      <w:proofErr w:type="spellEnd"/>
-      <w:r>
-        <w:rPr>
-          <w:lang w:val="pt-PT"/>
-        </w:rPr>
-        <w:t xml:space="preserve"> desta secção. Acho que </w:t>
-      </w:r>
-      <w:proofErr w:type="spellStart"/>
-      <w:r>
-        <w:rPr>
-          <w:lang w:val="pt-PT"/>
-        </w:rPr>
-        <w:t>podiamos</w:t>
-      </w:r>
-      <w:proofErr w:type="spellEnd"/>
-      <w:r>
-        <w:rPr>
-          <w:lang w:val="pt-PT"/>
-        </w:rPr>
-        <w:t xml:space="preserve"> colocar como </w:t>
-      </w:r>
-      <w:proofErr w:type="spellStart"/>
-      <w:r>
-        <w:rPr>
-          <w:lang w:val="pt-PT"/>
-        </w:rPr>
-        <w:t>supplementary</w:t>
-      </w:r>
-      <w:proofErr w:type="spellEnd"/>
-      <w:r>
-        <w:rPr>
-          <w:lang w:val="pt-PT"/>
-        </w:rPr>
-        <w:t xml:space="preserve"> data e deixar apenas uma frase do tipo “</w:t>
+        <w:t>Continuo unsure da importãncia desta secção. Acho que podiamos colocar como supplementary data e deixar apenas uma frase do tipo “</w:t>
       </w:r>
       <w:r>
         <w:rPr>
           <w:color w:val="D1D2D3"/>
           <w:lang w:val="pt-PT"/>
         </w:rPr>
-        <w:t xml:space="preserve">Colocámos a hipótese de o enriquecimento em </w:t>
-      </w:r>
-      <w:proofErr w:type="spellStart"/>
-      <w:r>
-        <w:rPr>
-          <w:color w:val="D1D2D3"/>
-          <w:lang w:val="pt-PT"/>
-        </w:rPr>
-        <w:t>longer</w:t>
-      </w:r>
-      <w:proofErr w:type="spellEnd"/>
-      <w:r>
-        <w:rPr>
-          <w:color w:val="D1D2D3"/>
-          <w:lang w:val="pt-PT"/>
-        </w:rPr>
-        <w:t xml:space="preserve"> </w:t>
-      </w:r>
-      <w:proofErr w:type="spellStart"/>
-      <w:r>
-        <w:rPr>
-          <w:color w:val="D1D2D3"/>
-          <w:lang w:val="pt-PT"/>
-        </w:rPr>
-        <w:t>RNAs</w:t>
-      </w:r>
-      <w:proofErr w:type="spellEnd"/>
-      <w:r>
-        <w:rPr>
-          <w:color w:val="D1D2D3"/>
-          <w:lang w:val="pt-PT"/>
-        </w:rPr>
-        <w:t xml:space="preserve"> ser puramente técnico pelo próprio processo de RNA-</w:t>
-      </w:r>
-      <w:proofErr w:type="spellStart"/>
-      <w:r>
-        <w:rPr>
-          <w:color w:val="D1D2D3"/>
-          <w:lang w:val="pt-PT"/>
-        </w:rPr>
-        <w:t>seq</w:t>
-      </w:r>
-      <w:proofErr w:type="spellEnd"/>
-      <w:r>
-        <w:rPr>
-          <w:color w:val="D1D2D3"/>
-          <w:lang w:val="pt-PT"/>
-        </w:rPr>
-        <w:t xml:space="preserve">, mas mesmo assim fazendo uma simulação simples que maximizaria esse resultado temos resultados que sugerem que não é o caso, pelo que o enriquecimento em </w:t>
-      </w:r>
-      <w:proofErr w:type="spellStart"/>
-      <w:r>
-        <w:rPr>
-          <w:color w:val="D1D2D3"/>
-          <w:lang w:val="pt-PT"/>
-        </w:rPr>
-        <w:t>longer</w:t>
-      </w:r>
-      <w:proofErr w:type="spellEnd"/>
-      <w:r>
-        <w:rPr>
-          <w:color w:val="D1D2D3"/>
-          <w:lang w:val="pt-PT"/>
-        </w:rPr>
-        <w:t xml:space="preserve"> </w:t>
-      </w:r>
-      <w:proofErr w:type="spellStart"/>
-      <w:r>
-        <w:rPr>
-          <w:color w:val="D1D2D3"/>
-          <w:lang w:val="pt-PT"/>
-        </w:rPr>
-        <w:t>RNAs</w:t>
-      </w:r>
-      <w:proofErr w:type="spellEnd"/>
-      <w:r>
-        <w:rPr>
-          <w:color w:val="D1D2D3"/>
-          <w:lang w:val="pt-PT"/>
-        </w:rPr>
-        <w:t xml:space="preserve"> vem mesmo das samples isoladas de SG e não do processo de RNA-</w:t>
-      </w:r>
-      <w:proofErr w:type="spellStart"/>
-      <w:r>
-        <w:rPr>
-          <w:color w:val="D1D2D3"/>
-          <w:lang w:val="pt-PT"/>
-        </w:rPr>
-        <w:t>seq</w:t>
-      </w:r>
-      <w:proofErr w:type="spellEnd"/>
+        <w:t>Colocámos a hipótese de o enriquecimento em longer RNAs ser puramente técnico pelo próprio processo de RNA-seq, mas mesmo assim fazendo uma simulação simples que maximizaria esse resultado temos resultados que sugerem que não é o caso, pelo que o enriquecimento em longer RNAs vem mesmo das samples isoladas de SG e não do processo de RNA-seq</w:t>
+      </w:r>
       <w:r>
         <w:rPr>
           <w:lang w:val="pt-PT"/>
@@ -4647,7 +5220,7 @@
     <w:p>
       <w:r>
         <w:rPr>
-          <w:rStyle w:val="Refdecomentrio"/>
+          <w:rStyle w:val="CommentReference"/>
         </w:rPr>
         <w:annotationRef/>
       </w:r>
@@ -4674,23 +5247,7 @@
           <w:sz w:val="20"/>
           <w:szCs w:val="20"/>
         </w:rPr>
-        <w:t xml:space="preserve">2. If you have more instances like this, i.e., several paragraphs of results that could be in a </w:t>
-      </w:r>
-      <w:proofErr w:type="spellStart"/>
-      <w:r>
-        <w:rPr>
-          <w:sz w:val="20"/>
-          <w:szCs w:val="20"/>
-        </w:rPr>
-        <w:t>suplementary</w:t>
-      </w:r>
-      <w:proofErr w:type="spellEnd"/>
-      <w:r>
-        <w:rPr>
-          <w:sz w:val="20"/>
-          <w:szCs w:val="20"/>
-        </w:rPr>
-        <w:t xml:space="preserve"> document, just create a structured Supplementary Materials file to which you can transfer this extra sections. In this case, you can even have the panels from Figs. 2 and S2 next to the text.</w:t>
+        <w:t>2. If you have more instances like this, i.e., several paragraphs of results that could be in a suplementary document, just create a structured Supplementary Materials file to which you can transfer this extra sections. In this case, you can even have the panels from Figs. 2 and S2 next to the text.</w:t>
       </w:r>
     </w:p>
   </w:comment>
@@ -4698,7 +5255,7 @@
     <w:p>
       <w:r>
         <w:rPr>
-          <w:rStyle w:val="Refdecomentrio"/>
+          <w:rStyle w:val="CommentReference"/>
         </w:rPr>
         <w:annotationRef/>
       </w:r>
@@ -4715,7 +5272,7 @@
     <w:p>
       <w:r>
         <w:rPr>
-          <w:rStyle w:val="Refdecomentrio"/>
+          <w:rStyle w:val="CommentReference"/>
         </w:rPr>
         <w:annotationRef/>
       </w:r>
@@ -5310,11 +5867,11 @@
       <w:lang w:val="en-US"/>
     </w:rPr>
   </w:style>
-  <w:style w:type="paragraph" w:styleId="Ttulo1">
+  <w:style w:type="paragraph" w:styleId="Heading1">
     <w:name w:val="heading 1"/>
     <w:basedOn w:val="Normal"/>
     <w:next w:val="Normal"/>
-    <w:link w:val="Ttulo1Carter"/>
+    <w:link w:val="Heading1Char"/>
     <w:uiPriority w:val="9"/>
     <w:qFormat/>
     <w:rsid w:val="00B21F49"/>
@@ -5331,11 +5888,11 @@
       <w:szCs w:val="40"/>
     </w:rPr>
   </w:style>
-  <w:style w:type="paragraph" w:styleId="Ttulo2">
+  <w:style w:type="paragraph" w:styleId="Heading2">
     <w:name w:val="heading 2"/>
     <w:basedOn w:val="Normal"/>
     <w:next w:val="Normal"/>
-    <w:link w:val="Ttulo2Carter"/>
+    <w:link w:val="Heading2Char"/>
     <w:uiPriority w:val="9"/>
     <w:unhideWhenUsed/>
     <w:qFormat/>
@@ -5353,11 +5910,11 @@
       <w:szCs w:val="32"/>
     </w:rPr>
   </w:style>
-  <w:style w:type="paragraph" w:styleId="Ttulo3">
+  <w:style w:type="paragraph" w:styleId="Heading3">
     <w:name w:val="heading 3"/>
     <w:basedOn w:val="Normal"/>
     <w:next w:val="Normal"/>
-    <w:link w:val="Ttulo3Carter"/>
+    <w:link w:val="Heading3Char"/>
     <w:uiPriority w:val="9"/>
     <w:semiHidden/>
     <w:unhideWhenUsed/>
@@ -5376,11 +5933,11 @@
       <w:szCs w:val="28"/>
     </w:rPr>
   </w:style>
-  <w:style w:type="paragraph" w:styleId="Ttulo4">
+  <w:style w:type="paragraph" w:styleId="Heading4">
     <w:name w:val="heading 4"/>
     <w:basedOn w:val="Normal"/>
     <w:next w:val="Normal"/>
-    <w:link w:val="Ttulo4Carter"/>
+    <w:link w:val="Heading4Char"/>
     <w:uiPriority w:val="9"/>
     <w:semiHidden/>
     <w:unhideWhenUsed/>
@@ -5399,11 +5956,11 @@
       <w:color w:val="0F4761" w:themeColor="accent1" w:themeShade="BF"/>
     </w:rPr>
   </w:style>
-  <w:style w:type="paragraph" w:styleId="Ttulo5">
+  <w:style w:type="paragraph" w:styleId="Heading5">
     <w:name w:val="heading 5"/>
     <w:basedOn w:val="Normal"/>
     <w:next w:val="Normal"/>
-    <w:link w:val="Ttulo5Carter"/>
+    <w:link w:val="Heading5Char"/>
     <w:uiPriority w:val="9"/>
     <w:semiHidden/>
     <w:unhideWhenUsed/>
@@ -5420,11 +5977,11 @@
       <w:color w:val="0F4761" w:themeColor="accent1" w:themeShade="BF"/>
     </w:rPr>
   </w:style>
-  <w:style w:type="paragraph" w:styleId="Ttulo6">
+  <w:style w:type="paragraph" w:styleId="Heading6">
     <w:name w:val="heading 6"/>
     <w:basedOn w:val="Normal"/>
     <w:next w:val="Normal"/>
-    <w:link w:val="Ttulo6Carter"/>
+    <w:link w:val="Heading6Char"/>
     <w:uiPriority w:val="9"/>
     <w:semiHidden/>
     <w:unhideWhenUsed/>
@@ -5443,11 +6000,11 @@
       <w:color w:val="595959" w:themeColor="text1" w:themeTint="A6"/>
     </w:rPr>
   </w:style>
-  <w:style w:type="paragraph" w:styleId="Ttulo7">
+  <w:style w:type="paragraph" w:styleId="Heading7">
     <w:name w:val="heading 7"/>
     <w:basedOn w:val="Normal"/>
     <w:next w:val="Normal"/>
-    <w:link w:val="Ttulo7Carter"/>
+    <w:link w:val="Heading7Char"/>
     <w:uiPriority w:val="9"/>
     <w:semiHidden/>
     <w:unhideWhenUsed/>
@@ -5464,11 +6021,11 @@
       <w:color w:val="595959" w:themeColor="text1" w:themeTint="A6"/>
     </w:rPr>
   </w:style>
-  <w:style w:type="paragraph" w:styleId="Ttulo8">
+  <w:style w:type="paragraph" w:styleId="Heading8">
     <w:name w:val="heading 8"/>
     <w:basedOn w:val="Normal"/>
     <w:next w:val="Normal"/>
-    <w:link w:val="Ttulo8Carter"/>
+    <w:link w:val="Heading8Char"/>
     <w:uiPriority w:val="9"/>
     <w:semiHidden/>
     <w:unhideWhenUsed/>
@@ -5487,11 +6044,11 @@
       <w:color w:val="272727" w:themeColor="text1" w:themeTint="D8"/>
     </w:rPr>
   </w:style>
-  <w:style w:type="paragraph" w:styleId="Ttulo9">
+  <w:style w:type="paragraph" w:styleId="Heading9">
     <w:name w:val="heading 9"/>
     <w:basedOn w:val="Normal"/>
     <w:next w:val="Normal"/>
-    <w:link w:val="Ttulo9Carter"/>
+    <w:link w:val="Heading9Char"/>
     <w:uiPriority w:val="9"/>
     <w:semiHidden/>
     <w:unhideWhenUsed/>
@@ -5508,12 +6065,13 @@
       <w:color w:val="272727" w:themeColor="text1" w:themeTint="D8"/>
     </w:rPr>
   </w:style>
-  <w:style w:type="character" w:default="1" w:styleId="Tipodeletrapredefinidodopargrafo">
+  <w:style w:type="character" w:default="1" w:styleId="DefaultParagraphFont">
     <w:name w:val="Default Paragraph Font"/>
     <w:uiPriority w:val="1"/>
+    <w:semiHidden/>
     <w:unhideWhenUsed/>
   </w:style>
-  <w:style w:type="table" w:default="1" w:styleId="Tabelanormal">
+  <w:style w:type="table" w:default="1" w:styleId="TableNormal">
     <w:name w:val="Normal Table"/>
     <w:uiPriority w:val="99"/>
     <w:semiHidden/>
@@ -5528,16 +6086,16 @@
       </w:tblCellMar>
     </w:tblPr>
   </w:style>
-  <w:style w:type="numbering" w:default="1" w:styleId="Semlista">
+  <w:style w:type="numbering" w:default="1" w:styleId="NoList">
     <w:name w:val="No List"/>
     <w:uiPriority w:val="99"/>
     <w:semiHidden/>
     <w:unhideWhenUsed/>
   </w:style>
-  <w:style w:type="character" w:customStyle="1" w:styleId="Ttulo1Carter">
-    <w:name w:val="Título 1 Caráter"/>
-    <w:basedOn w:val="Tipodeletrapredefinidodopargrafo"/>
-    <w:link w:val="Ttulo1"/>
+  <w:style w:type="character" w:customStyle="1" w:styleId="Heading1Char">
+    <w:name w:val="Heading 1 Char"/>
+    <w:basedOn w:val="DefaultParagraphFont"/>
+    <w:link w:val="Heading1"/>
     <w:uiPriority w:val="9"/>
     <w:rsid w:val="00B21F49"/>
     <w:rPr>
@@ -5547,10 +6105,10 @@
       <w:szCs w:val="40"/>
     </w:rPr>
   </w:style>
-  <w:style w:type="character" w:customStyle="1" w:styleId="Ttulo2Carter">
-    <w:name w:val="Título 2 Caráter"/>
-    <w:basedOn w:val="Tipodeletrapredefinidodopargrafo"/>
-    <w:link w:val="Ttulo2"/>
+  <w:style w:type="character" w:customStyle="1" w:styleId="Heading2Char">
+    <w:name w:val="Heading 2 Char"/>
+    <w:basedOn w:val="DefaultParagraphFont"/>
+    <w:link w:val="Heading2"/>
     <w:uiPriority w:val="9"/>
     <w:rsid w:val="00B21F49"/>
     <w:rPr>
@@ -5560,10 +6118,10 @@
       <w:szCs w:val="32"/>
     </w:rPr>
   </w:style>
-  <w:style w:type="character" w:customStyle="1" w:styleId="Ttulo3Carter">
-    <w:name w:val="Título 3 Caráter"/>
-    <w:basedOn w:val="Tipodeletrapredefinidodopargrafo"/>
-    <w:link w:val="Ttulo3"/>
+  <w:style w:type="character" w:customStyle="1" w:styleId="Heading3Char">
+    <w:name w:val="Heading 3 Char"/>
+    <w:basedOn w:val="DefaultParagraphFont"/>
+    <w:link w:val="Heading3"/>
     <w:uiPriority w:val="9"/>
     <w:semiHidden/>
     <w:rsid w:val="00B21F49"/>
@@ -5574,10 +6132,10 @@
       <w:szCs w:val="28"/>
     </w:rPr>
   </w:style>
-  <w:style w:type="character" w:customStyle="1" w:styleId="Ttulo4Carter">
-    <w:name w:val="Título 4 Caráter"/>
-    <w:basedOn w:val="Tipodeletrapredefinidodopargrafo"/>
-    <w:link w:val="Ttulo4"/>
+  <w:style w:type="character" w:customStyle="1" w:styleId="Heading4Char">
+    <w:name w:val="Heading 4 Char"/>
+    <w:basedOn w:val="DefaultParagraphFont"/>
+    <w:link w:val="Heading4"/>
     <w:uiPriority w:val="9"/>
     <w:semiHidden/>
     <w:rsid w:val="00B21F49"/>
@@ -5588,10 +6146,10 @@
       <w:color w:val="0F4761" w:themeColor="accent1" w:themeShade="BF"/>
     </w:rPr>
   </w:style>
-  <w:style w:type="character" w:customStyle="1" w:styleId="Ttulo5Carter">
-    <w:name w:val="Título 5 Caráter"/>
-    <w:basedOn w:val="Tipodeletrapredefinidodopargrafo"/>
-    <w:link w:val="Ttulo5"/>
+  <w:style w:type="character" w:customStyle="1" w:styleId="Heading5Char">
+    <w:name w:val="Heading 5 Char"/>
+    <w:basedOn w:val="DefaultParagraphFont"/>
+    <w:link w:val="Heading5"/>
     <w:uiPriority w:val="9"/>
     <w:semiHidden/>
     <w:rsid w:val="00B21F49"/>
@@ -5600,10 +6158,10 @@
       <w:color w:val="0F4761" w:themeColor="accent1" w:themeShade="BF"/>
     </w:rPr>
   </w:style>
-  <w:style w:type="character" w:customStyle="1" w:styleId="Ttulo6Carter">
-    <w:name w:val="Título 6 Caráter"/>
-    <w:basedOn w:val="Tipodeletrapredefinidodopargrafo"/>
-    <w:link w:val="Ttulo6"/>
+  <w:style w:type="character" w:customStyle="1" w:styleId="Heading6Char">
+    <w:name w:val="Heading 6 Char"/>
+    <w:basedOn w:val="DefaultParagraphFont"/>
+    <w:link w:val="Heading6"/>
     <w:uiPriority w:val="9"/>
     <w:semiHidden/>
     <w:rsid w:val="00B21F49"/>
@@ -5614,10 +6172,10 @@
       <w:color w:val="595959" w:themeColor="text1" w:themeTint="A6"/>
     </w:rPr>
   </w:style>
-  <w:style w:type="character" w:customStyle="1" w:styleId="Ttulo7Carter">
-    <w:name w:val="Título 7 Caráter"/>
-    <w:basedOn w:val="Tipodeletrapredefinidodopargrafo"/>
-    <w:link w:val="Ttulo7"/>
+  <w:style w:type="character" w:customStyle="1" w:styleId="Heading7Char">
+    <w:name w:val="Heading 7 Char"/>
+    <w:basedOn w:val="DefaultParagraphFont"/>
+    <w:link w:val="Heading7"/>
     <w:uiPriority w:val="9"/>
     <w:semiHidden/>
     <w:rsid w:val="00B21F49"/>
@@ -5626,10 +6184,10 @@
       <w:color w:val="595959" w:themeColor="text1" w:themeTint="A6"/>
     </w:rPr>
   </w:style>
-  <w:style w:type="character" w:customStyle="1" w:styleId="Ttulo8Carter">
-    <w:name w:val="Título 8 Caráter"/>
-    <w:basedOn w:val="Tipodeletrapredefinidodopargrafo"/>
-    <w:link w:val="Ttulo8"/>
+  <w:style w:type="character" w:customStyle="1" w:styleId="Heading8Char">
+    <w:name w:val="Heading 8 Char"/>
+    <w:basedOn w:val="DefaultParagraphFont"/>
+    <w:link w:val="Heading8"/>
     <w:uiPriority w:val="9"/>
     <w:semiHidden/>
     <w:rsid w:val="00B21F49"/>
@@ -5640,10 +6198,10 @@
       <w:color w:val="272727" w:themeColor="text1" w:themeTint="D8"/>
     </w:rPr>
   </w:style>
-  <w:style w:type="character" w:customStyle="1" w:styleId="Ttulo9Carter">
-    <w:name w:val="Título 9 Caráter"/>
-    <w:basedOn w:val="Tipodeletrapredefinidodopargrafo"/>
-    <w:link w:val="Ttulo9"/>
+  <w:style w:type="character" w:customStyle="1" w:styleId="Heading9Char">
+    <w:name w:val="Heading 9 Char"/>
+    <w:basedOn w:val="DefaultParagraphFont"/>
+    <w:link w:val="Heading9"/>
     <w:uiPriority w:val="9"/>
     <w:semiHidden/>
     <w:rsid w:val="00B21F49"/>
@@ -5652,11 +6210,11 @@
       <w:color w:val="272727" w:themeColor="text1" w:themeTint="D8"/>
     </w:rPr>
   </w:style>
-  <w:style w:type="paragraph" w:styleId="Ttulo">
+  <w:style w:type="paragraph" w:styleId="Title">
     <w:name w:val="Title"/>
     <w:basedOn w:val="Normal"/>
     <w:next w:val="Normal"/>
-    <w:link w:val="TtuloCarter"/>
+    <w:link w:val="TitleChar"/>
     <w:uiPriority w:val="10"/>
     <w:qFormat/>
     <w:rsid w:val="00B21F49"/>
@@ -5672,10 +6230,10 @@
       <w:szCs w:val="56"/>
     </w:rPr>
   </w:style>
-  <w:style w:type="character" w:customStyle="1" w:styleId="TtuloCarter">
-    <w:name w:val="Título Caráter"/>
-    <w:basedOn w:val="Tipodeletrapredefinidodopargrafo"/>
-    <w:link w:val="Ttulo"/>
+  <w:style w:type="character" w:customStyle="1" w:styleId="TitleChar">
+    <w:name w:val="Title Char"/>
+    <w:basedOn w:val="DefaultParagraphFont"/>
+    <w:link w:val="Title"/>
     <w:uiPriority w:val="10"/>
     <w:rsid w:val="00B21F49"/>
     <w:rPr>
@@ -5686,11 +6244,11 @@
       <w:szCs w:val="56"/>
     </w:rPr>
   </w:style>
-  <w:style w:type="paragraph" w:styleId="Subttulo">
+  <w:style w:type="paragraph" w:styleId="Subtitle">
     <w:name w:val="Subtitle"/>
     <w:basedOn w:val="Normal"/>
     <w:next w:val="Normal"/>
-    <w:link w:val="SubttuloCarter"/>
+    <w:link w:val="SubtitleChar"/>
     <w:uiPriority w:val="11"/>
     <w:qFormat/>
     <w:rsid w:val="00B21F49"/>
@@ -5707,10 +6265,10 @@
       <w:szCs w:val="28"/>
     </w:rPr>
   </w:style>
-  <w:style w:type="character" w:customStyle="1" w:styleId="SubttuloCarter">
-    <w:name w:val="Subtítulo Caráter"/>
-    <w:basedOn w:val="Tipodeletrapredefinidodopargrafo"/>
-    <w:link w:val="Subttulo"/>
+  <w:style w:type="character" w:customStyle="1" w:styleId="SubtitleChar">
+    <w:name w:val="Subtitle Char"/>
+    <w:basedOn w:val="DefaultParagraphFont"/>
+    <w:link w:val="Subtitle"/>
     <w:uiPriority w:val="11"/>
     <w:rsid w:val="00B21F49"/>
     <w:rPr>
@@ -5721,11 +6279,11 @@
       <w:szCs w:val="28"/>
     </w:rPr>
   </w:style>
-  <w:style w:type="paragraph" w:styleId="Citao">
+  <w:style w:type="paragraph" w:styleId="Quote">
     <w:name w:val="Quote"/>
     <w:basedOn w:val="Normal"/>
     <w:next w:val="Normal"/>
-    <w:link w:val="CitaoCarter"/>
+    <w:link w:val="QuoteChar"/>
     <w:uiPriority w:val="29"/>
     <w:qFormat/>
     <w:rsid w:val="00B21F49"/>
@@ -5739,10 +6297,10 @@
       <w:color w:val="404040" w:themeColor="text1" w:themeTint="BF"/>
     </w:rPr>
   </w:style>
-  <w:style w:type="character" w:customStyle="1" w:styleId="CitaoCarter">
-    <w:name w:val="Citação Caráter"/>
-    <w:basedOn w:val="Tipodeletrapredefinidodopargrafo"/>
-    <w:link w:val="Citao"/>
+  <w:style w:type="character" w:customStyle="1" w:styleId="QuoteChar">
+    <w:name w:val="Quote Char"/>
+    <w:basedOn w:val="DefaultParagraphFont"/>
+    <w:link w:val="Quote"/>
     <w:uiPriority w:val="29"/>
     <w:rsid w:val="00B21F49"/>
     <w:rPr>
@@ -5751,7 +6309,7 @@
       <w:color w:val="404040" w:themeColor="text1" w:themeTint="BF"/>
     </w:rPr>
   </w:style>
-  <w:style w:type="paragraph" w:styleId="PargrafodaLista">
+  <w:style w:type="paragraph" w:styleId="ListParagraph">
     <w:name w:val="List Paragraph"/>
     <w:basedOn w:val="Normal"/>
     <w:uiPriority w:val="34"/>
@@ -5762,9 +6320,9 @@
       <w:contextualSpacing/>
     </w:pPr>
   </w:style>
-  <w:style w:type="character" w:styleId="nfaseIntensa">
+  <w:style w:type="character" w:styleId="IntenseEmphasis">
     <w:name w:val="Intense Emphasis"/>
-    <w:basedOn w:val="Tipodeletrapredefinidodopargrafo"/>
+    <w:basedOn w:val="DefaultParagraphFont"/>
     <w:uiPriority w:val="21"/>
     <w:qFormat/>
     <w:rsid w:val="00B21F49"/>
@@ -5774,11 +6332,11 @@
       <w:color w:val="0F4761" w:themeColor="accent1" w:themeShade="BF"/>
     </w:rPr>
   </w:style>
-  <w:style w:type="paragraph" w:styleId="CitaoIntensa">
+  <w:style w:type="paragraph" w:styleId="IntenseQuote">
     <w:name w:val="Intense Quote"/>
     <w:basedOn w:val="Normal"/>
     <w:next w:val="Normal"/>
-    <w:link w:val="CitaoIntensaCarter"/>
+    <w:link w:val="IntenseQuoteChar"/>
     <w:uiPriority w:val="30"/>
     <w:qFormat/>
     <w:rsid w:val="00B21F49"/>
@@ -5797,10 +6355,10 @@
       <w:color w:val="0F4761" w:themeColor="accent1" w:themeShade="BF"/>
     </w:rPr>
   </w:style>
-  <w:style w:type="character" w:customStyle="1" w:styleId="CitaoIntensaCarter">
-    <w:name w:val="Citação Intensa Caráter"/>
-    <w:basedOn w:val="Tipodeletrapredefinidodopargrafo"/>
-    <w:link w:val="CitaoIntensa"/>
+  <w:style w:type="character" w:customStyle="1" w:styleId="IntenseQuoteChar">
+    <w:name w:val="Intense Quote Char"/>
+    <w:basedOn w:val="DefaultParagraphFont"/>
+    <w:link w:val="IntenseQuote"/>
     <w:uiPriority w:val="30"/>
     <w:rsid w:val="00B21F49"/>
     <w:rPr>
@@ -5809,9 +6367,9 @@
       <w:color w:val="0F4761" w:themeColor="accent1" w:themeShade="BF"/>
     </w:rPr>
   </w:style>
-  <w:style w:type="character" w:styleId="RefernciaIntensa">
+  <w:style w:type="character" w:styleId="IntenseReference">
     <w:name w:val="Intense Reference"/>
-    <w:basedOn w:val="Tipodeletrapredefinidodopargrafo"/>
+    <w:basedOn w:val="DefaultParagraphFont"/>
     <w:uiPriority w:val="32"/>
     <w:qFormat/>
     <w:rsid w:val="00B21F49"/>
@@ -5823,9 +6381,9 @@
       <w:spacing w:val="5"/>
     </w:rPr>
   </w:style>
-  <w:style w:type="character" w:styleId="Refdecomentrio">
+  <w:style w:type="character" w:styleId="CommentReference">
     <w:name w:val="annotation reference"/>
-    <w:basedOn w:val="Tipodeletrapredefinidodopargrafo"/>
+    <w:basedOn w:val="DefaultParagraphFont"/>
     <w:uiPriority w:val="99"/>
     <w:semiHidden/>
     <w:unhideWhenUsed/>
@@ -5835,10 +6393,10 @@
       <w:szCs w:val="16"/>
     </w:rPr>
   </w:style>
-  <w:style w:type="paragraph" w:styleId="Textodecomentrio">
+  <w:style w:type="paragraph" w:styleId="CommentText">
     <w:name w:val="annotation text"/>
     <w:basedOn w:val="Normal"/>
-    <w:link w:val="TextodecomentrioCarter"/>
+    <w:link w:val="CommentTextChar"/>
     <w:uiPriority w:val="99"/>
     <w:unhideWhenUsed/>
     <w:rsid w:val="00B21F49"/>
@@ -5850,10 +6408,10 @@
       <w:szCs w:val="20"/>
     </w:rPr>
   </w:style>
-  <w:style w:type="character" w:customStyle="1" w:styleId="TextodecomentrioCarter">
-    <w:name w:val="Texto de comentário Caráter"/>
-    <w:basedOn w:val="Tipodeletrapredefinidodopargrafo"/>
-    <w:link w:val="Textodecomentrio"/>
+  <w:style w:type="character" w:customStyle="1" w:styleId="CommentTextChar">
+    <w:name w:val="Comment Text Char"/>
+    <w:basedOn w:val="DefaultParagraphFont"/>
+    <w:link w:val="CommentText"/>
     <w:uiPriority w:val="99"/>
     <w:rsid w:val="00B21F49"/>
     <w:rPr>
@@ -5863,9 +6421,9 @@
       <w:lang w:val="en-US"/>
     </w:rPr>
   </w:style>
-  <w:style w:type="character" w:styleId="Hiperligao">
+  <w:style w:type="character" w:styleId="Hyperlink">
     <w:name w:val="Hyperlink"/>
-    <w:basedOn w:val="Tipodeletrapredefinidodopargrafo"/>
+    <w:basedOn w:val="DefaultParagraphFont"/>
     <w:uiPriority w:val="99"/>
     <w:unhideWhenUsed/>
     <w:rsid w:val="00B21F49"/>
@@ -5874,7 +6432,7 @@
       <w:u w:val="single"/>
     </w:rPr>
   </w:style>
-  <w:style w:type="paragraph" w:styleId="SemEspaamento">
+  <w:style w:type="paragraph" w:styleId="NoSpacing">
     <w:name w:val="No Spacing"/>
     <w:uiPriority w:val="1"/>
     <w:qFormat/>
